--- a/docs/konferenca/UBT2026_cka_te_flas.docx
+++ b/docs/konferenca/UBT2026_cka_te_flas.docx
@@ -68,6 +68,14 @@
       </w:pPr>
       <w:r>
         <w:t>Lexoje një herë të gjithin me zë, me sllajdet hapur pranë, dhe trego me gisht atë që thotë «Ku të tregosh».</w:t>
+      </w:r>
+    </w:p>
+    <w:p>
+      <w:pPr>
+        <w:pStyle w:val="ListBullet"/>
+      </w:pPr>
+      <w:r>
+        <w:t>Lart djathtas, nga sllajdi 4 te 8, etiketat RQ1 · RQ2 · RQ3 tregojnë për cilën pyetje flet sllajdi; ajo me blu është pyetja e tanishme. Nuk ke nevojë ta thuash: salla e sheh vetë.</w:t>
       </w:r>
     </w:p>
     <w:p>
@@ -110,7 +118,7 @@
         </w:tc>
         <w:tc>
           <w:tcPr>
-            <w:tcW w:type="dxa" w:w="1928"/>
+            <w:tcW w:type="dxa" w:w="2835"/>
           </w:tcPr>
           <w:p>
             <w:r>
@@ -120,7 +128,7 @@
         </w:tc>
         <w:tc>
           <w:tcPr>
-            <w:tcW w:type="dxa" w:w="4876"/>
+            <w:tcW w:type="dxa" w:w="3969"/>
           </w:tcPr>
           <w:p>
             <w:r>
@@ -162,7 +170,7 @@
         </w:tc>
         <w:tc>
           <w:tcPr>
-            <w:tcW w:type="dxa" w:w="1928"/>
+            <w:tcW w:type="dxa" w:w="2835"/>
           </w:tcPr>
           <w:p>
             <w:r>
@@ -172,7 +180,7 @@
         </w:tc>
         <w:tc>
           <w:tcPr>
-            <w:tcW w:type="dxa" w:w="4876"/>
+            <w:tcW w:type="dxa" w:w="3969"/>
           </w:tcPr>
           <w:p>
             <w:r>
@@ -214,17 +222,17 @@
         </w:tc>
         <w:tc>
           <w:tcPr>
-            <w:tcW w:type="dxa" w:w="1928"/>
+            <w:tcW w:type="dxa" w:w="2835"/>
           </w:tcPr>
           <w:p>
             <w:r>
-              <w:t>The class nobody wants to touch</w:t>
+              <w:t>Code smells make every change expensive, and today's tools only point at them</w:t>
             </w:r>
           </w:p>
         </w:tc>
         <w:tc>
           <w:tcPr>
-            <w:tcW w:type="dxa" w:w="4876"/>
+            <w:tcW w:type="dxa" w:w="3969"/>
           </w:tcPr>
           <w:p>
             <w:r>
@@ -266,17 +274,17 @@
         </w:tc>
         <w:tc>
           <w:tcPr>
-            <w:tcW w:type="dxa" w:w="1928"/>
+            <w:tcW w:type="dxa" w:w="2835"/>
           </w:tcPr>
           <w:p>
             <w:r>
-              <w:t>What we built: JavaSmell</w:t>
+              <w:t>JavaSmell measures 26 metrics once and answers with three approaches</w:t>
             </w:r>
           </w:p>
         </w:tc>
         <w:tc>
           <w:tcPr>
-            <w:tcW w:type="dxa" w:w="4876"/>
+            <w:tcW w:type="dxa" w:w="3969"/>
           </w:tcPr>
           <w:p>
             <w:r>
@@ -318,17 +326,17 @@
         </w:tc>
         <w:tc>
           <w:tcPr>
-            <w:tcW w:type="dxa" w:w="1928"/>
+            <w:tcW w:type="dxa" w:w="2835"/>
           </w:tcPr>
           <w:p>
             <w:r>
-              <w:t>Data and a fair test</w:t>
+              <w:t>Professional developers label the code; no model is tested on a project it saw</w:t>
             </w:r>
           </w:p>
         </w:tc>
         <w:tc>
           <w:tcPr>
-            <w:tcW w:type="dxa" w:w="4876"/>
+            <w:tcW w:type="dxa" w:w="3969"/>
           </w:tcPr>
           <w:p>
             <w:r>
@@ -370,17 +378,17 @@
         </w:tc>
         <w:tc>
           <w:tcPr>
-            <w:tcW w:type="dxa" w:w="1928"/>
+            <w:tcW w:type="dxa" w:w="2835"/>
           </w:tcPr>
           <w:p>
             <w:r>
-              <w:t>Rules vs. machine learning</w:t>
+              <w:t>Learned models beat the rules on all four smells</w:t>
             </w:r>
           </w:p>
         </w:tc>
         <w:tc>
           <w:tcPr>
-            <w:tcW w:type="dxa" w:w="4876"/>
+            <w:tcW w:type="dxa" w:w="3969"/>
           </w:tcPr>
           <w:p>
             <w:r>
@@ -422,17 +430,17 @@
         </w:tc>
         <w:tc>
           <w:tcPr>
-            <w:tcW w:type="dxa" w:w="1928"/>
+            <w:tcW w:type="dxa" w:w="2835"/>
           </w:tcPr>
           <w:p>
             <w:r>
-              <w:t>Why some smells stay hard</w:t>
+              <w:t>For Feature Envy, even two experts agree no better than chance</w:t>
             </w:r>
           </w:p>
         </w:tc>
         <w:tc>
           <w:tcPr>
-            <w:tcW w:type="dxa" w:w="4876"/>
+            <w:tcW w:type="dxa" w:w="3969"/>
           </w:tcPr>
           <w:p>
             <w:r>
@@ -474,17 +482,17 @@
         </w:tc>
         <w:tc>
           <w:tcPr>
-            <w:tcW w:type="dxa" w:w="1928"/>
+            <w:tcW w:type="dxa" w:w="2835"/>
           </w:tcPr>
           <w:p>
             <w:r>
-              <w:t>Automatic refactoring</w:t>
+              <w:t>The engine rewrites only what it can prove, and refuses the rest with a reason</w:t>
             </w:r>
           </w:p>
         </w:tc>
         <w:tc>
           <w:tcPr>
-            <w:tcW w:type="dxa" w:w="4876"/>
+            <w:tcW w:type="dxa" w:w="3969"/>
           </w:tcPr>
           <w:p>
             <w:r>
@@ -526,17 +534,17 @@
         </w:tc>
         <w:tc>
           <w:tcPr>
-            <w:tcW w:type="dxa" w:w="1928"/>
+            <w:tcW w:type="dxa" w:w="2835"/>
           </w:tcPr>
           <w:p>
             <w:r>
-              <w:t>Example from real code</w:t>
+              <w:t>Real code: the outer if becomes an early return</w:t>
             </w:r>
           </w:p>
         </w:tc>
         <w:tc>
           <w:tcPr>
-            <w:tcW w:type="dxa" w:w="4876"/>
+            <w:tcW w:type="dxa" w:w="3969"/>
           </w:tcPr>
           <w:p>
             <w:r>
@@ -578,7 +586,7 @@
         </w:tc>
         <w:tc>
           <w:tcPr>
-            <w:tcW w:type="dxa" w:w="1928"/>
+            <w:tcW w:type="dxa" w:w="2835"/>
           </w:tcPr>
           <w:p>
             <w:r>
@@ -588,7 +596,7 @@
         </w:tc>
         <w:tc>
           <w:tcPr>
-            <w:tcW w:type="dxa" w:w="4876"/>
+            <w:tcW w:type="dxa" w:w="3969"/>
           </w:tcPr>
           <w:p>
             <w:r>
@@ -709,7 +717,7 @@
         <w:pStyle w:val="ListBullet"/>
       </w:pPr>
       <w:r>
-        <w:t>Titulli i punimit, me shkronja të mëdha.</w:t>
+        <w:t>Sfond blu i errët: kështu duken vetëm sllajdi i parë dhe i fundit, që salla ta ndiejë fillimin dhe mbylljen.</w:t>
       </w:r>
     </w:p>
     <w:p>
@@ -717,7 +725,7 @@
         <w:pStyle w:val="ListBullet"/>
       </w:pPr>
       <w:r>
-        <w:t>Poshtë: emrat (Florent Latifi  ·  Altina Salihu), UBT dhe emri i konferencës.</w:t>
+        <w:t>Lart, me shkronja të vogla: emri i konferencës. Në mes: titulli i punimit.</w:t>
       </w:r>
     </w:p>
     <w:p>
@@ -725,7 +733,7 @@
         <w:pStyle w:val="ListBullet"/>
       </w:pPr>
       <w:r>
-        <w:t>Numri i sllajdit poshtë djathtas. Çdo sllajd e ka, që dikush të mund të thotë «te sllajdi 5…».</w:t>
+        <w:t>Poshtë titullit: emrat (Florent Latifi  ·  Altina Salihu) dhe UBT. Në fund: seanca dhe data.</w:t>
       </w:r>
     </w:p>
     <w:p>
@@ -858,7 +866,7 @@
         <w:pStyle w:val="Heading1"/>
       </w:pPr>
       <w:r>
-        <w:t>Sllajdi 2 · The class nobody wants to touch</w:t>
+        <w:t>Sllajdi 2 · Code smells make every change expensive, and today's tools only point at them</w:t>
       </w:r>
     </w:p>
     <w:p>
@@ -890,7 +898,7 @@
         <w:pStyle w:val="ListBullet"/>
       </w:pPr>
       <w:r>
-        <w:t>Titulli: «Klasa që askush nuk do ta prekë». Nëntitulli: erërat janë probleme të ndërtimit të kodit, jo gabime.</w:t>
+        <w:t>Titulli e thotë problemin në një fjali: erërat e bëjnë çdo ndryshim të shtrenjtë, dhe mjetet e sotme vetëm i tregojnë. Nëntitulli: janë probleme ndërtimi, jo gabime.</w:t>
       </w:r>
     </w:p>
     <w:p>
@@ -906,7 +914,7 @@
         <w:pStyle w:val="ListBullet"/>
       </w:pPr>
       <w:r>
-        <w:t>Me blu, tri pyetjet e kërkimit (RQ = research question). RQ1: sa të sakta janë rregullat e botuara? RQ2: a bën më mirë mësimi makinerik me të njëjtat metrika? RQ3: a mund të ndreqen automatikisht pa e prishur kompilimin?</w:t>
+        <w:t>Poshtë, tri karta: tri pyetjet e kërkimit (RQ = research question). RQ1: sa të sakta janë rregullat e botuara? RQ2: a bën më mirë mësimi makinerik me të njëjtat metrika? RQ3: a mund të ndreqen automatikisht pa e prishur kompilimin?</w:t>
       </w:r>
     </w:p>
     <w:p>
@@ -914,7 +922,15 @@
         <w:pStyle w:val="ListBullet"/>
       </w:pPr>
       <w:r>
-        <w:t>Këto tri pyetje janë skeleti i gjithë prezantimit: sllajdet 5 dhe 6 u përgjigjen RQ1 dhe RQ2, sllajdet 7 dhe 8 RQ3.</w:t>
+        <w:t>Në fund të çdo karte, një rreth me shkronjë: A (gri) rregullat, B (blu) mësimi makinerik, C (blu) motori. Janë të njëjtat shkronja që shfaqen te sllajdi 3.</w:t>
+      </w:r>
+    </w:p>
+    <w:p>
+      <w:pPr>
+        <w:pStyle w:val="ListBullet"/>
+      </w:pPr>
+      <w:r>
+        <w:t>Nga sllajdi 4 deri te 8, lart djathtas ka tri etiketa RQ1 · RQ2 · RQ3. Ajo me blu është pyetja për të cilën flet sllajdi: kjo është harta e prezantimit.</w:t>
       </w:r>
     </w:p>
     <w:p>
@@ -938,7 +954,7 @@
         <w:pStyle w:val="ListBullet"/>
       </w:pPr>
       <w:r>
-        <w:t>Te «So we asked three questions», trego listën blu dhe ndalu një sekondë te secila pyetje.</w:t>
+        <w:t>Te «So we asked three questions», trego tri kartat nga e majta në të djathtë dhe ndalu një sekondë te secila.</w:t>
       </w:r>
     </w:p>
     <w:p>
@@ -1296,7 +1312,7 @@
         <w:pStyle w:val="Heading1"/>
       </w:pPr>
       <w:r>
-        <w:t>Sllajdi 3 · What we built: JavaSmell</w:t>
+        <w:t>Sllajdi 3 · JavaSmell measures 26 metrics once and answers with three approaches</w:t>
       </w:r>
     </w:p>
     <w:p>
@@ -1328,7 +1344,7 @@
         <w:pStyle w:val="ListBullet"/>
       </w:pPr>
       <w:r>
-        <w:t>Majtas, tri kuti. A Rules: 8 rregulla nga literatura mbi 26 metrika. B Machine learning: modele të trajnuara mbi të njëjtat metrika. C Refactoring engine: rishkrime mbi pemën e sintaksës (AST), vetëm kur kushtet vërtetohen, pastaj kontroll me javac.</w:t>
+        <w:t>Majtas, rrjedha e mjetit nga lart poshtë: kodi Java → 26 metrika për çdo klasë e metodë → dy kuti krah për krah, A (8 rregulla të botuara) dhe B (mësimi makinerik) → erërat, secila me kushtet që e shkaktuan → C, motori që rishkruan vetëm atë që vërteton → kontrolli me javac dhe një patch, pa e prekur origjinalin.</w:t>
       </w:r>
     </w:p>
     <w:p>
@@ -1344,7 +1360,7 @@
         <w:pStyle w:val="ListBullet"/>
       </w:pPr>
       <w:r>
-        <w:t>Djathtas, një foto e ndërfaqes web gjatë analizës së jsoup-it (një librari e njohur Java për faqet HTML), në mënyrën me gjuhë të thjeshtë, shqip.</w:t>
+        <w:t>Djathtas, një copë e zmadhuar e ndërfaqes web gjatë analizës së jsoup-it (një librari e njohur Java për faqet HTML), shqip: dy gjetje, secila me kushtet e veta, p.sh. «Rreshtat e kodit të metodës: 53 (problem kur është mbi 30)».</w:t>
       </w:r>
     </w:p>
     <w:p>
@@ -1360,7 +1376,7 @@
         <w:pStyle w:val="ListBullet"/>
       </w:pPr>
       <w:r>
-        <w:t>Trego kutitë A, B dhe C me radhë, kur thua fjalinë për secilën.</w:t>
+        <w:t>Ndiqe rrjedhën me dorë nga lart poshtë: te «A uses…» kutia A, te «B trains…» kutia B, te «And C is a refactoring engine» kutia C.</w:t>
       </w:r>
     </w:p>
     <w:p>
@@ -1701,7 +1717,7 @@
         <w:pStyle w:val="Heading1"/>
       </w:pPr>
       <w:r>
-        <w:t>Sllajdi 4 · Data and a fair test</w:t>
+        <w:t>Sllajdi 4 · Professional developers label the code; no model is tested on a project it saw</w:t>
       </w:r>
     </w:p>
     <w:p>
@@ -1733,7 +1749,7 @@
         <w:pStyle w:val="ListBullet"/>
       </w:pPr>
       <w:r>
-        <w:t>Katër numra të mëdhenj: 9,046 mostra me etiketë (një mostër është një klasë ose një metodë që e ka vlerësuar një njeri), 512 projekte (repository), 4 erëra, 26 metrika.</w:t>
+        <w:t>Lart djathtas ndizen RQ1 dhe RQ2: ky sllajd tregon si u provuan rregullat dhe modelet.</w:t>
       </w:r>
     </w:p>
     <w:p>
@@ -1741,7 +1757,7 @@
         <w:pStyle w:val="ListBullet"/>
       </w:pPr>
       <w:r>
-        <w:t>Pika 1: etiketat vijnë nga MLCQ (Madeyski &amp; Lewowski, 2020), kod Java me burim të hapur i shqyrtuar nga 26 programues profesionistë.</w:t>
+        <w:t>Tre numra të mëdhenj: 9,046 mostra me etiketë (një mostër është një klasë ose një metodë që e ka vlerësuar një njeri), 512 projekte (repository) dhe 4 erëra.</w:t>
       </w:r>
     </w:p>
     <w:p>
@@ -1749,7 +1765,7 @@
         <w:pStyle w:val="ListBullet"/>
       </w:pPr>
       <w:r>
-        <w:t>Pika 2: ndarja sipas projektit. Modeli nuk provohet mbi projektin nga i cili mësoi.</w:t>
+        <w:t>Poshtë majtas, 5 kuti me katrorë: çdo kuti është një grup projektesh. Katër gri janë «train», ku modeli mëson; e pesta, blu, është «test», ku provohet. Një projekt ndodhet vetëm në një kuti.</w:t>
       </w:r>
     </w:p>
     <w:p>
@@ -1757,7 +1773,7 @@
         <w:pStyle w:val="ListBullet"/>
       </w:pPr>
       <w:r>
-        <w:t>Pika 3: nota kryesore është MCC, sepse shumica e mostrave janë të pastra.</w:t>
+        <w:t>Poshtë djathtas, kutia «Why MCC, not accuracy»: 92.8% me të kuqe është saktësia e një detektori që thotë gjithmonë «i pastër» te Feature Envy. MCC-ja e tij është 0.</w:t>
       </w:r>
     </w:p>
     <w:p>
@@ -1781,7 +1797,15 @@
         <w:pStyle w:val="ListBullet"/>
       </w:pPr>
       <w:r>
-        <w:t>Kur flet për ndarjen dhe për MCC, trego pikat 2 dhe 3.</w:t>
+        <w:t>Te «we grouped the data by repository», trego kutitë: «mëson nga këto katër, provohet te kjo».</w:t>
+      </w:r>
+    </w:p>
+    <w:p>
+      <w:pPr>
+        <w:pStyle w:val="ListBullet"/>
+      </w:pPr>
+      <w:r>
+        <w:t>Te «simple accuracy would look very good», trego numrin e kuq.</w:t>
       </w:r>
     </w:p>
     <w:p>
@@ -2132,7 +2156,7 @@
         <w:pStyle w:val="Heading1"/>
       </w:pPr>
       <w:r>
-        <w:t>Sllajdi 5 · Rules vs. machine learning</w:t>
+        <w:t>Sllajdi 5 · Learned models beat the rules on all four smells</w:t>
       </w:r>
     </w:p>
     <w:p>
@@ -2164,7 +2188,7 @@
         <w:pStyle w:val="ListBullet"/>
       </w:pPr>
       <w:r>
-        <w:t>Grafik me shtylla. Poshtë janë katër erërat. Për secilën ka dy shtylla krah për krah: gri janë rregullat e botuara (A), blu është modeli më i mirë (B).</w:t>
+        <w:t>Grafik me shtylla. Për çdo erë ka dy shtylla krah për krah: gri janë rregullat e botuara (A), blu është modeli më i mirë (B).</w:t>
       </w:r>
     </w:p>
     <w:p>
@@ -2188,7 +2212,15 @@
         <w:pStyle w:val="ListBullet"/>
       </w:pPr>
       <w:r>
-        <w:t>Poshtë grafikut dy pika: rregullat kapin vetëm 17–47% të rasteve; modelet janë më të mira te të katërta, me dallim të sigurt statistikisht te Blob, Data Class dhe Long Method (interval besimi 95% sipas projektit).</w:t>
+        <w:t>Nën emrin e çdo ere: «(significant)» do të thotë që fitorja e modelit është e sigurt statistikisht; «(could be chance)» do të thotë që mund të jetë rastësi.</w:t>
+      </w:r>
+    </w:p>
+    <w:p>
+      <w:pPr>
+        <w:pStyle w:val="ListBullet"/>
+      </w:pPr>
+      <w:r>
+        <w:t>Djathtas, dy numra: 17–47% me gri, sa nga erërat e vërteta kapin rregullat; 0.32–0.72 me blu, MCC-ja e modelit më të mirë.</w:t>
       </w:r>
     </w:p>
     <w:p>
@@ -2205,6 +2237,14 @@
       </w:pPr>
       <w:r>
         <w:t>Te «The gray bars… and the blue bars…», trego një shtyllë gri dhe një blu, që salla ta lidhë ngjyrën me kuptimin.</w:t>
+      </w:r>
+    </w:p>
+    <w:p>
+      <w:pPr>
+        <w:pStyle w:val="ListBullet"/>
+      </w:pPr>
+      <w:r>
+        <w:t>Te «they catch only 17 to 47 percent», trego numrin gri djathtas.</w:t>
       </w:r>
     </w:p>
     <w:p>
@@ -2545,7 +2585,7 @@
         <w:pStyle w:val="Heading1"/>
       </w:pPr>
       <w:r>
-        <w:t>Sllajdi 6 · Why some smells stay hard</w:t>
+        <w:t>Sllajdi 6 · For Feature Envy, even two experts agree no better than chance</w:t>
       </w:r>
     </w:p>
     <w:p>
@@ -2577,7 +2617,7 @@
         <w:pStyle w:val="ListBullet"/>
       </w:pPr>
       <w:r>
-        <w:t>Grafik me një shtyllë për çdo erë: sa pajtohen dy rishikues njerëzorë që panë të njëjtin kod, i matur me MCC.</w:t>
+        <w:t>Grafik me një shtyllë për çdo erë: sa pajtohen dy rishikues njerëzorë që panë të njëjtin kod, i matur me MCC. Vija e hollë horizontale është zero, pra hamendja.</w:t>
       </w:r>
     </w:p>
     <w:p>
@@ -2601,7 +2641,7 @@
         <w:pStyle w:val="ListBullet"/>
       </w:pPr>
       <w:r>
-        <w:t>Poshtë: kufiri nuk është vetëm algoritmi, por përkufizimi i erës.</w:t>
+        <w:t>Djathtas: i njëjti numër i madh me të kuqe, dhe fjalia kryesore e sllajdit me shkronja të trasha.</w:t>
       </w:r>
     </w:p>
     <w:p>
@@ -2625,7 +2665,7 @@
         <w:pStyle w:val="ListBullet"/>
       </w:pPr>
       <w:r>
-        <w:t>Fjalinë «If experts do not agree…» thuaje ngadalë, duke parë sallën: është mesazhi kryesor i pjesës së parë.</w:t>
+        <w:t>Fjalinë «If experts do not agree…» thuaje ngadalë, duke parë sallën: është mesazhi kryesor i pjesës së parë, dhe e ke të shkruar djathtas.</w:t>
       </w:r>
     </w:p>
     <w:p>
@@ -2951,7 +2991,7 @@
         <w:pStyle w:val="Heading1"/>
       </w:pPr>
       <w:r>
-        <w:t>Sllajdi 7 · Automatic refactoring</w:t>
+        <w:t>Sllajdi 7 · The engine rewrites only what it can prove, and refuses the rest with a reason</w:t>
       </w:r>
     </w:p>
     <w:p>
@@ -2983,7 +3023,7 @@
         <w:pStyle w:val="ListBullet"/>
       </w:pPr>
       <w:r>
-        <w:t>Katër numra. 15,800: vende ku mund të zbatohej një ndreqje (një «site» është një vend konkret në kod). 3,532: të rishkruara (22.4%). 64.8%: era u zhduk pas rishkrimit. 1.6%: shtuan një lloj të ri gabimi kompilimi, dhe këto nuk shkruhen kurrë.</w:t>
+        <w:t>Lart: 15,800 vende ku mund të zbatohej një ndreqje (një «site» është një vend konkret në kod).</w:t>
       </w:r>
     </w:p>
     <w:p>
@@ -2991,7 +3031,7 @@
         <w:pStyle w:val="ListBullet"/>
       </w:pPr>
       <w:r>
-        <w:t>Tri ndreqjet me fjalë të thjeshta. Extract Method: një pjesë e metodës së gjatë kalon në një metodë të re. Guard Clauses: if-i i madh që mbështjell gjithë metodën bëhet dalje e hershme. Introduce Parameter Object: shumë parametra mblidhen në një objekt.</w:t>
+        <w:t>Shiriti poshtë tij: pjesa blu janë 3,532 të rishkruarat (22.4%), pjesa gri janë 12,252 të refuzuarat (77.5%). Gjatësia e secilës pjese është sa pjesa e saj.</w:t>
       </w:r>
     </w:p>
     <w:p>
@@ -2999,7 +3039,15 @@
         <w:pStyle w:val="ListBullet"/>
       </w:pPr>
       <w:r>
-        <w:t>Pikat poshtë: tri ndreqjet; refuzimi është rezultat i saktë (77.5% u refuzuan, secila me arsye); rishikimi me dorë i 60 rishkrimeve: 62.9% të pranueshme (të peshuara).</w:t>
+        <w:t>Tri kartat «Of the 3,532 rewrites»: 64.8% e hoqën erën; 1.6% shtuan një lloj të ri gabimi kompilimi dhe nuk shkruhen kurrë; 62.9% ishin të pranueshme në rishikimin me dorë të 60 rishkrimeve.</w:t>
+      </w:r>
+    </w:p>
+    <w:p>
+      <w:pPr>
+        <w:pStyle w:val="ListBullet"/>
+      </w:pPr>
+      <w:r>
+        <w:t>Tri ndreqjet, në nëntitull. Extract Method: një pjesë e metodës së gjatë kalon në një metodë të re. Guard Clauses: if-i i madh që mbështjell gjithë metodën bëhet dalje e hershme. Introduce Parameter Object: shumë parametra mblidhen në një objekt.</w:t>
       </w:r>
     </w:p>
     <w:p>
@@ -3015,7 +3063,7 @@
         <w:pStyle w:val="ListBullet"/>
       </w:pPr>
       <w:r>
-        <w:t>Trego katër numrat me radhë, kur thua fjalinë për secilin.</w:t>
+        <w:t>Te «it found … sites and rewrote …», trego numrin e madh, pastaj pjesën blu të shiritit.</w:t>
       </w:r>
     </w:p>
     <w:p>
@@ -3023,7 +3071,15 @@
         <w:pStyle w:val="ListBullet"/>
       </w:pPr>
       <w:r>
-        <w:t>Te «For us, refusing is a correct result», trego pikën e dytë.</w:t>
+        <w:t>Te «The rest were refused», trego pjesën gri. Te «For us, refusing is a correct result», mos lëviz: thuaje duke parë sallën.</w:t>
+      </w:r>
+    </w:p>
+    <w:p>
+      <w:pPr>
+        <w:pStyle w:val="ListBullet"/>
+      </w:pPr>
+      <w:r>
+        <w:t>Te tri numrat e fundit, trego tri kartat me radhë.</w:t>
       </w:r>
     </w:p>
     <w:p>
@@ -3431,7 +3487,7 @@
         <w:pStyle w:val="Heading1"/>
       </w:pPr>
       <w:r>
-        <w:t>Sllajdi 8 · Example from real code</w:t>
+        <w:t>Sllajdi 8 · Real code: the outer if becomes an early return</w:t>
       </w:r>
     </w:p>
     <w:p>
@@ -3463,7 +3519,7 @@
         <w:pStyle w:val="ListBullet"/>
       </w:pPr>
       <w:r>
-        <w:t>Lart, «Before»: kodi origjinal nga Apache Geode, metoda checkForLimitedOrNoAccess. Rreshtat me të kuqe janë ata që ndryshojnë.</w:t>
+        <w:t>Lart, «Before»: kodi origjinal nga Apache Geode, metoda checkForLimitedOrNoAccess. Rreshtat në brez të kuq janë ata që ndryshojnë: if-i i jashtëm dhe kllapa e tij e fundit.</w:t>
       </w:r>
     </w:p>
     <w:p>
@@ -3471,7 +3527,7 @@
         <w:pStyle w:val="ListBullet"/>
       </w:pPr>
       <w:r>
-        <w:t>Poshtë, «After»: kodi pas rishkrimit. Rreshtat me të gjelbër janë të rinj: kushti me «!( … )» dhe «return;».</w:t>
+        <w:t>Poshtë, «After»: kodi pas rishkrimit. Rreshtat në brez të gjelbër janë të rinj: kushti me «!( … )» dhe «return;».</w:t>
       </w:r>
     </w:p>
     <w:p>
@@ -3479,7 +3535,7 @@
         <w:pStyle w:val="ListBullet"/>
       </w:pPr>
       <w:r>
-        <w:t>Komenti «// … unchanged lines» do të thotë që një pjesë e gjatë që nuk ndryshon është hequr nga sllajdi, që kodi të lexohet nga salla.</w:t>
+        <w:t>Komenti «/* … unchanged lines */» do të thotë që një pjesë e gjatë që nuk ndryshon është mbledhur në një rresht, që kodi të lexohet nga salla.</w:t>
       </w:r>
     </w:p>
     <w:p>
@@ -3487,7 +3543,7 @@
         <w:pStyle w:val="ListBullet"/>
       </w:pPr>
       <w:r>
-        <w:t>Djathtas, tri pika: kushti i jashtëm bëhet guard clause me dalje të hershme; pjesa tjetër ngjitet një nivel; e kaloi javac dhe u gjykua e pranueshme.</w:t>
+        <w:t>Djathtas, tri hapa me numër: kushti bëhet dalje e hershme; pjesa tjetër ngjitet një nivel; e kaloi javac dhe u gjykua e pranueshme.</w:t>
       </w:r>
     </w:p>
     <w:p>
@@ -3503,7 +3559,7 @@
         <w:pStyle w:val="ListBullet"/>
       </w:pPr>
       <w:r>
-        <w:t>Te «Before…», trego rreshtin e parë me if në kutinë lart.</w:t>
+        <w:t>Te «Before…», trego brezin e kuq lart.</w:t>
       </w:r>
     </w:p>
     <w:p>
@@ -3511,7 +3567,7 @@
         <w:pStyle w:val="ListBullet"/>
       </w:pPr>
       <w:r>
-        <w:t>Te «After…», trego «if (!( … )) { return; }» në kutinë poshtë.</w:t>
+        <w:t>Te «After…», trego brezin e gjelbër poshtë, pastaj hapat djathtas.</w:t>
       </w:r>
     </w:p>
     <w:p>
@@ -3769,6 +3825,14 @@
         <w:pStyle w:val="ListBullet"/>
       </w:pPr>
       <w:r>
+        <w:t>Sfond blu i errët, si sllajdi i parë: salla e kupton që po mbyll.</w:t>
+      </w:r>
+    </w:p>
+    <w:p>
+      <w:pPr>
+        <w:pStyle w:val="ListBullet"/>
+      </w:pPr>
+      <w:r>
         <w:t>Majtas, me të kuqe, «Limitations»: kompilohet ≠ sillet njësoj (testet e projekteve nuk u ekzekutuan); një bazë të dhënash, katër erëra, vetëm Java; modeli më i mirë u zgjodh mbi të njëjtat parashikime, ndaj është pak optimist.</w:t>
       </w:r>
     </w:p>
@@ -3777,7 +3841,7 @@
         <w:pStyle w:val="ListBullet"/>
       </w:pPr>
       <w:r>
-        <w:t>Djathtas, me blu, «Takeaways», mesazhet që merr salla me vete: kufijtë e mësuar i mundin pragjet fikse; automatizimi i sigurt është i ngushtë, por i matshëm; burim i hapur dhe i riprodhueshëm.</w:t>
+        <w:t>Djathtas, me blu të çelët, «Takeaways», mesazhet që merr salla me vete: kufijtë e mësuar i mundin pragjet fikse; automatizimi i sigurt është i ngushtë, por i matshëm; burim i hapur dhe i riprodhueshëm.</w:t>
       </w:r>
     </w:p>
     <w:p>
@@ -3785,7 +3849,7 @@
         <w:pStyle w:val="ListBullet"/>
       </w:pPr>
       <w:r>
-        <w:t>Poshtë: «Thank you! Questions?» dhe adresa e projektit në GitHub.</w:t>
+        <w:t>Poshtë: «Thank you · Questions?» dhe adresa e projektit në GitHub.</w:t>
       </w:r>
     </w:p>
     <w:p>

--- a/docs/konferenca/UBT2026_cka_te_flas.docx
+++ b/docs/konferenca/UBT2026_cka_te_flas.docx
@@ -75,7 +75,7 @@
         <w:pStyle w:val="ListBullet"/>
       </w:pPr>
       <w:r>
-        <w:t>Lart djathtas, nga sllajdi 4 te 8, etiketat RQ1 · RQ2 · RQ3 tregojnë për cilën pyetje flet sllajdi; ajo me blu është pyetja e tanishme. Nuk ke nevojë ta thuash: salla e sheh vetë.</w:t>
+        <w:t>Lart djathtas, nga sllajdi 5 te 9, etiketat Q1 · Q2 · Q3 tregojnë për cilën pyetje flet sllajdi; ajo me blu është pyetja e tanishme. Nuk ke nevojë ta thuash: salla e sheh vetë.</w:t>
       </w:r>
     </w:p>
     <w:p>
@@ -88,7 +88,7 @@
     </w:p>
     <w:p>
       <w:r>
-        <w:t>Prezantimi është një histori me tri pjesë: problemi (1–2), çka ndërtove dhe si e provove (3–4), çka gjete (5–8), dhe kufijtë (9). Nëse e kupton këtë tabelë, e di prezantimin.</w:t>
+        <w:t>Prezantimi është një histori me katër pjesë: problemi dhe erërat (1–3), çka ndërtove dhe si e provove (4–5), çka gjete (6–9), dhe përgjigjet me kufijtë (10). Nëse e kupton këtë tabelë, e di prezantimin.</w:t>
       </w:r>
     </w:p>
     <w:tbl>
@@ -278,6 +278,58 @@
           </w:tcPr>
           <w:p>
             <w:r>
+              <w:t>Four code smells, each a different design problem</w:t>
+            </w:r>
+          </w:p>
+        </w:tc>
+        <w:tc>
+          <w:tcPr>
+            <w:tcW w:type="dxa" w:w="3969"/>
+          </w:tcPr>
+          <w:p>
+            <w:r>
+              <w:t>Katër erërat që mat studimi, të vizatuara: salla e sheh çka është secila para se të dëgjojë një numër.</w:t>
+            </w:r>
+          </w:p>
+        </w:tc>
+        <w:tc>
+          <w:tcPr>
+            <w:tcW w:type="dxa" w:w="1020"/>
+          </w:tcPr>
+          <w:p>
+            <w:r>
+              <w:t>1:55</w:t>
+            </w:r>
+          </w:p>
+        </w:tc>
+        <w:tc>
+          <w:tcPr>
+            <w:tcW w:type="dxa" w:w="1020"/>
+          </w:tcPr>
+          <w:p>
+            <w:r>
+              <w:t>1:55</w:t>
+            </w:r>
+          </w:p>
+        </w:tc>
+      </w:tr>
+      <w:tr>
+        <w:tc>
+          <w:tcPr>
+            <w:tcW w:type="dxa" w:w="454"/>
+          </w:tcPr>
+          <w:p>
+            <w:r>
+              <w:t>4</w:t>
+            </w:r>
+          </w:p>
+        </w:tc>
+        <w:tc>
+          <w:tcPr>
+            <w:tcW w:type="dxa" w:w="2835"/>
+          </w:tcPr>
+          <w:p>
+            <w:r>
               <w:t>JavaSmell measures 26 metrics once and answers with three approaches</w:t>
             </w:r>
           </w:p>
@@ -298,7 +350,7 @@
           </w:tcPr>
           <w:p>
             <w:r>
-              <w:t>2:25</w:t>
+              <w:t>2:51</w:t>
             </w:r>
           </w:p>
         </w:tc>
@@ -308,7 +360,7 @@
           </w:tcPr>
           <w:p>
             <w:r>
-              <w:t>2:37</w:t>
+              <w:t>3:03</w:t>
             </w:r>
           </w:p>
         </w:tc>
@@ -320,7 +372,7 @@
           </w:tcPr>
           <w:p>
             <w:r>
-              <w:t>4</w:t>
+              <w:t>5</w:t>
             </w:r>
           </w:p>
         </w:tc>
@@ -350,7 +402,7 @@
           </w:tcPr>
           <w:p>
             <w:r>
-              <w:t>3:18</w:t>
+              <w:t>3:44</w:t>
             </w:r>
           </w:p>
         </w:tc>
@@ -360,7 +412,7 @@
           </w:tcPr>
           <w:p>
             <w:r>
-              <w:t>3:52</w:t>
+              <w:t>3:56</w:t>
             </w:r>
           </w:p>
         </w:tc>
@@ -372,7 +424,7 @@
           </w:tcPr>
           <w:p>
             <w:r>
-              <w:t>5</w:t>
+              <w:t>6</w:t>
             </w:r>
           </w:p>
         </w:tc>
@@ -402,7 +454,7 @@
           </w:tcPr>
           <w:p>
             <w:r>
-              <w:t>4:06</w:t>
+              <w:t>4:41</w:t>
             </w:r>
           </w:p>
         </w:tc>
@@ -412,7 +464,7 @@
           </w:tcPr>
           <w:p>
             <w:r>
-              <w:t>4:56</w:t>
+              <w:t>5:09</w:t>
             </w:r>
           </w:p>
         </w:tc>
@@ -424,7 +476,7 @@
           </w:tcPr>
           <w:p>
             <w:r>
-              <w:t>6</w:t>
+              <w:t>7</w:t>
             </w:r>
           </w:p>
         </w:tc>
@@ -454,7 +506,7 @@
           </w:tcPr>
           <w:p>
             <w:r>
-              <w:t>4:48</w:t>
+              <w:t>5:23</w:t>
             </w:r>
           </w:p>
         </w:tc>
@@ -464,7 +516,7 @@
           </w:tcPr>
           <w:p>
             <w:r>
-              <w:t>5:52</w:t>
+              <w:t>6:05</w:t>
             </w:r>
           </w:p>
         </w:tc>
@@ -476,7 +528,7 @@
           </w:tcPr>
           <w:p>
             <w:r>
-              <w:t>7</w:t>
+              <w:t>8</w:t>
             </w:r>
           </w:p>
         </w:tc>
@@ -506,7 +558,7 @@
           </w:tcPr>
           <w:p>
             <w:r>
-              <w:t>5:45</w:t>
+              <w:t>6:20</w:t>
             </w:r>
           </w:p>
         </w:tc>
@@ -516,7 +568,7 @@
           </w:tcPr>
           <w:p>
             <w:r>
-              <w:t>7:26</w:t>
+              <w:t>7:39</w:t>
             </w:r>
           </w:p>
         </w:tc>
@@ -528,7 +580,7 @@
           </w:tcPr>
           <w:p>
             <w:r>
-              <w:t>8</w:t>
+              <w:t>9</w:t>
             </w:r>
           </w:p>
         </w:tc>
@@ -558,7 +610,7 @@
           </w:tcPr>
           <w:p>
             <w:r>
-              <w:t>6:18</w:t>
+              <w:t>6:53</w:t>
             </w:r>
           </w:p>
         </w:tc>
@@ -568,7 +620,7 @@
           </w:tcPr>
           <w:p>
             <w:r>
-              <w:t>8:19</w:t>
+              <w:t>8:32</w:t>
             </w:r>
           </w:p>
         </w:tc>
@@ -580,7 +632,7 @@
           </w:tcPr>
           <w:p>
             <w:r>
-              <w:t>9</w:t>
+              <w:t>10</w:t>
             </w:r>
           </w:p>
         </w:tc>
@@ -590,7 +642,7 @@
           </w:tcPr>
           <w:p>
             <w:r>
-              <w:t>Limitations and takeaways</w:t>
+              <w:t>Three answers, and their limits</w:t>
             </w:r>
           </w:p>
         </w:tc>
@@ -610,7 +662,7 @@
           </w:tcPr>
           <w:p>
             <w:r>
-              <w:t>7:03</w:t>
+              <w:t>7:38</w:t>
             </w:r>
           </w:p>
         </w:tc>
@@ -620,7 +672,7 @@
           </w:tcPr>
           <w:p>
             <w:r>
-              <w:t>9:26</w:t>
+              <w:t>9:39</w:t>
             </w:r>
           </w:p>
         </w:tc>
@@ -656,7 +708,7 @@
         <w:pStyle w:val="ListBullet"/>
       </w:pPr>
       <w:r>
-        <w:t>Për të hapur një sllajd rezervë, shtyp numrin e tij dhe Enter (p.sh. 1, 4, Enter për sllajdin 14). Për t'u kthyer te mbyllja: 9, Enter.</w:t>
+        <w:t>Për të hapur një sllajd rezervë, shtyp numrin e tij dhe Enter (p.sh. 1, 5, Enter për sllajdin 15). Për t'u kthyer te mbyllja: 10, Enter.</w:t>
       </w:r>
     </w:p>
     <w:p>
@@ -914,7 +966,7 @@
         <w:pStyle w:val="ListBullet"/>
       </w:pPr>
       <w:r>
-        <w:t>Poshtë, tri karta: tri pyetjet e kërkimit (RQ = research question). RQ1: sa të sakta janë rregullat e botuara? RQ2: a bën më mirë mësimi makinerik me të njëjtat metrika? RQ3: a mund të ndreqen automatikisht pa e prishur kompilimin?</w:t>
+        <w:t>Poshtë, tri karta: tri pyetjet e kërkimit, Q1, Q2 dhe Q3. Q1: sa të sakta janë rregullat e botuara? Q2: a bën më mirë mësimi makinerik me të njëjtat metrika? Q3: a mund të ndreqen automatikisht pa e prishur kompilimin?</w:t>
       </w:r>
     </w:p>
     <w:p>
@@ -922,7 +974,7 @@
         <w:pStyle w:val="ListBullet"/>
       </w:pPr>
       <w:r>
-        <w:t>Në fund të çdo karte, një rreth me shkronjë: A (gri) rregullat, B (blu) mësimi makinerik, C (blu) motori. Janë të njëjtat shkronja që shfaqen te sllajdi 3.</w:t>
+        <w:t>Në fund të çdo karte, një rreth me shkronjë: A (gri) rregullat, B (blu) mësimi makinerik, C (blu) motori. Janë të njëjtat shkronja që shfaqen te sllajdi 4.</w:t>
       </w:r>
     </w:p>
     <w:p>
@@ -930,7 +982,7 @@
         <w:pStyle w:val="ListBullet"/>
       </w:pPr>
       <w:r>
-        <w:t>Nga sllajdi 4 deri te 8, lart djathtas ka tri etiketa RQ1 · RQ2 · RQ3. Ajo me blu është pyetja për të cilën flet sllajdi: kjo është harta e prezantimit.</w:t>
+        <w:t>Nga sllajdi 5 deri te 9, lart djathtas ka tri etiketa Q1 · Q2 · Q3. Ajo me blu është pyetja për të cilën flet sllajdi, dhe poshtë tyre shkruan çka bën sllajdi me të, p.sh. «answers Q1 · Q2»: kjo është harta e prezantimit.</w:t>
       </w:r>
     </w:p>
     <w:p>
@@ -1312,7 +1364,7 @@
         <w:pStyle w:val="Heading1"/>
       </w:pPr>
       <w:r>
-        <w:t>Sllajdi 3 · JavaSmell measures 26 metrics once and answers with three approaches</w:t>
+        <w:t>Sllajdi 3 · Four code smells, each a different design problem</w:t>
       </w:r>
     </w:p>
     <w:p>
@@ -1323,12 +1375,12 @@
         <w:t xml:space="preserve">Mesazhi: </w:t>
       </w:r>
       <w:r>
-        <w:t>Një mjet, 26 metrika, tri qasje: A rregulla, B modele, C një motor që ndreq dhe çdo ndreqje e kontrollon me javac.</w:t>
-      </w:r>
-    </w:p>
-    <w:p>
-      <w:r>
-        <w:t>Koha: rreth 55 sekonda në versionin e shkurtër, 67 në atë 9-minutësh.</w:t>
+        <w:t>Katër erërat që mat studimi, të vizatuara: salla e sheh çka është secila para se të dëgjojë një numër.</w:t>
+      </w:r>
+    </w:p>
+    <w:p>
+      <w:r>
+        <w:t>Koha: rreth 26 sekonda në versionin e shkurtër, 26 në atë 9-minutësh.</w:t>
       </w:r>
     </w:p>
     <w:p>
@@ -1344,7 +1396,7 @@
         <w:pStyle w:val="ListBullet"/>
       </w:pPr>
       <w:r>
-        <w:t>Majtas, rrjedha e mjetit nga lart poshtë: kodi Java → 26 metrika për çdo klasë e metodë → dy kuti krah për krah, A (8 rregulla të botuara) dhe B (mësimi makinerik) → erërat, secila me kushtet që e shkaktuan → C, motori që rishkruan vetëm atë që vërteton → kontrolli me javac dhe një patch, pa e prekur origjinalin.</w:t>
+        <w:t>Katër karta, një për çdo erë. Në secilën: një vizatim, emri dhe një fjali që e përkufizon.</w:t>
       </w:r>
     </w:p>
     <w:p>
@@ -1352,7 +1404,7 @@
         <w:pStyle w:val="ListBullet"/>
       </w:pPr>
       <w:r>
-        <w:t>AST është pema e sintaksës: kodi i kthyer në pemë, si analiza gramatikore e një fjalie. javac është kompajleri i Java-s: programi që e kthen kodin në program të ekzekutueshëm dhe tregon gabimet.</w:t>
+        <w:t>Si lexohen vizatimet: kutia është një klasë, vija blu një metodë, pika gri një fushë (një e dhënë). Kjo shkruhet edhe poshtë kartave.</w:t>
       </w:r>
     </w:p>
     <w:p>
@@ -1360,7 +1412,15 @@
         <w:pStyle w:val="ListBullet"/>
       </w:pPr>
       <w:r>
-        <w:t>Djathtas, një copë e zmadhuar e ndërfaqes web gjatë analizës së jsoup-it (një librari e njohur Java për faqet HTML), shqip: dy gjetje, secila me kushtet e veta, p.sh. «Rreshtat e kodit të metodës: 53 (problem kur është mbi 30)».</w:t>
+        <w:t>Blob: një kuti e madhe plot metoda, që merr të dhëna edhe nga dy klasa të vogla. Data Class: një kuti vetëm me fusha, dhe një klasë tjetër me metodën që punon me to. Long Method: një kolonë e gjatë rreshtash kodi. Feature Envy: një metodë në klasën e vet («own class») që zgjatet me tri vija te fushat e një klase tjetër.</w:t>
+      </w:r>
+    </w:p>
+    <w:p>
+      <w:pPr>
+        <w:pStyle w:val="ListBullet"/>
+      </w:pPr>
+      <w:r>
+        <w:t>Nëntitulli: të katërat janë të etiketuara nga programues profesionistë në MLCQ.</w:t>
       </w:r>
     </w:p>
     <w:p>
@@ -1376,7 +1436,7 @@
         <w:pStyle w:val="ListBullet"/>
       </w:pPr>
       <w:r>
-        <w:t>Ndiqe rrjedhën me dorë nga lart poshtë: te «A uses…» kutia A, te «B trains…» kutia B, te «And C is a refactoring engine» kutia C.</w:t>
+        <w:t>Trego kartat me radhë, nga e majta në të djathtë, kur thua emrin e secilës.</w:t>
       </w:r>
     </w:p>
     <w:p>
@@ -1384,7 +1444,7 @@
         <w:pStyle w:val="ListBullet"/>
       </w:pPr>
       <w:r>
-        <w:t>Te «On the right you can see the web interface», trego foton djathtas.</w:t>
+        <w:t>Te Feature Envy, ndiq me gisht vijat blu nga «own class» te «other class».</w:t>
       </w:r>
     </w:p>
     <w:p>
@@ -1403,7 +1463,237 @@
         <w:rPr>
           <w:sz w:val="24"/>
         </w:rPr>
-        <w:t>To answer them, I built a tool called JavaSmell.</w:t>
+        <w:t>This study looks at four of them.</w:t>
+      </w:r>
+    </w:p>
+    <w:p>
+      <w:pPr>
+        <w:spacing w:after="160"/>
+        <w:ind w:left="360"/>
+      </w:pPr>
+      <w:r>
+        <w:rPr>
+          <w:i/>
+          <w:color w:val="4C5560"/>
+          <w:sz w:val="20"/>
+        </w:rPr>
+        <w:t>Ky studim shqyrton katër prej tyre.</w:t>
+      </w:r>
+    </w:p>
+    <w:p>
+      <w:pPr>
+        <w:spacing w:after="0"/>
+      </w:pPr>
+      <w:r>
+        <w:rPr>
+          <w:sz w:val="24"/>
+        </w:rPr>
+        <w:t>Blob is a class that does too much.</w:t>
+      </w:r>
+    </w:p>
+    <w:p>
+      <w:pPr>
+        <w:spacing w:after="160"/>
+        <w:ind w:left="360"/>
+      </w:pPr>
+      <w:r>
+        <w:rPr>
+          <w:i/>
+          <w:color w:val="4C5560"/>
+          <w:sz w:val="20"/>
+        </w:rPr>
+        <w:t>Blob është një klasë që bën shumë gjëra.</w:t>
+      </w:r>
+    </w:p>
+    <w:p>
+      <w:pPr>
+        <w:spacing w:after="0"/>
+      </w:pPr>
+      <w:r>
+        <w:rPr>
+          <w:sz w:val="24"/>
+        </w:rPr>
+        <w:t>Data Class only holds data and has almost no behavior.</w:t>
+      </w:r>
+    </w:p>
+    <w:p>
+      <w:pPr>
+        <w:spacing w:after="160"/>
+        <w:ind w:left="360"/>
+      </w:pPr>
+      <w:r>
+        <w:rPr>
+          <w:i/>
+          <w:color w:val="4C5560"/>
+          <w:sz w:val="20"/>
+        </w:rPr>
+        <w:t>Data Class vetëm mban të dhëna dhe nuk bën pothuajse asgjë me to.</w:t>
+      </w:r>
+    </w:p>
+    <w:p>
+      <w:pPr>
+        <w:spacing w:after="0"/>
+      </w:pPr>
+      <w:r>
+        <w:rPr>
+          <w:sz w:val="24"/>
+        </w:rPr>
+        <w:t>Long Method is a method that has grown too long, and Feature Envy is a method that uses another class more than its own.</w:t>
+      </w:r>
+    </w:p>
+    <w:p>
+      <w:pPr>
+        <w:spacing w:after="160"/>
+        <w:ind w:left="360"/>
+      </w:pPr>
+      <w:r>
+        <w:rPr>
+          <w:i/>
+          <w:color w:val="4C5560"/>
+          <w:sz w:val="20"/>
+        </w:rPr>
+        <w:t>Long Method është një metodë që është zgjatur shumë, dhe Feature Envy është një metodë që përdor një klasë tjetër më shumë se klasën e vet.</w:t>
+      </w:r>
+    </w:p>
+    <w:p>
+      <w:pPr>
+        <w:pStyle w:val="Heading2"/>
+      </w:pPr>
+      <w:r>
+        <w:t>Nëse të ngec mendja</w:t>
+      </w:r>
+    </w:p>
+    <w:p>
+      <w:r>
+        <w:t>Blob bën shumë · Data Class vetëm të dhëna · Long Method e gjatë · Feature Envy te klasa tjetër</w:t>
+      </w:r>
+    </w:p>
+    <w:p>
+      <w:pPr>
+        <w:pStyle w:val="Heading2"/>
+      </w:pPr>
+      <w:r>
+        <w:t>Nëse të pyesin për këtë sllajd</w:t>
+      </w:r>
+    </w:p>
+    <w:p>
+      <w:pPr>
+        <w:spacing w:after="0"/>
+      </w:pPr>
+      <w:r>
+        <w:rPr>
+          <w:b/>
+        </w:rPr>
+        <w:t>Pse vetëm këto katër?</w:t>
+      </w:r>
+    </w:p>
+    <w:p>
+      <w:r>
+        <w:t>Sepse vetëm për to ka etiketa nga programues profesionistë në MLCQ. Mjeti gjen tetë erëra, por të tjerat nuk mund të krahasohen me njerëzit.</w:t>
+      </w:r>
+    </w:p>
+    <w:p>
+      <w:r>
+        <w:br w:type="page"/>
+      </w:r>
+    </w:p>
+    <w:p>
+      <w:pPr>
+        <w:pStyle w:val="Heading1"/>
+      </w:pPr>
+      <w:r>
+        <w:t>Sllajdi 4 · JavaSmell measures 26 metrics once and answers with three approaches</w:t>
+      </w:r>
+    </w:p>
+    <w:p>
+      <w:r>
+        <w:rPr>
+          <w:b/>
+        </w:rPr>
+        <w:t xml:space="preserve">Mesazhi: </w:t>
+      </w:r>
+      <w:r>
+        <w:t>Një mjet, 26 metrika, tri qasje: A rregulla, B modele, C një motor që ndreq dhe çdo ndreqje e kontrollon me javac.</w:t>
+      </w:r>
+    </w:p>
+    <w:p>
+      <w:r>
+        <w:t>Koha: rreth 56 sekonda në versionin e shkurtër, 68 në atë 9-minutësh.</w:t>
+      </w:r>
+    </w:p>
+    <w:p>
+      <w:pPr>
+        <w:pStyle w:val="Heading2"/>
+      </w:pPr>
+      <w:r>
+        <w:t>Çka shihet në sllajd</w:t>
+      </w:r>
+    </w:p>
+    <w:p>
+      <w:pPr>
+        <w:pStyle w:val="ListBullet"/>
+      </w:pPr>
+      <w:r>
+        <w:t>Majtas, rrjedha e mjetit nga lart poshtë: kodi Java → 26 metrika për çdo klasë e metodë → dy kuti krah për krah, A (8 rregulla të botuara) dhe B (mësimi makinerik) → erërat, secila me kushtet që e shkaktuan → C, motori që rishkruan vetëm atë që vërteton → kontrolli me javac dhe një patch, pa e prekur origjinalin.</w:t>
+      </w:r>
+    </w:p>
+    <w:p>
+      <w:pPr>
+        <w:pStyle w:val="ListBullet"/>
+      </w:pPr>
+      <w:r>
+        <w:t>AST është pema e sintaksës: kodi i kthyer në pemë, si analiza gramatikore e një fjalie. javac është kompajleri i Java-s: programi që e kthen kodin në program të ekzekutueshëm dhe tregon gabimet.</w:t>
+      </w:r>
+    </w:p>
+    <w:p>
+      <w:pPr>
+        <w:pStyle w:val="ListBullet"/>
+      </w:pPr>
+      <w:r>
+        <w:t>Djathtas, një copë e zmadhuar e ndërfaqes web gjatë analizës së jsoup-it (një librari e njohur Java për faqet HTML), shqip: dy gjetje, secila me kushtet e veta, p.sh. «Rreshtat e kodit të metodës: 53 (problem kur është mbi 30)».</w:t>
+      </w:r>
+    </w:p>
+    <w:p>
+      <w:pPr>
+        <w:pStyle w:val="Heading2"/>
+      </w:pPr>
+      <w:r>
+        <w:t>Ku të tregosh</w:t>
+      </w:r>
+    </w:p>
+    <w:p>
+      <w:pPr>
+        <w:pStyle w:val="ListBullet"/>
+      </w:pPr>
+      <w:r>
+        <w:t>Ndiqe rrjedhën me dorë nga lart poshtë: te «A uses…» kutia A, te «B trains…» kutia B, te «And C is a refactoring engine» kutia C.</w:t>
+      </w:r>
+    </w:p>
+    <w:p>
+      <w:pPr>
+        <w:pStyle w:val="ListBullet"/>
+      </w:pPr>
+      <w:r>
+        <w:t>Te «On the right you can see the web interface», trego foton djathtas.</w:t>
+      </w:r>
+    </w:p>
+    <w:p>
+      <w:pPr>
+        <w:pStyle w:val="Heading2"/>
+      </w:pPr>
+      <w:r>
+        <w:t>Çka thua</w:t>
+      </w:r>
+    </w:p>
+    <w:p>
+      <w:pPr>
+        <w:spacing w:after="0"/>
+      </w:pPr>
+      <w:r>
+        <w:rPr>
+          <w:sz w:val="24"/>
+        </w:rPr>
+        <w:t>To answer these questions, I built a tool called JavaSmell.</w:t>
       </w:r>
     </w:p>
     <w:p>
@@ -1717,7 +2007,7 @@
         <w:pStyle w:val="Heading1"/>
       </w:pPr>
       <w:r>
-        <w:t>Sllajdi 4 · Professional developers label the code; no model is tested on a project it saw</w:t>
+        <w:t>Sllajdi 5 · Professional developers label the code; no model is tested on a project it saw</w:t>
       </w:r>
     </w:p>
     <w:p>
@@ -1733,7 +2023,7 @@
     </w:p>
     <w:p>
       <w:r>
-        <w:t>Koha: rreth 53 sekonda në versionin e shkurtër, 75 në atë 9-minutësh.</w:t>
+        <w:t>Koha: rreth 53 sekonda në versionin e shkurtër, 53 në atë 9-minutësh.</w:t>
       </w:r>
     </w:p>
     <w:p>
@@ -1749,7 +2039,7 @@
         <w:pStyle w:val="ListBullet"/>
       </w:pPr>
       <w:r>
-        <w:t>Lart djathtas ndizen RQ1 dhe RQ2: ky sllajd tregon si u provuan rregullat dhe modelet.</w:t>
+        <w:t>Lart djathtas ndizen Q1 dhe Q2, me «testing» poshtë tyre: ky sllajd tregon si u provuan rregullat dhe modelet.</w:t>
       </w:r>
     </w:p>
     <w:p>
@@ -1757,7 +2047,7 @@
         <w:pStyle w:val="ListBullet"/>
       </w:pPr>
       <w:r>
-        <w:t>Tre numra të mëdhenj: 9,046 mostra me etiketë (një mostër është një klasë ose një metodë që e ka vlerësuar një njeri), 512 projekte (repository) dhe 4 erëra.</w:t>
+        <w:t>Dy numra: 9,046 copa kodi (klasa ose metoda) të gjykuara nga programues profesionistë, dhe 512 projektet nga vijnë.</w:t>
       </w:r>
     </w:p>
     <w:p>
@@ -1765,7 +2055,7 @@
         <w:pStyle w:val="ListBullet"/>
       </w:pPr>
       <w:r>
-        <w:t>Poshtë majtas, 5 kuti me katrorë: çdo kuti është një grup projektesh. Katër gri janë «train», ku modeli mëson; e pesta, blu, është «test», ku provohet. Një projekt ndodhet vetëm në një kuti.</w:t>
+        <w:t>Poshtë majtas, 5 kuti me katrorë: çdo kuti është një grup projektesh. Katër gri janë «learn», ku modeli mëson; e pesta, blu, është «test», ku provohet mbi projekte që nuk i ka parë. Një projekt ndodhet vetëm në një kuti.</w:t>
       </w:r>
     </w:p>
     <w:p>
@@ -1773,7 +2063,7 @@
         <w:pStyle w:val="ListBullet"/>
       </w:pPr>
       <w:r>
-        <w:t>Poshtë djathtas, kutia «Why MCC, not accuracy»: 92.8% me të kuqe është saktësia e një detektori që thotë gjithmonë «i pastër» te Feature Envy. MCC-ja e tij është 0.</w:t>
+        <w:t>Poshtë djathtas, kutia «Why the score is MCC, not accuracy»: 92.8% me të kuqe është saktësia e një detektori që thotë gjithmonë «i pastër» te Feature Envy. MCC-ja e tij është 0, sa hamendja.</w:t>
       </w:r>
     </w:p>
     <w:p>
@@ -1897,108 +2187,6 @@
       </w:pPr>
       <w:r>
         <w:rPr>
-          <w:b/>
-          <w:color w:val="2F6F45"/>
-        </w:rPr>
-        <w:t xml:space="preserve">+ </w:t>
-      </w:r>
-      <w:r>
-        <w:rPr>
-          <w:i/>
-          <w:color w:val="2F6F45"/>
-          <w:sz w:val="24"/>
-        </w:rPr>
-        <w:t>Blob is a class that does too much.</w:t>
-      </w:r>
-    </w:p>
-    <w:p>
-      <w:pPr>
-        <w:spacing w:after="160"/>
-        <w:ind w:left="360"/>
-      </w:pPr>
-      <w:r>
-        <w:rPr>
-          <w:i/>
-          <w:color w:val="4C5560"/>
-          <w:sz w:val="20"/>
-        </w:rPr>
-        <w:t>Blob është një klasë që bën shumë gjëra.</w:t>
-      </w:r>
-    </w:p>
-    <w:p>
-      <w:pPr>
-        <w:spacing w:after="0"/>
-      </w:pPr>
-      <w:r>
-        <w:rPr>
-          <w:b/>
-          <w:color w:val="2F6F45"/>
-        </w:rPr>
-        <w:t xml:space="preserve">+ </w:t>
-      </w:r>
-      <w:r>
-        <w:rPr>
-          <w:i/>
-          <w:color w:val="2F6F45"/>
-          <w:sz w:val="24"/>
-        </w:rPr>
-        <w:t>Data Class only holds data and has almost no behavior.</w:t>
-      </w:r>
-    </w:p>
-    <w:p>
-      <w:pPr>
-        <w:spacing w:after="160"/>
-        <w:ind w:left="360"/>
-      </w:pPr>
-      <w:r>
-        <w:rPr>
-          <w:i/>
-          <w:color w:val="4C5560"/>
-          <w:sz w:val="20"/>
-        </w:rPr>
-        <w:t>Data Class vetëm mban të dhëna dhe nuk bën pothuajse asgjë me to.</w:t>
-      </w:r>
-    </w:p>
-    <w:p>
-      <w:pPr>
-        <w:spacing w:after="0"/>
-      </w:pPr>
-      <w:r>
-        <w:rPr>
-          <w:b/>
-          <w:color w:val="2F6F45"/>
-        </w:rPr>
-        <w:t xml:space="preserve">+ </w:t>
-      </w:r>
-      <w:r>
-        <w:rPr>
-          <w:i/>
-          <w:color w:val="2F6F45"/>
-          <w:sz w:val="24"/>
-        </w:rPr>
-        <w:t>Long Method is a method that has grown too long, and Feature Envy is a method that uses another class more than its own.</w:t>
-      </w:r>
-    </w:p>
-    <w:p>
-      <w:pPr>
-        <w:spacing w:after="160"/>
-        <w:ind w:left="360"/>
-      </w:pPr>
-      <w:r>
-        <w:rPr>
-          <w:i/>
-          <w:color w:val="4C5560"/>
-          <w:sz w:val="20"/>
-        </w:rPr>
-        <w:t>Long Method është një metodë që është zgjatur shumë, dhe Feature Envy është një metodë që përdor një klasë tjetër më shumë se klasën e vet.</w:t>
-      </w:r>
-    </w:p>
-    <w:p>
-      <w:pPr>
-        <w:spacing w:after="0"/>
-      </w:pPr>
-      <w:r>
-        <w:rPr>
           <w:sz w:val="24"/>
         </w:rPr>
         <w:t>One important detail is how we split the data.</w:t>
@@ -2156,7 +2344,7 @@
         <w:pStyle w:val="Heading1"/>
       </w:pPr>
       <w:r>
-        <w:t>Sllajdi 5 · Learned models beat the rules on all four smells</w:t>
+        <w:t>Sllajdi 6 · Learned models beat the rules on all four smells</w:t>
       </w:r>
     </w:p>
     <w:p>
@@ -2172,7 +2360,7 @@
     </w:p>
     <w:p>
       <w:r>
-        <w:t>Koha: rreth 48 sekonda në versionin e shkurtër, 65 në atë 9-minutësh.</w:t>
+        <w:t>Koha: rreth 57 sekonda në versionin e shkurtër, 74 në atë 9-minutësh.</w:t>
       </w:r>
     </w:p>
     <w:p>
@@ -2220,7 +2408,15 @@
         <w:pStyle w:val="ListBullet"/>
       </w:pPr>
       <w:r>
-        <w:t>Djathtas, dy numra: 17–47% me gri, sa nga erërat e vërteta kapin rregullat; 0.32–0.72 me blu, MCC-ja e modelit më të mirë.</w:t>
+        <w:t>Djathtas lart, «How to read MCC»: një vijë nga «0 = guessing» te «1 = perfect». E njëjta shkallë del edhe te sllajdi tjetër.</w:t>
+      </w:r>
+    </w:p>
+    <w:p>
+      <w:pPr>
+        <w:pStyle w:val="ListBullet"/>
+      </w:pPr>
+      <w:r>
+        <w:t>Poshtë saj, «Out of 100 real smells»: rregullat gjejnë 17–47 (gri), modelet 30–83 (blu), dhe çmimi: zakonisht më shumë alarme të rreme.</w:t>
       </w:r>
     </w:p>
     <w:p>
@@ -2244,7 +2440,7 @@
         <w:pStyle w:val="ListBullet"/>
       </w:pPr>
       <w:r>
-        <w:t>Te «they catch only 17 to 47 percent», trego numrin gri djathtas.</w:t>
+        <w:t>Te «they catch only 17 to 47 percent», trego numrin gri djathtas; te «Out of every 100 smells», numrin blu poshtë tij.</w:t>
       </w:r>
     </w:p>
     <w:p>
@@ -2371,6 +2567,31 @@
         <w:rPr>
           <w:sz w:val="24"/>
         </w:rPr>
+        <w:t>Out of every 100 smells, they find 30 to 83; the price is usually more false alarms.</w:t>
+      </w:r>
+    </w:p>
+    <w:p>
+      <w:pPr>
+        <w:spacing w:after="160"/>
+        <w:ind w:left="360"/>
+      </w:pPr>
+      <w:r>
+        <w:rPr>
+          <w:i/>
+          <w:color w:val="4C5560"/>
+          <w:sz w:val="20"/>
+        </w:rPr>
+        <w:t>Nga çdo 100 erëra, ato gjejnë 30 deri 83; çmimi zakonisht është më shumë alarme të rreme.</w:t>
+      </w:r>
+    </w:p>
+    <w:p>
+      <w:pPr>
+        <w:spacing w:after="0"/>
+      </w:pPr>
+      <w:r>
+        <w:rPr>
+          <w:sz w:val="24"/>
+        </w:rPr>
         <w:t>We also computed 95 percent confidence intervals by resampling repositories.</w:t>
       </w:r>
     </w:p>
@@ -2585,7 +2806,7 @@
         <w:pStyle w:val="Heading1"/>
       </w:pPr>
       <w:r>
-        <w:t>Sllajdi 6 · For Feature Envy, even two experts agree no better than chance</w:t>
+        <w:t>Sllajdi 7 · For Feature Envy, even two experts agree no better than chance</w:t>
       </w:r>
     </w:p>
     <w:p>
@@ -2641,7 +2862,7 @@
         <w:pStyle w:val="ListBullet"/>
       </w:pPr>
       <w:r>
-        <w:t>Djathtas: i njëjti numër i madh me të kuqe, dhe fjalia kryesore e sllajdit me shkronja të trasha.</w:t>
+        <w:t>Djathtas: e njëjta shkallë e MCC-së si te sllajdi para tij, numri i madh me të kuqe («sa një monedhë e hedhur»), dhe fjalia kryesore me shkronja të trasha.</w:t>
       </w:r>
     </w:p>
     <w:p>
@@ -2991,7 +3212,7 @@
         <w:pStyle w:val="Heading1"/>
       </w:pPr>
       <w:r>
-        <w:t>Sllajdi 7 · The engine rewrites only what it can prove, and refuses the rest with a reason</w:t>
+        <w:t>Sllajdi 8 · The engine rewrites only what it can prove, and refuses the rest with a reason</w:t>
       </w:r>
     </w:p>
     <w:p>
@@ -3023,7 +3244,7 @@
         <w:pStyle w:val="ListBullet"/>
       </w:pPr>
       <w:r>
-        <w:t>Lart: 15,800 vende ku mund të zbatohej një ndreqje (një «site» është një vend konkret në kod).</w:t>
+        <w:t>Lart: 15,800 vende në kod ku mund të zbatohej një ndreqje («places in the code»).</w:t>
       </w:r>
     </w:p>
     <w:p>
@@ -3031,7 +3252,7 @@
         <w:pStyle w:val="ListBullet"/>
       </w:pPr>
       <w:r>
-        <w:t>Shiriti poshtë tij: pjesa blu janë 3,532 të rishkruarat (22.4%), pjesa gri janë 12,252 të refuzuarat (77.5%). Gjatësia e secilës pjese është sa pjesa e saj.</w:t>
+        <w:t>Shiriti poshtë tij: pjesa blu janë 3,532 të rishkruarat (22.4%), pjesa gri janë 12,252 të refuzuarat (77.5%), sepse nuk u vërtetuan të sigurta. Gjatësia e secilës pjese është sa pjesa e saj.</w:t>
       </w:r>
     </w:p>
     <w:p>
@@ -3039,7 +3260,7 @@
         <w:pStyle w:val="ListBullet"/>
       </w:pPr>
       <w:r>
-        <w:t>Tri kartat «Of the 3,532 rewrites»: 64.8% e hoqën erën; 1.6% shtuan një lloj të ri gabimi kompilimi dhe nuk shkruhen kurrë; 62.9% ishin të pranueshme në rishikimin me dorë të 60 rishkrimeve.</w:t>
+        <w:t>Tri kartat «What happened to the 3,532 rewrites»: 64.8% e hoqën erën; 1.6% shtuan një lloj të ri gabimi kompilimi dhe nuk shkruhen kurrë; 62.9% ishin të pranueshme në rishikimin me dorë të 60 rishkrimeve.</w:t>
       </w:r>
     </w:p>
     <w:p>
@@ -3487,7 +3708,7 @@
         <w:pStyle w:val="Heading1"/>
       </w:pPr>
       <w:r>
-        <w:t>Sllajdi 8 · Real code: the outer if becomes an early return</w:t>
+        <w:t>Sllajdi 9 · Real code: the outer if becomes an early return</w:t>
       </w:r>
     </w:p>
     <w:p>
@@ -3543,7 +3764,15 @@
         <w:pStyle w:val="ListBullet"/>
       </w:pPr>
       <w:r>
-        <w:t>Djathtas, tri hapa me numër: kushti bëhet dalje e hershme; pjesa tjetër ngjitet një nivel; e kaloi javac dhe u gjykua e pranueshme.</w:t>
+        <w:t>Djathtas lart, «−1 level» me të gjelbër: thellësia e blloqeve bie me një nivel, sepse gjithçka pas «rojës» ngjitet lart.</w:t>
+      </w:r>
+    </w:p>
+    <w:p>
+      <w:pPr>
+        <w:pStyle w:val="ListBullet"/>
+      </w:pPr>
+      <w:r>
+        <w:t>Poshtë saj, tri hapa me numër: kushti bëhet dalje e hershme; e kaloi javac; u gjykua i pranueshëm ashtu siç është.</w:t>
       </w:r>
     </w:p>
     <w:p>
@@ -3567,7 +3796,7 @@
         <w:pStyle w:val="ListBullet"/>
       </w:pPr>
       <w:r>
-        <w:t>Te «After…», trego brezin e gjelbër poshtë, pastaj hapat djathtas.</w:t>
+        <w:t>Te «After…», trego brezin e gjelbër poshtë. Te «moves one level up», trego «−1 level» djathtas.</w:t>
       </w:r>
     </w:p>
     <w:p>
@@ -3793,7 +4022,7 @@
         <w:pStyle w:val="Heading1"/>
       </w:pPr>
       <w:r>
-        <w:t>Sllajdi 9 · Limitations and takeaways</w:t>
+        <w:t>Sllajdi 10 · Three answers, and their limits</w:t>
       </w:r>
     </w:p>
     <w:p>
@@ -3841,7 +4070,7 @@
         <w:pStyle w:val="ListBullet"/>
       </w:pPr>
       <w:r>
-        <w:t>Djathtas, me blu të çelët, «Takeaways», mesazhet që merr salla me vete: kufijtë e mësuar i mundin pragjet fikse; automatizimi i sigurt është i ngushtë, por i matshëm; burim i hapur dhe i riprodhueshëm.</w:t>
+        <w:t>Djathtas, me blu të çelët, «Answers»: përgjigjja e secilës pyetje në një fjali, me etiketën Q1, Q2, Q3. Kështu salla largohet me tri përgjigje, jo me tri pyetje.</w:t>
       </w:r>
     </w:p>
     <w:p>
@@ -3865,7 +4094,7 @@
         <w:pStyle w:val="ListBullet"/>
       </w:pPr>
       <w:r>
-        <w:t>Trego kolonën e kuqe kur flet për kufizimet, pastaj kolonën blu te «To summarize».</w:t>
+        <w:t>Trego kolonën e kuqe kur flet për kufizimet, pastaj te «To summarize» trego përgjigjet Q1, Q2 dhe Q3 me radhë.</w:t>
       </w:r>
     </w:p>
     <w:p>
@@ -4215,7 +4444,7 @@
         <w:rPr>
           <w:b/>
         </w:rPr>
-        <w:t>Sllajdi 10 · Full detection results</w:t>
+        <w:t>Sllajdi 11 · Full detection results</w:t>
       </w:r>
     </w:p>
     <w:p>
@@ -4242,7 +4471,7 @@
         <w:rPr>
           <w:b/>
         </w:rPr>
-        <w:t>Sllajdi 11 · Confidence intervals</w:t>
+        <w:t>Sllajdi 12 · Confidence intervals</w:t>
       </w:r>
     </w:p>
     <w:p>
@@ -4269,7 +4498,7 @@
         <w:rPr>
           <w:b/>
         </w:rPr>
-        <w:t>Sllajdi 12 · Every algorithm</w:t>
+        <w:t>Sllajdi 13 · Every algorithm</w:t>
       </w:r>
     </w:p>
     <w:p>
@@ -4296,7 +4525,7 @@
         <w:rPr>
           <w:b/>
         </w:rPr>
-        <w:t>Sllajdi 13 · Comparison with PMD</w:t>
+        <w:t>Sllajdi 14 · Comparison with PMD</w:t>
       </w:r>
     </w:p>
     <w:p>
@@ -4323,7 +4552,7 @@
         <w:rPr>
           <w:b/>
         </w:rPr>
-        <w:t>Sllajdi 14 · Verification in detail</w:t>
+        <w:t>Sllajdi 15 · Verification in detail</w:t>
       </w:r>
     </w:p>
     <w:p>
@@ -4350,7 +4579,7 @@
         <w:rPr>
           <w:b/>
         </w:rPr>
-        <w:t>Sllajdi 15 · Extract Method in the interface</w:t>
+        <w:t>Sllajdi 16 · Extract Method in the interface</w:t>
       </w:r>
     </w:p>
     <w:p>
@@ -4377,7 +4606,7 @@
         <w:rPr>
           <w:b/>
         </w:rPr>
-        <w:t>Sllajdi 16 · Comparison with the literature</w:t>
+        <w:t>Sllajdi 17 · Comparison with the literature</w:t>
       </w:r>
     </w:p>
     <w:p>

--- a/docs/konferenca/UBT2026_cka_te_flas.docx
+++ b/docs/konferenca/UBT2026_cka_te_flas.docx
@@ -194,7 +194,7 @@
           </w:tcPr>
           <w:p>
             <w:r>
-              <w:t>0:28</w:t>
+              <w:t>0:26</w:t>
             </w:r>
           </w:p>
         </w:tc>
@@ -204,7 +204,7 @@
           </w:tcPr>
           <w:p>
             <w:r>
-              <w:t>0:28</w:t>
+              <w:t>0:26</w:t>
             </w:r>
           </w:p>
         </w:tc>
@@ -246,7 +246,7 @@
           </w:tcPr>
           <w:p>
             <w:r>
-              <w:t>1:29</w:t>
+              <w:t>1:18</w:t>
             </w:r>
           </w:p>
         </w:tc>
@@ -256,7 +256,7 @@
           </w:tcPr>
           <w:p>
             <w:r>
-              <w:t>1:29</w:t>
+              <w:t>1:18</w:t>
             </w:r>
           </w:p>
         </w:tc>
@@ -298,7 +298,7 @@
           </w:tcPr>
           <w:p>
             <w:r>
-              <w:t>1:55</w:t>
+              <w:t>1:47</w:t>
             </w:r>
           </w:p>
         </w:tc>
@@ -308,7 +308,7 @@
           </w:tcPr>
           <w:p>
             <w:r>
-              <w:t>1:55</w:t>
+              <w:t>1:59</w:t>
             </w:r>
           </w:p>
         </w:tc>
@@ -350,7 +350,7 @@
           </w:tcPr>
           <w:p>
             <w:r>
-              <w:t>2:51</w:t>
+              <w:t>2:37</w:t>
             </w:r>
           </w:p>
         </w:tc>
@@ -360,7 +360,7 @@
           </w:tcPr>
           <w:p>
             <w:r>
-              <w:t>3:03</w:t>
+              <w:t>2:57</w:t>
             </w:r>
           </w:p>
         </w:tc>
@@ -402,7 +402,7 @@
           </w:tcPr>
           <w:p>
             <w:r>
-              <w:t>3:44</w:t>
+              <w:t>3:25</w:t>
             </w:r>
           </w:p>
         </w:tc>
@@ -412,7 +412,7 @@
           </w:tcPr>
           <w:p>
             <w:r>
-              <w:t>3:56</w:t>
+              <w:t>3:59</w:t>
             </w:r>
           </w:p>
         </w:tc>
@@ -454,7 +454,7 @@
           </w:tcPr>
           <w:p>
             <w:r>
-              <w:t>4:41</w:t>
+              <w:t>4:10</w:t>
             </w:r>
           </w:p>
         </w:tc>
@@ -464,7 +464,7 @@
           </w:tcPr>
           <w:p>
             <w:r>
-              <w:t>5:09</w:t>
+              <w:t>5:02</w:t>
             </w:r>
           </w:p>
         </w:tc>
@@ -506,7 +506,7 @@
           </w:tcPr>
           <w:p>
             <w:r>
-              <w:t>5:23</w:t>
+              <w:t>4:51</w:t>
             </w:r>
           </w:p>
         </w:tc>
@@ -516,7 +516,7 @@
           </w:tcPr>
           <w:p>
             <w:r>
-              <w:t>6:05</w:t>
+              <w:t>5:45</w:t>
             </w:r>
           </w:p>
         </w:tc>
@@ -558,7 +558,7 @@
           </w:tcPr>
           <w:p>
             <w:r>
-              <w:t>6:20</w:t>
+              <w:t>6:00</w:t>
             </w:r>
           </w:p>
         </w:tc>
@@ -568,7 +568,7 @@
           </w:tcPr>
           <w:p>
             <w:r>
-              <w:t>7:39</w:t>
+              <w:t>7:19</w:t>
             </w:r>
           </w:p>
         </w:tc>
@@ -610,7 +610,7 @@
           </w:tcPr>
           <w:p>
             <w:r>
-              <w:t>6:53</w:t>
+              <w:t>6:30</w:t>
             </w:r>
           </w:p>
         </w:tc>
@@ -620,7 +620,7 @@
           </w:tcPr>
           <w:p>
             <w:r>
-              <w:t>8:32</w:t>
+              <w:t>8:07</w:t>
             </w:r>
           </w:p>
         </w:tc>
@@ -662,7 +662,7 @@
           </w:tcPr>
           <w:p>
             <w:r>
-              <w:t>7:38</w:t>
+              <w:t>7:23</w:t>
             </w:r>
           </w:p>
         </w:tc>
@@ -672,7 +672,7 @@
           </w:tcPr>
           <w:p>
             <w:r>
-              <w:t>9:39</w:t>
+              <w:t>9:19</w:t>
             </w:r>
           </w:p>
         </w:tc>
@@ -753,7 +753,7 @@
     </w:p>
     <w:p>
       <w:r>
-        <w:t>Koha: rreth 28 sekonda në versionin e shkurtër, 28 në atë 9-minutësh.</w:t>
+        <w:t>Koha: rreth 26 sekonda në versionin e shkurtër, 26 në atë 9-minutësh.</w:t>
       </w:r>
     </w:p>
     <w:p>
@@ -809,7 +809,7 @@
         <w:pStyle w:val="ListBullet"/>
       </w:pPr>
       <w:r>
-        <w:t>Kalo te sllajdi 2 pas fjalisë «…how far we can go in fixing them».</w:t>
+        <w:t>Kalo te sllajdi 2 pas fjalisë «…and whether it can also fix them».</w:t>
       </w:r>
     </w:p>
     <w:p>
@@ -853,7 +853,7 @@
         <w:rPr>
           <w:sz w:val="24"/>
         </w:rPr>
-        <w:t>My name is Florent Latifi, and this work comes from my bachelor thesis at UBT, supervised by Altina Salihu.</w:t>
+        <w:t>My name is Florent Latifi. This is my bachelor thesis at UBT, with my supervisor Altina Salihu.</w:t>
       </w:r>
     </w:p>
     <w:p>
@@ -867,7 +867,7 @@
           <w:color w:val="4C5560"/>
           <w:sz w:val="20"/>
         </w:rPr>
-        <w:t>Unë quhem Florent Latifi, dhe kjo punë vjen nga teza ime e bachelorit në UBT, me mentore Altina Salihu.</w:t>
+        <w:t>Unë quhem Florent Latifi. Kjo është teza ime e bachelorit në UBT, me mentoren time Altina Salihu.</w:t>
       </w:r>
     </w:p>
     <w:p>
@@ -878,7 +878,7 @@
         <w:rPr>
           <w:sz w:val="24"/>
         </w:rPr>
-        <w:t>In the next ten minutes I will show how we can detect code smells in Java automatically, how accurate that detection really is, and how far we can go in fixing them.</w:t>
+        <w:t>In the next minutes I will show three things: how a tool can find design problems in Java code, how accurate it is, and whether it can also fix them.</w:t>
       </w:r>
     </w:p>
     <w:p>
@@ -892,7 +892,7 @@
           <w:color w:val="4C5560"/>
           <w:sz w:val="20"/>
         </w:rPr>
-        <w:t>Në dhjetë minutat në vijim do të tregoj si mund t'i gjejmë automatikisht erërat e kodit në Java, sa e saktë është vërtet kjo gjetje, dhe deri ku mund të shkojmë me ndreqjen e tyre.</w:t>
+        <w:t>Në minutat në vijim do të tregoj tri gjëra: si mund t'i gjejë një mjet problemet e ndërtimit në kodin Java, sa i saktë është, dhe a mund t'i ndreqë edhe vetë.</w:t>
       </w:r>
     </w:p>
     <w:p>
@@ -934,7 +934,7 @@
     </w:p>
     <w:p>
       <w:r>
-        <w:t>Koha: rreth 61 sekonda në versionin e shkurtër, 61 në atë 9-minutësh.</w:t>
+        <w:t>Koha: rreth 52 sekonda në versionin e shkurtër, 52 në atë 9-minutësh.</w:t>
       </w:r>
     </w:p>
     <w:p>
@@ -1006,7 +1006,7 @@
         <w:pStyle w:val="ListBullet"/>
       </w:pPr>
       <w:r>
-        <w:t>Te «So we asked three questions», trego tri kartat nga e majta në të djathtë dhe ndalu një sekondë te secila.</w:t>
+        <w:t>Te «So I asked three questions», trego tri kartat nga e majta në të djathtë dhe ndalu një sekondë te secila.</w:t>
       </w:r>
     </w:p>
     <w:p>
@@ -1050,7 +1050,7 @@
         <w:rPr>
           <w:sz w:val="24"/>
         </w:rPr>
-        <w:t>The program works, but every change takes longer than it should.</w:t>
+        <w:t>The program works, but every small change takes too long.</w:t>
       </w:r>
     </w:p>
     <w:p>
@@ -1064,7 +1064,7 @@
           <w:color w:val="4C5560"/>
           <w:sz w:val="20"/>
         </w:rPr>
-        <w:t>Programi punon, por çdo ndryshim zgjat më shumë se ç'duhet.</w:t>
+        <w:t>Programi punon, por çdo ndryshim i vogël zgjat shumë.</w:t>
       </w:r>
     </w:p>
     <w:p>
@@ -1075,7 +1075,7 @@
         <w:rPr>
           <w:sz w:val="24"/>
         </w:rPr>
-        <w:t>These design problems are called code smells.</w:t>
+        <w:t>We call these design problems code smells.</w:t>
       </w:r>
     </w:p>
     <w:p>
@@ -1089,7 +1089,7 @@
           <w:color w:val="4C5560"/>
           <w:sz w:val="20"/>
         </w:rPr>
-        <w:t>Këto probleme të ndërtimit të kodit quhen erëra të kodit.</w:t>
+        <w:t>Këto probleme të ndërtimit i quajmë erëra të kodit.</w:t>
       </w:r>
     </w:p>
     <w:p>
@@ -1100,7 +1100,7 @@
         <w:rPr>
           <w:sz w:val="24"/>
         </w:rPr>
-        <w:t>They are not bugs, but they make maintenance expensive.</w:t>
+        <w:t>They are not bugs. They make the code expensive to change.</w:t>
       </w:r>
     </w:p>
     <w:p>
@@ -1114,7 +1114,7 @@
           <w:color w:val="4C5560"/>
           <w:sz w:val="20"/>
         </w:rPr>
-        <w:t>Nuk janë gabime, por e bëjnë mirëmbajtjen të shtrenjtë.</w:t>
+        <w:t>Nuk janë gabime. E bëjnë kodin të shtrenjtë për t'u ndryshuar.</w:t>
       </w:r>
     </w:p>
     <w:p>
@@ -1125,7 +1125,7 @@
         <w:rPr>
           <w:sz w:val="24"/>
         </w:rPr>
-        <w:t>Most tools find them with fixed thresholds.</w:t>
+        <w:t>Most tools use fixed numbers: if a method has more than 30 lines, it is a Long Method.</w:t>
       </w:r>
     </w:p>
     <w:p>
@@ -1139,7 +1139,7 @@
           <w:color w:val="4C5560"/>
           <w:sz w:val="20"/>
         </w:rPr>
-        <w:t>Shumica e mjeteve i gjejnë me pragje fikse, pra me numra të caktuar njëherë e përgjithmonë.</w:t>
+        <w:t>Shumica e mjeteve përdorin numra fiksë: nëse një metodë ka më shumë se 30 rreshta, ajo është Long Method.</w:t>
       </w:r>
     </w:p>
     <w:p>
@@ -1150,7 +1150,7 @@
         <w:rPr>
           <w:sz w:val="24"/>
         </w:rPr>
-        <w:t>For example, if a method is longer than a certain number of lines, it is a Long Method.</w:t>
+        <w:t>But these numbers come from other projects, and the tools do not fix anything.</w:t>
       </w:r>
     </w:p>
     <w:p>
@@ -1164,7 +1164,7 @@
           <w:color w:val="4C5560"/>
           <w:sz w:val="20"/>
         </w:rPr>
-        <w:t>Për shembull, nëse një metodë është më e gjatë se një numër i caktuar rreshtash, ajo quhet Long Method.</w:t>
+        <w:t>Por këta numra vijnë nga projekte të tjera, dhe mjetet nuk ndreqin asgjë.</w:t>
       </w:r>
     </w:p>
     <w:p>
@@ -1175,7 +1175,7 @@
         <w:rPr>
           <w:sz w:val="24"/>
         </w:rPr>
-        <w:t>But these numbers were calibrated on other code, and most tools only point at the problem.</w:t>
+        <w:t>So I asked three questions.</w:t>
       </w:r>
     </w:p>
     <w:p>
@@ -1189,7 +1189,7 @@
           <w:color w:val="4C5560"/>
           <w:sz w:val="20"/>
         </w:rPr>
-        <w:t>Por këta numra janë përcaktuar duke parë kod tjetër, dhe shumica e mjeteve vetëm e tregojnë problemin.</w:t>
+        <w:t>Prandaj bëra tri pyetje.</w:t>
       </w:r>
     </w:p>
     <w:p>
@@ -1200,7 +1200,7 @@
         <w:rPr>
           <w:sz w:val="24"/>
         </w:rPr>
-        <w:t>They do not fix it.</w:t>
+        <w:t>One: how accurate are the published rules?</w:t>
       </w:r>
     </w:p>
     <w:p>
@@ -1214,7 +1214,7 @@
           <w:color w:val="4C5560"/>
           <w:sz w:val="20"/>
         </w:rPr>
-        <w:t>Nuk e ndreqin.</w:t>
+        <w:t>Një: sa të sakta janë rregullat e botuara?</w:t>
       </w:r>
     </w:p>
     <w:p>
@@ -1225,7 +1225,7 @@
         <w:rPr>
           <w:sz w:val="24"/>
         </w:rPr>
-        <w:t>So we asked three questions.</w:t>
+        <w:t>Two: can machine learning do better?</w:t>
       </w:r>
     </w:p>
     <w:p>
@@ -1239,7 +1239,7 @@
           <w:color w:val="4C5560"/>
           <w:sz w:val="20"/>
         </w:rPr>
-        <w:t>Prandaj bëmë tri pyetje.</w:t>
+        <w:t>Dy: a mund të bëjë më mirë mësimi makinerik?</w:t>
       </w:r>
     </w:p>
     <w:p>
@@ -1250,7 +1250,7 @@
         <w:rPr>
           <w:sz w:val="24"/>
         </w:rPr>
-        <w:t>First, how accurate are the published detection rules?</w:t>
+        <w:t>Three: can a tool fix these smells automatically, without breaking the code?</w:t>
       </w:r>
     </w:p>
     <w:p>
@@ -1264,7 +1264,28 @@
           <w:color w:val="4C5560"/>
           <w:sz w:val="20"/>
         </w:rPr>
-        <w:t>E para: sa të sakta janë rregullat e botuara për gjetjen e erërave?</w:t>
+        <w:t>Tre: a mund t'i ndreqë një mjet këto erëra automatikisht, pa e prishur kodin?</w:t>
+      </w:r>
+    </w:p>
+    <w:p>
+      <w:pPr>
+        <w:pStyle w:val="Heading2"/>
+      </w:pPr>
+      <w:r>
+        <w:t>Nëse të ngec mendja</w:t>
+      </w:r>
+    </w:p>
+    <w:p>
+      <w:r>
+        <w:t>punon, por kushton · pragje fikse · nuk ndreqin · tri pyetje</w:t>
+      </w:r>
+    </w:p>
+    <w:p>
+      <w:pPr>
+        <w:pStyle w:val="Heading2"/>
+      </w:pPr>
+      <w:r>
+        <w:t>Nëse të pyesin për këtë sllajd</w:t>
       </w:r>
     </w:p>
     <w:p>
@@ -1273,14 +1294,32 @@
       </w:pPr>
       <w:r>
         <w:rPr>
+          <w:b/>
+        </w:rPr>
+        <w:t>What is a code smell?</w:t>
+      </w:r>
+      <w:r>
+        <w:rPr>
+          <w:i/>
+          <w:color w:val="4C5560"/>
+        </w:rPr>
+        <w:t xml:space="preserve">   (Çka është një erë e kodit?)</w:t>
+      </w:r>
+    </w:p>
+    <w:p>
+      <w:pPr>
+        <w:spacing w:after="0"/>
+      </w:pPr>
+      <w:r>
+        <w:rPr>
           <w:sz w:val="24"/>
         </w:rPr>
-        <w:t>Second, can machine learning do better with the same metrics?</w:t>
-      </w:r>
-    </w:p>
-    <w:p>
-      <w:pPr>
-        <w:spacing w:after="160"/>
+        <w:t>A sign that code is badly organized: it works, but it is hard to change. Like a smell in the fridge, it does not prove something is rotten, but it tells you to look.</w:t>
+      </w:r>
+    </w:p>
+    <w:p>
+      <w:pPr>
+        <w:spacing w:after="200"/>
         <w:ind w:left="360"/>
       </w:pPr>
       <w:r>
@@ -1289,7 +1328,7 @@
           <w:color w:val="4C5560"/>
           <w:sz w:val="20"/>
         </w:rPr>
-        <w:t>E dyta: a mund të bëjë më mirë mësimi makinerik, me të njëjtat metrika?</w:t>
+        <w:t>Shenjë që kodi është i organizuar keq: punon, por ndryshohet me vështirësi. Si era në frigorifer: nuk vërteton që diçka është prishur, por të thotë të shikosh.</w:t>
       </w:r>
     </w:p>
     <w:p>
@@ -1298,14 +1337,32 @@
       </w:pPr>
       <w:r>
         <w:rPr>
+          <w:b/>
+        </w:rPr>
+        <w:t>If the program works, why does it matter?</w:t>
+      </w:r>
+      <w:r>
+        <w:rPr>
+          <w:i/>
+          <w:color w:val="4C5560"/>
+        </w:rPr>
+        <w:t xml:space="preserve">   (Nëse programi punon, pse ka rëndësi?)</w:t>
+      </w:r>
+    </w:p>
+    <w:p>
+      <w:pPr>
+        <w:spacing w:after="0"/>
+      </w:pPr>
+      <w:r>
+        <w:rPr>
           <w:sz w:val="24"/>
         </w:rPr>
-        <w:t>And third, can we fix smells automatically without breaking the code?</w:t>
-      </w:r>
-    </w:p>
-    <w:p>
-      <w:pPr>
-        <w:spacing w:after="160"/>
+        <w:t>Because most of the cost of software comes after it is written: fixing it, changing it, adding features. Smelly code makes every change slower and riskier.</w:t>
+      </w:r>
+    </w:p>
+    <w:p>
+      <w:pPr>
+        <w:spacing w:after="200"/>
         <w:ind w:left="360"/>
       </w:pPr>
       <w:r>
@@ -1314,28 +1371,7 @@
           <w:color w:val="4C5560"/>
           <w:sz w:val="20"/>
         </w:rPr>
-        <w:t>Dhe e treta: a mund t'i ndreqim erërat automatikisht, pa e prishur kodin?</w:t>
-      </w:r>
-    </w:p>
-    <w:p>
-      <w:pPr>
-        <w:pStyle w:val="Heading2"/>
-      </w:pPr>
-      <w:r>
-        <w:t>Nëse të ngec mendja</w:t>
-      </w:r>
-    </w:p>
-    <w:p>
-      <w:r>
-        <w:t>punon, por kushton · pragje fikse · nuk ndreqin · tri pyetje</w:t>
-      </w:r>
-    </w:p>
-    <w:p>
-      <w:pPr>
-        <w:pStyle w:val="Heading2"/>
-      </w:pPr>
-      <w:r>
-        <w:t>Nëse të pyesin për këtë sllajd</w:t>
+        <w:t>Sepse shumica e kostos së një programi vjen pasi shkruhet: ndreqjet, ndryshimet, veçoritë e reja. Kodi me erë e bën çdo ndryshim më të ngadaltë dhe më të rrezikshëm.</w:t>
       </w:r>
     </w:p>
     <w:p>
@@ -1346,113 +1382,14 @@
         <w:rPr>
           <w:b/>
         </w:rPr>
-        <w:t>Çka është saktësisht një erë e kodit?</w:t>
-      </w:r>
-    </w:p>
-    <w:p>
-      <w:r>
-        <w:t>Shenjë e një problemi në ndërtimin e kodit që e bën ndryshimin më të shtrenjtë. Nuk është gabim. Termin e bënë të njohur Fowler dhe Beck te libri «Refactoring» (1999).</w:t>
-      </w:r>
-    </w:p>
-    <w:p>
-      <w:r>
-        <w:br w:type="page"/>
-      </w:r>
-    </w:p>
-    <w:p>
-      <w:pPr>
-        <w:pStyle w:val="Heading1"/>
-      </w:pPr>
-      <w:r>
-        <w:t>Sllajdi 3 · Four code smells, each a different design problem</w:t>
-      </w:r>
-    </w:p>
-    <w:p>
-      <w:r>
-        <w:rPr>
-          <w:b/>
-        </w:rPr>
-        <w:t xml:space="preserve">Mesazhi: </w:t>
-      </w:r>
-      <w:r>
-        <w:t>Katër erërat që mat studimi, të vizatuara: salla e sheh çka është secila para se të dëgjojë një numër.</w:t>
-      </w:r>
-    </w:p>
-    <w:p>
-      <w:r>
-        <w:t>Koha: rreth 26 sekonda në versionin e shkurtër, 26 në atë 9-minutësh.</w:t>
-      </w:r>
-    </w:p>
-    <w:p>
-      <w:pPr>
-        <w:pStyle w:val="Heading2"/>
-      </w:pPr>
-      <w:r>
-        <w:t>Çka shihet në sllajd</w:t>
-      </w:r>
-    </w:p>
-    <w:p>
-      <w:pPr>
-        <w:pStyle w:val="ListBullet"/>
-      </w:pPr>
-      <w:r>
-        <w:t>Katër karta, një për çdo erë. Në secilën: një vizatim, emri dhe një fjali që e përkufizon.</w:t>
-      </w:r>
-    </w:p>
-    <w:p>
-      <w:pPr>
-        <w:pStyle w:val="ListBullet"/>
-      </w:pPr>
-      <w:r>
-        <w:t>Si lexohen vizatimet: kutia është një klasë, vija blu një metodë, pika gri një fushë (një e dhënë). Kjo shkruhet edhe poshtë kartave.</w:t>
-      </w:r>
-    </w:p>
-    <w:p>
-      <w:pPr>
-        <w:pStyle w:val="ListBullet"/>
-      </w:pPr>
-      <w:r>
-        <w:t>Blob: një kuti e madhe plot metoda, që merr të dhëna edhe nga dy klasa të vogla. Data Class: një kuti vetëm me fusha, dhe një klasë tjetër me metodën që punon me to. Long Method: një kolonë e gjatë rreshtash kodi. Feature Envy: një metodë në klasën e vet («own class») që zgjatet me tri vija te fushat e një klase tjetër.</w:t>
-      </w:r>
-    </w:p>
-    <w:p>
-      <w:pPr>
-        <w:pStyle w:val="ListBullet"/>
-      </w:pPr>
-      <w:r>
-        <w:t>Nëntitulli: të katërat janë të etiketuara nga programues profesionistë në MLCQ.</w:t>
-      </w:r>
-    </w:p>
-    <w:p>
-      <w:pPr>
-        <w:pStyle w:val="Heading2"/>
-      </w:pPr>
-      <w:r>
-        <w:t>Ku të tregosh</w:t>
-      </w:r>
-    </w:p>
-    <w:p>
-      <w:pPr>
-        <w:pStyle w:val="ListBullet"/>
-      </w:pPr>
-      <w:r>
-        <w:t>Trego kartat me radhë, nga e majta në të djathtë, kur thua emrin e secilës.</w:t>
-      </w:r>
-    </w:p>
-    <w:p>
-      <w:pPr>
-        <w:pStyle w:val="ListBullet"/>
-      </w:pPr>
-      <w:r>
-        <w:t>Te Feature Envy, ndiq me gisht vijat blu nga «own class» te «other class».</w:t>
-      </w:r>
-    </w:p>
-    <w:p>
-      <w:pPr>
-        <w:pStyle w:val="Heading2"/>
-      </w:pPr>
-      <w:r>
-        <w:t>Çka thua</w:t>
+        <w:t>Where do the thresholds come from?</w:t>
+      </w:r>
+      <w:r>
+        <w:rPr>
+          <w:i/>
+          <w:color w:val="4C5560"/>
+        </w:rPr>
+        <w:t xml:space="preserve">   (Nga vijnë pragjet?)</w:t>
       </w:r>
     </w:p>
     <w:p>
@@ -1463,12 +1400,12 @@
         <w:rPr>
           <w:sz w:val="24"/>
         </w:rPr>
-        <w:t>This study looks at four of them.</w:t>
-      </w:r>
-    </w:p>
-    <w:p>
-      <w:pPr>
-        <w:spacing w:after="160"/>
+        <w:t>Mostly from Lanza and Marinescu. Four values have no published source, for example 30 lines for Long Method. I say so in the thesis, and I tested how sensitive the results are to that one.</w:t>
+      </w:r>
+    </w:p>
+    <w:p>
+      <w:pPr>
+        <w:spacing w:after="200"/>
         <w:ind w:left="360"/>
       </w:pPr>
       <w:r>
@@ -1477,7 +1414,108 @@
           <w:color w:val="4C5560"/>
           <w:sz w:val="20"/>
         </w:rPr>
-        <w:t>Ky studim shqyrton katër prej tyre.</w:t>
+        <w:t>Kryesisht nga Lanza dhe Marinescu. Katër vlera nuk kanë burim të botuar, për shembull 30 rreshta për Long Method. Këtë e them hapur në punim, dhe provova sa ndikon ajo vlerë te rezultatet.</w:t>
+      </w:r>
+    </w:p>
+    <w:p>
+      <w:r>
+        <w:br w:type="page"/>
+      </w:r>
+    </w:p>
+    <w:p>
+      <w:pPr>
+        <w:pStyle w:val="Heading1"/>
+      </w:pPr>
+      <w:r>
+        <w:t>Sllajdi 3 · Four code smells, each a different design problem</w:t>
+      </w:r>
+    </w:p>
+    <w:p>
+      <w:r>
+        <w:rPr>
+          <w:b/>
+        </w:rPr>
+        <w:t xml:space="preserve">Mesazhi: </w:t>
+      </w:r>
+      <w:r>
+        <w:t>Katër erërat që mat studimi, të vizatuara: salla e sheh çka është secila para se të dëgjojë një numër.</w:t>
+      </w:r>
+    </w:p>
+    <w:p>
+      <w:r>
+        <w:t>Koha: rreth 29 sekonda në versionin e shkurtër, 41 në atë 9-minutësh.</w:t>
+      </w:r>
+    </w:p>
+    <w:p>
+      <w:pPr>
+        <w:pStyle w:val="Heading2"/>
+      </w:pPr>
+      <w:r>
+        <w:t>Çka shihet në sllajd</w:t>
+      </w:r>
+    </w:p>
+    <w:p>
+      <w:pPr>
+        <w:pStyle w:val="ListBullet"/>
+      </w:pPr>
+      <w:r>
+        <w:t>Katër karta, një për çdo erë. Në secilën: një vizatim, emri dhe një fjali që e përkufizon.</w:t>
+      </w:r>
+    </w:p>
+    <w:p>
+      <w:pPr>
+        <w:pStyle w:val="ListBullet"/>
+      </w:pPr>
+      <w:r>
+        <w:t>Si lexohen vizatimet: kutia është një klasë, vija blu një metodë, pika gri një fushë (një e dhënë). Kjo shkruhet edhe poshtë kartave.</w:t>
+      </w:r>
+    </w:p>
+    <w:p>
+      <w:pPr>
+        <w:pStyle w:val="ListBullet"/>
+      </w:pPr>
+      <w:r>
+        <w:t>Blob: një kuti e madhe plot metoda, që merr të dhëna edhe nga dy klasa të vogla. Data Class: një kuti vetëm me fusha, dhe një klasë tjetër me metodën që punon me to. Long Method: një kolonë e gjatë rreshtash kodi. Feature Envy: një metodë në klasën e vet («own class») që zgjatet me tri vija te fushat e një klase tjetër.</w:t>
+      </w:r>
+    </w:p>
+    <w:p>
+      <w:pPr>
+        <w:pStyle w:val="ListBullet"/>
+      </w:pPr>
+      <w:r>
+        <w:t>Nëntitulli: të katërat janë të etiketuara nga programues profesionistë në MLCQ.</w:t>
+      </w:r>
+    </w:p>
+    <w:p>
+      <w:pPr>
+        <w:pStyle w:val="Heading2"/>
+      </w:pPr>
+      <w:r>
+        <w:t>Ku të tregosh</w:t>
+      </w:r>
+    </w:p>
+    <w:p>
+      <w:pPr>
+        <w:pStyle w:val="ListBullet"/>
+      </w:pPr>
+      <w:r>
+        <w:t>Trego kartat me radhë, nga e majta në të djathtë, kur thua emrin e secilës.</w:t>
+      </w:r>
+    </w:p>
+    <w:p>
+      <w:pPr>
+        <w:pStyle w:val="ListBullet"/>
+      </w:pPr>
+      <w:r>
+        <w:t>Te Feature Envy, ndiq me gisht vijat blu nga «own class» te «other class».</w:t>
+      </w:r>
+    </w:p>
+    <w:p>
+      <w:pPr>
+        <w:pStyle w:val="Heading2"/>
+      </w:pPr>
+      <w:r>
+        <w:t>Çka thua</w:t>
       </w:r>
     </w:p>
     <w:p>
@@ -1488,7 +1526,7 @@
         <w:rPr>
           <w:sz w:val="24"/>
         </w:rPr>
-        <w:t>Blob is a class that does too much.</w:t>
+        <w:t>In this study I look at four smells.</w:t>
       </w:r>
     </w:p>
     <w:p>
@@ -1502,7 +1540,7 @@
           <w:color w:val="4C5560"/>
           <w:sz w:val="20"/>
         </w:rPr>
-        <w:t>Blob është një klasë që bën shumë gjëra.</w:t>
+        <w:t>Në këtë studim shqyrtoj katër erëra.</w:t>
       </w:r>
     </w:p>
     <w:p>
@@ -1513,7 +1551,7 @@
         <w:rPr>
           <w:sz w:val="24"/>
         </w:rPr>
-        <w:t>Data Class only holds data and has almost no behavior.</w:t>
+        <w:t>A Blob is a class that does too much.</w:t>
       </w:r>
     </w:p>
     <w:p>
@@ -1527,7 +1565,7 @@
           <w:color w:val="4C5560"/>
           <w:sz w:val="20"/>
         </w:rPr>
-        <w:t>Data Class vetëm mban të dhëna dhe nuk bën pothuajse asgjë me to.</w:t>
+        <w:t>Blob është një klasë që bën shumë gjëra.</w:t>
       </w:r>
     </w:p>
     <w:p>
@@ -1538,7 +1576,7 @@
         <w:rPr>
           <w:sz w:val="24"/>
         </w:rPr>
-        <w:t>Long Method is a method that has grown too long, and Feature Envy is a method that uses another class more than its own.</w:t>
+        <w:t>A Data Class only holds data and does almost nothing with it.</w:t>
       </w:r>
     </w:p>
     <w:p>
@@ -1552,28 +1590,7 @@
           <w:color w:val="4C5560"/>
           <w:sz w:val="20"/>
         </w:rPr>
-        <w:t>Long Method është një metodë që është zgjatur shumë, dhe Feature Envy është një metodë që përdor një klasë tjetër më shumë se klasën e vet.</w:t>
-      </w:r>
-    </w:p>
-    <w:p>
-      <w:pPr>
-        <w:pStyle w:val="Heading2"/>
-      </w:pPr>
-      <w:r>
-        <w:t>Nëse të ngec mendja</w:t>
-      </w:r>
-    </w:p>
-    <w:p>
-      <w:r>
-        <w:t>Blob bën shumë · Data Class vetëm të dhëna · Long Method e gjatë · Feature Envy te klasa tjetër</w:t>
-      </w:r>
-    </w:p>
-    <w:p>
-      <w:pPr>
-        <w:pStyle w:val="Heading2"/>
-      </w:pPr>
-      <w:r>
-        <w:t>Nëse të pyesin për këtë sllajd</w:t>
+        <w:t>Data Class vetëm mban të dhëna dhe nuk bën pothuajse asgjë me to.</w:t>
       </w:r>
     </w:p>
     <w:p>
@@ -1582,118 +1599,9 @@
       </w:pPr>
       <w:r>
         <w:rPr>
-          <w:b/>
-        </w:rPr>
-        <w:t>Pse vetëm këto katër?</w:t>
-      </w:r>
-    </w:p>
-    <w:p>
-      <w:r>
-        <w:t>Sepse vetëm për to ka etiketa nga programues profesionistë në MLCQ. Mjeti gjen tetë erëra, por të tjerat nuk mund të krahasohen me njerëzit.</w:t>
-      </w:r>
-    </w:p>
-    <w:p>
-      <w:r>
-        <w:br w:type="page"/>
-      </w:r>
-    </w:p>
-    <w:p>
-      <w:pPr>
-        <w:pStyle w:val="Heading1"/>
-      </w:pPr>
-      <w:r>
-        <w:t>Sllajdi 4 · JavaSmell measures 26 metrics once and answers with three approaches</w:t>
-      </w:r>
-    </w:p>
-    <w:p>
-      <w:r>
-        <w:rPr>
-          <w:b/>
-        </w:rPr>
-        <w:t xml:space="preserve">Mesazhi: </w:t>
-      </w:r>
-      <w:r>
-        <w:t>Një mjet, 26 metrika, tri qasje: A rregulla, B modele, C një motor që ndreq dhe çdo ndreqje e kontrollon me javac.</w:t>
-      </w:r>
-    </w:p>
-    <w:p>
-      <w:r>
-        <w:t>Koha: rreth 56 sekonda në versionin e shkurtër, 68 në atë 9-minutësh.</w:t>
-      </w:r>
-    </w:p>
-    <w:p>
-      <w:pPr>
-        <w:pStyle w:val="Heading2"/>
-      </w:pPr>
-      <w:r>
-        <w:t>Çka shihet në sllajd</w:t>
-      </w:r>
-    </w:p>
-    <w:p>
-      <w:pPr>
-        <w:pStyle w:val="ListBullet"/>
-      </w:pPr>
-      <w:r>
-        <w:t>Majtas, rrjedha e mjetit nga lart poshtë: kodi Java → 26 metrika për çdo klasë e metodë → dy kuti krah për krah, A (8 rregulla të botuara) dhe B (mësimi makinerik) → erërat, secila me kushtet që e shkaktuan → C, motori që rishkruan vetëm atë që vërteton → kontrolli me javac dhe një patch, pa e prekur origjinalin.</w:t>
-      </w:r>
-    </w:p>
-    <w:p>
-      <w:pPr>
-        <w:pStyle w:val="ListBullet"/>
-      </w:pPr>
-      <w:r>
-        <w:t>AST është pema e sintaksës: kodi i kthyer në pemë, si analiza gramatikore e një fjalie. javac është kompajleri i Java-s: programi që e kthen kodin në program të ekzekutueshëm dhe tregon gabimet.</w:t>
-      </w:r>
-    </w:p>
-    <w:p>
-      <w:pPr>
-        <w:pStyle w:val="ListBullet"/>
-      </w:pPr>
-      <w:r>
-        <w:t>Djathtas, një copë e zmadhuar e ndërfaqes web gjatë analizës së jsoup-it (një librari e njohur Java për faqet HTML), shqip: dy gjetje, secila me kushtet e veta, p.sh. «Rreshtat e kodit të metodës: 53 (problem kur është mbi 30)».</w:t>
-      </w:r>
-    </w:p>
-    <w:p>
-      <w:pPr>
-        <w:pStyle w:val="Heading2"/>
-      </w:pPr>
-      <w:r>
-        <w:t>Ku të tregosh</w:t>
-      </w:r>
-    </w:p>
-    <w:p>
-      <w:pPr>
-        <w:pStyle w:val="ListBullet"/>
-      </w:pPr>
-      <w:r>
-        <w:t>Ndiqe rrjedhën me dorë nga lart poshtë: te «A uses…» kutia A, te «B trains…» kutia B, te «And C is a refactoring engine» kutia C.</w:t>
-      </w:r>
-    </w:p>
-    <w:p>
-      <w:pPr>
-        <w:pStyle w:val="ListBullet"/>
-      </w:pPr>
-      <w:r>
-        <w:t>Te «On the right you can see the web interface», trego foton djathtas.</w:t>
-      </w:r>
-    </w:p>
-    <w:p>
-      <w:pPr>
-        <w:pStyle w:val="Heading2"/>
-      </w:pPr>
-      <w:r>
-        <w:t>Çka thua</w:t>
-      </w:r>
-    </w:p>
-    <w:p>
-      <w:pPr>
-        <w:spacing w:after="0"/>
-      </w:pPr>
-      <w:r>
-        <w:rPr>
           <w:sz w:val="24"/>
         </w:rPr>
-        <w:t>To answer these questions, I built a tool called JavaSmell.</w:t>
+        <w:t>A Long Method is a method that has grown too long.</w:t>
       </w:r>
     </w:p>
     <w:p>
@@ -1707,7 +1615,7 @@
           <w:color w:val="4C5560"/>
           <w:sz w:val="20"/>
         </w:rPr>
-        <w:t>Për t'iu përgjigjur këtyre pyetjeve, ndërtova një mjet që quhet JavaSmell.</w:t>
+        <w:t>Long Method është një metodë që është zgjatur shumë.</w:t>
       </w:r>
     </w:p>
     <w:p>
@@ -1718,7 +1626,7 @@
         <w:rPr>
           <w:sz w:val="24"/>
         </w:rPr>
-        <w:t>It reads Java code and measures 26 metrics for every class and method.</w:t>
+        <w:t>And Feature Envy is a method that works more with another class than with its own.</w:t>
       </w:r>
     </w:p>
     <w:p>
@@ -1732,7 +1640,7 @@
           <w:color w:val="4C5560"/>
           <w:sz w:val="20"/>
         </w:rPr>
-        <w:t>E lexon kodin Java dhe mat 26 metrika, pra numra, për çdo klasë dhe metodë.</w:t>
+        <w:t>Dhe Feature Envy është një metodë që punon më shumë me një klasë tjetër se me klasën e vet.</w:t>
       </w:r>
     </w:p>
     <w:p>
@@ -1741,9 +1649,18 @@
       </w:pPr>
       <w:r>
         <w:rPr>
+          <w:b/>
+          <w:color w:val="2F6F45"/>
+        </w:rPr>
+        <w:t xml:space="preserve">+ </w:t>
+      </w:r>
+      <w:r>
+        <w:rPr>
+          <w:i/>
+          <w:color w:val="2F6F45"/>
           <w:sz w:val="24"/>
         </w:rPr>
-        <w:t>On top of these metrics there are three approaches.</w:t>
+        <w:t>In the drawings, a box is a class, a blue line is a method, and a gray dot is a piece of data.</w:t>
       </w:r>
     </w:p>
     <w:p>
@@ -1757,7 +1674,113 @@
           <w:color w:val="4C5560"/>
           <w:sz w:val="20"/>
         </w:rPr>
-        <w:t>Mbi këto metrika ndërtohen tri qasje.</w:t>
+        <w:t>Në vizatime, kutia është një klasë, vija blu një metodë, dhe pika gri një e dhënë.</w:t>
+      </w:r>
+    </w:p>
+    <w:p>
+      <w:pPr>
+        <w:pStyle w:val="Heading2"/>
+      </w:pPr>
+      <w:r>
+        <w:t>Nëse të ngec mendja</w:t>
+      </w:r>
+    </w:p>
+    <w:p>
+      <w:r>
+        <w:t>Blob bën shumë · Data Class vetëm të dhëna · Long Method e gjatë · Feature Envy te klasa tjetër</w:t>
+      </w:r>
+    </w:p>
+    <w:p>
+      <w:r>
+        <w:br w:type="page"/>
+      </w:r>
+    </w:p>
+    <w:p>
+      <w:pPr>
+        <w:pStyle w:val="Heading1"/>
+      </w:pPr>
+      <w:r>
+        <w:t>Sllajdi 4 · JavaSmell measures 26 metrics once and answers with three approaches</w:t>
+      </w:r>
+    </w:p>
+    <w:p>
+      <w:r>
+        <w:rPr>
+          <w:b/>
+        </w:rPr>
+        <w:t xml:space="preserve">Mesazhi: </w:t>
+      </w:r>
+      <w:r>
+        <w:t>Një mjet, 26 metrika, tri qasje: A rregulla, B modele, C një motor që ndreq dhe çdo ndreqje e kontrollon me javac.</w:t>
+      </w:r>
+    </w:p>
+    <w:p>
+      <w:r>
+        <w:t>Koha: rreth 49 sekonda në versionin e shkurtër, 58 në atë 9-minutësh.</w:t>
+      </w:r>
+    </w:p>
+    <w:p>
+      <w:pPr>
+        <w:pStyle w:val="Heading2"/>
+      </w:pPr>
+      <w:r>
+        <w:t>Çka shihet në sllajd</w:t>
+      </w:r>
+    </w:p>
+    <w:p>
+      <w:pPr>
+        <w:pStyle w:val="ListBullet"/>
+      </w:pPr>
+      <w:r>
+        <w:t>Majtas, rrjedha e mjetit nga lart poshtë: kodi Java → 26 metrika për çdo klasë e metodë → dy kuti krah për krah, A (8 rregulla të botuara) dhe B (mësimi makinerik) → erërat, secila me kushtet që e shkaktuan → C, motori që rishkruan vetëm atë që vërteton → kontrolli me javac dhe një patch, pa e prekur origjinalin.</w:t>
+      </w:r>
+    </w:p>
+    <w:p>
+      <w:pPr>
+        <w:pStyle w:val="ListBullet"/>
+      </w:pPr>
+      <w:r>
+        <w:t>AST është pema e sintaksës: kodi i kthyer në pemë, si analiza gramatikore e një fjalie. javac është kompajleri i Java-s: programi që e kthen kodin në program të ekzekutueshëm dhe tregon gabimet.</w:t>
+      </w:r>
+    </w:p>
+    <w:p>
+      <w:pPr>
+        <w:pStyle w:val="ListBullet"/>
+      </w:pPr>
+      <w:r>
+        <w:t>Djathtas, një copë e zmadhuar e ndërfaqes web gjatë analizës së jsoup-it (një librari e njohur Java për faqet HTML), shqip: dy gjetje, secila me kushtet e veta, p.sh. «Rreshtat e kodit të metodës: 53 (problem kur është mbi 30)».</w:t>
+      </w:r>
+    </w:p>
+    <w:p>
+      <w:pPr>
+        <w:pStyle w:val="Heading2"/>
+      </w:pPr>
+      <w:r>
+        <w:t>Ku të tregosh</w:t>
+      </w:r>
+    </w:p>
+    <w:p>
+      <w:pPr>
+        <w:pStyle w:val="ListBullet"/>
+      </w:pPr>
+      <w:r>
+        <w:t>Ndiqe rrjedhën me dorë nga lart poshtë: te «Part A…» kutia A, te «Part B…» kutia B, te «Part C…» kutia C.</w:t>
+      </w:r>
+    </w:p>
+    <w:p>
+      <w:pPr>
+        <w:pStyle w:val="ListBullet"/>
+      </w:pPr>
+      <w:r>
+        <w:t>Te «On the right you see the web interface», trego foton djathtas.</w:t>
+      </w:r>
+    </w:p>
+    <w:p>
+      <w:pPr>
+        <w:pStyle w:val="Heading2"/>
+      </w:pPr>
+      <w:r>
+        <w:t>Çka thua</w:t>
       </w:r>
     </w:p>
     <w:p>
@@ -1768,7 +1791,7 @@
         <w:rPr>
           <w:sz w:val="24"/>
         </w:rPr>
-        <w:t>A uses 8 detection strategies from the literature, such as Lanza and Marinescu and Fowler.</w:t>
+        <w:t>To answer the three questions, I built a tool called JavaSmell.</w:t>
       </w:r>
     </w:p>
     <w:p>
@@ -1782,7 +1805,7 @@
           <w:color w:val="4C5560"/>
           <w:sz w:val="20"/>
         </w:rPr>
-        <w:t>A përdor 8 rregulla gjetjeje nga literatura, si ato të Lanza-s e Marinescu-t dhe të Fowler-it.</w:t>
+        <w:t>Për t'iu përgjigjur tri pyetjeve, ndërtova një mjet që quhet JavaSmell.</w:t>
       </w:r>
     </w:p>
     <w:p>
@@ -1793,7 +1816,7 @@
         <w:rPr>
           <w:sz w:val="24"/>
         </w:rPr>
-        <w:t>B trains machine learning classifiers on the same metrics.</w:t>
+        <w:t>It reads Java code and measures 26 numbers for every class and method, like the number of lines or how complex the code is.</w:t>
       </w:r>
     </w:p>
     <w:p>
@@ -1807,7 +1830,7 @@
           <w:color w:val="4C5560"/>
           <w:sz w:val="20"/>
         </w:rPr>
-        <w:t>B trajnon modele të mësimit makinerik mbi të njëjtat metrika.</w:t>
+        <w:t>E lexon kodin Java dhe mat 26 numra për çdo klasë dhe metodë, si numri i rreshtave ose sa i ndërlikuar është kodi.</w:t>
       </w:r>
     </w:p>
     <w:p>
@@ -1818,7 +1841,7 @@
         <w:rPr>
           <w:sz w:val="24"/>
         </w:rPr>
-        <w:t>And C is a refactoring engine.</w:t>
+        <w:t>Part A uses 8 rules from well-known books and papers.</w:t>
       </w:r>
     </w:p>
     <w:p>
@@ -1832,7 +1855,7 @@
           <w:color w:val="4C5560"/>
           <w:sz w:val="20"/>
         </w:rPr>
-        <w:t>Dhe C është një motor që e ndreq kodin.</w:t>
+        <w:t>Pjesa A përdor 8 rregulla nga libra dhe artikuj të njohur.</w:t>
       </w:r>
     </w:p>
     <w:p>
@@ -1843,7 +1866,7 @@
         <w:rPr>
           <w:sz w:val="24"/>
         </w:rPr>
-        <w:t>It rewrites code only when it can prove its preconditions from the syntax tree, and then it checks the result with the Java compiler.</w:t>
+        <w:t>Part B uses machine learning on the same numbers.</w:t>
       </w:r>
     </w:p>
     <w:p>
@@ -1857,7 +1880,57 @@
           <w:color w:val="4C5560"/>
           <w:sz w:val="20"/>
         </w:rPr>
-        <w:t>E rishkruan kodin vetëm kur mund ta vërtetojë nga pema e sintaksës që ndryshimi është i sigurt, dhe pastaj e kontrollon rezultatin me kompajlerin e Java-s.</w:t>
+        <w:t>Pjesa B përdor mësimin makinerik mbi të njëjtët numra.</w:t>
+      </w:r>
+    </w:p>
+    <w:p>
+      <w:pPr>
+        <w:spacing w:after="0"/>
+      </w:pPr>
+      <w:r>
+        <w:rPr>
+          <w:sz w:val="24"/>
+        </w:rPr>
+        <w:t>Part C fixes the code, but only when it can prove that the change is safe.</w:t>
+      </w:r>
+    </w:p>
+    <w:p>
+      <w:pPr>
+        <w:spacing w:after="160"/>
+        <w:ind w:left="360"/>
+      </w:pPr>
+      <w:r>
+        <w:rPr>
+          <w:i/>
+          <w:color w:val="4C5560"/>
+          <w:sz w:val="20"/>
+        </w:rPr>
+        <w:t>Pjesa C e ndreq kodin, por vetëm kur mund ta vërtetojë që ndryshimi është i sigurt.</w:t>
+      </w:r>
+    </w:p>
+    <w:p>
+      <w:pPr>
+        <w:spacing w:after="0"/>
+      </w:pPr>
+      <w:r>
+        <w:rPr>
+          <w:sz w:val="24"/>
+        </w:rPr>
+        <w:t>Then the Java compiler checks the result.</w:t>
+      </w:r>
+    </w:p>
+    <w:p>
+      <w:pPr>
+        <w:spacing w:after="160"/>
+        <w:ind w:left="360"/>
+      </w:pPr>
+      <w:r>
+        <w:rPr>
+          <w:i/>
+          <w:color w:val="4C5560"/>
+          <w:sz w:val="20"/>
+        </w:rPr>
+        <w:t>Pastaj kompajleri i Java-s e kontrollon rezultatin.</w:t>
       </w:r>
     </w:p>
     <w:p>
@@ -1877,7 +1950,7 @@
           <w:color w:val="2F6F45"/>
           <w:sz w:val="24"/>
         </w:rPr>
-        <w:t>Every detection also shows the conditions it checked, so a developer can see why a class was flagged, not only that it was.</w:t>
+        <w:t>Every finding also says why, for example: this method has 53 lines, and the limit is 30.</w:t>
       </w:r>
     </w:p>
     <w:p>
@@ -1891,7 +1964,7 @@
           <w:color w:val="4C5560"/>
           <w:sz w:val="20"/>
         </w:rPr>
-        <w:t>Çdo gjetje tregon edhe kushtet që kontrolloi, që programuesi të shohë pse u shënua një klasë, jo vetëm që u shënua.</w:t>
+        <w:t>Çdo gjetje thotë edhe pse, për shembull: kjo metodë ka 53 rreshta, dhe kufiri është 30.</w:t>
       </w:r>
     </w:p>
     <w:p>
@@ -1902,7 +1975,7 @@
         <w:rPr>
           <w:sz w:val="24"/>
         </w:rPr>
-        <w:t>On the right you can see the web interface.</w:t>
+        <w:t>On the right you see the web interface, in plain Albanian, for people who are not experts.</w:t>
       </w:r>
     </w:p>
     <w:p>
@@ -1916,7 +1989,28 @@
           <w:color w:val="4C5560"/>
           <w:sz w:val="20"/>
         </w:rPr>
-        <w:t>Djathtas shihni ndërfaqen web.</w:t>
+        <w:t>Djathtas shihni ndërfaqen web, në shqip të thjeshtë, për njerëzit që nuk janë ekspertë.</w:t>
+      </w:r>
+    </w:p>
+    <w:p>
+      <w:pPr>
+        <w:pStyle w:val="Heading2"/>
+      </w:pPr>
+      <w:r>
+        <w:t>Nëse të ngec mendja</w:t>
+      </w:r>
+    </w:p>
+    <w:p>
+      <w:r>
+        <w:t>26 metrika · A rregulla · B modele · C ndreqje + javac · ndërfaqja</w:t>
+      </w:r>
+    </w:p>
+    <w:p>
+      <w:pPr>
+        <w:pStyle w:val="Heading2"/>
+      </w:pPr>
+      <w:r>
+        <w:t>Nëse të pyesin për këtë sllajd</w:t>
       </w:r>
     </w:p>
     <w:p>
@@ -1925,14 +2019,32 @@
       </w:pPr>
       <w:r>
         <w:rPr>
+          <w:b/>
+        </w:rPr>
+        <w:t>So is it like a spell checker for code?</w:t>
+      </w:r>
+      <w:r>
+        <w:rPr>
+          <w:i/>
+          <w:color w:val="4C5560"/>
+        </w:rPr>
+        <w:t xml:space="preserve">   (Pra është si një kontrollues drejtshkrimi për kodin?)</w:t>
+      </w:r>
+    </w:p>
+    <w:p>
+      <w:pPr>
+        <w:spacing w:after="0"/>
+      </w:pPr>
+      <w:r>
+        <w:rPr>
           <w:sz w:val="24"/>
         </w:rPr>
-        <w:t>It also has a plain-language mode for people without a technical background.</w:t>
-      </w:r>
-    </w:p>
-    <w:p>
-      <w:pPr>
-        <w:spacing w:after="160"/>
+        <w:t>A little, yes. It points at the places that are hard to maintain, explains why, and for some of them it prepares a fix.</w:t>
+      </w:r>
+    </w:p>
+    <w:p>
+      <w:pPr>
+        <w:spacing w:after="200"/>
         <w:ind w:left="360"/>
       </w:pPr>
       <w:r>
@@ -1941,28 +2053,7 @@
           <w:color w:val="4C5560"/>
           <w:sz w:val="20"/>
         </w:rPr>
-        <w:t>Ka edhe një mënyrë me gjuhë të thjeshtë, për njerëzit pa përgatitje teknike.</w:t>
-      </w:r>
-    </w:p>
-    <w:p>
-      <w:pPr>
-        <w:pStyle w:val="Heading2"/>
-      </w:pPr>
-      <w:r>
-        <w:t>Nëse të ngec mendja</w:t>
-      </w:r>
-    </w:p>
-    <w:p>
-      <w:r>
-        <w:t>26 metrika · A rregulla · B modele · C ndreqje + javac · ndërfaqja</w:t>
-      </w:r>
-    </w:p>
-    <w:p>
-      <w:pPr>
-        <w:pStyle w:val="Heading2"/>
-      </w:pPr>
-      <w:r>
-        <w:t>Nëse të pyesin për këtë sllajd</w:t>
+        <w:t>Pak a shumë, po. Tregon vendet që mirëmbahen me vështirësi, shpjegon pse, dhe për disa prej tyre përgatit një ndreqje.</w:t>
       </w:r>
     </w:p>
     <w:p>
@@ -1973,12 +2064,14 @@
         <w:rPr>
           <w:b/>
         </w:rPr>
-        <w:t>Me çka është ndërtuar?</w:t>
-      </w:r>
-    </w:p>
-    <w:p>
-      <w:r>
-        <w:t>Pjesa që analizon është në Python, kodin e lexon parseri tree-sitter, ndërfaqja është në React. Punon në kompjuterin tënd, falas, me burim të hapur (licenca MIT) dhe me një imazh Docker.</w:t>
+        <w:t>Did you use ChatGPT or another AI to fix the code?</w:t>
+      </w:r>
+      <w:r>
+        <w:rPr>
+          <w:i/>
+          <w:color w:val="4C5560"/>
+        </w:rPr>
+        <w:t xml:space="preserve">   (A përdore ChatGPT ose ndonjë AI tjetër për ta ndrequr kodin?)</w:t>
       </w:r>
     </w:p>
     <w:p>
@@ -1987,139 +2080,14 @@
       </w:pPr>
       <w:r>
         <w:rPr>
-          <w:b/>
-        </w:rPr>
-        <w:t>Pse jo një LLM për ndreqjen?</w:t>
-      </w:r>
-    </w:p>
-    <w:p>
-      <w:r>
-        <w:t>Doja rishkrime deterministe, të vërtetueshme dhe falas. Një LLM shkruan kod që duket i besueshëm, por nuk i vërteton dot kushtet, dhe rezultati ndryshon nga njëri ekzekutim te tjetri.</w:t>
-      </w:r>
-    </w:p>
-    <w:p>
-      <w:r>
-        <w:br w:type="page"/>
-      </w:r>
-    </w:p>
-    <w:p>
-      <w:pPr>
-        <w:pStyle w:val="Heading1"/>
-      </w:pPr>
-      <w:r>
-        <w:t>Sllajdi 5 · Professional developers label the code; no model is tested on a project it saw</w:t>
-      </w:r>
-    </w:p>
-    <w:p>
-      <w:r>
-        <w:rPr>
-          <w:b/>
-        </w:rPr>
-        <w:t xml:space="preserve">Mesazhi: </w:t>
-      </w:r>
-      <w:r>
-        <w:t>Etiketat vijnë nga programues profesionistë (MLCQ), dhe prova bëhet e drejtë duke i ndarë të dhënat sipas projektit dhe duke përdorur MCC.</w:t>
-      </w:r>
-    </w:p>
-    <w:p>
-      <w:r>
-        <w:t>Koha: rreth 53 sekonda në versionin e shkurtër, 53 në atë 9-minutësh.</w:t>
-      </w:r>
-    </w:p>
-    <w:p>
-      <w:pPr>
-        <w:pStyle w:val="Heading2"/>
-      </w:pPr>
-      <w:r>
-        <w:t>Çka shihet në sllajd</w:t>
-      </w:r>
-    </w:p>
-    <w:p>
-      <w:pPr>
-        <w:pStyle w:val="ListBullet"/>
-      </w:pPr>
-      <w:r>
-        <w:t>Lart djathtas ndizen Q1 dhe Q2, me «testing» poshtë tyre: ky sllajd tregon si u provuan rregullat dhe modelet.</w:t>
-      </w:r>
-    </w:p>
-    <w:p>
-      <w:pPr>
-        <w:pStyle w:val="ListBullet"/>
-      </w:pPr>
-      <w:r>
-        <w:t>Dy numra: 9,046 copa kodi (klasa ose metoda) të gjykuara nga programues profesionistë, dhe 512 projektet nga vijnë.</w:t>
-      </w:r>
-    </w:p>
-    <w:p>
-      <w:pPr>
-        <w:pStyle w:val="ListBullet"/>
-      </w:pPr>
-      <w:r>
-        <w:t>Poshtë majtas, 5 kuti me katrorë: çdo kuti është një grup projektesh. Katër gri janë «learn», ku modeli mëson; e pesta, blu, është «test», ku provohet mbi projekte që nuk i ka parë. Një projekt ndodhet vetëm në një kuti.</w:t>
-      </w:r>
-    </w:p>
-    <w:p>
-      <w:pPr>
-        <w:pStyle w:val="ListBullet"/>
-      </w:pPr>
-      <w:r>
-        <w:t>Poshtë djathtas, kutia «Why the score is MCC, not accuracy»: 92.8% me të kuqe është saktësia e një detektori që thotë gjithmonë «i pastër» te Feature Envy. MCC-ja e tij është 0, sa hamendja.</w:t>
-      </w:r>
-    </w:p>
-    <w:p>
-      <w:pPr>
-        <w:pStyle w:val="Heading2"/>
-      </w:pPr>
-      <w:r>
-        <w:t>Ku të tregosh</w:t>
-      </w:r>
-    </w:p>
-    <w:p>
-      <w:pPr>
-        <w:pStyle w:val="ListBullet"/>
-      </w:pPr>
-      <w:r>
-        <w:t>Kur thua numrat, trego numrat e mëdhenj, njërin pas tjetrit.</w:t>
-      </w:r>
-    </w:p>
-    <w:p>
-      <w:pPr>
-        <w:pStyle w:val="ListBullet"/>
-      </w:pPr>
-      <w:r>
-        <w:t>Te «we grouped the data by repository», trego kutitë: «mëson nga këto katër, provohet te kjo».</w:t>
-      </w:r>
-    </w:p>
-    <w:p>
-      <w:pPr>
-        <w:pStyle w:val="ListBullet"/>
-      </w:pPr>
-      <w:r>
-        <w:t>Te «simple accuracy would look very good», trego numrin e kuq.</w:t>
-      </w:r>
-    </w:p>
-    <w:p>
-      <w:pPr>
-        <w:pStyle w:val="Heading2"/>
-      </w:pPr>
-      <w:r>
-        <w:t>Çka thua</w:t>
-      </w:r>
-    </w:p>
-    <w:p>
-      <w:pPr>
-        <w:spacing w:after="0"/>
-      </w:pPr>
-      <w:r>
-        <w:rPr>
           <w:sz w:val="24"/>
         </w:rPr>
-        <w:t>For a fair test, we need labels from people.</w:t>
-      </w:r>
-    </w:p>
-    <w:p>
-      <w:pPr>
-        <w:spacing w:after="160"/>
+        <w:t>No. The fixes are fixed program transformations, not generated text. An AI model can write code that looks right, but it cannot prove that the change is safe, and it can give a different answer each time.</w:t>
+      </w:r>
+    </w:p>
+    <w:p>
+      <w:pPr>
+        <w:spacing w:after="200"/>
         <w:ind w:left="360"/>
       </w:pPr>
       <w:r>
@@ -2128,7 +2096,7 @@
           <w:color w:val="4C5560"/>
           <w:sz w:val="20"/>
         </w:rPr>
-        <w:t>Për një provë të drejtë, na duhen etiketa nga njerëzit, pra dikush që thotë «ky kod ka erë» ose «nuk ka».</w:t>
+        <w:t>Jo. Ndreqjet janë transformime të caktuara të programit, jo tekst i gjeneruar. Një model AI mund të shkruajë kod që duket i saktë, por nuk e vërteton dot që ndryshimi është i sigurt, dhe mund të japë përgjigje tjetër çdo herë.</w:t>
       </w:r>
     </w:p>
     <w:p>
@@ -2137,14 +2105,32 @@
       </w:pPr>
       <w:r>
         <w:rPr>
+          <w:b/>
+        </w:rPr>
+        <w:t>Does it change my code without asking me?</w:t>
+      </w:r>
+      <w:r>
+        <w:rPr>
+          <w:i/>
+          <w:color w:val="4C5560"/>
+        </w:rPr>
+        <w:t xml:space="preserve">   (A ma ndryshon kodin pa më pyetur?)</w:t>
+      </w:r>
+    </w:p>
+    <w:p>
+      <w:pPr>
+        <w:spacing w:after="0"/>
+      </w:pPr>
+      <w:r>
+        <w:rPr>
           <w:sz w:val="24"/>
         </w:rPr>
-        <w:t>We used MLCQ, a public dataset where professional developers reviewed real open-source Java code.</w:t>
-      </w:r>
-    </w:p>
-    <w:p>
-      <w:pPr>
-        <w:spacing w:after="160"/>
+        <w:t>No. It first shows the change, and it writes it as a separate patch file. Changing the files directly needs an explicit option.</w:t>
+      </w:r>
+    </w:p>
+    <w:p>
+      <w:pPr>
+        <w:spacing w:after="80"/>
         <w:ind w:left="360"/>
       </w:pPr>
       <w:r>
@@ -2153,7 +2139,20 @@
           <w:color w:val="4C5560"/>
           <w:sz w:val="20"/>
         </w:rPr>
-        <w:t>Përdorëm MLCQ, një bazë publike të dhënash ku programues profesionistë shqyrtuan kod të vërtetë Java me burim të hapur.</w:t>
+        <w:t>Jo. Fillimisht e tregon ndryshimin, dhe e shkruan si një skedar më vete ndryshimesh. Për t'i ndryshuar skedarët drejtpërdrejt duhet një zgjedhje e qartë.</w:t>
+      </w:r>
+    </w:p>
+    <w:p>
+      <w:pPr>
+        <w:spacing w:after="200"/>
+        <w:ind w:left="360"/>
+      </w:pPr>
+      <w:r>
+        <w:rPr>
+          <w:color w:val="2F6F45"/>
+          <w:sz w:val="20"/>
+        </w:rPr>
+        <w:t>Sllajdi rezervë 16 · Extract Method in the interface: 1, 6, Enter.</w:t>
       </w:r>
     </w:p>
     <w:p>
@@ -2162,14 +2161,32 @@
       </w:pPr>
       <w:r>
         <w:rPr>
+          <w:b/>
+        </w:rPr>
+        <w:t>What are the 26 metrics?</w:t>
+      </w:r>
+      <w:r>
+        <w:rPr>
+          <w:i/>
+          <w:color w:val="4C5560"/>
+        </w:rPr>
+        <w:t xml:space="preserve">   (Cilat janë 26 metrikat?)</w:t>
+      </w:r>
+    </w:p>
+    <w:p>
+      <w:pPr>
+        <w:spacing w:after="0"/>
+      </w:pPr>
+      <w:r>
+        <w:rPr>
           <w:sz w:val="24"/>
         </w:rPr>
-        <w:t>After matching the samples to our tool, we have 9,046 labeled samples from 512 repositories, for four smells.</w:t>
-      </w:r>
-    </w:p>
-    <w:p>
-      <w:pPr>
-        <w:spacing w:after="160"/>
+        <w:t>Simple numbers about the code: 17 for classes and 9 for methods. For example lines of code, number of methods, how many paths the code has, how deep the blocks are nested, and how much a method uses data from other classes.</w:t>
+      </w:r>
+    </w:p>
+    <w:p>
+      <w:pPr>
+        <w:spacing w:after="200"/>
         <w:ind w:left="360"/>
       </w:pPr>
       <w:r>
@@ -2178,7 +2195,7 @@
           <w:color w:val="4C5560"/>
           <w:sz w:val="20"/>
         </w:rPr>
-        <w:t>Pasi i gjetëm mostrat në kod me mjetin tonë, kemi 9,046 mostra me etiketë nga 512 projekte, për katër erëra.</w:t>
+        <w:t>Numra të thjeshtë për kodin: 17 për klasat dhe 9 për metodat. Për shembull rreshtat e kodit, numri i metodave, sa rrugë ka kodi, sa thellë futen blloqet, dhe sa përdor një metodë të dhëna nga klasa të tjera.</w:t>
       </w:r>
     </w:p>
     <w:p>
@@ -2187,14 +2204,32 @@
       </w:pPr>
       <w:r>
         <w:rPr>
+          <w:b/>
+        </w:rPr>
+        <w:t>Which rules did you use?</w:t>
+      </w:r>
+      <w:r>
+        <w:rPr>
+          <w:i/>
+          <w:color w:val="4C5560"/>
+        </w:rPr>
+        <w:t xml:space="preserve">   (Cilat rregulla përdore?)</w:t>
+      </w:r>
+    </w:p>
+    <w:p>
+      <w:pPr>
+        <w:spacing w:after="0"/>
+      </w:pPr>
+      <w:r>
+        <w:rPr>
           <w:sz w:val="24"/>
         </w:rPr>
-        <w:t>One important detail is how we split the data.</w:t>
-      </w:r>
-    </w:p>
-    <w:p>
-      <w:pPr>
-        <w:spacing w:after="160"/>
+        <w:t>8 detection strategies, mostly from Lanza and Marinescu's book Object-Oriented Metrics in Practice, and from Fowler for Long Method and Long Parameter List.</w:t>
+      </w:r>
+    </w:p>
+    <w:p>
+      <w:pPr>
+        <w:spacing w:after="200"/>
         <w:ind w:left="360"/>
       </w:pPr>
       <w:r>
@@ -2203,7 +2238,7 @@
           <w:color w:val="4C5560"/>
           <w:sz w:val="20"/>
         </w:rPr>
-        <w:t>Një detaj i rëndësishëm është si i ndamë të dhënat për mësim dhe për provë.</w:t>
+        <w:t>8 strategji gjetjeje, kryesisht nga libri i Lanza-s dhe Marinescu-t, «Object-Oriented Metrics in Practice», dhe nga Fowler-i për Long Method dhe Long Parameter List.</w:t>
       </w:r>
     </w:p>
     <w:p>
@@ -2212,14 +2247,32 @@
       </w:pPr>
       <w:r>
         <w:rPr>
+          <w:b/>
+        </w:rPr>
+        <w:t>How fast is it? Can it handle a real project?</w:t>
+      </w:r>
+      <w:r>
+        <w:rPr>
+          <w:i/>
+          <w:color w:val="4C5560"/>
+        </w:rPr>
+        <w:t xml:space="preserve">   (Sa i shpejtë është? A e përballon një projekt të vërtetë?)</w:t>
+      </w:r>
+    </w:p>
+    <w:p>
+      <w:pPr>
+        <w:spacing w:after="0"/>
+      </w:pPr>
+      <w:r>
+        <w:rPr>
           <w:sz w:val="24"/>
         </w:rPr>
-        <w:t>Code from the same project looks very similar, so we grouped the data by repository: a model is never tested on a project it learned from.</w:t>
-      </w:r>
-    </w:p>
-    <w:p>
-      <w:pPr>
-        <w:spacing w:after="160"/>
+        <w:t>On jsoup, about 35 thousand lines in 199 files, the rules run in about two seconds on a laptop. The whole corpus of hundreds of projects was analyzed the same way.</w:t>
+      </w:r>
+    </w:p>
+    <w:p>
+      <w:pPr>
+        <w:spacing w:after="200"/>
         <w:ind w:left="360"/>
       </w:pPr>
       <w:r>
@@ -2228,7 +2281,7 @@
           <w:color w:val="4C5560"/>
           <w:sz w:val="20"/>
         </w:rPr>
-        <w:t>Kodi i të njëjtit projekt ngjan shumë, ndaj i grupuam të dhënat sipas projektit: një model nuk provohet kurrë mbi një projekt nga i cili ka mësuar.</w:t>
+        <w:t>Te jsoup-i, rreth 35 mijë rreshta në 199 skedarë, rregullat punojnë rreth dy sekonda në një laptop. I gjithë korpusi me qindra projekte u analizua njësoj.</w:t>
       </w:r>
     </w:p>
     <w:p>
@@ -2237,14 +2290,32 @@
       </w:pPr>
       <w:r>
         <w:rPr>
+          <w:b/>
+        </w:rPr>
+        <w:t>What does a developer actually see in the tool?</w:t>
+      </w:r>
+      <w:r>
+        <w:rPr>
+          <w:i/>
+          <w:color w:val="4C5560"/>
+        </w:rPr>
+        <w:t xml:space="preserve">   (Çka sheh në të vërtetë një programues te mjeti?)</w:t>
+      </w:r>
+    </w:p>
+    <w:p>
+      <w:pPr>
+        <w:spacing w:after="0"/>
+      </w:pPr>
+      <w:r>
+        <w:rPr>
           <w:sz w:val="24"/>
         </w:rPr>
-        <w:t>And we report the Matthews correlation coefficient, MCC.</w:t>
-      </w:r>
-    </w:p>
-    <w:p>
-      <w:pPr>
-        <w:spacing w:after="160"/>
+        <w:t>For each finding: the smell, how serious it is, the conditions that fired with the measured values, and where possible a preview of the fix before any file changes. There is also a plain-language mode in Albanian.</w:t>
+      </w:r>
+    </w:p>
+    <w:p>
+      <w:pPr>
+        <w:spacing w:after="80"/>
         <w:ind w:left="360"/>
       </w:pPr>
       <w:r>
@@ -2253,7 +2324,20 @@
           <w:color w:val="4C5560"/>
           <w:sz w:val="20"/>
         </w:rPr>
-        <w:t>Dhe si notë kryesore raportojmë koeficientin e korrelacionit Matthews, MCC.</w:t>
+        <w:t>Për çdo gjetje: erën, sa e rëndë është, kushtet që e shkaktuan me vlerat e matura, dhe kur mundet një pamje paraprake të ndreqjes para se të preket ndonjë skedar. Ka edhe një mënyrë me gjuhë të thjeshtë, shqip.</w:t>
+      </w:r>
+    </w:p>
+    <w:p>
+      <w:pPr>
+        <w:spacing w:after="200"/>
+        <w:ind w:left="360"/>
+      </w:pPr>
+      <w:r>
+        <w:rPr>
+          <w:color w:val="2F6F45"/>
+          <w:sz w:val="20"/>
+        </w:rPr>
+        <w:t>Sllajdi rezervë 16 · Extract Method in the interface: 1, 6, Enter.</w:t>
       </w:r>
     </w:p>
     <w:p>
@@ -2262,14 +2346,32 @@
       </w:pPr>
       <w:r>
         <w:rPr>
+          <w:b/>
+        </w:rPr>
+        <w:t>Why tree-sitter, and not a compiler front end that resolves names?</w:t>
+      </w:r>
+      <w:r>
+        <w:rPr>
+          <w:i/>
+          <w:color w:val="4C5560"/>
+        </w:rPr>
+        <w:t xml:space="preserve">   (Pse tree-sitter, dhe jo një pjesë kompajleri që i zgjidh emrat?)</w:t>
+      </w:r>
+    </w:p>
+    <w:p>
+      <w:pPr>
+        <w:spacing w:after="0"/>
+      </w:pPr>
+      <w:r>
+        <w:rPr>
           <w:sz w:val="24"/>
         </w:rPr>
-        <w:t>Most samples are clean, so simple accuracy would look very good even for a detector that never fires.</w:t>
-      </w:r>
-    </w:p>
-    <w:p>
-      <w:pPr>
-        <w:spacing w:after="160"/>
+        <w:t>Tree-sitter is fast, it works on code that does not compile, and it needs no build setup. The price is that names are not resolved, so the engine refuses when a name is ambiguous instead of guessing.</w:t>
+      </w:r>
+    </w:p>
+    <w:p>
+      <w:pPr>
+        <w:spacing w:after="200"/>
         <w:ind w:left="360"/>
       </w:pPr>
       <w:r>
@@ -2278,7 +2380,36 @@
           <w:color w:val="4C5560"/>
           <w:sz w:val="20"/>
         </w:rPr>
-        <w:t>Shumica e mostrave janë të pastra, ndaj saktësia e thjeshtë do të dukej shumë e mirë edhe për një detektor që nuk alarmon kurrë.</w:t>
+        <w:t>Tree-sitter është i shpejtë, punon edhe me kod që nuk kompilohet, dhe nuk kërkon konfigurim ndërtimi. Çmimi është që emrat nuk zgjidhen, ndaj motori refuzon kur një emër është i paqartë, në vend që të hamendësojë.</w:t>
+      </w:r>
+    </w:p>
+    <w:p>
+      <w:r>
+        <w:br w:type="page"/>
+      </w:r>
+    </w:p>
+    <w:p>
+      <w:pPr>
+        <w:pStyle w:val="Heading1"/>
+      </w:pPr>
+      <w:r>
+        <w:t>Sllajdi 5 · Professional developers label the code; no model is tested on a project it saw</w:t>
+      </w:r>
+    </w:p>
+    <w:p>
+      <w:r>
+        <w:rPr>
+          <w:b/>
+        </w:rPr>
+        <w:t xml:space="preserve">Mesazhi: </w:t>
+      </w:r>
+      <w:r>
+        <w:t>Etiketat vijnë nga programues profesionistë (MLCQ), dhe prova bëhet e drejtë duke i ndarë të dhënat sipas projektit dhe duke përdorur MCC.</w:t>
+      </w:r>
+    </w:p>
+    <w:p>
+      <w:r>
+        <w:t>Koha: rreth 48 sekonda në versionin e shkurtër, 62 në atë 9-minutësh.</w:t>
       </w:r>
     </w:p>
     <w:p>
@@ -2286,12 +2417,39 @@
         <w:pStyle w:val="Heading2"/>
       </w:pPr>
       <w:r>
-        <w:t>Nëse të ngec mendja</w:t>
-      </w:r>
-    </w:p>
-    <w:p>
-      <w:r>
-        <w:t>MLCQ · 26 programues · 9,046 mostra · ndarje sipas projektit · MCC</w:t>
+        <w:t>Çka shihet në sllajd</w:t>
+      </w:r>
+    </w:p>
+    <w:p>
+      <w:pPr>
+        <w:pStyle w:val="ListBullet"/>
+      </w:pPr>
+      <w:r>
+        <w:t>Lart djathtas ndizen Q1 dhe Q2, me «testing» poshtë tyre: ky sllajd tregon si u provuan rregullat dhe modelet.</w:t>
+      </w:r>
+    </w:p>
+    <w:p>
+      <w:pPr>
+        <w:pStyle w:val="ListBullet"/>
+      </w:pPr>
+      <w:r>
+        <w:t>Dy numra: 9,046 copa kodi (klasa ose metoda) të gjykuara nga programues profesionistë, dhe 512 projektet nga vijnë.</w:t>
+      </w:r>
+    </w:p>
+    <w:p>
+      <w:pPr>
+        <w:pStyle w:val="ListBullet"/>
+      </w:pPr>
+      <w:r>
+        <w:t>Poshtë majtas, 5 kuti me katrorë: çdo kuti është një grup projektesh. Katër gri janë «learn», ku modeli mëson; e pesta, blu, është «test», ku provohet mbi projekte që nuk i ka parë. Një projekt ndodhet vetëm në një kuti.</w:t>
+      </w:r>
+    </w:p>
+    <w:p>
+      <w:pPr>
+        <w:pStyle w:val="ListBullet"/>
+      </w:pPr>
+      <w:r>
+        <w:t>Poshtë djathtas, kutia «Why the score is MCC, not accuracy»: 92.8% me të kuqe është saktësia e një detektori që thotë gjithmonë «i pastër» te Feature Envy. MCC-ja e tij është 0, sa hamendja.</w:t>
       </w:r>
     </w:p>
     <w:p>
@@ -2299,7 +2457,39 @@
         <w:pStyle w:val="Heading2"/>
       </w:pPr>
       <w:r>
-        <w:t>Nëse të pyesin për këtë sllajd</w:t>
+        <w:t>Ku të tregosh</w:t>
+      </w:r>
+    </w:p>
+    <w:p>
+      <w:pPr>
+        <w:pStyle w:val="ListBullet"/>
+      </w:pPr>
+      <w:r>
+        <w:t>Kur thua numrat, trego numrat e mëdhenj, njërin pas tjetrit.</w:t>
+      </w:r>
+    </w:p>
+    <w:p>
+      <w:pPr>
+        <w:pStyle w:val="ListBullet"/>
+      </w:pPr>
+      <w:r>
+        <w:t>Te «it learns from four groups», trego kutitë: «mëson nga këto katër, provohet te kjo».</w:t>
+      </w:r>
+    </w:p>
+    <w:p>
+      <w:pPr>
+        <w:pStyle w:val="ListBullet"/>
+      </w:pPr>
+      <w:r>
+        <w:t>Te «a detector that always says “clean”», trego numrin e kuq.</w:t>
+      </w:r>
+    </w:p>
+    <w:p>
+      <w:pPr>
+        <w:pStyle w:val="Heading2"/>
+      </w:pPr>
+      <w:r>
+        <w:t>Çka thua</w:t>
       </w:r>
     </w:p>
     <w:p>
@@ -2308,166 +2498,9 @@
       </w:pPr>
       <w:r>
         <w:rPr>
-          <w:b/>
-        </w:rPr>
-        <w:t>Pse MCC dhe jo saktësia?</w:t>
-      </w:r>
-    </w:p>
-    <w:p>
-      <w:r>
-        <w:t>Te Feature Envy, një detektor që thotë gjithmonë «i pastër» del 92.8% i saktë, edhe pse nuk ka mësuar asgjë. MCC i jep 0.</w:t>
-      </w:r>
-    </w:p>
-    <w:p>
-      <w:pPr>
-        <w:spacing w:after="0"/>
-      </w:pPr>
-      <w:r>
-        <w:rPr>
-          <w:b/>
-        </w:rPr>
-        <w:t>Si e shmangët rrjedhjen e të dhënave?</w:t>
-      </w:r>
-    </w:p>
-    <w:p>
-      <w:r>
-        <w:t>Me ndarje në 5 grupe sipas projektit: asnjë projekt nuk është njëkohësisht në mësim dhe në provë.</w:t>
-      </w:r>
-    </w:p>
-    <w:p>
-      <w:r>
-        <w:br w:type="page"/>
-      </w:r>
-    </w:p>
-    <w:p>
-      <w:pPr>
-        <w:pStyle w:val="Heading1"/>
-      </w:pPr>
-      <w:r>
-        <w:t>Sllajdi 6 · Learned models beat the rules on all four smells</w:t>
-      </w:r>
-    </w:p>
-    <w:p>
-      <w:r>
-        <w:rPr>
-          <w:b/>
-        </w:rPr>
-        <w:t xml:space="preserve">Mesazhi: </w:t>
-      </w:r>
-      <w:r>
-        <w:t>Rregullat kanë të drejtë kur alarmojnë, por humbasin shumicën e rasteve; modelet janë më të mira te të katër erërat, dhe qartë te Blob, Data Class dhe Long Method.</w:t>
-      </w:r>
-    </w:p>
-    <w:p>
-      <w:r>
-        <w:t>Koha: rreth 57 sekonda në versionin e shkurtër, 74 në atë 9-minutësh.</w:t>
-      </w:r>
-    </w:p>
-    <w:p>
-      <w:pPr>
-        <w:pStyle w:val="Heading2"/>
-      </w:pPr>
-      <w:r>
-        <w:t>Çka shihet në sllajd</w:t>
-      </w:r>
-    </w:p>
-    <w:p>
-      <w:pPr>
-        <w:pStyle w:val="ListBullet"/>
-      </w:pPr>
-      <w:r>
-        <w:t>Grafik me shtylla. Për çdo erë ka dy shtylla krah për krah: gri janë rregullat e botuara (A), blu është modeli më i mirë (B).</w:t>
-      </w:r>
-    </w:p>
-    <w:p>
-      <w:pPr>
-        <w:pStyle w:val="ListBullet"/>
-      </w:pPr>
-      <w:r>
-        <w:t>Numri mbi çdo shtyllë është MCC: 0 do të thotë jo më mirë se hamendja, 1 do të thotë i përsosur. Sa më e lartë shtylla, aq më mirë.</w:t>
-      </w:r>
-    </w:p>
-    <w:p>
-      <w:pPr>
-        <w:pStyle w:val="ListBullet"/>
-      </w:pPr>
-      <w:r>
-        <w:t>Numrat, rregullat → modeli: Blob 0.34 → 0.54; Data Class 0.37 → 0.47; Feature Envy 0.24 → 0.32; Long Method 0.62 → 0.72.</w:t>
-      </w:r>
-    </w:p>
-    <w:p>
-      <w:pPr>
-        <w:pStyle w:val="ListBullet"/>
-      </w:pPr>
-      <w:r>
-        <w:t>Nën emrin e çdo ere: «(significant)» do të thotë që fitorja e modelit është e sigurt statistikisht; «(could be chance)» do të thotë që mund të jetë rastësi.</w:t>
-      </w:r>
-    </w:p>
-    <w:p>
-      <w:pPr>
-        <w:pStyle w:val="ListBullet"/>
-      </w:pPr>
-      <w:r>
-        <w:t>Djathtas lart, «How to read MCC»: një vijë nga «0 = guessing» te «1 = perfect». E njëjta shkallë del edhe te sllajdi tjetër.</w:t>
-      </w:r>
-    </w:p>
-    <w:p>
-      <w:pPr>
-        <w:pStyle w:val="ListBullet"/>
-      </w:pPr>
-      <w:r>
-        <w:t>Poshtë saj, «Out of 100 real smells»: rregullat gjejnë 17–47 (gri), modelet 30–83 (blu), dhe çmimi: zakonisht më shumë alarme të rreme.</w:t>
-      </w:r>
-    </w:p>
-    <w:p>
-      <w:pPr>
-        <w:pStyle w:val="Heading2"/>
-      </w:pPr>
-      <w:r>
-        <w:t>Ku të tregosh</w:t>
-      </w:r>
-    </w:p>
-    <w:p>
-      <w:pPr>
-        <w:pStyle w:val="ListBullet"/>
-      </w:pPr>
-      <w:r>
-        <w:t>Te «The gray bars… and the blue bars…», trego një shtyllë gri dhe një blu, që salla ta lidhë ngjyrën me kuptimin.</w:t>
-      </w:r>
-    </w:p>
-    <w:p>
-      <w:pPr>
-        <w:pStyle w:val="ListBullet"/>
-      </w:pPr>
-      <w:r>
-        <w:t>Te «they catch only 17 to 47 percent», trego numrin gri djathtas; te «Out of every 100 smells», numrin blu poshtë tij.</w:t>
-      </w:r>
-    </w:p>
-    <w:p>
-      <w:pPr>
-        <w:pStyle w:val="ListBullet"/>
-      </w:pPr>
-      <w:r>
-        <w:t>Te «For Feature Envy, the difference could be chance», trego dy shtyllat e saj: janë më të ulëtat dhe më afër njëra-tjetrës.</w:t>
-      </w:r>
-    </w:p>
-    <w:p>
-      <w:pPr>
-        <w:pStyle w:val="Heading2"/>
-      </w:pPr>
-      <w:r>
-        <w:t>Çka thua</w:t>
-      </w:r>
-    </w:p>
-    <w:p>
-      <w:pPr>
-        <w:spacing w:after="0"/>
-      </w:pPr>
-      <w:r>
-        <w:rPr>
           <w:sz w:val="24"/>
         </w:rPr>
-        <w:t>Here are the main results.</w:t>
+        <w:t>To test the tool fairly, I need answers from real people.</w:t>
       </w:r>
     </w:p>
     <w:p>
@@ -2481,7 +2514,7 @@
           <w:color w:val="4C5560"/>
           <w:sz w:val="20"/>
         </w:rPr>
-        <w:t>Ja rezultatet kryesore.</w:t>
+        <w:t>Për ta provuar mjetin në mënyrë të drejtë, më duhen përgjigje nga njerëz të vërtetë.</w:t>
       </w:r>
     </w:p>
     <w:p>
@@ -2492,7 +2525,7 @@
         <w:rPr>
           <w:sz w:val="24"/>
         </w:rPr>
-        <w:t>The gray bars are the published rules, and the blue bars are the best machine learning model for each smell.</w:t>
+        <w:t>I used MLCQ, a public dataset where professional developers judged real Java code.</w:t>
       </w:r>
     </w:p>
     <w:p>
@@ -2506,7 +2539,7 @@
           <w:color w:val="4C5560"/>
           <w:sz w:val="20"/>
         </w:rPr>
-        <w:t>Shtyllat gri janë rregullat e botuara, dhe shtyllat blu janë modeli më i mirë i mësimit makinerik për secilën erë.</w:t>
+        <w:t>Përdora MLCQ, një bazë publike të dhënash ku programues profesionistë gjykuan kod të vërtetë Java.</w:t>
       </w:r>
     </w:p>
     <w:p>
@@ -2517,7 +2550,7 @@
         <w:rPr>
           <w:sz w:val="24"/>
         </w:rPr>
-        <w:t>The rules are often correct when they fire, but they catch only 17 to 47 percent of the smells that developers marked.</w:t>
+        <w:t>In total I have 9,046 pieces of code from 512 open-source projects.</w:t>
       </w:r>
     </w:p>
     <w:p>
@@ -2531,7 +2564,7 @@
           <w:color w:val="4C5560"/>
           <w:sz w:val="20"/>
         </w:rPr>
-        <w:t>Rregullat zakonisht kanë të drejtë kur alarmojnë, por kapin vetëm 17 deri 47 për qind të erërave që shënuan programuesit.</w:t>
+        <w:t>Gjithsej kam 9,046 copa kodi nga 512 projekte me burim të hapur.</w:t>
       </w:r>
     </w:p>
     <w:p>
@@ -2542,7 +2575,7 @@
         <w:rPr>
           <w:sz w:val="24"/>
         </w:rPr>
-        <w:t>The models are better on all four smells, with MCC from 0.32 to 0.72.</w:t>
+        <w:t>A model is never tested on a project it has already seen: it learns from four groups of projects and is tested on the fifth.</w:t>
       </w:r>
     </w:p>
     <w:p>
@@ -2556,7 +2589,7 @@
           <w:color w:val="4C5560"/>
           <w:sz w:val="20"/>
         </w:rPr>
-        <w:t>Modelet janë më të mira te të katër erërat, me MCC nga 0.32 deri 0.72.</w:t>
+        <w:t>Një model nuk provohet kurrë mbi një projekt që e ka parë: mëson nga katër grupe projektesh dhe provohet te i pesti.</w:t>
       </w:r>
     </w:p>
     <w:p>
@@ -2565,9 +2598,18 @@
       </w:pPr>
       <w:r>
         <w:rPr>
+          <w:b/>
+          <w:color w:val="2F6F45"/>
+        </w:rPr>
+        <w:t xml:space="preserve">+ </w:t>
+      </w:r>
+      <w:r>
+        <w:rPr>
+          <w:i/>
+          <w:color w:val="2F6F45"/>
           <w:sz w:val="24"/>
         </w:rPr>
-        <w:t>Out of every 100 smells, they find 30 to 83; the price is usually more false alarms.</w:t>
+        <w:t>Code from the same project looks very similar, so testing on a project it has seen would be like an exam where you already know the answers.</w:t>
       </w:r>
     </w:p>
     <w:p>
@@ -2581,7 +2623,7 @@
           <w:color w:val="4C5560"/>
           <w:sz w:val="20"/>
         </w:rPr>
-        <w:t>Nga çdo 100 erëra, ato gjejnë 30 deri 83; çmimi zakonisht është më shumë alarme të rreme.</w:t>
+        <w:t>Kodi i të njëjtit projekt ngjan shumë, ndaj provimi mbi një projekt të parë do të ishte si një provim ku i di përgjigjet që më parë.</w:t>
       </w:r>
     </w:p>
     <w:p>
@@ -2592,7 +2634,7 @@
         <w:rPr>
           <w:sz w:val="24"/>
         </w:rPr>
-        <w:t>We also computed 95 percent confidence intervals by resampling repositories.</w:t>
+        <w:t>To score the results I use MCC, not simple accuracy.</w:t>
       </w:r>
     </w:p>
     <w:p>
@@ -2606,7 +2648,7 @@
           <w:color w:val="4C5560"/>
           <w:sz w:val="20"/>
         </w:rPr>
-        <w:t>Llogaritëm edhe intervale besimi 95 për qind, duke i rizgjedhur projektet rastësisht shumë herë.</w:t>
+        <w:t>Për t'i vlerësuar rezultatet përdor MCC-në, jo saktësinë e thjeshtë.</w:t>
       </w:r>
     </w:p>
     <w:p>
@@ -2617,7 +2659,7 @@
         <w:rPr>
           <w:sz w:val="24"/>
         </w:rPr>
-        <w:t>The improvement is clearly above zero for Blob, Data Class and Long Method.</w:t>
+        <w:t>On Feature Envy, a detector that always says “clean” is 93 percent accurate, but it is useless. Its MCC is zero.</w:t>
       </w:r>
     </w:p>
     <w:p>
@@ -2631,7 +2673,28 @@
           <w:color w:val="4C5560"/>
           <w:sz w:val="20"/>
         </w:rPr>
-        <w:t>Përmirësimi është qartë mbi zero për Blob, Data Class dhe Long Method: nuk është fat.</w:t>
+        <w:t>Te Feature Envy, një detektor që thotë gjithmonë «i pastër» është 93 për qind i saktë, por është i padobishëm. MCC-ja e tij është zero.</w:t>
+      </w:r>
+    </w:p>
+    <w:p>
+      <w:pPr>
+        <w:pStyle w:val="Heading2"/>
+      </w:pPr>
+      <w:r>
+        <w:t>Nëse të ngec mendja</w:t>
+      </w:r>
+    </w:p>
+    <w:p>
+      <w:r>
+        <w:t>MLCQ · 26 programues · 9,046 mostra · ndarje sipas projektit · MCC</w:t>
+      </w:r>
+    </w:p>
+    <w:p>
+      <w:pPr>
+        <w:pStyle w:val="Heading2"/>
+      </w:pPr>
+      <w:r>
+        <w:t>Nëse të pyesin për këtë sllajd</w:t>
       </w:r>
     </w:p>
     <w:p>
@@ -2640,14 +2703,32 @@
       </w:pPr>
       <w:r>
         <w:rPr>
+          <w:b/>
+        </w:rPr>
+        <w:t>Who decided which code is smelly?</w:t>
+      </w:r>
+      <w:r>
+        <w:rPr>
+          <w:i/>
+          <w:color w:val="4C5560"/>
+        </w:rPr>
+        <w:t xml:space="preserve">   (Kush vendosi cili kod ka erë?)</w:t>
+      </w:r>
+    </w:p>
+    <w:p>
+      <w:pPr>
+        <w:spacing w:after="0"/>
+      </w:pPr>
+      <w:r>
+        <w:rPr>
           <w:sz w:val="24"/>
         </w:rPr>
-        <w:t>For Feature Envy, the difference could be chance.</w:t>
-      </w:r>
-    </w:p>
-    <w:p>
-      <w:pPr>
-        <w:spacing w:after="160"/>
+        <w:t>Twenty-six professional developers, in a public dataset called MLCQ. I did not label the data myself, so my own opinion does not shape the results.</w:t>
+      </w:r>
+    </w:p>
+    <w:p>
+      <w:pPr>
+        <w:spacing w:after="200"/>
         <w:ind w:left="360"/>
       </w:pPr>
       <w:r>
@@ -2656,7 +2737,479 @@
           <w:color w:val="4C5560"/>
           <w:sz w:val="20"/>
         </w:rPr>
-        <w:t>Për Feature Envy, ndryshimi mund të jetë edhe rastësi.</w:t>
+        <w:t>Njëzet e gjashtë programues profesionistë, në një bazë publike të dhënash që quhet MLCQ. Të dhënat nuk i etiketova vetë, ndaj mendimi im nuk i ndikon rezultatet.</w:t>
+      </w:r>
+    </w:p>
+    <w:p>
+      <w:pPr>
+        <w:spacing w:after="0"/>
+      </w:pPr>
+      <w:r>
+        <w:rPr>
+          <w:b/>
+        </w:rPr>
+        <w:t>What is MCC, and why not accuracy?</w:t>
+      </w:r>
+      <w:r>
+        <w:rPr>
+          <w:i/>
+          <w:color w:val="4C5560"/>
+        </w:rPr>
+        <w:t xml:space="preserve">   (Çka është MCC-ja, dhe pse jo saktësia?)</w:t>
+      </w:r>
+    </w:p>
+    <w:p>
+      <w:pPr>
+        <w:spacing w:after="0"/>
+      </w:pPr>
+      <w:r>
+        <w:rPr>
+          <w:sz w:val="24"/>
+        </w:rPr>
+        <w:t>MCC is a score from minus one to one: zero means guessing, one means perfect. Most code is clean, so on Feature Envy a detector that always says “clean” is 93% accurate, but its MCC is zero.</w:t>
+      </w:r>
+    </w:p>
+    <w:p>
+      <w:pPr>
+        <w:spacing w:after="200"/>
+        <w:ind w:left="360"/>
+      </w:pPr>
+      <w:r>
+        <w:rPr>
+          <w:i/>
+          <w:color w:val="4C5560"/>
+          <w:sz w:val="20"/>
+        </w:rPr>
+        <w:t>MCC-ja është një notë nga minus një deri në një: zero do të thotë hamendje, një përsosmëri. Shumica e kodit është i pastër, ndaj te Feature Envy një detektor që thotë gjithmonë «i pastër» është 93% i saktë, por MCC-ja e tij është zero.</w:t>
+      </w:r>
+    </w:p>
+    <w:p>
+      <w:pPr>
+        <w:spacing w:after="0"/>
+      </w:pPr>
+      <w:r>
+        <w:rPr>
+          <w:b/>
+        </w:rPr>
+        <w:t>What is MLCQ?</w:t>
+      </w:r>
+      <w:r>
+        <w:rPr>
+          <w:i/>
+          <w:color w:val="4C5560"/>
+        </w:rPr>
+        <w:t xml:space="preserve">   (Çka është MLCQ?)</w:t>
+      </w:r>
+    </w:p>
+    <w:p>
+      <w:pPr>
+        <w:spacing w:after="0"/>
+      </w:pPr>
+      <w:r>
+        <w:rPr>
+          <w:sz w:val="24"/>
+        </w:rPr>
+        <w:t>A public dataset by Madeyski and Lewowski, 2020: about fifteen thousand reviews of real open-source Java code by twenty-six professional developers, for four smells.</w:t>
+      </w:r>
+    </w:p>
+    <w:p>
+      <w:pPr>
+        <w:spacing w:after="200"/>
+        <w:ind w:left="360"/>
+      </w:pPr>
+      <w:r>
+        <w:rPr>
+          <w:i/>
+          <w:color w:val="4C5560"/>
+          <w:sz w:val="20"/>
+        </w:rPr>
+        <w:t>Një bazë publike të dhënash nga Madeyski dhe Lewowski, 2020: rreth pesëmbëdhjetë mijë vlerësime të kodit të vërtetë Java me burim të hapur, nga njëzet e gjashtë programues profesionistë, për katër erëra.</w:t>
+      </w:r>
+    </w:p>
+    <w:p>
+      <w:pPr>
+        <w:spacing w:after="0"/>
+      </w:pPr>
+      <w:r>
+        <w:rPr>
+          <w:b/>
+        </w:rPr>
+        <w:t>How did you avoid data leakage?</w:t>
+      </w:r>
+      <w:r>
+        <w:rPr>
+          <w:i/>
+          <w:color w:val="4C5560"/>
+        </w:rPr>
+        <w:t xml:space="preserve">   (Si e shmange rrjedhjen e të dhënave?)</w:t>
+      </w:r>
+    </w:p>
+    <w:p>
+      <w:pPr>
+        <w:spacing w:after="0"/>
+      </w:pPr>
+      <w:r>
+        <w:rPr>
+          <w:sz w:val="24"/>
+        </w:rPr>
+        <w:t>I grouped the data by project, with 5-fold grouped cross-validation. A project is never in training and testing at the same time, because code from one project is very similar.</w:t>
+      </w:r>
+    </w:p>
+    <w:p>
+      <w:pPr>
+        <w:spacing w:after="200"/>
+        <w:ind w:left="360"/>
+      </w:pPr>
+      <w:r>
+        <w:rPr>
+          <w:i/>
+          <w:color w:val="4C5560"/>
+          <w:sz w:val="20"/>
+        </w:rPr>
+        <w:t>I grupova të dhënat sipas projektit, me provë të kryqëzuar në 5 grupe. Një projekt nuk është kurrë njëkohësisht në mësim dhe në provë, sepse kodi i një projekti ngjan shumë.</w:t>
+      </w:r>
+    </w:p>
+    <w:p>
+      <w:pPr>
+        <w:spacing w:after="0"/>
+      </w:pPr>
+      <w:r>
+        <w:rPr>
+          <w:b/>
+        </w:rPr>
+        <w:t>How did you handle the imbalance, with so few smelly samples?</w:t>
+      </w:r>
+      <w:r>
+        <w:rPr>
+          <w:i/>
+          <w:color w:val="4C5560"/>
+        </w:rPr>
+        <w:t xml:space="preserve">   (Si e trajtove pabarazinë, me kaq pak mostra me erë?)</w:t>
+      </w:r>
+    </w:p>
+    <w:p>
+      <w:pPr>
+        <w:spacing w:after="0"/>
+      </w:pPr>
+      <w:r>
+        <w:rPr>
+          <w:sz w:val="24"/>
+        </w:rPr>
+        <w:t>Every model that supports it uses balanced class weights. I did not oversample, because copying rows could cross the project groups and undo the grouping. And the score is MCC, which is not fooled by imbalance.</w:t>
+      </w:r>
+    </w:p>
+    <w:p>
+      <w:pPr>
+        <w:spacing w:after="200"/>
+        <w:ind w:left="360"/>
+      </w:pPr>
+      <w:r>
+        <w:rPr>
+          <w:i/>
+          <w:color w:val="4C5560"/>
+          <w:sz w:val="20"/>
+        </w:rPr>
+        <w:t>Çdo model që e lejon përdor pesha të balancuara për klasat. Nuk shumëfishova mostra, sepse kopjimi i rreshtave mund t'i kalonte grupet e projekteve dhe ta prishte ndarjen. Dhe nota është MCC, që nuk mashtrohet nga pabarazia.</w:t>
+      </w:r>
+    </w:p>
+    <w:p>
+      <w:r>
+        <w:br w:type="page"/>
+      </w:r>
+    </w:p>
+    <w:p>
+      <w:pPr>
+        <w:pStyle w:val="Heading1"/>
+      </w:pPr>
+      <w:r>
+        <w:t>Sllajdi 6 · Learned models beat the rules on all four smells</w:t>
+      </w:r>
+    </w:p>
+    <w:p>
+      <w:r>
+        <w:rPr>
+          <w:b/>
+        </w:rPr>
+        <w:t xml:space="preserve">Mesazhi: </w:t>
+      </w:r>
+      <w:r>
+        <w:t>Rregullat kanë të drejtë kur alarmojnë, por humbasin shumicën e rasteve; modelet janë më të mira te të katër erërat, dhe qartë te Blob, Data Class dhe Long Method.</w:t>
+      </w:r>
+    </w:p>
+    <w:p>
+      <w:r>
+        <w:t>Koha: rreth 46 sekonda në versionin e shkurtër, 62 në atë 9-minutësh.</w:t>
+      </w:r>
+    </w:p>
+    <w:p>
+      <w:pPr>
+        <w:pStyle w:val="Heading2"/>
+      </w:pPr>
+      <w:r>
+        <w:t>Çka shihet në sllajd</w:t>
+      </w:r>
+    </w:p>
+    <w:p>
+      <w:pPr>
+        <w:pStyle w:val="ListBullet"/>
+      </w:pPr>
+      <w:r>
+        <w:t>Grafik me shtylla. Për çdo erë ka dy shtylla krah për krah: gri janë rregullat e botuara (A), blu është modeli më i mirë (B).</w:t>
+      </w:r>
+    </w:p>
+    <w:p>
+      <w:pPr>
+        <w:pStyle w:val="ListBullet"/>
+      </w:pPr>
+      <w:r>
+        <w:t>Numri mbi çdo shtyllë është MCC: 0 do të thotë jo më mirë se hamendja, 1 do të thotë i përsosur. Sa më e lartë shtylla, aq më mirë.</w:t>
+      </w:r>
+    </w:p>
+    <w:p>
+      <w:pPr>
+        <w:pStyle w:val="ListBullet"/>
+      </w:pPr>
+      <w:r>
+        <w:t>Numrat, rregullat → modeli: Blob 0.34 → 0.54; Data Class 0.37 → 0.47; Feature Envy 0.24 → 0.32; Long Method 0.62 → 0.72.</w:t>
+      </w:r>
+    </w:p>
+    <w:p>
+      <w:pPr>
+        <w:pStyle w:val="ListBullet"/>
+      </w:pPr>
+      <w:r>
+        <w:t>Nën emrin e çdo ere: «(significant)» do të thotë që fitorja e modelit është e sigurt statistikisht; «(could be chance)» do të thotë që mund të jetë rastësi.</w:t>
+      </w:r>
+    </w:p>
+    <w:p>
+      <w:pPr>
+        <w:pStyle w:val="ListBullet"/>
+      </w:pPr>
+      <w:r>
+        <w:t>Djathtas lart, «How to read MCC»: një vijë nga «0 = guessing» te «1 = perfect». E njëjta shkallë del edhe te sllajdi tjetër.</w:t>
+      </w:r>
+    </w:p>
+    <w:p>
+      <w:pPr>
+        <w:pStyle w:val="ListBullet"/>
+      </w:pPr>
+      <w:r>
+        <w:t>Poshtë saj, «Out of 100 real smells»: rregullat gjejnë 17–47 (gri), modelet 30–83 (blu), dhe çmimi: zakonisht më shumë alarme të rreme.</w:t>
+      </w:r>
+    </w:p>
+    <w:p>
+      <w:pPr>
+        <w:pStyle w:val="Heading2"/>
+      </w:pPr>
+      <w:r>
+        <w:t>Ku të tregosh</w:t>
+      </w:r>
+    </w:p>
+    <w:p>
+      <w:pPr>
+        <w:pStyle w:val="ListBullet"/>
+      </w:pPr>
+      <w:r>
+        <w:t>Te «Gray is the published rules, blue is machine learning», trego një shtyllë gri dhe një blu, që salla ta lidhë ngjyrën me kuptimin.</w:t>
+      </w:r>
+    </w:p>
+    <w:p>
+      <w:pPr>
+        <w:pStyle w:val="ListBullet"/>
+      </w:pPr>
+      <w:r>
+        <w:t>Te «they find only 17 to 47», trego numrin gri djathtas; te «It finds 30 to 83 out of 100», numrin blu poshtë tij.</w:t>
+      </w:r>
+    </w:p>
+    <w:p>
+      <w:pPr>
+        <w:pStyle w:val="ListBullet"/>
+      </w:pPr>
+      <w:r>
+        <w:t>Te «For Feature Envy, it could be luck», trego dy shtyllat e saj: janë më të ulëtat dhe më afër njëra-tjetrës.</w:t>
+      </w:r>
+    </w:p>
+    <w:p>
+      <w:pPr>
+        <w:pStyle w:val="Heading2"/>
+      </w:pPr>
+      <w:r>
+        <w:t>Çka thua</w:t>
+      </w:r>
+    </w:p>
+    <w:p>
+      <w:pPr>
+        <w:spacing w:after="0"/>
+      </w:pPr>
+      <w:r>
+        <w:rPr>
+          <w:sz w:val="24"/>
+        </w:rPr>
+        <w:t>Here are the main results.</w:t>
+      </w:r>
+    </w:p>
+    <w:p>
+      <w:pPr>
+        <w:spacing w:after="160"/>
+        <w:ind w:left="360"/>
+      </w:pPr>
+      <w:r>
+        <w:rPr>
+          <w:i/>
+          <w:color w:val="4C5560"/>
+          <w:sz w:val="20"/>
+        </w:rPr>
+        <w:t>Ja rezultatet kryesore.</w:t>
+      </w:r>
+    </w:p>
+    <w:p>
+      <w:pPr>
+        <w:spacing w:after="0"/>
+      </w:pPr>
+      <w:r>
+        <w:rPr>
+          <w:sz w:val="24"/>
+        </w:rPr>
+        <w:t>Gray is the published rules, blue is machine learning.</w:t>
+      </w:r>
+    </w:p>
+    <w:p>
+      <w:pPr>
+        <w:spacing w:after="160"/>
+        <w:ind w:left="360"/>
+      </w:pPr>
+      <w:r>
+        <w:rPr>
+          <w:i/>
+          <w:color w:val="4C5560"/>
+          <w:sz w:val="20"/>
+        </w:rPr>
+        <w:t>Gria janë rregullat e botuara, bluja është mësimi makinerik.</w:t>
+      </w:r>
+    </w:p>
+    <w:p>
+      <w:pPr>
+        <w:spacing w:after="0"/>
+      </w:pPr>
+      <w:r>
+        <w:rPr>
+          <w:sz w:val="24"/>
+        </w:rPr>
+        <w:t>Higher is better: zero means guessing, one means perfect.</w:t>
+      </w:r>
+    </w:p>
+    <w:p>
+      <w:pPr>
+        <w:spacing w:after="160"/>
+        <w:ind w:left="360"/>
+      </w:pPr>
+      <w:r>
+        <w:rPr>
+          <w:i/>
+          <w:color w:val="4C5560"/>
+          <w:sz w:val="20"/>
+        </w:rPr>
+        <w:t>Sa më lart, aq më mirë: zero do të thotë hamendje, një do të thotë përsosmëri.</w:t>
+      </w:r>
+    </w:p>
+    <w:p>
+      <w:pPr>
+        <w:spacing w:after="0"/>
+      </w:pPr>
+      <w:r>
+        <w:rPr>
+          <w:sz w:val="24"/>
+        </w:rPr>
+        <w:t>The rules are usually right when they raise an alarm, but out of every 100 real smells, they find only 17 to 47.</w:t>
+      </w:r>
+    </w:p>
+    <w:p>
+      <w:pPr>
+        <w:spacing w:after="160"/>
+        <w:ind w:left="360"/>
+      </w:pPr>
+      <w:r>
+        <w:rPr>
+          <w:i/>
+          <w:color w:val="4C5560"/>
+          <w:sz w:val="20"/>
+        </w:rPr>
+        <w:t>Rregullat zakonisht kanë të drejtë kur alarmojnë, por nga çdo 100 erëra të vërteta gjejnë vetëm 17 deri 47.</w:t>
+      </w:r>
+    </w:p>
+    <w:p>
+      <w:pPr>
+        <w:spacing w:after="0"/>
+      </w:pPr>
+      <w:r>
+        <w:rPr>
+          <w:sz w:val="24"/>
+        </w:rPr>
+        <w:t>Machine learning is better on all four smells. It finds 30 to 83 out of 100, but usually with more false alarms.</w:t>
+      </w:r>
+    </w:p>
+    <w:p>
+      <w:pPr>
+        <w:spacing w:after="160"/>
+        <w:ind w:left="360"/>
+      </w:pPr>
+      <w:r>
+        <w:rPr>
+          <w:i/>
+          <w:color w:val="4C5560"/>
+          <w:sz w:val="20"/>
+        </w:rPr>
+        <w:t>Mësimi makinerik është më i mirë te të katër erërat. Gjen 30 deri 83 nga 100, por zakonisht me më shumë alarme të rreme.</w:t>
+      </w:r>
+    </w:p>
+    <w:p>
+      <w:pPr>
+        <w:spacing w:after="0"/>
+      </w:pPr>
+      <w:r>
+        <w:rPr>
+          <w:sz w:val="24"/>
+        </w:rPr>
+        <w:t>For Blob, Data Class and Long Method, the improvement is real, not luck.</w:t>
+      </w:r>
+    </w:p>
+    <w:p>
+      <w:pPr>
+        <w:spacing w:after="160"/>
+        <w:ind w:left="360"/>
+      </w:pPr>
+      <w:r>
+        <w:rPr>
+          <w:i/>
+          <w:color w:val="4C5560"/>
+          <w:sz w:val="20"/>
+        </w:rPr>
+        <w:t>Për Blob, Data Class dhe Long Method, përmirësimi është i vërtetë, jo fat.</w:t>
+      </w:r>
+    </w:p>
+    <w:p>
+      <w:pPr>
+        <w:spacing w:after="0"/>
+      </w:pPr>
+      <w:r>
+        <w:rPr>
+          <w:sz w:val="24"/>
+        </w:rPr>
+        <w:t>For Feature Envy, it could be luck.</w:t>
+      </w:r>
+    </w:p>
+    <w:p>
+      <w:pPr>
+        <w:spacing w:after="160"/>
+        <w:ind w:left="360"/>
+      </w:pPr>
+      <w:r>
+        <w:rPr>
+          <w:i/>
+          <w:color w:val="4C5560"/>
+          <w:sz w:val="20"/>
+        </w:rPr>
+        <w:t>Për Feature Envy, mund të jetë fat.</w:t>
       </w:r>
     </w:p>
     <w:p>
@@ -2676,7 +3229,7 @@
           <w:color w:val="2F6F45"/>
           <w:sz w:val="24"/>
         </w:rPr>
-        <w:t>We also compared with PMD, a popular open-source analyzer, on the same samples.</w:t>
+        <w:t>I checked this by repeating the calculation 2,000 times on random samples of the projects.</w:t>
       </w:r>
     </w:p>
     <w:p>
@@ -2690,7 +3243,7 @@
           <w:color w:val="4C5560"/>
           <w:sz w:val="20"/>
         </w:rPr>
-        <w:t>E krahasuam edhe me PMD-në, një mjet i njohur falas për analizën e kodit, mbi të njëjtat mostra.</w:t>
+        <w:t>Këtë e kontrollova duke e përsëritur llogaritjen 2,000 herë mbi mostra të rastësishme të projekteve.</w:t>
       </w:r>
     </w:p>
     <w:p>
@@ -2710,7 +3263,7 @@
           <w:color w:val="2F6F45"/>
           <w:sz w:val="24"/>
         </w:rPr>
-        <w:t>Once the confidence interval is considered, PMD is never ahead, and for Long Method our rules are clearly better.</w:t>
+        <w:t>I also compared with PMD, a popular free tool: it was never better than my rules.</w:t>
       </w:r>
     </w:p>
     <w:p>
@@ -2724,7 +3277,7 @@
           <w:color w:val="4C5560"/>
           <w:sz w:val="20"/>
         </w:rPr>
-        <w:t>Kur merret parasysh intervali i besimit, PMD nuk del kurrë përpara, dhe për Long Method rregullat tona janë qartë më të mira.</w:t>
+        <w:t>E krahasova edhe me PMD-në, një mjet i njohur falas: nuk doli kurrë më i mirë se rregullat e mia.</w:t>
       </w:r>
     </w:p>
     <w:p>
@@ -2756,12 +3309,14 @@
         <w:rPr>
           <w:b/>
         </w:rPr>
-        <w:t>Cili model fitoi për secilën erë?</w:t>
-      </w:r>
-    </w:p>
-    <w:p>
-      <w:r>
-        <w:t>Blob: Logistic regression; Data Class: Gradient boosting; Feature Envy: Gradient boosting; Long Method: Random forest. Sllajdi rezervë «Every algorithm» i tregon të gjithë.</w:t>
+        <w:t>What does machine learning mean here, in simple words?</w:t>
+      </w:r>
+      <w:r>
+        <w:rPr>
+          <w:i/>
+          <w:color w:val="4C5560"/>
+        </w:rPr>
+        <w:t xml:space="preserve">   (Çka do të thotë mësimi makinerik këtu, me fjalë të thjeshta?)</w:t>
       </w:r>
     </w:p>
     <w:p>
@@ -2770,147 +3325,14 @@
       </w:pPr>
       <w:r>
         <w:rPr>
-          <w:b/>
-        </w:rPr>
-        <w:t>Si dihet që nuk është fat?</w:t>
-      </w:r>
-    </w:p>
-    <w:p>
-      <w:r>
-        <w:t>I rizgjodhëm projektet rastësisht 2,000 herë dhe e llogaritëm ndryshimin çdo herë. Sllajdi rezervë «Confidence intervals».</w:t>
-      </w:r>
-    </w:p>
-    <w:p>
-      <w:pPr>
-        <w:spacing w:after="0"/>
-      </w:pPr>
-      <w:r>
-        <w:rPr>
-          <w:b/>
-        </w:rPr>
-        <w:t>Precision dhe recall për secilën erë?</w:t>
-      </w:r>
-    </w:p>
-    <w:p>
-      <w:r>
-        <w:t>Sllajdi rezervë «Full detection results».</w:t>
-      </w:r>
-    </w:p>
-    <w:p>
-      <w:r>
-        <w:br w:type="page"/>
-      </w:r>
-    </w:p>
-    <w:p>
-      <w:pPr>
-        <w:pStyle w:val="Heading1"/>
-      </w:pPr>
-      <w:r>
-        <w:t>Sllajdi 7 · For Feature Envy, even two experts agree no better than chance</w:t>
-      </w:r>
-    </w:p>
-    <w:p>
-      <w:r>
-        <w:rPr>
-          <w:b/>
-        </w:rPr>
-        <w:t xml:space="preserve">Mesazhi: </w:t>
-      </w:r>
-      <w:r>
-        <w:t>Për Feature Envy edhe ekspertët nuk pajtohen me njëri-tjetrin; kufiri nuk është vetëm algoritmi, por vetë përkufizimi i erës.</w:t>
-      </w:r>
-    </w:p>
-    <w:p>
-      <w:r>
-        <w:t>Koha: rreth 42 sekonda në versionin e shkurtër, 56 në atë 9-minutësh.</w:t>
-      </w:r>
-    </w:p>
-    <w:p>
-      <w:pPr>
-        <w:pStyle w:val="Heading2"/>
-      </w:pPr>
-      <w:r>
-        <w:t>Çka shihet në sllajd</w:t>
-      </w:r>
-    </w:p>
-    <w:p>
-      <w:pPr>
-        <w:pStyle w:val="ListBullet"/>
-      </w:pPr>
-      <w:r>
-        <w:t>Grafik me një shtyllë për çdo erë: sa pajtohen dy rishikues njerëzorë që panë të njëjtin kod, i matur me MCC. Vija e hollë horizontale është zero, pra hamendja.</w:t>
-      </w:r>
-    </w:p>
-    <w:p>
-      <w:pPr>
-        <w:pStyle w:val="ListBullet"/>
-      </w:pPr>
-      <w:r>
-        <w:t>Numrat: Blob 0.31; Data Class 0.40; Feature Envy -0.07; Long Method 0.57.</w:t>
-      </w:r>
-    </w:p>
-    <w:p>
-      <w:pPr>
-        <w:pStyle w:val="ListBullet"/>
-      </w:pPr>
-      <w:r>
-        <w:t>Shtylla e Feature Envy është e kuqe dhe nën zero: pajtimi është sa me hamendje. Për Blob, Data Class dhe Long Method pajtimi është mesatar.</w:t>
-      </w:r>
-    </w:p>
-    <w:p>
-      <w:pPr>
-        <w:pStyle w:val="ListBullet"/>
-      </w:pPr>
-      <w:r>
-        <w:t>Djathtas: e njëjta shkallë e MCC-së si te sllajdi para tij, numri i madh me të kuqe («sa një monedhë e hedhur»), dhe fjalia kryesore me shkronja të trasha.</w:t>
-      </w:r>
-    </w:p>
-    <w:p>
-      <w:pPr>
-        <w:pStyle w:val="Heading2"/>
-      </w:pPr>
-      <w:r>
-        <w:t>Ku të tregosh</w:t>
-      </w:r>
-    </w:p>
-    <w:p>
-      <w:pPr>
-        <w:pStyle w:val="ListBullet"/>
-      </w:pPr>
-      <w:r>
-        <w:t>Te «For Feature Envy, they agree no better than chance», trego shtyllën e kuqe.</w:t>
-      </w:r>
-    </w:p>
-    <w:p>
-      <w:pPr>
-        <w:pStyle w:val="ListBullet"/>
-      </w:pPr>
-      <w:r>
-        <w:t>Fjalinë «If experts do not agree…» thuaje ngadalë, duke parë sallën: është mesazhi kryesor i pjesës së parë, dhe e ke të shkruar djathtas.</w:t>
-      </w:r>
-    </w:p>
-    <w:p>
-      <w:pPr>
-        <w:pStyle w:val="Heading2"/>
-      </w:pPr>
-      <w:r>
-        <w:t>Çka thua</w:t>
-      </w:r>
-    </w:p>
-    <w:p>
-      <w:pPr>
-        <w:spacing w:after="0"/>
-      </w:pPr>
-      <w:r>
-        <w:rPr>
           <w:sz w:val="24"/>
         </w:rPr>
-        <w:t>Why is Feature Envy so hard?</w:t>
-      </w:r>
-    </w:p>
-    <w:p>
-      <w:pPr>
-        <w:spacing w:after="160"/>
+        <w:t>Instead of fixed rules, the computer learns from thousands of examples that developers judged, and finds by itself the line between smelly and clean code.</w:t>
+      </w:r>
+    </w:p>
+    <w:p>
+      <w:pPr>
+        <w:spacing w:after="200"/>
         <w:ind w:left="360"/>
       </w:pPr>
       <w:r>
@@ -2919,7 +3341,7 @@
           <w:color w:val="4C5560"/>
           <w:sz w:val="20"/>
         </w:rPr>
-        <w:t>Pse është Feature Envy kaq e vështirë?</w:t>
+        <w:t>Në vend të rregullave fikse, kompjuteri mëson nga mijëra shembuj që i gjykuan programuesit, dhe e gjen vetë kufirin mes kodit me erë dhe kodit të pastër.</w:t>
       </w:r>
     </w:p>
     <w:p>
@@ -2928,14 +3350,32 @@
       </w:pPr>
       <w:r>
         <w:rPr>
+          <w:b/>
+        </w:rPr>
+        <w:t>Which machine learning model was the best?</w:t>
+      </w:r>
+      <w:r>
+        <w:rPr>
+          <w:i/>
+          <w:color w:val="4C5560"/>
+        </w:rPr>
+        <w:t xml:space="preserve">   (Cili model i mësimit makinerik doli më i miri?)</w:t>
+      </w:r>
+    </w:p>
+    <w:p>
+      <w:pPr>
+        <w:spacing w:after="0"/>
+      </w:pPr>
+      <w:r>
+        <w:rPr>
           <w:sz w:val="24"/>
         </w:rPr>
-        <w:t>We measured how much the human reviewers agree with each other.</w:t>
-      </w:r>
-    </w:p>
-    <w:p>
-      <w:pPr>
-        <w:spacing w:after="160"/>
+        <w:t>It depends on the smell: logistic regression for Blob; gradient boosting for Data Class and Feature Envy; random forest for Long Method. The backup slide shows all of them.</w:t>
+      </w:r>
+    </w:p>
+    <w:p>
+      <w:pPr>
+        <w:spacing w:after="80"/>
         <w:ind w:left="360"/>
       </w:pPr>
       <w:r>
@@ -2944,7 +3384,20 @@
           <w:color w:val="4C5560"/>
           <w:sz w:val="20"/>
         </w:rPr>
-        <w:t>Matëm sa pajtohen rishikuesit njerëzorë me njëri-tjetrin.</w:t>
+        <w:t>Varet nga era: logistic regression për Blob; gradient boosting për Data Class dhe Feature Envy; random forest për Long Method. Sllajdi rezervë i tregon të gjithë.</w:t>
+      </w:r>
+    </w:p>
+    <w:p>
+      <w:pPr>
+        <w:spacing w:after="200"/>
+        <w:ind w:left="360"/>
+      </w:pPr>
+      <w:r>
+        <w:rPr>
+          <w:color w:val="2F6F45"/>
+          <w:sz w:val="20"/>
+        </w:rPr>
+        <w:t>Sllajdi rezervë 13 · Every algorithm: 1, 3, Enter.</w:t>
       </w:r>
     </w:p>
     <w:p>
@@ -2953,14 +3406,32 @@
       </w:pPr>
       <w:r>
         <w:rPr>
+          <w:b/>
+        </w:rPr>
+        <w:t>What are precision and recall?</w:t>
+      </w:r>
+      <w:r>
+        <w:rPr>
+          <w:i/>
+          <w:color w:val="4C5560"/>
+        </w:rPr>
+        <w:t xml:space="preserve">   (Çka janë precision dhe recall?)</w:t>
+      </w:r>
+    </w:p>
+    <w:p>
+      <w:pPr>
+        <w:spacing w:after="0"/>
+      </w:pPr>
+      <w:r>
+        <w:rPr>
           <w:sz w:val="24"/>
         </w:rPr>
-        <w:t>For Blob, Data Class and Long Method, two reviewers agree only moderately.</w:t>
-      </w:r>
-    </w:p>
-    <w:p>
-      <w:pPr>
-        <w:spacing w:after="160"/>
+        <w:t>Precision: when the tool says “smell”, how often it is right. Recall: of all the real smells, how many it finds. The rules have high precision but low recall.</w:t>
+      </w:r>
+    </w:p>
+    <w:p>
+      <w:pPr>
+        <w:spacing w:after="80"/>
         <w:ind w:left="360"/>
       </w:pPr>
       <w:r>
@@ -2969,7 +3440,20 @@
           <w:color w:val="4C5560"/>
           <w:sz w:val="20"/>
         </w:rPr>
-        <w:t>Për Blob, Data Class dhe Long Method, dy rishikues pajtohen vetëm mesatarisht.</w:t>
+        <w:t>Precision: kur mjeti thotë «erë», sa shpesh ka të drejtë. Recall: nga të gjitha erërat e vërteta, sa i gjen. Rregullat kanë precision të lartë, por recall të ulët.</w:t>
+      </w:r>
+    </w:p>
+    <w:p>
+      <w:pPr>
+        <w:spacing w:after="200"/>
+        <w:ind w:left="360"/>
+      </w:pPr>
+      <w:r>
+        <w:rPr>
+          <w:color w:val="2F6F45"/>
+          <w:sz w:val="20"/>
+        </w:rPr>
+        <w:t>Sllajdi rezervë 11 · Full detection results: 1, 1, Enter.</w:t>
       </w:r>
     </w:p>
     <w:p>
@@ -2978,14 +3462,32 @@
       </w:pPr>
       <w:r>
         <w:rPr>
+          <w:b/>
+        </w:rPr>
+        <w:t>Why do the models give more false alarms?</w:t>
+      </w:r>
+      <w:r>
+        <w:rPr>
+          <w:i/>
+          <w:color w:val="4C5560"/>
+        </w:rPr>
+        <w:t xml:space="preserve">   (Pse modelet japin më shumë alarme të rreme?)</w:t>
+      </w:r>
+    </w:p>
+    <w:p>
+      <w:pPr>
+        <w:spacing w:after="0"/>
+      </w:pPr>
+      <w:r>
+        <w:rPr>
           <w:sz w:val="24"/>
         </w:rPr>
-        <w:t>For Feature Envy, they agree no better than chance.</w:t>
-      </w:r>
-    </w:p>
-    <w:p>
-      <w:pPr>
-        <w:spacing w:after="160"/>
+        <w:t>Because they find many more real smells, and the price is more alarms that turn out wrong. On 3 of the 4 smells their precision is lower than the rules'.</w:t>
+      </w:r>
+    </w:p>
+    <w:p>
+      <w:pPr>
+        <w:spacing w:after="80"/>
         <w:ind w:left="360"/>
       </w:pPr>
       <w:r>
@@ -2994,7 +3496,475 @@
           <w:color w:val="4C5560"/>
           <w:sz w:val="20"/>
         </w:rPr>
-        <w:t>Për Feature Envy, pajtohen jo më shumë se sa po të hamendësonin.</w:t>
+        <w:t>Sepse gjejnë shumë më tepër erëra të vërteta, dhe çmimi është më shumë alarme që dalin të gabuara. Te 3 nga 4 erërat precision-i i tyre është më i ulët se i rregullave.</w:t>
+      </w:r>
+    </w:p>
+    <w:p>
+      <w:pPr>
+        <w:spacing w:after="200"/>
+        <w:ind w:left="360"/>
+      </w:pPr>
+      <w:r>
+        <w:rPr>
+          <w:color w:val="2F6F45"/>
+          <w:sz w:val="20"/>
+        </w:rPr>
+        <w:t>Sllajdi rezervë 11 · Full detection results: 1, 1, Enter.</w:t>
+      </w:r>
+    </w:p>
+    <w:p>
+      <w:pPr>
+        <w:spacing w:after="0"/>
+      </w:pPr>
+      <w:r>
+        <w:rPr>
+          <w:b/>
+        </w:rPr>
+        <w:t>How do you know the improvement is not luck?</w:t>
+      </w:r>
+      <w:r>
+        <w:rPr>
+          <w:i/>
+          <w:color w:val="4C5560"/>
+        </w:rPr>
+        <w:t xml:space="preserve">   (Si e di që përmirësimi nuk është fat?)</w:t>
+      </w:r>
+    </w:p>
+    <w:p>
+      <w:pPr>
+        <w:spacing w:after="0"/>
+      </w:pPr>
+      <w:r>
+        <w:rPr>
+          <w:sz w:val="24"/>
+        </w:rPr>
+        <w:t>I resampled whole projects 2,000 times and recomputed the difference each time. For Blob, Data Class and Long Method the 95 percent interval stays above zero; for Feature Envy it includes zero, so I do not claim it.</w:t>
+      </w:r>
+    </w:p>
+    <w:p>
+      <w:pPr>
+        <w:spacing w:after="80"/>
+        <w:ind w:left="360"/>
+      </w:pPr>
+      <w:r>
+        <w:rPr>
+          <w:i/>
+          <w:color w:val="4C5560"/>
+          <w:sz w:val="20"/>
+        </w:rPr>
+        <w:t>I rizgjodha projektet e plota 2,000 herë dhe e rillogarita ndryshimin çdo herë. Për Blob, Data Class dhe Long Method intervali 95 për qind mbetet mbi zero; për Feature Envy e përfshin zeron, ndaj nuk e pretendoj.</w:t>
+      </w:r>
+    </w:p>
+    <w:p>
+      <w:pPr>
+        <w:spacing w:after="200"/>
+        <w:ind w:left="360"/>
+      </w:pPr>
+      <w:r>
+        <w:rPr>
+          <w:color w:val="2F6F45"/>
+          <w:sz w:val="20"/>
+        </w:rPr>
+        <w:t>Sllajdi rezervë 12 · Confidence intervals: 1, 2, Enter.</w:t>
+      </w:r>
+    </w:p>
+    <w:p>
+      <w:pPr>
+        <w:spacing w:after="0"/>
+      </w:pPr>
+      <w:r>
+        <w:rPr>
+          <w:b/>
+        </w:rPr>
+        <w:t>Why not deep learning?</w:t>
+      </w:r>
+      <w:r>
+        <w:rPr>
+          <w:i/>
+          <w:color w:val="4C5560"/>
+        </w:rPr>
+        <w:t xml:space="preserve">   (Pse jo deep learning?)</w:t>
+      </w:r>
+    </w:p>
+    <w:p>
+      <w:pPr>
+        <w:spacing w:after="0"/>
+      </w:pPr>
+      <w:r>
+        <w:rPr>
+          <w:sz w:val="24"/>
+        </w:rPr>
+        <w:t>The data is small and it is a table of numbers, the models must be explainable, and everything had to run on a laptop at zero cost. Simple models were already enough to beat the rules.</w:t>
+      </w:r>
+    </w:p>
+    <w:p>
+      <w:pPr>
+        <w:spacing w:after="200"/>
+        <w:ind w:left="360"/>
+      </w:pPr>
+      <w:r>
+        <w:rPr>
+          <w:i/>
+          <w:color w:val="4C5560"/>
+          <w:sz w:val="20"/>
+        </w:rPr>
+        <w:t>Të dhënat janë të pakta dhe janë një tabelë numrash, modelet duhet të shpjegohen, dhe gjithçka duhej të punonte në një laptop pa kosto. Modelet e thjeshta mjaftuan për t'i mundur rregullat.</w:t>
+      </w:r>
+    </w:p>
+    <w:p>
+      <w:pPr>
+        <w:spacing w:after="0"/>
+      </w:pPr>
+      <w:r>
+        <w:rPr>
+          <w:b/>
+        </w:rPr>
+        <w:t>How does it compare with tools like PMD or SonarQube?</w:t>
+      </w:r>
+      <w:r>
+        <w:rPr>
+          <w:i/>
+          <w:color w:val="4C5560"/>
+        </w:rPr>
+        <w:t xml:space="preserve">   (Si krahasohet me mjete si PMD ose SonarQube?)</w:t>
+      </w:r>
+    </w:p>
+    <w:p>
+      <w:pPr>
+        <w:spacing w:after="0"/>
+      </w:pPr>
+      <w:r>
+        <w:rPr>
+          <w:sz w:val="24"/>
+        </w:rPr>
+        <w:t>I compared with PMD on the same samples: once the confidence interval is considered it is never ahead, and for Long Method my rules are clearly better. I did not compare with SonarQube; that is a good next step.</w:t>
+      </w:r>
+    </w:p>
+    <w:p>
+      <w:pPr>
+        <w:spacing w:after="80"/>
+        <w:ind w:left="360"/>
+      </w:pPr>
+      <w:r>
+        <w:rPr>
+          <w:i/>
+          <w:color w:val="4C5560"/>
+          <w:sz w:val="20"/>
+        </w:rPr>
+        <w:t>E krahasova me PMD-në mbi të njëjtat mostra: kur merret parasysh intervali i besimit nuk del kurrë përpara, dhe për Long Method rregullat e mia janë qartë më të mira. Me SonarQube nuk e krahasova; ai është një hap i mirë për më pas.</w:t>
+      </w:r>
+    </w:p>
+    <w:p>
+      <w:pPr>
+        <w:spacing w:after="200"/>
+        <w:ind w:left="360"/>
+      </w:pPr>
+      <w:r>
+        <w:rPr>
+          <w:color w:val="2F6F45"/>
+          <w:sz w:val="20"/>
+        </w:rPr>
+        <w:t>Sllajdi rezervë 14 · Comparison with PMD: 1, 4, Enter.</w:t>
+      </w:r>
+    </w:p>
+    <w:p>
+      <w:pPr>
+        <w:spacing w:after="0"/>
+      </w:pPr>
+      <w:r>
+        <w:rPr>
+          <w:b/>
+        </w:rPr>
+        <w:t>Could the model just learn size or project style instead of smells?</w:t>
+      </w:r>
+      <w:r>
+        <w:rPr>
+          <w:i/>
+          <w:color w:val="4C5560"/>
+        </w:rPr>
+        <w:t xml:space="preserve">   (A mund të mësojë modeli thjesht madhësinë ose stilin e projektit, jo erërat?)</w:t>
+      </w:r>
+    </w:p>
+    <w:p>
+      <w:pPr>
+        <w:spacing w:after="0"/>
+      </w:pPr>
+      <w:r>
+        <w:rPr>
+          <w:sz w:val="24"/>
+        </w:rPr>
+        <w:t>Grouping by project stops it from memorizing projects. Size does matter for some smells: for Blob the strongest features are CLOC and NOM, which fits the definition of a class that does too much.</w:t>
+      </w:r>
+    </w:p>
+    <w:p>
+      <w:pPr>
+        <w:spacing w:after="200"/>
+        <w:ind w:left="360"/>
+      </w:pPr>
+      <w:r>
+        <w:rPr>
+          <w:i/>
+          <w:color w:val="4C5560"/>
+          <w:sz w:val="20"/>
+        </w:rPr>
+        <w:t>Grupimi sipas projektit e pengon të mësojë përmendësh projektet. Madhësia ka rëndësi për disa erëra: për Blob tiparet më të forta janë CLOC dhe NOM, që përputhet me përkufizimin e një klase që bën shumë.</w:t>
+      </w:r>
+    </w:p>
+    <w:p>
+      <w:pPr>
+        <w:spacing w:after="0"/>
+      </w:pPr>
+      <w:r>
+        <w:rPr>
+          <w:b/>
+        </w:rPr>
+        <w:t>How do your numbers compare with the literature?</w:t>
+      </w:r>
+      <w:r>
+        <w:rPr>
+          <w:i/>
+          <w:color w:val="4C5560"/>
+        </w:rPr>
+        <w:t xml:space="preserve">   (Si krahasohen numrat e tu me literaturën?)</w:t>
+      </w:r>
+    </w:p>
+    <w:p>
+      <w:pPr>
+        <w:spacing w:after="0"/>
+      </w:pPr>
+      <w:r>
+        <w:rPr>
+          <w:sz w:val="24"/>
+        </w:rPr>
+        <w:t>They are in the same range as Madeyski and Lewowski 2023 on the same dataset: for Feature Envy they report 0.31 (FDA) and I get 0.32. They used a random split and tuned models, which usually gives higher numbers, and I grouped by project.</w:t>
+      </w:r>
+    </w:p>
+    <w:p>
+      <w:pPr>
+        <w:spacing w:after="80"/>
+        <w:ind w:left="360"/>
+      </w:pPr>
+      <w:r>
+        <w:rPr>
+          <w:i/>
+          <w:color w:val="4C5560"/>
+          <w:sz w:val="20"/>
+        </w:rPr>
+        <w:t>Janë në të njëjtin rang me Madeyski dhe Lewowski 2023, mbi të njëjtën bazë: për Feature Envy ata raportojnë 0.31 (FDA) dhe unë marr 0.32. Ata përdorën ndarje rastësore dhe modele të akorduara, që zakonisht japin numra më të lartë, ndërsa unë ndava sipas projektit.</w:t>
+      </w:r>
+    </w:p>
+    <w:p>
+      <w:pPr>
+        <w:spacing w:after="200"/>
+        <w:ind w:left="360"/>
+      </w:pPr>
+      <w:r>
+        <w:rPr>
+          <w:color w:val="2F6F45"/>
+          <w:sz w:val="20"/>
+        </w:rPr>
+        <w:t>Sllajdi rezervë 17 · Comparison with the literature: 1, 7, Enter.</w:t>
+      </w:r>
+    </w:p>
+    <w:p>
+      <w:r>
+        <w:br w:type="page"/>
+      </w:r>
+    </w:p>
+    <w:p>
+      <w:pPr>
+        <w:pStyle w:val="Heading1"/>
+      </w:pPr>
+      <w:r>
+        <w:t>Sllajdi 7 · For Feature Envy, even two experts agree no better than chance</w:t>
+      </w:r>
+    </w:p>
+    <w:p>
+      <w:r>
+        <w:rPr>
+          <w:b/>
+        </w:rPr>
+        <w:t xml:space="preserve">Mesazhi: </w:t>
+      </w:r>
+      <w:r>
+        <w:t>Për Feature Envy edhe ekspertët nuk pajtohen me njëri-tjetrin; kufiri nuk është vetëm algoritmi, por vetë përkufizimi i erës.</w:t>
+      </w:r>
+    </w:p>
+    <w:p>
+      <w:r>
+        <w:t>Koha: rreth 41 sekonda në versionin e shkurtër, 44 në atë 9-minutësh.</w:t>
+      </w:r>
+    </w:p>
+    <w:p>
+      <w:pPr>
+        <w:pStyle w:val="Heading2"/>
+      </w:pPr>
+      <w:r>
+        <w:t>Çka shihet në sllajd</w:t>
+      </w:r>
+    </w:p>
+    <w:p>
+      <w:pPr>
+        <w:pStyle w:val="ListBullet"/>
+      </w:pPr>
+      <w:r>
+        <w:t>Grafik me një shtyllë për çdo erë: sa pajtohen dy rishikues njerëzorë që panë të njëjtin kod, i matur me MCC. Vija e hollë horizontale është zero, pra hamendja.</w:t>
+      </w:r>
+    </w:p>
+    <w:p>
+      <w:pPr>
+        <w:pStyle w:val="ListBullet"/>
+      </w:pPr>
+      <w:r>
+        <w:t>Numrat: Blob 0.31; Data Class 0.40; Feature Envy -0.07; Long Method 0.57.</w:t>
+      </w:r>
+    </w:p>
+    <w:p>
+      <w:pPr>
+        <w:pStyle w:val="ListBullet"/>
+      </w:pPr>
+      <w:r>
+        <w:t>Shtylla e Feature Envy është e kuqe dhe nën zero: pajtimi është sa me hamendje. Për Blob, Data Class dhe Long Method pajtimi është mesatar.</w:t>
+      </w:r>
+    </w:p>
+    <w:p>
+      <w:pPr>
+        <w:pStyle w:val="ListBullet"/>
+      </w:pPr>
+      <w:r>
+        <w:t>Djathtas: e njëjta shkallë e MCC-së si te sllajdi para tij, numri i madh me të kuqe («sa një monedhë e hedhur»), dhe fjalia kryesore me shkronja të trasha.</w:t>
+      </w:r>
+    </w:p>
+    <w:p>
+      <w:pPr>
+        <w:pStyle w:val="Heading2"/>
+      </w:pPr>
+      <w:r>
+        <w:t>Ku të tregosh</w:t>
+      </w:r>
+    </w:p>
+    <w:p>
+      <w:pPr>
+        <w:pStyle w:val="ListBullet"/>
+      </w:pPr>
+      <w:r>
+        <w:t>Te «For Feature Envy, they agree no more than a coin flip», trego shtyllën e kuqe.</w:t>
+      </w:r>
+    </w:p>
+    <w:p>
+      <w:pPr>
+        <w:pStyle w:val="ListBullet"/>
+      </w:pPr>
+      <w:r>
+        <w:t>Fjalinë «If experts do not agree…» thuaje ngadalë, duke parë sallën: është mesazhi kryesor i pjesës së parë, dhe e ke të shkruar djathtas.</w:t>
+      </w:r>
+    </w:p>
+    <w:p>
+      <w:pPr>
+        <w:pStyle w:val="Heading2"/>
+      </w:pPr>
+      <w:r>
+        <w:t>Çka thua</w:t>
+      </w:r>
+    </w:p>
+    <w:p>
+      <w:pPr>
+        <w:spacing w:after="0"/>
+      </w:pPr>
+      <w:r>
+        <w:rPr>
+          <w:sz w:val="24"/>
+        </w:rPr>
+        <w:t>Why is Feature Envy so hard?</w:t>
+      </w:r>
+    </w:p>
+    <w:p>
+      <w:pPr>
+        <w:spacing w:after="160"/>
+        <w:ind w:left="360"/>
+      </w:pPr>
+      <w:r>
+        <w:rPr>
+          <w:i/>
+          <w:color w:val="4C5560"/>
+          <w:sz w:val="20"/>
+        </w:rPr>
+        <w:t>Pse është Feature Envy kaq e vështirë?</w:t>
+      </w:r>
+    </w:p>
+    <w:p>
+      <w:pPr>
+        <w:spacing w:after="0"/>
+      </w:pPr>
+      <w:r>
+        <w:rPr>
+          <w:sz w:val="24"/>
+        </w:rPr>
+        <w:t>I looked at code that two developers judged, and checked how often they agree.</w:t>
+      </w:r>
+    </w:p>
+    <w:p>
+      <w:pPr>
+        <w:spacing w:after="160"/>
+        <w:ind w:left="360"/>
+      </w:pPr>
+      <w:r>
+        <w:rPr>
+          <w:i/>
+          <w:color w:val="4C5560"/>
+          <w:sz w:val="20"/>
+        </w:rPr>
+        <w:t>Shikova kodin që e gjykuan dy programues, dhe kontrollova sa shpesh pajtohen.</w:t>
+      </w:r>
+    </w:p>
+    <w:p>
+      <w:pPr>
+        <w:spacing w:after="0"/>
+      </w:pPr>
+      <w:r>
+        <w:rPr>
+          <w:sz w:val="24"/>
+        </w:rPr>
+        <w:t>For Blob, Data Class and Long Method, they agree only partly.</w:t>
+      </w:r>
+    </w:p>
+    <w:p>
+      <w:pPr>
+        <w:spacing w:after="160"/>
+        <w:ind w:left="360"/>
+      </w:pPr>
+      <w:r>
+        <w:rPr>
+          <w:i/>
+          <w:color w:val="4C5560"/>
+          <w:sz w:val="20"/>
+        </w:rPr>
+        <w:t>Për Blob, Data Class dhe Long Method, pajtohen vetëm pjesërisht.</w:t>
+      </w:r>
+    </w:p>
+    <w:p>
+      <w:pPr>
+        <w:spacing w:after="0"/>
+      </w:pPr>
+      <w:r>
+        <w:rPr>
+          <w:sz w:val="24"/>
+        </w:rPr>
+        <w:t>For Feature Envy, they agree no more than a coin flip.</w:t>
+      </w:r>
+    </w:p>
+    <w:p>
+      <w:pPr>
+        <w:spacing w:after="160"/>
+        <w:ind w:left="360"/>
+      </w:pPr>
+      <w:r>
+        <w:rPr>
+          <w:i/>
+          <w:color w:val="4C5560"/>
+          <w:sz w:val="20"/>
+        </w:rPr>
+        <w:t>Për Feature Envy, pajtohen jo më shumë se një monedhë e hedhur.</w:t>
       </w:r>
     </w:p>
     <w:p>
@@ -3014,7 +3984,7 @@
           <w:color w:val="2F6F45"/>
           <w:sz w:val="24"/>
         </w:rPr>
-        <w:t>For Feature Envy, their MCC is -0.07, practically zero.</w:t>
+        <w:t>Their score is -0.07, practically zero.</w:t>
       </w:r>
     </w:p>
     <w:p>
@@ -3028,7 +3998,448 @@
           <w:color w:val="4C5560"/>
           <w:sz w:val="20"/>
         </w:rPr>
-        <w:t>Për Feature Envy, MCC-ja e tyre është -0.07, praktikisht zero.</w:t>
+        <w:t>Nota e tyre është -0.07, praktikisht zero.</w:t>
+      </w:r>
+    </w:p>
+    <w:p>
+      <w:pPr>
+        <w:spacing w:after="0"/>
+      </w:pPr>
+      <w:r>
+        <w:rPr>
+          <w:sz w:val="24"/>
+        </w:rPr>
+        <w:t>So the problem is not only the algorithm.</w:t>
+      </w:r>
+    </w:p>
+    <w:p>
+      <w:pPr>
+        <w:spacing w:after="160"/>
+        <w:ind w:left="360"/>
+      </w:pPr>
+      <w:r>
+        <w:rPr>
+          <w:i/>
+          <w:color w:val="4C5560"/>
+          <w:sz w:val="20"/>
+        </w:rPr>
+        <w:t>Pra problemi nuk është vetëm algoritmi.</w:t>
+      </w:r>
+    </w:p>
+    <w:p>
+      <w:pPr>
+        <w:spacing w:after="0"/>
+      </w:pPr>
+      <w:r>
+        <w:rPr>
+          <w:sz w:val="24"/>
+        </w:rPr>
+        <w:t>If experts do not agree on what a smell is, no tool can learn it well.</w:t>
+      </w:r>
+    </w:p>
+    <w:p>
+      <w:pPr>
+        <w:spacing w:after="160"/>
+        <w:ind w:left="360"/>
+      </w:pPr>
+      <w:r>
+        <w:rPr>
+          <w:i/>
+          <w:color w:val="4C5560"/>
+          <w:sz w:val="20"/>
+        </w:rPr>
+        <w:t>Nëse ekspertët nuk pajtohen se çka është një erë, asnjë mjet nuk mund ta mësojë mirë.</w:t>
+      </w:r>
+    </w:p>
+    <w:p>
+      <w:pPr>
+        <w:spacing w:after="0"/>
+      </w:pPr>
+      <w:r>
+        <w:rPr>
+          <w:sz w:val="24"/>
+        </w:rPr>
+        <w:t>For me, this is the most important lesson of the first part.</w:t>
+      </w:r>
+    </w:p>
+    <w:p>
+      <w:pPr>
+        <w:spacing w:after="160"/>
+        <w:ind w:left="360"/>
+      </w:pPr>
+      <w:r>
+        <w:rPr>
+          <w:i/>
+          <w:color w:val="4C5560"/>
+          <w:sz w:val="20"/>
+        </w:rPr>
+        <w:t>Për mua, ky është mësimi më i rëndësishëm i pjesës së parë.</w:t>
+      </w:r>
+    </w:p>
+    <w:p>
+      <w:pPr>
+        <w:pStyle w:val="Heading2"/>
+      </w:pPr>
+      <w:r>
+        <w:t>Nëse të ngec mendja</w:t>
+      </w:r>
+    </w:p>
+    <w:p>
+      <w:r>
+        <w:t>sa pajtohen njerëzit · Feature Envy sa hamendja · problemi është përkufizimi</w:t>
+      </w:r>
+    </w:p>
+    <w:p>
+      <w:pPr>
+        <w:pStyle w:val="Heading2"/>
+      </w:pPr>
+      <w:r>
+        <w:t>Nëse të pyesin për këtë sllajd</w:t>
+      </w:r>
+    </w:p>
+    <w:p>
+      <w:pPr>
+        <w:spacing w:after="0"/>
+      </w:pPr>
+      <w:r>
+        <w:rPr>
+          <w:b/>
+        </w:rPr>
+        <w:t>What surprised you the most?</w:t>
+      </w:r>
+      <w:r>
+        <w:rPr>
+          <w:i/>
+          <w:color w:val="4C5560"/>
+        </w:rPr>
+        <w:t xml:space="preserve">   (Çka të befasoi më shumë?)</w:t>
+      </w:r>
+    </w:p>
+    <w:p>
+      <w:pPr>
+        <w:spacing w:after="0"/>
+      </w:pPr>
+      <w:r>
+        <w:rPr>
+          <w:sz w:val="24"/>
+        </w:rPr>
+        <w:t>That for Feature Envy even two experts agree no better than chance. So part of the difficulty is in the definition of the smell, not only in the tools.</w:t>
+      </w:r>
+    </w:p>
+    <w:p>
+      <w:pPr>
+        <w:spacing w:after="200"/>
+        <w:ind w:left="360"/>
+      </w:pPr>
+      <w:r>
+        <w:rPr>
+          <w:i/>
+          <w:color w:val="4C5560"/>
+          <w:sz w:val="20"/>
+        </w:rPr>
+        <w:t>Që për Feature Envy edhe dy ekspertë pajtohen jo më shumë se me hamendje. Pra një pjesë e vështirësisë është te përkufizimi i erës, jo vetëm te mjetet.</w:t>
+      </w:r>
+    </w:p>
+    <w:p>
+      <w:pPr>
+        <w:spacing w:after="0"/>
+      </w:pPr>
+      <w:r>
+        <w:rPr>
+          <w:b/>
+        </w:rPr>
+        <w:t>If reviewers disagree, are your labels reliable at all?</w:t>
+      </w:r>
+      <w:r>
+        <w:rPr>
+          <w:i/>
+          <w:color w:val="4C5560"/>
+        </w:rPr>
+        <w:t xml:space="preserve">   (Nëse rishikuesit nuk pajtohen, a janë fare të besueshme etiketat?)</w:t>
+      </w:r>
+    </w:p>
+    <w:p>
+      <w:pPr>
+        <w:spacing w:after="0"/>
+      </w:pPr>
+      <w:r>
+        <w:rPr>
+          <w:sz w:val="24"/>
+        </w:rPr>
+        <w:t>For Feature Envy, not really: the reviewers' MCC is -0.07, and I report that as a limit. For the other three it is 0.31 to 0.57, so the labels carry real signal, and each label is the average of its reviewers.</w:t>
+      </w:r>
+    </w:p>
+    <w:p>
+      <w:pPr>
+        <w:spacing w:after="200"/>
+        <w:ind w:left="360"/>
+      </w:pPr>
+      <w:r>
+        <w:rPr>
+          <w:i/>
+          <w:color w:val="4C5560"/>
+          <w:sz w:val="20"/>
+        </w:rPr>
+        <w:t>Për Feature Envy, jo vërtet: MCC-ja mes rishikuesve është -0.07, dhe këtë e raportoj si kufizim. Për tri të tjerat është 0.31 deri 0.57, ndaj etiketat kanë sinjal të vërtetë, dhe çdo etiketë është mesatarja e rishikuesve të saj.</w:t>
+      </w:r>
+    </w:p>
+    <w:p>
+      <w:r>
+        <w:br w:type="page"/>
+      </w:r>
+    </w:p>
+    <w:p>
+      <w:pPr>
+        <w:pStyle w:val="Heading1"/>
+      </w:pPr>
+      <w:r>
+        <w:t>Sllajdi 8 · The engine rewrites only what it can prove, and refuses the rest with a reason</w:t>
+      </w:r>
+    </w:p>
+    <w:p>
+      <w:r>
+        <w:rPr>
+          <w:b/>
+        </w:rPr>
+        <w:t xml:space="preserve">Mesazhi: </w:t>
+      </w:r>
+      <w:r>
+        <w:t>Motori ndreq vetëm kur është i sigurt: rishkruan 22% të vendeve, refuzon të tjerat me arsye, era zhduket në 65%, dhe asnjë rishkrim me gabim nuk shkruhet.</w:t>
+      </w:r>
+    </w:p>
+    <w:p>
+      <w:r>
+        <w:t>Koha: rreth 69 sekonda në versionin e shkurtër, 93 në atë 9-minutësh.</w:t>
+      </w:r>
+    </w:p>
+    <w:p>
+      <w:pPr>
+        <w:pStyle w:val="Heading2"/>
+      </w:pPr>
+      <w:r>
+        <w:t>Çka shihet në sllajd</w:t>
+      </w:r>
+    </w:p>
+    <w:p>
+      <w:pPr>
+        <w:pStyle w:val="ListBullet"/>
+      </w:pPr>
+      <w:r>
+        <w:t>Lart: 15,800 vende në kod ku mund të zbatohej një ndreqje («places in the code»).</w:t>
+      </w:r>
+    </w:p>
+    <w:p>
+      <w:pPr>
+        <w:pStyle w:val="ListBullet"/>
+      </w:pPr>
+      <w:r>
+        <w:t>Shiriti poshtë tij: pjesa blu janë 3,532 të rishkruarat (22.4%), pjesa gri janë 12,252 të refuzuarat (77.5%), sepse nuk u vërtetuan të sigurta. Gjatësia e secilës pjese është sa pjesa e saj.</w:t>
+      </w:r>
+    </w:p>
+    <w:p>
+      <w:pPr>
+        <w:pStyle w:val="ListBullet"/>
+      </w:pPr>
+      <w:r>
+        <w:t>Tri kartat «What happened to the 3,532 rewrites»: 64.8% e hoqën erën; 1.6% shtuan një lloj të ri gabimi kompilimi dhe nuk shkruhen kurrë; 62.9% ishin të pranueshme në rishikimin me dorë të 60 rishkrimeve.</w:t>
+      </w:r>
+    </w:p>
+    <w:p>
+      <w:pPr>
+        <w:pStyle w:val="ListBullet"/>
+      </w:pPr>
+      <w:r>
+        <w:t>Tri ndreqjet, në nëntitull. Extract Method: një pjesë e metodës së gjatë kalon në një metodë të re. Guard Clauses: if-i i madh që mbështjell gjithë metodën bëhet dalje e hershme. Introduce Parameter Object: shumë parametra mblidhen në një objekt.</w:t>
+      </w:r>
+    </w:p>
+    <w:p>
+      <w:pPr>
+        <w:pStyle w:val="Heading2"/>
+      </w:pPr>
+      <w:r>
+        <w:t>Ku të tregosh</w:t>
+      </w:r>
+    </w:p>
+    <w:p>
+      <w:pPr>
+        <w:pStyle w:val="ListBullet"/>
+      </w:pPr>
+      <w:r>
+        <w:t>Te «it found … places», trego numrin e madh, pastaj pjesën blu të shiritit.</w:t>
+      </w:r>
+    </w:p>
+    <w:p>
+      <w:pPr>
+        <w:pStyle w:val="ListBullet"/>
+      </w:pPr>
+      <w:r>
+        <w:t>Te «It refused the rest», trego pjesën gri. Te «For me, a refusal is a good result», mos lëviz: thuaje duke parë sallën.</w:t>
+      </w:r>
+    </w:p>
+    <w:p>
+      <w:pPr>
+        <w:pStyle w:val="ListBullet"/>
+      </w:pPr>
+      <w:r>
+        <w:t>Te tri numrat e fundit, trego tri kartat me radhë.</w:t>
+      </w:r>
+    </w:p>
+    <w:p>
+      <w:pPr>
+        <w:pStyle w:val="Heading2"/>
+      </w:pPr>
+      <w:r>
+        <w:t>Çka thua</w:t>
+      </w:r>
+    </w:p>
+    <w:p>
+      <w:pPr>
+        <w:spacing w:after="0"/>
+      </w:pPr>
+      <w:r>
+        <w:rPr>
+          <w:sz w:val="24"/>
+        </w:rPr>
+        <w:t>Now the third question: can we fix smells automatically?</w:t>
+      </w:r>
+    </w:p>
+    <w:p>
+      <w:pPr>
+        <w:spacing w:after="160"/>
+        <w:ind w:left="360"/>
+      </w:pPr>
+      <w:r>
+        <w:rPr>
+          <w:i/>
+          <w:color w:val="4C5560"/>
+          <w:sz w:val="20"/>
+        </w:rPr>
+        <w:t>Tani pyetja e tretë: a mund t'i ndreqim erërat automatikisht?</w:t>
+      </w:r>
+    </w:p>
+    <w:p>
+      <w:pPr>
+        <w:spacing w:after="0"/>
+      </w:pPr>
+      <w:r>
+        <w:rPr>
+          <w:sz w:val="24"/>
+        </w:rPr>
+        <w:t>The tool knows three fixes: split a long method, turn a big if into an early exit, and group many parameters into one object.</w:t>
+      </w:r>
+    </w:p>
+    <w:p>
+      <w:pPr>
+        <w:spacing w:after="160"/>
+        <w:ind w:left="360"/>
+      </w:pPr>
+      <w:r>
+        <w:rPr>
+          <w:i/>
+          <w:color w:val="4C5560"/>
+          <w:sz w:val="20"/>
+        </w:rPr>
+        <w:t>Mjeti di tri ndreqje: ndan një metodë të gjatë, kthen një if të madh në një dalje të hershme, dhe mbledh shumë parametra në një objekt.</w:t>
+      </w:r>
+    </w:p>
+    <w:p>
+      <w:pPr>
+        <w:spacing w:after="0"/>
+      </w:pPr>
+      <w:r>
+        <w:rPr>
+          <w:sz w:val="24"/>
+        </w:rPr>
+        <w:t>In all the projects, it found 15,800 places where a fix could apply.</w:t>
+      </w:r>
+    </w:p>
+    <w:p>
+      <w:pPr>
+        <w:spacing w:after="160"/>
+        <w:ind w:left="360"/>
+      </w:pPr>
+      <w:r>
+        <w:rPr>
+          <w:i/>
+          <w:color w:val="4C5560"/>
+          <w:sz w:val="20"/>
+        </w:rPr>
+        <w:t>Në të gjitha projektet, gjeti 15,800 vende ku mund të zbatohej një ndreqje.</w:t>
+      </w:r>
+    </w:p>
+    <w:p>
+      <w:pPr>
+        <w:spacing w:after="0"/>
+      </w:pPr>
+      <w:r>
+        <w:rPr>
+          <w:sz w:val="24"/>
+        </w:rPr>
+        <w:t>It changed 3,532 of them, about 22 percent.</w:t>
+      </w:r>
+    </w:p>
+    <w:p>
+      <w:pPr>
+        <w:spacing w:after="160"/>
+        <w:ind w:left="360"/>
+      </w:pPr>
+      <w:r>
+        <w:rPr>
+          <w:i/>
+          <w:color w:val="4C5560"/>
+          <w:sz w:val="20"/>
+        </w:rPr>
+        <w:t>Ndryshoi 3,532 prej tyre, rreth 22 për qind.</w:t>
+      </w:r>
+    </w:p>
+    <w:p>
+      <w:pPr>
+        <w:spacing w:after="0"/>
+      </w:pPr>
+      <w:r>
+        <w:rPr>
+          <w:sz w:val="24"/>
+        </w:rPr>
+        <w:t>It refused the rest, because it could not prove the change was safe, and it always says why.</w:t>
+      </w:r>
+    </w:p>
+    <w:p>
+      <w:pPr>
+        <w:spacing w:after="160"/>
+        <w:ind w:left="360"/>
+      </w:pPr>
+      <w:r>
+        <w:rPr>
+          <w:i/>
+          <w:color w:val="4C5560"/>
+          <w:sz w:val="20"/>
+        </w:rPr>
+        <w:t>Të tjerat i refuzoi, sepse nuk mundi ta vërtetojë që ndryshimi ishte i sigurt, dhe gjithmonë thotë pse.</w:t>
+      </w:r>
+    </w:p>
+    <w:p>
+      <w:pPr>
+        <w:spacing w:after="0"/>
+      </w:pPr>
+      <w:r>
+        <w:rPr>
+          <w:sz w:val="24"/>
+        </w:rPr>
+        <w:t>For me, a refusal is a good result, not a failure.</w:t>
+      </w:r>
+    </w:p>
+    <w:p>
+      <w:pPr>
+        <w:spacing w:after="160"/>
+        <w:ind w:left="360"/>
+      </w:pPr>
+      <w:r>
+        <w:rPr>
+          <w:i/>
+          <w:color w:val="4C5560"/>
+          <w:sz w:val="20"/>
+        </w:rPr>
+        <w:t>Për mua, refuzimi është rezultat i mirë, jo dështim.</w:t>
       </w:r>
     </w:p>
     <w:p>
@@ -3048,7 +4459,7 @@
           <w:color w:val="2F6F45"/>
           <w:sz w:val="24"/>
         </w:rPr>
-        <w:t>This matches the previous slide: Feature Envy is where the model could not clearly beat the rules.</w:t>
+        <w:t>In 45 percent of the places, the code simply does not have the right shape for the fix.</w:t>
       </w:r>
     </w:p>
     <w:p>
@@ -3062,7 +4473,7 @@
           <w:color w:val="4C5560"/>
           <w:sz w:val="20"/>
         </w:rPr>
-        <w:t>Kjo përputhet me sllajdin e mëparshëm: te Feature Envy modeli nuk arriti t'i mundë qartë rregullat.</w:t>
+        <w:t>Në 45 për qind të vendeve, kodi thjesht nuk ka formën e duhur për ndreqjen.</w:t>
       </w:r>
     </w:p>
     <w:p>
@@ -3073,7 +4484,7 @@
         <w:rPr>
           <w:sz w:val="24"/>
         </w:rPr>
-        <w:t>So the problem is not only the algorithm.</w:t>
+        <w:t>After a change, the smell disappeared in 65 percent of the cases.</w:t>
       </w:r>
     </w:p>
     <w:p>
@@ -3087,7 +4498,7 @@
           <w:color w:val="4C5560"/>
           <w:sz w:val="20"/>
         </w:rPr>
-        <w:t>Pra problemi nuk është vetëm algoritmi.</w:t>
+        <w:t>Pas një ndryshimi, era u zhduk në 65 për qind të rasteve.</w:t>
       </w:r>
     </w:p>
     <w:p>
@@ -3098,7 +4509,7 @@
         <w:rPr>
           <w:sz w:val="24"/>
         </w:rPr>
-        <w:t>It is the definition of the smell itself.</w:t>
+        <w:t>Only 1.6 percent of the changes added a new compile error, and those are never written to the code.</w:t>
       </w:r>
     </w:p>
     <w:p>
@@ -3112,7 +4523,7 @@
           <w:color w:val="4C5560"/>
           <w:sz w:val="20"/>
         </w:rPr>
-        <w:t>Është vetë përkufizimi i erës.</w:t>
+        <w:t>Vetëm 1.6 për qind e ndryshimeve shtuan një gabim të ri kompilimi, dhe ato nuk shkruhen kurrë në kod.</w:t>
       </w:r>
     </w:p>
     <w:p>
@@ -3123,7 +4534,7 @@
         <w:rPr>
           <w:sz w:val="24"/>
         </w:rPr>
-        <w:t>If experts do not agree on what a smell is, no detector can learn it well.</w:t>
+        <w:t>By checking 60 changes by hand, I estimate that about 63 percent would be acceptable to a developer.</w:t>
       </w:r>
     </w:p>
     <w:p>
@@ -3137,7 +4548,7 @@
           <w:color w:val="4C5560"/>
           <w:sz w:val="20"/>
         </w:rPr>
-        <w:t>Nëse ekspertët nuk pajtohen se çka është një erë, asnjë detektor nuk mund ta mësojë mirë.</w:t>
+        <w:t>Duke kontrolluar 60 ndryshime me dorë, vlerësoj që rreth 63 për qind do të ishin të pranueshme për një programues.</w:t>
       </w:r>
     </w:p>
     <w:p>
@@ -3146,9 +4557,18 @@
       </w:pPr>
       <w:r>
         <w:rPr>
+          <w:b/>
+          <w:color w:val="2F6F45"/>
+        </w:rPr>
+        <w:t xml:space="preserve">+ </w:t>
+      </w:r>
+      <w:r>
+        <w:rPr>
+          <w:i/>
+          <w:color w:val="2F6F45"/>
           <w:sz w:val="24"/>
         </w:rPr>
-        <w:t>For me, this is the main lesson of the detection part.</w:t>
+        <w:t>Fixes can also create new smells: 865 appeared, most often Long Parameter List.</w:t>
       </w:r>
     </w:p>
     <w:p>
@@ -3162,28 +4582,7 @@
           <w:color w:val="4C5560"/>
           <w:sz w:val="20"/>
         </w:rPr>
-        <w:t>Për mua, ky është mësimi kryesor i pjesës së gjetjes së erërave.</w:t>
-      </w:r>
-    </w:p>
-    <w:p>
-      <w:pPr>
-        <w:pStyle w:val="Heading2"/>
-      </w:pPr>
-      <w:r>
-        <w:t>Nëse të ngec mendja</w:t>
-      </w:r>
-    </w:p>
-    <w:p>
-      <w:r>
-        <w:t>sa pajtohen njerëzit · Feature Envy sa hamendja · problemi është përkufizimi</w:t>
-      </w:r>
-    </w:p>
-    <w:p>
-      <w:pPr>
-        <w:pStyle w:val="Heading2"/>
-      </w:pPr>
-      <w:r>
-        <w:t>Nëse të pyesin për këtë sllajd</w:t>
+        <w:t>Ndreqjet mund të krijojnë edhe erëra të reja: u shfaqën 865, më shpesh Long Parameter List.</w:t>
       </w:r>
     </w:p>
     <w:p>
@@ -3193,133 +4592,17 @@
       <w:r>
         <w:rPr>
           <w:b/>
-        </w:rPr>
-        <w:t>Si e matët pajtimin?</w:t>
-      </w:r>
-    </w:p>
-    <w:p>
-      <w:r>
-        <w:t>Te mostrat që kanë më shumë se një rishikim, krahasuam çdo çift rishikimesh të së njëjtës mostër: a thonë të dy «ka erë» apo jo. MCC u llogarit mbi këto çifte.</w:t>
-      </w:r>
-    </w:p>
-    <w:p>
-      <w:r>
-        <w:br w:type="page"/>
-      </w:r>
-    </w:p>
-    <w:p>
-      <w:pPr>
-        <w:pStyle w:val="Heading1"/>
-      </w:pPr>
-      <w:r>
-        <w:t>Sllajdi 8 · The engine rewrites only what it can prove, and refuses the rest with a reason</w:t>
-      </w:r>
-    </w:p>
-    <w:p>
-      <w:r>
-        <w:rPr>
-          <w:b/>
-        </w:rPr>
-        <w:t xml:space="preserve">Mesazhi: </w:t>
-      </w:r>
-      <w:r>
-        <w:t>Motori ndreq vetëm kur është i sigurt: rishkruan 22% të vendeve, refuzon të tjerat me arsye, era zhduket në 65%, dhe asnjë rishkrim me gabim nuk shkruhet.</w:t>
-      </w:r>
-    </w:p>
-    <w:p>
-      <w:r>
-        <w:t>Koha: rreth 57 sekonda në versionin e shkurtër, 93 në atë 9-minutësh.</w:t>
-      </w:r>
-    </w:p>
-    <w:p>
-      <w:pPr>
-        <w:pStyle w:val="Heading2"/>
-      </w:pPr>
-      <w:r>
-        <w:t>Çka shihet në sllajd</w:t>
-      </w:r>
-    </w:p>
-    <w:p>
-      <w:pPr>
-        <w:pStyle w:val="ListBullet"/>
-      </w:pPr>
-      <w:r>
-        <w:t>Lart: 15,800 vende në kod ku mund të zbatohej një ndreqje («places in the code»).</w:t>
-      </w:r>
-    </w:p>
-    <w:p>
-      <w:pPr>
-        <w:pStyle w:val="ListBullet"/>
-      </w:pPr>
-      <w:r>
-        <w:t>Shiriti poshtë tij: pjesa blu janë 3,532 të rishkruarat (22.4%), pjesa gri janë 12,252 të refuzuarat (77.5%), sepse nuk u vërtetuan të sigurta. Gjatësia e secilës pjese është sa pjesa e saj.</w:t>
-      </w:r>
-    </w:p>
-    <w:p>
-      <w:pPr>
-        <w:pStyle w:val="ListBullet"/>
-      </w:pPr>
-      <w:r>
-        <w:t>Tri kartat «What happened to the 3,532 rewrites»: 64.8% e hoqën erën; 1.6% shtuan një lloj të ri gabimi kompilimi dhe nuk shkruhen kurrë; 62.9% ishin të pranueshme në rishikimin me dorë të 60 rishkrimeve.</w:t>
-      </w:r>
-    </w:p>
-    <w:p>
-      <w:pPr>
-        <w:pStyle w:val="ListBullet"/>
-      </w:pPr>
-      <w:r>
-        <w:t>Tri ndreqjet, në nëntitull. Extract Method: një pjesë e metodës së gjatë kalon në një metodë të re. Guard Clauses: if-i i madh që mbështjell gjithë metodën bëhet dalje e hershme. Introduce Parameter Object: shumë parametra mblidhen në një objekt.</w:t>
-      </w:r>
-    </w:p>
-    <w:p>
-      <w:pPr>
-        <w:pStyle w:val="Heading2"/>
-      </w:pPr>
-      <w:r>
-        <w:t>Ku të tregosh</w:t>
-      </w:r>
-    </w:p>
-    <w:p>
-      <w:pPr>
-        <w:pStyle w:val="ListBullet"/>
-      </w:pPr>
-      <w:r>
-        <w:t>Te «it found … sites and rewrote …», trego numrin e madh, pastaj pjesën blu të shiritit.</w:t>
-      </w:r>
-    </w:p>
-    <w:p>
-      <w:pPr>
-        <w:pStyle w:val="ListBullet"/>
-      </w:pPr>
-      <w:r>
-        <w:t>Te «The rest were refused», trego pjesën gri. Te «For us, refusing is a correct result», mos lëviz: thuaje duke parë sallën.</w:t>
-      </w:r>
-    </w:p>
-    <w:p>
-      <w:pPr>
-        <w:pStyle w:val="ListBullet"/>
-      </w:pPr>
-      <w:r>
-        <w:t>Te tri numrat e fundit, trego tri kartat me radhë.</w:t>
-      </w:r>
-    </w:p>
-    <w:p>
-      <w:pPr>
-        <w:pStyle w:val="Heading2"/>
-      </w:pPr>
-      <w:r>
-        <w:t>Çka thua</w:t>
-      </w:r>
-    </w:p>
-    <w:p>
-      <w:pPr>
-        <w:spacing w:after="0"/>
-      </w:pPr>
-      <w:r>
-        <w:rPr>
+          <w:color w:val="2F6F45"/>
+        </w:rPr>
+        <w:t xml:space="preserve">+ </w:t>
+      </w:r>
+      <w:r>
+        <w:rPr>
+          <w:i/>
+          <w:color w:val="2F6F45"/>
           <w:sz w:val="24"/>
         </w:rPr>
-        <w:t>Now the refactoring engine.</w:t>
+        <w:t>Guard Clauses were always acceptable; Introduce Parameter Object never, because it only moves the long list.</w:t>
       </w:r>
     </w:p>
     <w:p>
@@ -3333,7 +4616,28 @@
           <w:color w:val="4C5560"/>
           <w:sz w:val="20"/>
         </w:rPr>
-        <w:t>Tani motori që e ndreq kodin.</w:t>
+        <w:t>Guard Clauses ishin gjithmonë të pranueshme; Introduce Parameter Object kurrë, sepse vetëm e zhvendos listën e gjatë.</w:t>
+      </w:r>
+    </w:p>
+    <w:p>
+      <w:pPr>
+        <w:pStyle w:val="Heading2"/>
+      </w:pPr>
+      <w:r>
+        <w:t>Nëse të ngec mendja</w:t>
+      </w:r>
+    </w:p>
+    <w:p>
+      <w:r>
+        <w:t>tri ndreqje · 15,800 → 3,532 · refuzimi është i saktë · era zhduket 65% · gabimet nuk shkruhen · 63% të pranueshme</w:t>
+      </w:r>
+    </w:p>
+    <w:p>
+      <w:pPr>
+        <w:pStyle w:val="Heading2"/>
+      </w:pPr>
+      <w:r>
+        <w:t>Nëse të pyesin për këtë sllajd</w:t>
       </w:r>
     </w:p>
     <w:p>
@@ -3342,14 +4646,32 @@
       </w:pPr>
       <w:r>
         <w:rPr>
+          <w:b/>
+        </w:rPr>
+        <w:t>Why were only 22% of the places changed?</w:t>
+      </w:r>
+      <w:r>
+        <w:rPr>
+          <w:i/>
+          <w:color w:val="4C5560"/>
+        </w:rPr>
+        <w:t xml:space="preserve">   (Pse u ndryshuan vetëm 22% e vendeve?)</w:t>
+      </w:r>
+    </w:p>
+    <w:p>
+      <w:pPr>
+        <w:spacing w:after="0"/>
+      </w:pPr>
+      <w:r>
+        <w:rPr>
           <w:sz w:val="24"/>
         </w:rPr>
-        <w:t>It supports three transformations: Extract Method, Replace Nested Conditional with Guard Clauses, and Introduce Parameter Object.</w:t>
-      </w:r>
-    </w:p>
-    <w:p>
-      <w:pPr>
-        <w:spacing w:after="160"/>
+        <w:t>Because the engine refuses whenever it cannot prove the change is safe. The main reasons: the code does not have the right shape (45%), or a return or break would leave the moved block (26%).</w:t>
+      </w:r>
+    </w:p>
+    <w:p>
+      <w:pPr>
+        <w:spacing w:after="80"/>
         <w:ind w:left="360"/>
       </w:pPr>
       <w:r>
@@ -3358,7 +4680,20 @@
           <w:color w:val="4C5560"/>
           <w:sz w:val="20"/>
         </w:rPr>
-        <w:t>Ai di tri ndreqje: nxjerrjen e një metode, zëvendësimin e if-ave të futur thellë me dalje të hershme, dhe mbledhjen e shumë parametrave në një objekt.</w:t>
+        <w:t>Sepse motori refuzon sa herë nuk e vërteton dot që ndryshimi është i sigurt. Arsyet kryesore: kodi nuk ka formën e duhur (45%), ose një return a break do të dilte nga blloku i zhvendosur (26%).</w:t>
+      </w:r>
+    </w:p>
+    <w:p>
+      <w:pPr>
+        <w:spacing w:after="200"/>
+        <w:ind w:left="360"/>
+      </w:pPr>
+      <w:r>
+        <w:rPr>
+          <w:color w:val="2F6F45"/>
+          <w:sz w:val="20"/>
+        </w:rPr>
+        <w:t>Sllajdi rezervë 15 · Verification in detail: 1, 5, Enter.</w:t>
       </w:r>
     </w:p>
     <w:p>
@@ -3367,14 +4702,32 @@
       </w:pPr>
       <w:r>
         <w:rPr>
+          <w:b/>
+        </w:rPr>
+        <w:t>What does “compiles” mean, if the projects cannot be built?</w:t>
+      </w:r>
+      <w:r>
+        <w:rPr>
+          <w:i/>
+          <w:color w:val="4C5560"/>
+        </w:rPr>
+        <w:t xml:space="preserve">   (Çka do të thotë «kompilohet», nëse projektet nuk ndërtohen dot?)</w:t>
+      </w:r>
+    </w:p>
+    <w:p>
+      <w:pPr>
+        <w:spacing w:after="0"/>
+      </w:pPr>
+      <w:r>
+        <w:rPr>
           <w:sz w:val="24"/>
         </w:rPr>
-        <w:t>On the whole corpus it found 15,800 sites and rewrote 3,532 of them, which is 22 percent.</w:t>
-      </w:r>
-    </w:p>
-    <w:p>
-      <w:pPr>
-        <w:spacing w:after="160"/>
+        <w:t>The projects come without their build files, so many files do not compile alone even before the change. So I compile before and after, and a change counts only if it adds no new kind of error.</w:t>
+      </w:r>
+    </w:p>
+    <w:p>
+      <w:pPr>
+        <w:spacing w:after="80"/>
         <w:ind w:left="360"/>
       </w:pPr>
       <w:r>
@@ -3383,7 +4736,20 @@
           <w:color w:val="4C5560"/>
           <w:sz w:val="20"/>
         </w:rPr>
-        <w:t>Në gjithë korpusin gjeti 15,800 vende ku mund të ndreqte dhe rishkroi 3,532 prej tyre, pra 22 për qind.</w:t>
+        <w:t>Projektet vijnë pa skedarët e ndërtimit, ndaj shumë skedarë nuk kompilohen të vetëm as para ndryshimit. Prandaj kompiloj para dhe pas, dhe një ndryshim pranohet vetëm nëse nuk shton asnjë lloj të ri gabimi.</w:t>
+      </w:r>
+    </w:p>
+    <w:p>
+      <w:pPr>
+        <w:spacing w:after="200"/>
+        <w:ind w:left="360"/>
+      </w:pPr>
+      <w:r>
+        <w:rPr>
+          <w:color w:val="2F6F45"/>
+          <w:sz w:val="20"/>
+        </w:rPr>
+        <w:t>Sllajdi rezervë 15 · Verification in detail: 1, 5, Enter.</w:t>
       </w:r>
     </w:p>
     <w:p>
@@ -3392,14 +4758,32 @@
       </w:pPr>
       <w:r>
         <w:rPr>
+          <w:b/>
+        </w:rPr>
+        <w:t>Which three fixes, exactly?</w:t>
+      </w:r>
+      <w:r>
+        <w:rPr>
+          <w:i/>
+          <w:color w:val="4C5560"/>
+        </w:rPr>
+        <w:t xml:space="preserve">   (Cilat janë saktësisht tri ndreqjet?)</w:t>
+      </w:r>
+    </w:p>
+    <w:p>
+      <w:pPr>
+        <w:spacing w:after="0"/>
+      </w:pPr>
+      <w:r>
+        <w:rPr>
           <w:sz w:val="24"/>
         </w:rPr>
-        <w:t>The rest were refused, each with a reason.</w:t>
-      </w:r>
-    </w:p>
-    <w:p>
-      <w:pPr>
-        <w:spacing w:after="160"/>
+        <w:t>Extract Method moves part of a long method into a new method. Guard Clauses turns a big if around the whole method into an early return. Introduce Parameter Object groups many parameters into one object.</w:t>
+      </w:r>
+    </w:p>
+    <w:p>
+      <w:pPr>
+        <w:spacing w:after="200"/>
         <w:ind w:left="360"/>
       </w:pPr>
       <w:r>
@@ -3408,7 +4792,320 @@
           <w:color w:val="4C5560"/>
           <w:sz w:val="20"/>
         </w:rPr>
-        <w:t>Të tjerat i refuzoi, secilën me një arsye.</w:t>
+        <w:t>Extract Method e zhvendos një pjesë të një metode të gjatë në një metodë të re. Guard Clauses e kthen një if të madh rreth gjithë metodës në një dalje të hershme. Introduce Parameter Object i mbledh shumë parametra në një objekt.</w:t>
+      </w:r>
+    </w:p>
+    <w:p>
+      <w:pPr>
+        <w:spacing w:after="0"/>
+      </w:pPr>
+      <w:r>
+        <w:rPr>
+          <w:b/>
+        </w:rPr>
+        <w:t>Do the new smells after a fix cancel the benefit?</w:t>
+      </w:r>
+      <w:r>
+        <w:rPr>
+          <w:i/>
+          <w:color w:val="4C5560"/>
+        </w:rPr>
+        <w:t xml:space="preserve">   (A e anulojnë dobinë erërat e reja pas ndreqjes?)</w:t>
+      </w:r>
+    </w:p>
+    <w:p>
+      <w:pPr>
+        <w:spacing w:after="0"/>
+      </w:pPr>
+      <w:r>
+        <w:rPr>
+          <w:sz w:val="24"/>
+        </w:rPr>
+        <w:t>They are a real cost, and I report them: 865 new smells appeared, most often Long Parameter List, mostly from Extract Method. But the targeted smell disappeared in 65% of the cases.</w:t>
+      </w:r>
+    </w:p>
+    <w:p>
+      <w:pPr>
+        <w:spacing w:after="200"/>
+        <w:ind w:left="360"/>
+      </w:pPr>
+      <w:r>
+        <w:rPr>
+          <w:i/>
+          <w:color w:val="4C5560"/>
+          <w:sz w:val="20"/>
+        </w:rPr>
+        <w:t>Janë një kosto e vërtetë, dhe i raportoj: u shfaqën 865 erëra të reja, më shpesh Long Parameter List, kryesisht nga Extract Method. Por era që synohej u zhduk në 65% të rasteve.</w:t>
+      </w:r>
+    </w:p>
+    <w:p>
+      <w:pPr>
+        <w:spacing w:after="0"/>
+      </w:pPr>
+      <w:r>
+        <w:rPr>
+          <w:b/>
+        </w:rPr>
+        <w:t>How did you review the changes by hand?</w:t>
+      </w:r>
+      <w:r>
+        <w:rPr>
+          <w:i/>
+          <w:color w:val="4C5560"/>
+        </w:rPr>
+        <w:t xml:space="preserve">   (Si i rishikove ndryshimet me dorë?)</w:t>
+      </w:r>
+    </w:p>
+    <w:p>
+      <w:pPr>
+        <w:spacing w:after="0"/>
+      </w:pPr>
+      <w:r>
+        <w:rPr>
+          <w:sz w:val="24"/>
+        </w:rPr>
+        <w:t>I sampled 20 changes for each of the three fixes, 60 in total, and judged each as acceptable, acceptable after a small edit, or rejected. Extract Method is most of the changes, so the total is weighted by how common each fix is.</w:t>
+      </w:r>
+    </w:p>
+    <w:p>
+      <w:pPr>
+        <w:spacing w:after="200"/>
+        <w:ind w:left="360"/>
+      </w:pPr>
+      <w:r>
+        <w:rPr>
+          <w:i/>
+          <w:color w:val="4C5560"/>
+          <w:sz w:val="20"/>
+        </w:rPr>
+        <w:t>Zgjodha 20 ndryshime për secilën nga tri ndreqjet, 60 gjithsej, dhe secilin e gjykova si të pranueshëm, të pranueshëm pas një ndreqjeje të vogël, ose të refuzuar. Extract Method përbën shumicën e ndryshimeve, ndaj totali peshohet sipas sa i shpeshtë është secili.</w:t>
+      </w:r>
+    </w:p>
+    <w:p>
+      <w:pPr>
+        <w:spacing w:after="0"/>
+      </w:pPr>
+      <w:r>
+        <w:rPr>
+          <w:b/>
+        </w:rPr>
+        <w:t>Why keep Introduce Parameter Object if none of its changes were acceptable?</w:t>
+      </w:r>
+      <w:r>
+        <w:rPr>
+          <w:i/>
+          <w:color w:val="4C5560"/>
+        </w:rPr>
+        <w:t xml:space="preserve">   (Pse e mban Introduce Parameter Object, nëse asnjë ndryshim i tij nuk ishte i pranueshëm?)</w:t>
+      </w:r>
+    </w:p>
+    <w:p>
+      <w:pPr>
+        <w:spacing w:after="0"/>
+      </w:pPr>
+      <w:r>
+        <w:rPr>
+          <w:sz w:val="24"/>
+        </w:rPr>
+        <w:t>To report a negative result honestly. It does remove the Long Parameter List smell, but a developer gains nothing, because the long list only moves into a new class.</w:t>
+      </w:r>
+    </w:p>
+    <w:p>
+      <w:pPr>
+        <w:spacing w:after="200"/>
+        <w:ind w:left="360"/>
+      </w:pPr>
+      <w:r>
+        <w:rPr>
+          <w:i/>
+          <w:color w:val="4C5560"/>
+          <w:sz w:val="20"/>
+        </w:rPr>
+        <w:t>Për ta raportuar me ndershmëri një rezultat negativ. E heq erën Long Parameter List, por programuesi nuk fiton asgjë, sepse lista e gjatë thjesht kalon në një klasë të re.</w:t>
+      </w:r>
+    </w:p>
+    <w:p>
+      <w:r>
+        <w:br w:type="page"/>
+      </w:r>
+    </w:p>
+    <w:p>
+      <w:pPr>
+        <w:pStyle w:val="Heading1"/>
+      </w:pPr>
+      <w:r>
+        <w:t>Sllajdi 9 · Real code: the outer if becomes an early return</w:t>
+      </w:r>
+    </w:p>
+    <w:p>
+      <w:r>
+        <w:rPr>
+          <w:b/>
+        </w:rPr>
+        <w:t xml:space="preserve">Mesazhi: </w:t>
+      </w:r>
+      <w:r>
+        <w:t>Një shembull i vërtetë: if-i i madh bëhet dalje e hershme, kodi ngjitet një nivel lart, kompilohet dhe është i pranueshëm.</w:t>
+      </w:r>
+    </w:p>
+    <w:p>
+      <w:r>
+        <w:t>Koha: rreth 30 sekonda në versionin e shkurtër, 48 në atë 9-minutësh.</w:t>
+      </w:r>
+    </w:p>
+    <w:p>
+      <w:pPr>
+        <w:pStyle w:val="Heading2"/>
+      </w:pPr>
+      <w:r>
+        <w:t>Çka shihet në sllajd</w:t>
+      </w:r>
+    </w:p>
+    <w:p>
+      <w:pPr>
+        <w:pStyle w:val="ListBullet"/>
+      </w:pPr>
+      <w:r>
+        <w:t>Lart, «Before»: kodi origjinal nga Apache Geode, metoda checkForLimitedOrNoAccess. Rreshtat në brez të kuq janë ata që ndryshojnë: if-i i jashtëm dhe kllapa e tij e fundit.</w:t>
+      </w:r>
+    </w:p>
+    <w:p>
+      <w:pPr>
+        <w:pStyle w:val="ListBullet"/>
+      </w:pPr>
+      <w:r>
+        <w:t>Poshtë, «After»: kodi pas rishkrimit. Rreshtat në brez të gjelbër janë të rinj: kushti me «!( … )» dhe «return;».</w:t>
+      </w:r>
+    </w:p>
+    <w:p>
+      <w:pPr>
+        <w:pStyle w:val="ListBullet"/>
+      </w:pPr>
+      <w:r>
+        <w:t>Komenti «/* … unchanged lines */» do të thotë që një pjesë e gjatë që nuk ndryshon është mbledhur në një rresht, që kodi të lexohet nga salla.</w:t>
+      </w:r>
+    </w:p>
+    <w:p>
+      <w:pPr>
+        <w:pStyle w:val="ListBullet"/>
+      </w:pPr>
+      <w:r>
+        <w:t>Djathtas lart, «−1 level» me të gjelbër: thellësia e blloqeve bie me një nivel, sepse gjithçka pas «rojës» ngjitet lart.</w:t>
+      </w:r>
+    </w:p>
+    <w:p>
+      <w:pPr>
+        <w:pStyle w:val="ListBullet"/>
+      </w:pPr>
+      <w:r>
+        <w:t>Poshtë saj, tri hapa me numër: kushti bëhet dalje e hershme; e kaloi javac; u gjykua i pranueshëm ashtu siç është.</w:t>
+      </w:r>
+    </w:p>
+    <w:p>
+      <w:pPr>
+        <w:pStyle w:val="Heading2"/>
+      </w:pPr>
+      <w:r>
+        <w:t>Ku të tregosh</w:t>
+      </w:r>
+    </w:p>
+    <w:p>
+      <w:pPr>
+        <w:pStyle w:val="ListBullet"/>
+      </w:pPr>
+      <w:r>
+        <w:t>Te «Before…», trego brezin e kuq lart.</w:t>
+      </w:r>
+    </w:p>
+    <w:p>
+      <w:pPr>
+        <w:pStyle w:val="ListBullet"/>
+      </w:pPr>
+      <w:r>
+        <w:t>Te «After…», trego brezin e gjelbër poshtë. Te «moves one level up», trego «−1 level» djathtas.</w:t>
+      </w:r>
+    </w:p>
+    <w:p>
+      <w:pPr>
+        <w:pStyle w:val="Heading2"/>
+      </w:pPr>
+      <w:r>
+        <w:t>Çka thua</w:t>
+      </w:r>
+    </w:p>
+    <w:p>
+      <w:pPr>
+        <w:spacing w:after="0"/>
+      </w:pPr>
+      <w:r>
+        <w:rPr>
+          <w:sz w:val="24"/>
+        </w:rPr>
+        <w:t>Here is one real example, from the Apache Geode project.</w:t>
+      </w:r>
+    </w:p>
+    <w:p>
+      <w:pPr>
+        <w:spacing w:after="160"/>
+        <w:ind w:left="360"/>
+      </w:pPr>
+      <w:r>
+        <w:rPr>
+          <w:i/>
+          <w:color w:val="4C5560"/>
+          <w:sz w:val="20"/>
+        </w:rPr>
+        <w:t>Ja një shembull i vërtetë, nga projekti Apache Geode.</w:t>
+      </w:r>
+    </w:p>
+    <w:p>
+      <w:pPr>
+        <w:spacing w:after="0"/>
+      </w:pPr>
+      <w:r>
+        <w:rPr>
+          <w:sz w:val="24"/>
+        </w:rPr>
+        <w:t>Before: the whole method is inside one big if, so all the code is pushed to the right.</w:t>
+      </w:r>
+    </w:p>
+    <w:p>
+      <w:pPr>
+        <w:spacing w:after="160"/>
+        <w:ind w:left="360"/>
+      </w:pPr>
+      <w:r>
+        <w:rPr>
+          <w:i/>
+          <w:color w:val="4C5560"/>
+          <w:sz w:val="20"/>
+        </w:rPr>
+        <w:t>Më parë: e gjithë metoda është brenda një if-i të madh, ndaj i gjithë kodi shtyhet djathtas.</w:t>
+      </w:r>
+    </w:p>
+    <w:p>
+      <w:pPr>
+        <w:spacing w:after="0"/>
+      </w:pPr>
+      <w:r>
+        <w:rPr>
+          <w:sz w:val="24"/>
+        </w:rPr>
+        <w:t>After: the condition becomes an early return, and the rest of the code moves one level up.</w:t>
+      </w:r>
+    </w:p>
+    <w:p>
+      <w:pPr>
+        <w:spacing w:after="160"/>
+        <w:ind w:left="360"/>
+      </w:pPr>
+      <w:r>
+        <w:rPr>
+          <w:i/>
+          <w:color w:val="4C5560"/>
+          <w:sz w:val="20"/>
+        </w:rPr>
+        <w:t>Më pas: kushti bëhet një dalje e hershme, dhe pjesa tjetër e kodit ngjitet një nivel lart.</w:t>
       </w:r>
     </w:p>
     <w:p>
@@ -3428,7 +5125,7 @@
           <w:color w:val="2F6F45"/>
           <w:sz w:val="24"/>
         </w:rPr>
-        <w:t>In 45 percent of the sites, the reason is simply that the code does not have the shape the transformation needs.</w:t>
+        <w:t>The tool only does this when the method returns nothing and its whole body is one if, without else.</w:t>
       </w:r>
     </w:p>
     <w:p>
@@ -3442,7 +5139,7 @@
           <w:color w:val="4C5560"/>
           <w:sz w:val="20"/>
         </w:rPr>
-        <w:t>Në 45 për qind të vendeve, arsyeja është thjesht se kodi nuk ka formën që i duhet ndreqjes.</w:t>
+        <w:t>Mjeti e bën këtë vetëm kur metoda nuk kthen asgjë dhe i gjithë trupi i saj është një if, pa else.</w:t>
       </w:r>
     </w:p>
     <w:p>
@@ -3451,9 +5148,18 @@
       </w:pPr>
       <w:r>
         <w:rPr>
+          <w:b/>
+          <w:color w:val="2F6F45"/>
+        </w:rPr>
+        <w:t xml:space="preserve">+ </w:t>
+      </w:r>
+      <w:r>
+        <w:rPr>
+          <w:i/>
+          <w:color w:val="2F6F45"/>
           <w:sz w:val="24"/>
         </w:rPr>
-        <w:t>For us, refusing is a correct result, not a failure.</w:t>
+        <w:t>It writes the condition as “not” the original, so the meaning stays exactly the same.</w:t>
       </w:r>
     </w:p>
     <w:p>
@@ -3467,7 +5173,7 @@
           <w:color w:val="4C5560"/>
           <w:sz w:val="20"/>
         </w:rPr>
-        <w:t>Për ne, refuzimi është rezultat i saktë, jo dështim.</w:t>
+        <w:t>E shkruan kushtin si «jo» i origjinalit, ndaj kuptimi mbetet saktësisht i njëjtë.</w:t>
       </w:r>
     </w:p>
     <w:p>
@@ -3478,7 +5184,7 @@
         <w:rPr>
           <w:sz w:val="24"/>
         </w:rPr>
-        <w:t>After rewriting, the smell disappeared in 65 percent of the cases.</w:t>
+        <w:t>The result compiles, and in my review it was acceptable without any change.</w:t>
       </w:r>
     </w:p>
     <w:p>
@@ -3492,7 +5198,121 @@
           <w:color w:val="4C5560"/>
           <w:sz w:val="20"/>
         </w:rPr>
-        <w:t>Pas rishkrimit, era u zhduk në 65 për qind të rasteve.</w:t>
+        <w:t>Rezultati kompilohet, dhe në rishikimin tim ishte i pranueshëm pa asnjë ndryshim.</w:t>
+      </w:r>
+    </w:p>
+    <w:p>
+      <w:pPr>
+        <w:pStyle w:val="Heading2"/>
+      </w:pPr>
+      <w:r>
+        <w:t>Nëse të ngec mendja</w:t>
+      </w:r>
+    </w:p>
+    <w:p>
+      <w:r>
+        <w:t>Apache Geode · if i madh → dalje e hershme · një nivel lart · kompilohet</w:t>
+      </w:r>
+    </w:p>
+    <w:p>
+      <w:r>
+        <w:br w:type="page"/>
+      </w:r>
+    </w:p>
+    <w:p>
+      <w:pPr>
+        <w:pStyle w:val="Heading1"/>
+      </w:pPr>
+      <w:r>
+        <w:t>Sllajdi 10 · Three answers, and their limits</w:t>
+      </w:r>
+    </w:p>
+    <w:p>
+      <w:r>
+        <w:rPr>
+          <w:b/>
+        </w:rPr>
+        <w:t xml:space="preserve">Mesazhi: </w:t>
+      </w:r>
+      <w:r>
+        <w:t>Kufizimet i thua vetë, para se të pyesin. Pastaj mbyll me dy mesazhe: kufijtë e mësuar i mundin pragjet fikse, dhe ndreqja e sigurt është e mundshme, por e ngushtë.</w:t>
+      </w:r>
+    </w:p>
+    <w:p>
+      <w:r>
+        <w:t>Koha: rreth 53 sekonda në versionin e shkurtër, 73 në atë 9-minutësh.</w:t>
+      </w:r>
+    </w:p>
+    <w:p>
+      <w:pPr>
+        <w:pStyle w:val="Heading2"/>
+      </w:pPr>
+      <w:r>
+        <w:t>Çka shihet në sllajd</w:t>
+      </w:r>
+    </w:p>
+    <w:p>
+      <w:pPr>
+        <w:pStyle w:val="ListBullet"/>
+      </w:pPr>
+      <w:r>
+        <w:t>Sfond blu i errët, si sllajdi i parë: salla e kupton që po mbyll.</w:t>
+      </w:r>
+    </w:p>
+    <w:p>
+      <w:pPr>
+        <w:pStyle w:val="ListBullet"/>
+      </w:pPr>
+      <w:r>
+        <w:t>Majtas, me të kuqe, «Limitations»: kompilohet ≠ sillet njësoj (testet e projekteve nuk u ekzekutuan); një bazë të dhënash, katër erëra, vetëm Java; modeli më i mirë u zgjodh mbi të njëjtat parashikime, ndaj është pak optimist.</w:t>
+      </w:r>
+    </w:p>
+    <w:p>
+      <w:pPr>
+        <w:pStyle w:val="ListBullet"/>
+      </w:pPr>
+      <w:r>
+        <w:t>Djathtas, me blu të çelët, «Answers»: përgjigjja e secilës pyetje në një fjali, me etiketën Q1, Q2, Q3. Kështu salla largohet me tri përgjigje, jo me tri pyetje.</w:t>
+      </w:r>
+    </w:p>
+    <w:p>
+      <w:pPr>
+        <w:pStyle w:val="ListBullet"/>
+      </w:pPr>
+      <w:r>
+        <w:t>Poshtë: «Thank you · Questions?» dhe adresa e projektit në GitHub.</w:t>
+      </w:r>
+    </w:p>
+    <w:p>
+      <w:pPr>
+        <w:pStyle w:val="Heading2"/>
+      </w:pPr>
+      <w:r>
+        <w:t>Ku të tregosh</w:t>
+      </w:r>
+    </w:p>
+    <w:p>
+      <w:pPr>
+        <w:pStyle w:val="ListBullet"/>
+      </w:pPr>
+      <w:r>
+        <w:t>Trego kolonën e kuqe kur flet për kufizimet, pastaj te «So, the three answers» trego përgjigjet Q1, Q2 dhe Q3 me radhë.</w:t>
+      </w:r>
+    </w:p>
+    <w:p>
+      <w:pPr>
+        <w:pStyle w:val="ListBullet"/>
+      </w:pPr>
+      <w:r>
+        <w:t>Pas «I am happy to answer your questions», ndalu, buzëqesh dhe prit. Mos e mbyll sllajdin: adresa e GitHub-it duhet të mbetet në ekran.</w:t>
+      </w:r>
+    </w:p>
+    <w:p>
+      <w:pPr>
+        <w:pStyle w:val="Heading2"/>
+      </w:pPr>
+      <w:r>
+        <w:t>Çka thua</w:t>
       </w:r>
     </w:p>
     <w:p>
@@ -3503,7 +5323,7 @@
         <w:rPr>
           <w:sz w:val="24"/>
         </w:rPr>
-        <w:t>Only 1.6 percent of the rewrites introduced a new type of compilation error, and those never reach the code, because the tool only writes verified rewrites.</w:t>
+        <w:t>To be honest about the limits: code that compiles does not always behave the same.</w:t>
       </w:r>
     </w:p>
     <w:p>
@@ -3517,7 +5337,7 @@
           <w:color w:val="4C5560"/>
           <w:sz w:val="20"/>
         </w:rPr>
-        <w:t>Vetëm 1.6 për qind e rishkrimeve shtuan një lloj të ri gabimi kompilimi, dhe ato nuk arrijnë kurrë te kodi, sepse mjeti shkruan vetëm rishkrime të kontrolluara.</w:t>
+        <w:t>Për të qenë i sinqertë për kufijtë: kodi që kompilohet nuk sillet gjithmonë njësoj.</w:t>
       </w:r>
     </w:p>
     <w:p>
@@ -3528,7 +5348,7 @@
         <w:rPr>
           <w:sz w:val="24"/>
         </w:rPr>
-        <w:t>I also read 60 rewrites by hand: after reweighting, about 63 percent would be acceptable to a developer.</w:t>
+        <w:t>I could not run the projects' own tests, so checking the behavior is future work.</w:t>
       </w:r>
     </w:p>
     <w:p>
@@ -3542,7 +5362,32 @@
           <w:color w:val="4C5560"/>
           <w:sz w:val="20"/>
         </w:rPr>
-        <w:t>Lexova edhe 60 rishkrime me dorë: pasi i peshova sipas sa të shpeshtë janë, rreth 63 për qind do të ishin të pranueshme për një programues.</w:t>
+        <w:t>Nuk munda t'i ekzekutoj testet e vetë projekteve, ndaj kontrolli i sjelljes mbetet për më vonë.</w:t>
+      </w:r>
+    </w:p>
+    <w:p>
+      <w:pPr>
+        <w:spacing w:after="0"/>
+      </w:pPr>
+      <w:r>
+        <w:rPr>
+          <w:sz w:val="24"/>
+        </w:rPr>
+        <w:t>Also: one dataset, four smells, and only Java.</w:t>
+      </w:r>
+    </w:p>
+    <w:p>
+      <w:pPr>
+        <w:spacing w:after="160"/>
+        <w:ind w:left="360"/>
+      </w:pPr>
+      <w:r>
+        <w:rPr>
+          <w:i/>
+          <w:color w:val="4C5560"/>
+          <w:sz w:val="20"/>
+        </w:rPr>
+        <w:t>Gjithashtu: një bazë të dhënash, katër erëra, dhe vetëm Java.</w:t>
       </w:r>
     </w:p>
     <w:p>
@@ -3562,7 +5407,7 @@
           <w:color w:val="2F6F45"/>
           <w:sz w:val="24"/>
         </w:rPr>
-        <w:t>Refactoring can also create new smells: 865 appeared after rewriting, most often Long Parameter List, because Extract Method passes every input as a parameter.</w:t>
+        <w:t>And I picked the best model using the same results I report, so its numbers are a little optimistic.</w:t>
       </w:r>
     </w:p>
     <w:p>
@@ -3576,7 +5421,7 @@
           <w:color w:val="4C5560"/>
           <w:sz w:val="20"/>
         </w:rPr>
-        <w:t>Ndreqja mund të krijojë edhe erëra të reja: 865 u shfaqën pas rishkrimit, më shpesh Long Parameter List, sepse metoda e nxjerrë i merr të gjitha hyrjet si parametra.</w:t>
+        <w:t>Dhe modelin më të mirë e zgjodha me të njëjtat rezultate që raportoj, ndaj numrat e tij janë pak optimistë.</w:t>
       </w:r>
     </w:p>
     <w:p>
@@ -3596,7 +5441,7 @@
           <w:color w:val="2F6F45"/>
           <w:sz w:val="24"/>
         </w:rPr>
-        <w:t>In that review, Guard Clauses were always acceptable, and Introduce Parameter Object never, because it only moves the long list into a new class.</w:t>
+        <w:t>Next, I want to run the projects' tests after each change, and ask other developers to judge the changes.</w:t>
       </w:r>
     </w:p>
     <w:p>
@@ -3610,28 +5455,7 @@
           <w:color w:val="4C5560"/>
           <w:sz w:val="20"/>
         </w:rPr>
-        <w:t>Në atë rishikim, Guard Clauses ishin gjithmonë të pranueshme, dhe Introduce Parameter Object kurrë, sepse vetëm e zhvendos listën e gjatë në një klasë të re.</w:t>
-      </w:r>
-    </w:p>
-    <w:p>
-      <w:pPr>
-        <w:pStyle w:val="Heading2"/>
-      </w:pPr>
-      <w:r>
-        <w:t>Nëse të ngec mendja</w:t>
-      </w:r>
-    </w:p>
-    <w:p>
-      <w:r>
-        <w:t>tri ndreqje · 15,800 → 3,532 · refuzimi është i saktë · era zhduket 65% · gabimet nuk shkruhen · 63% të pranueshme</w:t>
-      </w:r>
-    </w:p>
-    <w:p>
-      <w:pPr>
-        <w:pStyle w:val="Heading2"/>
-      </w:pPr>
-      <w:r>
-        <w:t>Nëse të pyesin për këtë sllajd</w:t>
+        <w:t>Më pas dua t'i ekzekutoj testet e projekteve pas çdo ndryshimi, dhe t'u kërkoj programuesve të tjerë t'i gjykojnë ndryshimet.</w:t>
       </w:r>
     </w:p>
     <w:p>
@@ -3640,182 +5464,9 @@
       </w:pPr>
       <w:r>
         <w:rPr>
-          <w:b/>
-        </w:rPr>
-        <w:t>Si e dini që sjellja nuk ndryshon?</w:t>
-      </w:r>
-    </w:p>
-    <w:p>
-      <w:r>
-        <w:t>Nuk e pretendojmë. Vërtetojmë kushtet në pemën e sintaksës dhe kontrollojmë me kompajlerin. Testet e projekteve nuk u ekzekutuan, sepse korpusi nuk ka skedarë ndërtimi.</w:t>
-      </w:r>
-    </w:p>
-    <w:p>
-      <w:pPr>
-        <w:spacing w:after="0"/>
-      </w:pPr>
-      <w:r>
-        <w:rPr>
-          <w:b/>
-        </w:rPr>
-        <w:t>Pse vetëm 22%?</w:t>
-      </w:r>
-    </w:p>
-    <w:p>
-      <w:r>
-        <w:t>Motori refuzon kur nuk vërteton dot një kusht. Sllajdi rezervë «Verification in detail» i tregon arsyet.</w:t>
-      </w:r>
-    </w:p>
-    <w:p>
-      <w:pPr>
-        <w:spacing w:after="0"/>
-      </w:pPr>
-      <w:r>
-        <w:rPr>
-          <w:b/>
-        </w:rPr>
-        <w:t>Çka do të thotë «të peshuara»?</w:t>
-      </w:r>
-    </w:p>
-    <w:p>
-      <w:r>
-        <w:t>Extract Method përbën 93% të rishkrimeve, ndaj përqindja e përgjithshme peshohet sipas sa i shpeshtë është secili lloj.</w:t>
-      </w:r>
-    </w:p>
-    <w:p>
-      <w:pPr>
-        <w:spacing w:after="0"/>
-      </w:pPr>
-      <w:r>
-        <w:rPr>
-          <w:b/>
-        </w:rPr>
-        <w:t>Si duket kjo në ndërfaqe?</w:t>
-      </w:r>
-    </w:p>
-    <w:p>
-      <w:r>
-        <w:t>Sllajdi rezervë «Extract Method in the interface».</w:t>
-      </w:r>
-    </w:p>
-    <w:p>
-      <w:r>
-        <w:br w:type="page"/>
-      </w:r>
-    </w:p>
-    <w:p>
-      <w:pPr>
-        <w:pStyle w:val="Heading1"/>
-      </w:pPr>
-      <w:r>
-        <w:t>Sllajdi 9 · Real code: the outer if becomes an early return</w:t>
-      </w:r>
-    </w:p>
-    <w:p>
-      <w:r>
-        <w:rPr>
-          <w:b/>
-        </w:rPr>
-        <w:t xml:space="preserve">Mesazhi: </w:t>
-      </w:r>
-      <w:r>
-        <w:t>Një shembull i vërtetë: if-i i madh bëhet dalje e hershme, kodi ngjitet një nivel lart, kompilohet dhe është i pranueshëm.</w:t>
-      </w:r>
-    </w:p>
-    <w:p>
-      <w:r>
-        <w:t>Koha: rreth 32 sekonda në versionin e shkurtër, 53 në atë 9-minutësh.</w:t>
-      </w:r>
-    </w:p>
-    <w:p>
-      <w:pPr>
-        <w:pStyle w:val="Heading2"/>
-      </w:pPr>
-      <w:r>
-        <w:t>Çka shihet në sllajd</w:t>
-      </w:r>
-    </w:p>
-    <w:p>
-      <w:pPr>
-        <w:pStyle w:val="ListBullet"/>
-      </w:pPr>
-      <w:r>
-        <w:t>Lart, «Before»: kodi origjinal nga Apache Geode, metoda checkForLimitedOrNoAccess. Rreshtat në brez të kuq janë ata që ndryshojnë: if-i i jashtëm dhe kllapa e tij e fundit.</w:t>
-      </w:r>
-    </w:p>
-    <w:p>
-      <w:pPr>
-        <w:pStyle w:val="ListBullet"/>
-      </w:pPr>
-      <w:r>
-        <w:t>Poshtë, «After»: kodi pas rishkrimit. Rreshtat në brez të gjelbër janë të rinj: kushti me «!( … )» dhe «return;».</w:t>
-      </w:r>
-    </w:p>
-    <w:p>
-      <w:pPr>
-        <w:pStyle w:val="ListBullet"/>
-      </w:pPr>
-      <w:r>
-        <w:t>Komenti «/* … unchanged lines */» do të thotë që një pjesë e gjatë që nuk ndryshon është mbledhur në një rresht, që kodi të lexohet nga salla.</w:t>
-      </w:r>
-    </w:p>
-    <w:p>
-      <w:pPr>
-        <w:pStyle w:val="ListBullet"/>
-      </w:pPr>
-      <w:r>
-        <w:t>Djathtas lart, «−1 level» me të gjelbër: thellësia e blloqeve bie me një nivel, sepse gjithçka pas «rojës» ngjitet lart.</w:t>
-      </w:r>
-    </w:p>
-    <w:p>
-      <w:pPr>
-        <w:pStyle w:val="ListBullet"/>
-      </w:pPr>
-      <w:r>
-        <w:t>Poshtë saj, tri hapa me numër: kushti bëhet dalje e hershme; e kaloi javac; u gjykua i pranueshëm ashtu siç është.</w:t>
-      </w:r>
-    </w:p>
-    <w:p>
-      <w:pPr>
-        <w:pStyle w:val="Heading2"/>
-      </w:pPr>
-      <w:r>
-        <w:t>Ku të tregosh</w:t>
-      </w:r>
-    </w:p>
-    <w:p>
-      <w:pPr>
-        <w:pStyle w:val="ListBullet"/>
-      </w:pPr>
-      <w:r>
-        <w:t>Te «Before…», trego brezin e kuq lart.</w:t>
-      </w:r>
-    </w:p>
-    <w:p>
-      <w:pPr>
-        <w:pStyle w:val="ListBullet"/>
-      </w:pPr>
-      <w:r>
-        <w:t>Te «After…», trego brezin e gjelbër poshtë. Te «moves one level up», trego «−1 level» djathtas.</w:t>
-      </w:r>
-    </w:p>
-    <w:p>
-      <w:pPr>
-        <w:pStyle w:val="Heading2"/>
-      </w:pPr>
-      <w:r>
-        <w:t>Çka thua</w:t>
-      </w:r>
-    </w:p>
-    <w:p>
-      <w:pPr>
-        <w:spacing w:after="0"/>
-      </w:pPr>
-      <w:r>
-        <w:rPr>
           <w:sz w:val="24"/>
         </w:rPr>
-        <w:t>Here is one real example from Apache Geode.</w:t>
+        <w:t>So, the three answers.</w:t>
       </w:r>
     </w:p>
     <w:p>
@@ -3829,7 +5480,7 @@
           <w:color w:val="4C5560"/>
           <w:sz w:val="20"/>
         </w:rPr>
-        <w:t>Ja një shembull i vërtetë nga Apache Geode, një projekt i madh me burim të hapur.</w:t>
+        <w:t>Pra, tri përgjigjet.</w:t>
       </w:r>
     </w:p>
     <w:p>
@@ -3840,7 +5491,7 @@
         <w:rPr>
           <w:sz w:val="24"/>
         </w:rPr>
-        <w:t>Before, the whole method is wrapped in one if statement, so everything is nested deeply.</w:t>
+        <w:t>One: the published rules are precise, but they miss most smells.</w:t>
       </w:r>
     </w:p>
     <w:p>
@@ -3854,7 +5505,7 @@
           <w:color w:val="4C5560"/>
           <w:sz w:val="20"/>
         </w:rPr>
-        <w:t>Më parë, e gjithë metoda është brenda një if-i, ndaj gjithçka është e futur thellë.</w:t>
+        <w:t>Një: rregullat e botuara janë të sakta, por i humbasin shumicën e erërave.</w:t>
       </w:r>
     </w:p>
     <w:p>
@@ -3865,7 +5516,7 @@
         <w:rPr>
           <w:sz w:val="24"/>
         </w:rPr>
-        <w:t>After the rewrite, the condition becomes a guard clause with an early return, and the rest of the method moves one level up.</w:t>
+        <w:t>Two: machine learning on the same numbers does better.</w:t>
       </w:r>
     </w:p>
     <w:p>
@@ -3879,7 +5530,7 @@
           <w:color w:val="4C5560"/>
           <w:sz w:val="20"/>
         </w:rPr>
-        <w:t>Pas rishkrimit, kushti bëhet një «roje» që del herët nga metoda me return, dhe pjesa tjetër e metodës ngjitet një nivel lart.</w:t>
+        <w:t>Dy: mësimi makinerik mbi të njëjtët numra bën më mirë.</w:t>
       </w:r>
     </w:p>
     <w:p>
@@ -3888,18 +5539,9 @@
       </w:pPr>
       <w:r>
         <w:rPr>
-          <w:b/>
-          <w:color w:val="2F6F45"/>
-        </w:rPr>
-        <w:t xml:space="preserve">+ </w:t>
-      </w:r>
-      <w:r>
-        <w:rPr>
-          <w:i/>
-          <w:color w:val="2F6F45"/>
           <w:sz w:val="24"/>
         </w:rPr>
-        <w:t>The engine accepts only exactly this shape: a void method whose whole body is one if statement, without else.</w:t>
+        <w:t>Three: automatic fixing is possible and safe, but only for a small part of the code.</w:t>
       </w:r>
     </w:p>
     <w:p>
@@ -3913,7 +5555,7 @@
           <w:color w:val="4C5560"/>
           <w:sz w:val="20"/>
         </w:rPr>
-        <w:t>Motori pranon vetëm saktësisht këtë formë: një metodë void, e cila nuk kthen vlerë, dhe trupi i saj është i gjithi një if, pa else.</w:t>
+        <w:t>Tre: ndreqja automatike është e mundshme dhe e sigurt, por vetëm për një pjesë të vogël të kodit.</w:t>
       </w:r>
     </w:p>
     <w:p>
@@ -3922,18 +5564,9 @@
       </w:pPr>
       <w:r>
         <w:rPr>
-          <w:b/>
-          <w:color w:val="2F6F45"/>
-        </w:rPr>
-        <w:t xml:space="preserve">+ </w:t>
-      </w:r>
-      <w:r>
-        <w:rPr>
-          <w:i/>
-          <w:color w:val="2F6F45"/>
           <w:sz w:val="24"/>
         </w:rPr>
-        <w:t>It also wraps the condition in a not, instead of inverting it by hand, so it stays correct for every condition.</w:t>
+        <w:t>Everything is open source, and every number here can be recreated with a script.</w:t>
       </w:r>
     </w:p>
     <w:p>
@@ -3947,7 +5580,7 @@
           <w:color w:val="4C5560"/>
           <w:sz w:val="20"/>
         </w:rPr>
-        <w:t>Gjithashtu e mbështjell kushtin me një «jo» (!), në vend që ta kthejë së prapthi me dorë, ndaj mbetet i saktë për çdo kusht.</w:t>
+        <w:t>Gjithçka është me burim të hapur, dhe çdo numër këtu mund të rikrijohet me një skript.</w:t>
       </w:r>
     </w:p>
     <w:p>
@@ -3958,7 +5591,7 @@
         <w:rPr>
           <w:sz w:val="24"/>
         </w:rPr>
-        <w:t>The rewrite passed the compiler check, and in my review it was acceptable as it is.</w:t>
+        <w:t>Thank you. I am happy to answer your questions.</w:t>
       </w:r>
     </w:p>
     <w:p>
@@ -3972,7 +5605,7 @@
           <w:color w:val="4C5560"/>
           <w:sz w:val="20"/>
         </w:rPr>
-        <w:t>Rishkrimi e kaloi kontrollin e kompajlerit, dhe në rishikimin tim ishte i pranueshëm ashtu siç është.</w:t>
+        <w:t>Faleminderit. Me kënaqësi u përgjigjem pyetjeve tuaja.</w:t>
       </w:r>
     </w:p>
     <w:p>
@@ -3985,7 +5618,7 @@
     </w:p>
     <w:p>
       <w:r>
-        <w:t>Apache Geode · if i madh → dalje e hershme · një nivel lart · kompilohet</w:t>
+        <w:t>kompilohet ≠ sillet njësoj · një bazë, katër erëra, Java · kufijtë e mësuar · e sigurt, por e ngushtë · faleminderit</w:t>
       </w:r>
     </w:p>
     <w:p>
@@ -4004,113 +5637,14 @@
         <w:rPr>
           <w:b/>
         </w:rPr>
-        <w:t>Pse !( … ) dhe jo kushti i kthyer së prapthi?</w:t>
-      </w:r>
-    </w:p>
-    <w:p>
-      <w:r>
-        <w:t>Mbështjellja është mekanike dhe e saktë për çdo kusht, edhe për numrat me presje (NaN), ku a &gt; b dhe a &lt;= b mund të jenë të dy të rremë. Kthimi me dorë i një kushti të përbërë sjell lehtë gabime.</w:t>
-      </w:r>
-    </w:p>
-    <w:p>
-      <w:r>
-        <w:br w:type="page"/>
-      </w:r>
-    </w:p>
-    <w:p>
-      <w:pPr>
-        <w:pStyle w:val="Heading1"/>
-      </w:pPr>
-      <w:r>
-        <w:t>Sllajdi 10 · Three answers, and their limits</w:t>
-      </w:r>
-    </w:p>
-    <w:p>
-      <w:r>
-        <w:rPr>
-          <w:b/>
-        </w:rPr>
-        <w:t xml:space="preserve">Mesazhi: </w:t>
-      </w:r>
-      <w:r>
-        <w:t>Kufizimet i thua vetë, para se të pyesin. Pastaj mbyll me dy mesazhe: kufijtë e mësuar i mundin pragjet fikse, dhe ndreqja e sigurt është e mundshme, por e ngushtë.</w:t>
-      </w:r>
-    </w:p>
-    <w:p>
-      <w:r>
-        <w:t>Koha: rreth 45 sekonda në versionin e shkurtër, 67 në atë 9-minutësh.</w:t>
-      </w:r>
-    </w:p>
-    <w:p>
-      <w:pPr>
-        <w:pStyle w:val="Heading2"/>
-      </w:pPr>
-      <w:r>
-        <w:t>Çka shihet në sllajd</w:t>
-      </w:r>
-    </w:p>
-    <w:p>
-      <w:pPr>
-        <w:pStyle w:val="ListBullet"/>
-      </w:pPr>
-      <w:r>
-        <w:t>Sfond blu i errët, si sllajdi i parë: salla e kupton që po mbyll.</w:t>
-      </w:r>
-    </w:p>
-    <w:p>
-      <w:pPr>
-        <w:pStyle w:val="ListBullet"/>
-      </w:pPr>
-      <w:r>
-        <w:t>Majtas, me të kuqe, «Limitations»: kompilohet ≠ sillet njësoj (testet e projekteve nuk u ekzekutuan); një bazë të dhënash, katër erëra, vetëm Java; modeli më i mirë u zgjodh mbi të njëjtat parashikime, ndaj është pak optimist.</w:t>
-      </w:r>
-    </w:p>
-    <w:p>
-      <w:pPr>
-        <w:pStyle w:val="ListBullet"/>
-      </w:pPr>
-      <w:r>
-        <w:t>Djathtas, me blu të çelët, «Answers»: përgjigjja e secilës pyetje në një fjali, me etiketën Q1, Q2, Q3. Kështu salla largohet me tri përgjigje, jo me tri pyetje.</w:t>
-      </w:r>
-    </w:p>
-    <w:p>
-      <w:pPr>
-        <w:pStyle w:val="ListBullet"/>
-      </w:pPr>
-      <w:r>
-        <w:t>Poshtë: «Thank you · Questions?» dhe adresa e projektit në GitHub.</w:t>
-      </w:r>
-    </w:p>
-    <w:p>
-      <w:pPr>
-        <w:pStyle w:val="Heading2"/>
-      </w:pPr>
-      <w:r>
-        <w:t>Ku të tregosh</w:t>
-      </w:r>
-    </w:p>
-    <w:p>
-      <w:pPr>
-        <w:pStyle w:val="ListBullet"/>
-      </w:pPr>
-      <w:r>
-        <w:t>Trego kolonën e kuqe kur flet për kufizimet, pastaj te «To summarize» trego përgjigjet Q1, Q2 dhe Q3 me radhë.</w:t>
-      </w:r>
-    </w:p>
-    <w:p>
-      <w:pPr>
-        <w:pStyle w:val="ListBullet"/>
-      </w:pPr>
-      <w:r>
-        <w:t>Pas «I am happy to take your questions», ndalu, buzëqesh dhe prit. Mos e mbyll sllajdin: adresa e GitHub-it duhet të mbetet në ekran.</w:t>
-      </w:r>
-    </w:p>
-    <w:p>
-      <w:pPr>
-        <w:pStyle w:val="Heading2"/>
-      </w:pPr>
-      <w:r>
-        <w:t>Çka thua</w:t>
+        <w:t>Can I use it? Does it cost anything?</w:t>
+      </w:r>
+      <w:r>
+        <w:rPr>
+          <w:i/>
+          <w:color w:val="4C5560"/>
+        </w:rPr>
+        <w:t xml:space="preserve">   (A mund ta përdor? A kushton diçka?)</w:t>
       </w:r>
     </w:p>
     <w:p>
@@ -4121,12 +5655,12 @@
         <w:rPr>
           <w:sz w:val="24"/>
         </w:rPr>
-        <w:t>To be honest about the limits: compiling is not the same as behaving the same.</w:t>
-      </w:r>
-    </w:p>
-    <w:p>
-      <w:pPr>
-        <w:spacing w:after="160"/>
+        <w:t>Yes, and it is free. It is open source on GitHub under the MIT license, and it runs on a normal laptop.</w:t>
+      </w:r>
+    </w:p>
+    <w:p>
+      <w:pPr>
+        <w:spacing w:after="200"/>
         <w:ind w:left="360"/>
       </w:pPr>
       <w:r>
@@ -4135,7 +5669,7 @@
           <w:color w:val="4C5560"/>
           <w:sz w:val="20"/>
         </w:rPr>
-        <w:t>Për të qenë i sinqertë për kufijtë: që kodi kompilohet nuk do të thotë që sillet njësoj si më parë.</w:t>
+        <w:t>Po, dhe është falas. Është me burim të hapur në GitHub, me licencën MIT, dhe punon në një laptop të zakonshëm.</w:t>
       </w:r>
     </w:p>
     <w:p>
@@ -4144,14 +5678,32 @@
       </w:pPr>
       <w:r>
         <w:rPr>
+          <w:b/>
+        </w:rPr>
+        <w:t>Isn't choosing the best model on the same predictions optimistic?</w:t>
+      </w:r>
+      <w:r>
+        <w:rPr>
+          <w:i/>
+          <w:color w:val="4C5560"/>
+        </w:rPr>
+        <w:t xml:space="preserve">   (A nuk është optimiste të zgjedhësh modelin më të mirë mbi të njëjtat parashikime?)</w:t>
+      </w:r>
+    </w:p>
+    <w:p>
+      <w:pPr>
+        <w:spacing w:after="0"/>
+      </w:pPr>
+      <w:r>
+        <w:rPr>
           <w:sz w:val="24"/>
         </w:rPr>
-        <w:t>We did not run the projects' test suites, so behavior preservation is future work.</w:t>
-      </w:r>
-    </w:p>
-    <w:p>
-      <w:pPr>
-        <w:spacing w:after="160"/>
+        <w:t>Yes, slightly, and I say so. That is why I report every algorithm: even the weakest one beats the rules on 3 of 4 smells, so the conclusion does not depend on the choice.</w:t>
+      </w:r>
+    </w:p>
+    <w:p>
+      <w:pPr>
+        <w:spacing w:after="80"/>
         <w:ind w:left="360"/>
       </w:pPr>
       <w:r>
@@ -4160,7 +5712,20 @@
           <w:color w:val="4C5560"/>
           <w:sz w:val="20"/>
         </w:rPr>
-        <w:t>Nuk i ekzekutuam testet e projekteve, ndaj vërtetimi që sjellja mbetet e njëjtë është punë për më vonë.</w:t>
+        <w:t>Po, pak, dhe e them hapur. Prandaj i raportoj të gjithë algoritmet: edhe më i dobëti i mund rregullat te 3 nga 4 erërat, ndaj përfundimi nuk varet nga zgjedhja.</w:t>
+      </w:r>
+    </w:p>
+    <w:p>
+      <w:pPr>
+        <w:spacing w:after="200"/>
+        <w:ind w:left="360"/>
+      </w:pPr>
+      <w:r>
+        <w:rPr>
+          <w:color w:val="2F6F45"/>
+          <w:sz w:val="20"/>
+        </w:rPr>
+        <w:t>Sllajdi rezervë 13 · Every algorithm: 1, 3, Enter.</w:t>
       </w:r>
     </w:p>
     <w:p>
@@ -4169,14 +5734,32 @@
       </w:pPr>
       <w:r>
         <w:rPr>
+          <w:b/>
+        </w:rPr>
+        <w:t>How can you call a change safe without running tests?</w:t>
+      </w:r>
+      <w:r>
+        <w:rPr>
+          <w:i/>
+          <w:color w:val="4C5560"/>
+        </w:rPr>
+        <w:t xml:space="preserve">   (Si mund ta quash një ndryshim të sigurt pa ekzekutuar teste?)</w:t>
+      </w:r>
+    </w:p>
+    <w:p>
+      <w:pPr>
+        <w:spacing w:after="0"/>
+      </w:pPr>
+      <w:r>
+        <w:rPr>
           <w:sz w:val="24"/>
         </w:rPr>
-        <w:t>We also used one dataset, four smells, and only Java.</w:t>
-      </w:r>
-    </w:p>
-    <w:p>
-      <w:pPr>
-        <w:spacing w:after="160"/>
+        <w:t>I do not claim that behavior is preserved. I claim two things: the preconditions are proven on the syntax tree, and the result adds no new compile error. In my manual review 1 Extract Method change still seemed to change behavior, which is exactly why I do not claim more.</w:t>
+      </w:r>
+    </w:p>
+    <w:p>
+      <w:pPr>
+        <w:spacing w:after="200"/>
         <w:ind w:left="360"/>
       </w:pPr>
       <w:r>
@@ -4185,7 +5768,7 @@
           <w:color w:val="4C5560"/>
           <w:sz w:val="20"/>
         </w:rPr>
-        <w:t>Përdorëm gjithashtu vetëm një bazë të dhënash, katër erëra dhe vetëm Java.</w:t>
+        <w:t>Nuk pretendoj që sjellja ruhet. Pretendoj dy gjëra: kushtet paraprake vërtetohen në pemën e sintaksës, dhe rezultati nuk shton gabim të ri kompilimi. Në rishikimin tim 1 ndryshim Extract Method dukej se e ndryshonte sjelljen, dhe pikërisht prandaj nuk pretendoj më shumë.</w:t>
       </w:r>
     </w:p>
     <w:p>
@@ -4195,22 +5778,31 @@
       <w:r>
         <w:rPr>
           <w:b/>
-          <w:color w:val="2F6F45"/>
-        </w:rPr>
-        <w:t xml:space="preserve">+ </w:t>
+        </w:rPr>
+        <w:t>Can someone else reproduce your numbers?</w:t>
       </w:r>
       <w:r>
         <w:rPr>
           <w:i/>
-          <w:color w:val="2F6F45"/>
+          <w:color w:val="4C5560"/>
+        </w:rPr>
+        <w:t xml:space="preserve">   (A mund t'i riprodhojë dikush tjetër numrat e tu?)</w:t>
+      </w:r>
+    </w:p>
+    <w:p>
+      <w:pPr>
+        <w:spacing w:after="0"/>
+      </w:pPr>
+      <w:r>
+        <w:rPr>
           <w:sz w:val="24"/>
         </w:rPr>
-        <w:t>And the best model was chosen on the same predictions it is scored on, so its numbers are slightly optimistic.</w:t>
-      </w:r>
-    </w:p>
-    <w:p>
-      <w:pPr>
-        <w:spacing w:after="160"/>
+        <w:t>Yes. Every number comes from a script and is stored with fixed random seeds and pinned versions, so a clean copy of the project can regenerate every table.</w:t>
+      </w:r>
+    </w:p>
+    <w:p>
+      <w:pPr>
+        <w:spacing w:after="200"/>
         <w:ind w:left="360"/>
       </w:pPr>
       <w:r>
@@ -4219,7 +5811,7 @@
           <w:color w:val="4C5560"/>
           <w:sz w:val="20"/>
         </w:rPr>
-        <w:t>Dhe modeli më i mirë u zgjodh mbi të njëjtat parashikime me të cilat vlerësohet, ndaj numrat e tij janë pak më të mirë se në realitet.</w:t>
+        <w:t>Po. Çdo numër vjen nga një skript dhe ruhet me fara të fiksuara të rastit dhe me versione të fiksuara, ndaj një kopje e pastër e projektit mund ta rikrijojë çdo tabelë.</w:t>
       </w:r>
     </w:p>
     <w:p>
@@ -4229,22 +5821,31 @@
       <w:r>
         <w:rPr>
           <w:b/>
-          <w:color w:val="2F6F45"/>
-        </w:rPr>
-        <w:t xml:space="preserve">+ </w:t>
+        </w:rPr>
+        <w:t>Would this work on industrial code, not open source?</w:t>
       </w:r>
       <w:r>
         <w:rPr>
           <w:i/>
-          <w:color w:val="2F6F45"/>
+          <w:color w:val="4C5560"/>
+        </w:rPr>
+        <w:t xml:space="preserve">   (A do të punonte kjo për kod industrial, jo me burim të hapur?)</w:t>
+      </w:r>
+    </w:p>
+    <w:p>
+      <w:pPr>
+        <w:spacing w:after="0"/>
+      </w:pPr>
+      <w:r>
+        <w:rPr>
           <w:sz w:val="24"/>
         </w:rPr>
-        <w:t>As next steps, I would add a small symbol resolver to support more refactorings, and ask independent reviewers to judge the rewrites.</w:t>
-      </w:r>
-    </w:p>
-    <w:p>
-      <w:pPr>
-        <w:spacing w:after="160"/>
+        <w:t>Probably with recalibration: MLCQ is open-source code, so the thresholds and the models may need new data. That is a limit I state, and the pipeline is scripted so it can be rerun on another dataset.</w:t>
+      </w:r>
+    </w:p>
+    <w:p>
+      <w:pPr>
+        <w:spacing w:after="200"/>
         <w:ind w:left="360"/>
       </w:pPr>
       <w:r>
@@ -4253,7 +5854,25 @@
           <w:color w:val="4C5560"/>
           <w:sz w:val="20"/>
         </w:rPr>
-        <w:t>Si hapa të ardhshëm, do të shtoja një pjesë të vogël që i kupton emrat në kod, për të mbështetur më shumë ndreqje, dhe do t'u kërkoja rishikuesve të pavarur t'i gjykojnë rishkrimet.</w:t>
+        <w:t>Ndoshta, por me rikalibrim: MLCQ është kod me burim të hapur, ndaj pragjet dhe modelet mund të kenë nevojë për të dhëna të reja. Këtë e them si kufizim, dhe rrjedha është me skripte, ndaj mund të riekzekutohet mbi një bazë tjetër.</w:t>
+      </w:r>
+    </w:p>
+    <w:p>
+      <w:r>
+        <w:br w:type="page"/>
+      </w:r>
+    </w:p>
+    <w:p>
+      <w:pPr>
+        <w:pStyle w:val="Heading1"/>
+      </w:pPr>
+      <w:r>
+        <w:t>Sllajdet rezervë: vetëm për pyetjet</w:t>
+      </w:r>
+    </w:p>
+    <w:p>
+      <w:r>
+        <w:t>Këto nuk i tregon gjatë prezantimit. I hap vetëm kur një pyetje i kërkon: shtyp numrin dhe Enter, përgjigju, pastaj kthehu te sllajdi i fundit.</w:t>
       </w:r>
     </w:p>
     <w:p>
@@ -4262,14 +5881,282 @@
       </w:pPr>
       <w:r>
         <w:rPr>
+          <w:b/>
+        </w:rPr>
+        <w:t>Sllajdi 11 · Full detection results</w:t>
+      </w:r>
+    </w:p>
+    <w:p>
+      <w:r>
+        <w:t>Tabelë: për çdo erë precision (P), recall (R) dhe MCC, për rregullat dhe për modelin më të mirë.</w:t>
+      </w:r>
+    </w:p>
+    <w:p>
+      <w:r>
+        <w:rPr>
+          <w:i/>
+        </w:rPr>
+        <w:t xml:space="preserve">Kur e hap: </w:t>
+      </w:r>
+      <w:r>
+        <w:t>Kur pyesin për precision ose recall.</w:t>
+      </w:r>
+    </w:p>
+    <w:p>
+      <w:pPr>
+        <w:spacing w:after="0"/>
+      </w:pPr>
+      <w:r>
+        <w:rPr>
+          <w:b/>
+        </w:rPr>
+        <w:t>Sllajdi 12 · Confidence intervals</w:t>
+      </w:r>
+    </w:p>
+    <w:p>
+      <w:r>
+        <w:t>Intervalet 95% për rregullat, për modelin dhe për ndryshimin B − A. Kolona «Above zero» thotë nëse ndryshimi është i sigurt.</w:t>
+      </w:r>
+    </w:p>
+    <w:p>
+      <w:r>
+        <w:rPr>
+          <w:i/>
+        </w:rPr>
+        <w:t xml:space="preserve">Kur e hap: </w:t>
+      </w:r>
+      <w:r>
+        <w:t>Kur pyesin «si e dini që nuk është fat?».</w:t>
+      </w:r>
+    </w:p>
+    <w:p>
+      <w:pPr>
+        <w:spacing w:after="0"/>
+      </w:pPr>
+      <w:r>
+        <w:rPr>
+          <w:b/>
+        </w:rPr>
+        <w:t>Sllajdi 13 · Every algorithm</w:t>
+      </w:r>
+    </w:p>
+    <w:p>
+      <w:r>
+        <w:t>MCC i çdo algoritmi (logistic regression, random forest, gradient boosting) krahas rregullave.</w:t>
+      </w:r>
+    </w:p>
+    <w:p>
+      <w:r>
+        <w:rPr>
+          <w:i/>
+        </w:rPr>
+        <w:t xml:space="preserve">Kur e hap: </w:t>
+      </w:r>
+      <w:r>
+        <w:t>Kur pyesin nëse zgjedhja e modelit më të mirë e fryn rezultatin: edhe algoritmi më i dobët i mund rregullat te 3 nga 4 erërat.</w:t>
+      </w:r>
+    </w:p>
+    <w:p>
+      <w:pPr>
+        <w:spacing w:after="0"/>
+      </w:pPr>
+      <w:r>
+        <w:rPr>
+          <w:b/>
+        </w:rPr>
+        <w:t>Sllajdi 14 · Comparison with PMD</w:t>
+      </w:r>
+    </w:p>
+    <w:p>
+      <w:r>
+        <w:t>PMD 7.27.0, me pragjet e veta, mbi të njëjtat mostra: MCC i PMD-së, MCC ynë dhe intervali i ndryshimit.</w:t>
+      </w:r>
+    </w:p>
+    <w:p>
+      <w:r>
+        <w:rPr>
+          <w:i/>
+        </w:rPr>
+        <w:t xml:space="preserve">Kur e hap: </w:t>
+      </w:r>
+      <w:r>
+        <w:t>Kur pyesin si krahasohet me mjetet ekzistuese.</w:t>
+      </w:r>
+    </w:p>
+    <w:p>
+      <w:pPr>
+        <w:spacing w:after="0"/>
+      </w:pPr>
+      <w:r>
+        <w:rPr>
+          <w:b/>
+        </w:rPr>
+        <w:t>Sllajdi 15 · Verification in detail</w:t>
+      </w:r>
+    </w:p>
+    <w:p>
+      <w:r>
+        <w:t>Arsyet kryesore të refuzimit me numra, kompilimi brenda projektit, dhe erërat e reja pas rishkrimit.</w:t>
+      </w:r>
+    </w:p>
+    <w:p>
+      <w:r>
+        <w:rPr>
+          <w:i/>
+        </w:rPr>
+        <w:t xml:space="preserve">Kur e hap: </w:t>
+      </w:r>
+      <w:r>
+        <w:t>Kur pyesin pse u rishkrua kaq pak, ose çka do të thotë «kompilohet».</w:t>
+      </w:r>
+    </w:p>
+    <w:p>
+      <w:pPr>
+        <w:spacing w:after="0"/>
+      </w:pPr>
+      <w:r>
+        <w:rPr>
+          <w:b/>
+        </w:rPr>
+        <w:t>Sllajdi 16 · Extract Method in the interface</w:t>
+      </w:r>
+    </w:p>
+    <w:p>
+      <w:r>
+        <w:t>Foto e ndërfaqes që tregon një Extract Method te jsoup, para se të preket ndonjë skedar.</w:t>
+      </w:r>
+    </w:p>
+    <w:p>
+      <w:r>
+        <w:rPr>
+          <w:i/>
+        </w:rPr>
+        <w:t xml:space="preserve">Kur e hap: </w:t>
+      </w:r>
+      <w:r>
+        <w:t>Kur pyesin si duket mjeti ose si e përdor një programues.</w:t>
+      </w:r>
+    </w:p>
+    <w:p>
+      <w:pPr>
+        <w:spacing w:after="0"/>
+      </w:pPr>
+      <w:r>
+        <w:rPr>
+          <w:b/>
+        </w:rPr>
+        <w:t>Sllajdi 17 · Comparison with the literature</w:t>
+      </w:r>
+    </w:p>
+    <w:p>
+      <w:r>
+        <w:t>Rezultatet tuaja krahas Madeyski &amp; Lewowski (2023), mbi të njëjtën bazë MLCQ.</w:t>
+      </w:r>
+    </w:p>
+    <w:p>
+      <w:r>
+        <w:rPr>
+          <w:i/>
+        </w:rPr>
+        <w:t xml:space="preserve">Kur e hap: </w:t>
+      </w:r>
+      <w:r>
+        <w:t>Kur pyesin si krahasohet me punë të tjera.</w:t>
+      </w:r>
+    </w:p>
+    <w:p>
+      <w:r>
+        <w:br w:type="page"/>
+      </w:r>
+    </w:p>
+    <w:p>
+      <w:pPr>
+        <w:pStyle w:val="Heading1"/>
+      </w:pPr>
+      <w:r>
+        <w:t>Pyetjet e mundshme: nga më e thjeshta te më e vështira</w:t>
+      </w:r>
+    </w:p>
+    <w:p>
+      <w:pPr>
+        <w:pStyle w:val="ListBullet"/>
+      </w:pPr>
+      <w:r>
+        <w:t>Pyetja mund të vijë anglisht ose shqip. Përgjigju në gjuhën e pyetjes: me të zeza është përgjigjja angleze, me gri ajo shqipe.</w:t>
+      </w:r>
+    </w:p>
+    <w:p>
+      <w:pPr>
+        <w:pStyle w:val="ListBullet"/>
+      </w:pPr>
+      <w:r>
+        <w:t>Dëgjoje pyetjen deri në fund, ndalu dy sekonda, dhe përgjigju me një-dy fjali. Një përgjigje e shkurtër dhe e saktë duket më e sigurt se një e gjatë.</w:t>
+      </w:r>
+    </w:p>
+    <w:p>
+      <w:pPr>
+        <w:pStyle w:val="ListBullet"/>
+      </w:pPr>
+      <w:r>
+        <w:t>Nëse pyetja ka një sllajd rezervë, e ke numrin poshtë përgjigjes: shtyp numrin dhe Enter, pastaj kthehu te sllajdi i fundit.</w:t>
+      </w:r>
+    </w:p>
+    <w:p>
+      <w:pPr>
+        <w:pStyle w:val="ListBullet"/>
+      </w:pPr>
+      <w:r>
+        <w:t>Nëse nuk e di përgjigjen, thuaje: «I did not measure that, but…» dhe thuaj çka di. Askush nuk pret që të dish gjithçka.</w:t>
+      </w:r>
+    </w:p>
+    <w:p>
+      <w:pPr>
+        <w:pStyle w:val="Heading2"/>
+      </w:pPr>
+      <w:r>
+        <w:t>Niveli 1: Dikush që e dëgjon temën për herë të parë</w:t>
+      </w:r>
+    </w:p>
+    <w:p>
+      <w:r>
+        <w:rPr>
+          <w:i/>
+        </w:rPr>
+        <w:t>Nuk e di çka është një erë kodi, as mësimi makinerik. Pyet për kuptimin dhe dobinë.</w:t>
+      </w:r>
+    </w:p>
+    <w:p>
+      <w:pPr>
+        <w:spacing w:after="0"/>
+      </w:pPr>
+      <w:r>
+        <w:rPr>
+          <w:b/>
+        </w:rPr>
+        <w:t>What is a code smell?</w:t>
+      </w:r>
+      <w:r>
+        <w:rPr>
+          <w:i/>
+          <w:color w:val="4C5560"/>
+        </w:rPr>
+        <w:t xml:space="preserve">   (Çka është një erë e kodit?)</w:t>
+      </w:r>
+    </w:p>
+    <w:p>
+      <w:pPr>
+        <w:spacing w:after="0"/>
+      </w:pPr>
+      <w:r>
+        <w:rPr>
           <w:sz w:val="24"/>
         </w:rPr>
-        <w:t>To summarize: learned boundaries beat fixed thresholds.</w:t>
-      </w:r>
-    </w:p>
-    <w:p>
-      <w:pPr>
-        <w:spacing w:after="160"/>
+        <w:t>A sign that code is badly organized: it works, but it is hard to change. Like a smell in the fridge, it does not prove something is rotten, but it tells you to look.</w:t>
+      </w:r>
+    </w:p>
+    <w:p>
+      <w:pPr>
+        <w:spacing w:after="200"/>
         <w:ind w:left="360"/>
       </w:pPr>
       <w:r>
@@ -4278,7 +6165,7 @@
           <w:color w:val="4C5560"/>
           <w:sz w:val="20"/>
         </w:rPr>
-        <w:t>Për ta përmbledhur: kufijtë që i mëson modeli i mundin pragjet fikse.</w:t>
+        <w:t>Shenjë që kodi është i organizuar keq: punon, por ndryshohet me vështirësi. Si era në frigorifer: nuk vërteton që diçka është prishur, por të thotë të shikosh.</w:t>
       </w:r>
     </w:p>
     <w:p>
@@ -4287,14 +6174,32 @@
       </w:pPr>
       <w:r>
         <w:rPr>
+          <w:b/>
+        </w:rPr>
+        <w:t>If the program works, why does it matter?</w:t>
+      </w:r>
+      <w:r>
+        <w:rPr>
+          <w:i/>
+          <w:color w:val="4C5560"/>
+        </w:rPr>
+        <w:t xml:space="preserve">   (Nëse programi punon, pse ka rëndësi?)</w:t>
+      </w:r>
+    </w:p>
+    <w:p>
+      <w:pPr>
+        <w:spacing w:after="0"/>
+      </w:pPr>
+      <w:r>
+        <w:rPr>
           <w:sz w:val="24"/>
         </w:rPr>
-        <w:t>Safe automatic refactoring is possible, but narrow, and it should be reviewed by a developer.</w:t>
-      </w:r>
-    </w:p>
-    <w:p>
-      <w:pPr>
-        <w:spacing w:after="160"/>
+        <w:t>Because most of the cost of software comes after it is written: fixing it, changing it, adding features. Smelly code makes every change slower and riskier.</w:t>
+      </w:r>
+    </w:p>
+    <w:p>
+      <w:pPr>
+        <w:spacing w:after="200"/>
         <w:ind w:left="360"/>
       </w:pPr>
       <w:r>
@@ -4303,7 +6208,7 @@
           <w:color w:val="4C5560"/>
           <w:sz w:val="20"/>
         </w:rPr>
-        <w:t>Ndreqja automatike e sigurt është e mundshme, por vetëm për pak raste, dhe duhet ta shohë një programues.</w:t>
+        <w:t>Sepse shumica e kostos së një programi vjen pasi shkruhet: ndreqjet, ndryshimet, veçoritë e reja. Kodi me erë e bën çdo ndryshim më të ngadaltë dhe më të rrezikshëm.</w:t>
       </w:r>
     </w:p>
     <w:p>
@@ -4312,14 +6217,32 @@
       </w:pPr>
       <w:r>
         <w:rPr>
+          <w:b/>
+        </w:rPr>
+        <w:t>So is it like a spell checker for code?</w:t>
+      </w:r>
+      <w:r>
+        <w:rPr>
+          <w:i/>
+          <w:color w:val="4C5560"/>
+        </w:rPr>
+        <w:t xml:space="preserve">   (Pra është si një kontrollues drejtshkrimi për kodin?)</w:t>
+      </w:r>
+    </w:p>
+    <w:p>
+      <w:pPr>
+        <w:spacing w:after="0"/>
+      </w:pPr>
+      <w:r>
+        <w:rPr>
           <w:sz w:val="24"/>
         </w:rPr>
-        <w:t>The tool is open source, and every number in this talk can be regenerated with a script.</w:t>
-      </w:r>
-    </w:p>
-    <w:p>
-      <w:pPr>
-        <w:spacing w:after="160"/>
+        <w:t>A little, yes. It points at the places that are hard to maintain, explains why, and for some of them it prepares a fix.</w:t>
+      </w:r>
+    </w:p>
+    <w:p>
+      <w:pPr>
+        <w:spacing w:after="200"/>
         <w:ind w:left="360"/>
       </w:pPr>
       <w:r>
@@ -4328,7 +6251,7 @@
           <w:color w:val="4C5560"/>
           <w:sz w:val="20"/>
         </w:rPr>
-        <w:t>Mjeti është me burim të hapur, dhe çdo numër në këtë prezantim mund të rimerret me një skript.</w:t>
+        <w:t>Pak a shumë, po. Tregon vendet që mirëmbahen me vështirësi, shpjegon pse, dhe për disa prej tyre përgatit një ndreqje.</w:t>
       </w:r>
     </w:p>
     <w:p>
@@ -4337,14 +6260,32 @@
       </w:pPr>
       <w:r>
         <w:rPr>
+          <w:b/>
+        </w:rPr>
+        <w:t>Did you use ChatGPT or another AI to fix the code?</w:t>
+      </w:r>
+      <w:r>
+        <w:rPr>
+          <w:i/>
+          <w:color w:val="4C5560"/>
+        </w:rPr>
+        <w:t xml:space="preserve">   (A përdore ChatGPT ose ndonjë AI tjetër për ta ndrequr kodin?)</w:t>
+      </w:r>
+    </w:p>
+    <w:p>
+      <w:pPr>
+        <w:spacing w:after="0"/>
+      </w:pPr>
+      <w:r>
+        <w:rPr>
           <w:sz w:val="24"/>
         </w:rPr>
-        <w:t>Thank you.</w:t>
-      </w:r>
-    </w:p>
-    <w:p>
-      <w:pPr>
-        <w:spacing w:after="160"/>
+        <w:t>No. The fixes are fixed program transformations, not generated text. An AI model can write code that looks right, but it cannot prove that the change is safe, and it can give a different answer each time.</w:t>
+      </w:r>
+    </w:p>
+    <w:p>
+      <w:pPr>
+        <w:spacing w:after="200"/>
         <w:ind w:left="360"/>
       </w:pPr>
       <w:r>
@@ -4353,7 +6294,7 @@
           <w:color w:val="4C5560"/>
           <w:sz w:val="20"/>
         </w:rPr>
-        <w:t>Faleminderit.</w:t>
+        <w:t>Jo. Ndreqjet janë transformime të caktuara të programit, jo tekst i gjeneruar. Një model AI mund të shkruajë kod që duket i saktë, por nuk e vërteton dot që ndryshimi është i sigurt, dhe mund të japë përgjigje tjetër çdo herë.</w:t>
       </w:r>
     </w:p>
     <w:p>
@@ -4362,14 +6303,32 @@
       </w:pPr>
       <w:r>
         <w:rPr>
+          <w:b/>
+        </w:rPr>
+        <w:t>Who decided which code is smelly?</w:t>
+      </w:r>
+      <w:r>
+        <w:rPr>
+          <w:i/>
+          <w:color w:val="4C5560"/>
+        </w:rPr>
+        <w:t xml:space="preserve">   (Kush vendosi cili kod ka erë?)</w:t>
+      </w:r>
+    </w:p>
+    <w:p>
+      <w:pPr>
+        <w:spacing w:after="0"/>
+      </w:pPr>
+      <w:r>
+        <w:rPr>
           <w:sz w:val="24"/>
         </w:rPr>
-        <w:t>I am happy to take your questions.</w:t>
-      </w:r>
-    </w:p>
-    <w:p>
-      <w:pPr>
-        <w:spacing w:after="160"/>
+        <w:t>Twenty-six professional developers, in a public dataset called MLCQ. I did not label the data myself, so my own opinion does not shape the results.</w:t>
+      </w:r>
+    </w:p>
+    <w:p>
+      <w:pPr>
+        <w:spacing w:after="200"/>
         <w:ind w:left="360"/>
       </w:pPr>
       <w:r>
@@ -4378,28 +6337,7 @@
           <w:color w:val="4C5560"/>
           <w:sz w:val="20"/>
         </w:rPr>
-        <w:t>Me kënaqësi i pres pyetjet tuaja.</w:t>
-      </w:r>
-    </w:p>
-    <w:p>
-      <w:pPr>
-        <w:pStyle w:val="Heading2"/>
-      </w:pPr>
-      <w:r>
-        <w:t>Nëse të ngec mendja</w:t>
-      </w:r>
-    </w:p>
-    <w:p>
-      <w:r>
-        <w:t>kompilohet ≠ sillet njësoj · një bazë, katër erëra, Java · kufijtë e mësuar · e sigurt, por e ngushtë · faleminderit</w:t>
-      </w:r>
-    </w:p>
-    <w:p>
-      <w:pPr>
-        <w:pStyle w:val="Heading2"/>
-      </w:pPr>
-      <w:r>
-        <w:t>Nëse të pyesin për këtë sllajd</w:t>
+        <w:t>Njëzet e gjashtë programues profesionistë, në një bazë publike të dhënash që quhet MLCQ. Të dhënat nuk i etiketova vetë, ndaj mendimi im nuk i ndikon rezultatet.</w:t>
       </w:r>
     </w:p>
     <w:p>
@@ -4410,30 +6348,14 @@
         <w:rPr>
           <w:b/>
         </w:rPr>
-        <w:t>Çka do të bëje më pas?</w:t>
-      </w:r>
-    </w:p>
-    <w:p>
-      <w:r>
-        <w:t>Do t'i ekzekutoja testet e projekteve pas çdo rishkrimi, do të shtoja një zgjidhës të vogël emrash për më shumë ndreqje, dhe do t'u kërkoja rishikuesve të pavarur t'i gjykojnë rishkrimet.</w:t>
-      </w:r>
-    </w:p>
-    <w:p>
-      <w:r>
-        <w:br w:type="page"/>
-      </w:r>
-    </w:p>
-    <w:p>
-      <w:pPr>
-        <w:pStyle w:val="Heading1"/>
-      </w:pPr>
-      <w:r>
-        <w:t>Sllajdet rezervë: vetëm për pyetjet</w:t>
-      </w:r>
-    </w:p>
-    <w:p>
-      <w:r>
-        <w:t>Këto nuk i tregon gjatë prezantimit. I hap vetëm kur një pyetje i kërkon: shtyp numrin dhe Enter, përgjigju, pastaj kthehu te sllajdi i fundit.</w:t>
+        <w:t>What does machine learning mean here, in simple words?</w:t>
+      </w:r>
+      <w:r>
+        <w:rPr>
+          <w:i/>
+          <w:color w:val="4C5560"/>
+        </w:rPr>
+        <w:t xml:space="preserve">   (Çka do të thotë mësimi makinerik këtu, me fjalë të thjeshta?)</w:t>
       </w:r>
     </w:p>
     <w:p>
@@ -4442,216 +6364,14 @@
       </w:pPr>
       <w:r>
         <w:rPr>
-          <w:b/>
-        </w:rPr>
-        <w:t>Sllajdi 11 · Full detection results</w:t>
-      </w:r>
-    </w:p>
-    <w:p>
-      <w:r>
-        <w:t>Tabelë: për çdo erë precision (P), recall (R) dhe MCC, për rregullat dhe për modelin më të mirë.</w:t>
-      </w:r>
-    </w:p>
-    <w:p>
-      <w:r>
-        <w:rPr>
-          <w:i/>
-        </w:rPr>
-        <w:t xml:space="preserve">Kur e hap: </w:t>
-      </w:r>
-      <w:r>
-        <w:t>Kur pyesin për precision ose recall.</w:t>
-      </w:r>
-    </w:p>
-    <w:p>
-      <w:pPr>
-        <w:spacing w:after="0"/>
-      </w:pPr>
-      <w:r>
-        <w:rPr>
-          <w:b/>
-        </w:rPr>
-        <w:t>Sllajdi 12 · Confidence intervals</w:t>
-      </w:r>
-    </w:p>
-    <w:p>
-      <w:r>
-        <w:t>Intervalet 95% për rregullat, për modelin dhe për ndryshimin B − A. Kolona «Above zero» thotë nëse ndryshimi është i sigurt.</w:t>
-      </w:r>
-    </w:p>
-    <w:p>
-      <w:r>
-        <w:rPr>
-          <w:i/>
-        </w:rPr>
-        <w:t xml:space="preserve">Kur e hap: </w:t>
-      </w:r>
-      <w:r>
-        <w:t>Kur pyesin «si e dini që nuk është fat?».</w:t>
-      </w:r>
-    </w:p>
-    <w:p>
-      <w:pPr>
-        <w:spacing w:after="0"/>
-      </w:pPr>
-      <w:r>
-        <w:rPr>
-          <w:b/>
-        </w:rPr>
-        <w:t>Sllajdi 13 · Every algorithm</w:t>
-      </w:r>
-    </w:p>
-    <w:p>
-      <w:r>
-        <w:t>MCC i çdo algoritmi (logistic regression, random forest, gradient boosting) krahas rregullave.</w:t>
-      </w:r>
-    </w:p>
-    <w:p>
-      <w:r>
-        <w:rPr>
-          <w:i/>
-        </w:rPr>
-        <w:t xml:space="preserve">Kur e hap: </w:t>
-      </w:r>
-      <w:r>
-        <w:t>Kur pyesin nëse zgjedhja e modelit më të mirë e fryn rezultatin: edhe algoritmi më i dobët i mund rregullat te 3 nga 4 erërat.</w:t>
-      </w:r>
-    </w:p>
-    <w:p>
-      <w:pPr>
-        <w:spacing w:after="0"/>
-      </w:pPr>
-      <w:r>
-        <w:rPr>
-          <w:b/>
-        </w:rPr>
-        <w:t>Sllajdi 14 · Comparison with PMD</w:t>
-      </w:r>
-    </w:p>
-    <w:p>
-      <w:r>
-        <w:t>PMD 7.27.0, me pragjet e veta, mbi të njëjtat mostra: MCC i PMD-së, MCC ynë dhe intervali i ndryshimit.</w:t>
-      </w:r>
-    </w:p>
-    <w:p>
-      <w:r>
-        <w:rPr>
-          <w:i/>
-        </w:rPr>
-        <w:t xml:space="preserve">Kur e hap: </w:t>
-      </w:r>
-      <w:r>
-        <w:t>Kur pyesin si krahasohet me mjetet ekzistuese.</w:t>
-      </w:r>
-    </w:p>
-    <w:p>
-      <w:pPr>
-        <w:spacing w:after="0"/>
-      </w:pPr>
-      <w:r>
-        <w:rPr>
-          <w:b/>
-        </w:rPr>
-        <w:t>Sllajdi 15 · Verification in detail</w:t>
-      </w:r>
-    </w:p>
-    <w:p>
-      <w:r>
-        <w:t>Arsyet kryesore të refuzimit me numra, kompilimi brenda projektit, dhe erërat e reja pas rishkrimit.</w:t>
-      </w:r>
-    </w:p>
-    <w:p>
-      <w:r>
-        <w:rPr>
-          <w:i/>
-        </w:rPr>
-        <w:t xml:space="preserve">Kur e hap: </w:t>
-      </w:r>
-      <w:r>
-        <w:t>Kur pyesin pse u rishkrua kaq pak, ose çka do të thotë «kompilohet».</w:t>
-      </w:r>
-    </w:p>
-    <w:p>
-      <w:pPr>
-        <w:spacing w:after="0"/>
-      </w:pPr>
-      <w:r>
-        <w:rPr>
-          <w:b/>
-        </w:rPr>
-        <w:t>Sllajdi 16 · Extract Method in the interface</w:t>
-      </w:r>
-    </w:p>
-    <w:p>
-      <w:r>
-        <w:t>Foto e ndërfaqes që tregon një Extract Method te jsoup, para se të preket ndonjë skedar.</w:t>
-      </w:r>
-    </w:p>
-    <w:p>
-      <w:r>
-        <w:rPr>
-          <w:i/>
-        </w:rPr>
-        <w:t xml:space="preserve">Kur e hap: </w:t>
-      </w:r>
-      <w:r>
-        <w:t>Kur pyesin si duket mjeti ose si e përdor një programues.</w:t>
-      </w:r>
-    </w:p>
-    <w:p>
-      <w:pPr>
-        <w:spacing w:after="0"/>
-      </w:pPr>
-      <w:r>
-        <w:rPr>
-          <w:b/>
-        </w:rPr>
-        <w:t>Sllajdi 17 · Comparison with the literature</w:t>
-      </w:r>
-    </w:p>
-    <w:p>
-      <w:r>
-        <w:t>Rezultatet tuaja krahas Madeyski &amp; Lewowski (2023), mbi të njëjtën bazë MLCQ.</w:t>
-      </w:r>
-    </w:p>
-    <w:p>
-      <w:r>
-        <w:rPr>
-          <w:i/>
-        </w:rPr>
-        <w:t xml:space="preserve">Kur e hap: </w:t>
-      </w:r>
-      <w:r>
-        <w:t>Kur pyesin si krahasohet me punë të tjera.</w:t>
-      </w:r>
-    </w:p>
-    <w:p>
-      <w:pPr>
-        <w:pStyle w:val="Heading1"/>
-      </w:pPr>
-      <w:r>
-        <w:t>Hyrja dhe mbyllja, përmendësh</w:t>
-      </w:r>
-    </w:p>
-    <w:p>
-      <w:r>
-        <w:t>Këto janë fjalitë e vetme që ia vlen t'i mësosh fjalë për fjalë: fillimi i sigurt e qetëson zërin, dhe mbyllja e sigurt lë përshtypjen e fundit.</w:t>
-      </w:r>
-    </w:p>
-    <w:p>
-      <w:pPr>
-        <w:spacing w:after="0"/>
-      </w:pPr>
-      <w:r>
-        <w:rPr>
           <w:sz w:val="24"/>
         </w:rPr>
-        <w:t>Good morning, everyone.</w:t>
-      </w:r>
-    </w:p>
-    <w:p>
-      <w:pPr>
-        <w:spacing w:after="160"/>
+        <w:t>Instead of fixed rules, the computer learns from thousands of examples that developers judged, and finds by itself the line between smelly and clean code.</w:t>
+      </w:r>
+    </w:p>
+    <w:p>
+      <w:pPr>
+        <w:spacing w:after="200"/>
         <w:ind w:left="360"/>
       </w:pPr>
       <w:r>
@@ -4660,7 +6380,7 @@
           <w:color w:val="4C5560"/>
           <w:sz w:val="20"/>
         </w:rPr>
-        <w:t>Mirëmëngjes të gjithëve.</w:t>
+        <w:t>Në vend të rregullave fikse, kompjuteri mëson nga mijëra shembuj që i gjykuan programuesit, dhe e gjen vetë kufirin mes kodit me erë dhe kodit të pastër.</w:t>
       </w:r>
     </w:p>
     <w:p>
@@ -4669,14 +6389,32 @@
       </w:pPr>
       <w:r>
         <w:rPr>
+          <w:b/>
+        </w:rPr>
+        <w:t>Does it change my code without asking me?</w:t>
+      </w:r>
+      <w:r>
+        <w:rPr>
+          <w:i/>
+          <w:color w:val="4C5560"/>
+        </w:rPr>
+        <w:t xml:space="preserve">   (A ma ndryshon kodin pa më pyetur?)</w:t>
+      </w:r>
+    </w:p>
+    <w:p>
+      <w:pPr>
+        <w:spacing w:after="0"/>
+      </w:pPr>
+      <w:r>
+        <w:rPr>
           <w:sz w:val="24"/>
         </w:rPr>
-        <w:t>My name is Florent Latifi, and this work comes from my bachelor thesis at UBT, supervised by Altina Salihu.</w:t>
-      </w:r>
-    </w:p>
-    <w:p>
-      <w:pPr>
-        <w:spacing w:after="160"/>
+        <w:t>No. It first shows the change, and it writes it as a separate patch file. Changing the files directly needs an explicit option.</w:t>
+      </w:r>
+    </w:p>
+    <w:p>
+      <w:pPr>
+        <w:spacing w:after="80"/>
         <w:ind w:left="360"/>
       </w:pPr>
       <w:r>
@@ -4685,7 +6423,20 @@
           <w:color w:val="4C5560"/>
           <w:sz w:val="20"/>
         </w:rPr>
-        <w:t>Unë quhem Florent Latifi, dhe kjo punë vjen nga teza ime e bachelorit në UBT, me mentore Altina Salihu.</w:t>
+        <w:t>Jo. Fillimisht e tregon ndryshimin, dhe e shkruan si një skedar më vete ndryshimesh. Për t'i ndryshuar skedarët drejtpërdrejt duhet një zgjedhje e qartë.</w:t>
+      </w:r>
+    </w:p>
+    <w:p>
+      <w:pPr>
+        <w:spacing w:after="200"/>
+        <w:ind w:left="360"/>
+      </w:pPr>
+      <w:r>
+        <w:rPr>
+          <w:color w:val="2F6F45"/>
+          <w:sz w:val="20"/>
+        </w:rPr>
+        <w:t>Sllajdi rezervë 16 · Extract Method in the interface: 1, 6, Enter.</w:t>
       </w:r>
     </w:p>
     <w:p>
@@ -4694,14 +6445,32 @@
       </w:pPr>
       <w:r>
         <w:rPr>
+          <w:b/>
+        </w:rPr>
+        <w:t>Does it work for Python or other languages?</w:t>
+      </w:r>
+      <w:r>
+        <w:rPr>
+          <w:i/>
+          <w:color w:val="4C5560"/>
+        </w:rPr>
+        <w:t xml:space="preserve">   (A punon për Python ose gjuhë të tjera?)</w:t>
+      </w:r>
+    </w:p>
+    <w:p>
+      <w:pPr>
+        <w:spacing w:after="0"/>
+      </w:pPr>
+      <w:r>
+        <w:rPr>
           <w:sz w:val="24"/>
         </w:rPr>
-        <w:t>The tool is open source, and every number in this talk can be regenerated with a script.</w:t>
-      </w:r>
-    </w:p>
-    <w:p>
-      <w:pPr>
-        <w:spacing w:after="160"/>
+        <w:t>Not yet. The parser I use supports many languages, but the measurements and the fixes are written for Java.</w:t>
+      </w:r>
+    </w:p>
+    <w:p>
+      <w:pPr>
+        <w:spacing w:after="200"/>
         <w:ind w:left="360"/>
       </w:pPr>
       <w:r>
@@ -4710,7 +6479,7 @@
           <w:color w:val="4C5560"/>
           <w:sz w:val="20"/>
         </w:rPr>
-        <w:t>Mjeti është me burim të hapur, dhe çdo numër në këtë prezantim mund të rimerret me një skript.</w:t>
+        <w:t>Ende jo. Parseri që përdor i mbështet shumë gjuhë, por matjet dhe ndreqjet janë shkruar për Java.</w:t>
       </w:r>
     </w:p>
     <w:p>
@@ -4719,14 +6488,32 @@
       </w:pPr>
       <w:r>
         <w:rPr>
+          <w:b/>
+        </w:rPr>
+        <w:t>Can I use it? Does it cost anything?</w:t>
+      </w:r>
+      <w:r>
+        <w:rPr>
+          <w:i/>
+          <w:color w:val="4C5560"/>
+        </w:rPr>
+        <w:t xml:space="preserve">   (A mund ta përdor? A kushton diçka?)</w:t>
+      </w:r>
+    </w:p>
+    <w:p>
+      <w:pPr>
+        <w:spacing w:after="0"/>
+      </w:pPr>
+      <w:r>
+        <w:rPr>
           <w:sz w:val="24"/>
         </w:rPr>
-        <w:t>Thank you.</w:t>
-      </w:r>
-    </w:p>
-    <w:p>
-      <w:pPr>
-        <w:spacing w:after="160"/>
+        <w:t>Yes, and it is free. It is open source on GitHub under the MIT license, and it runs on a normal laptop.</w:t>
+      </w:r>
+    </w:p>
+    <w:p>
+      <w:pPr>
+        <w:spacing w:after="200"/>
         <w:ind w:left="360"/>
       </w:pPr>
       <w:r>
@@ -4735,7 +6522,7 @@
           <w:color w:val="4C5560"/>
           <w:sz w:val="20"/>
         </w:rPr>
-        <w:t>Faleminderit.</w:t>
+        <w:t>Po, dhe është falas. Është me burim të hapur në GitHub, me licencën MIT, dhe punon në një laptop të zakonshëm.</w:t>
       </w:r>
     </w:p>
     <w:p>
@@ -4744,14 +6531,32 @@
       </w:pPr>
       <w:r>
         <w:rPr>
+          <w:b/>
+        </w:rPr>
+        <w:t>What surprised you the most?</w:t>
+      </w:r>
+      <w:r>
+        <w:rPr>
+          <w:i/>
+          <w:color w:val="4C5560"/>
+        </w:rPr>
+        <w:t xml:space="preserve">   (Çka të befasoi më shumë?)</w:t>
+      </w:r>
+    </w:p>
+    <w:p>
+      <w:pPr>
+        <w:spacing w:after="0"/>
+      </w:pPr>
+      <w:r>
+        <w:rPr>
           <w:sz w:val="24"/>
         </w:rPr>
-        <w:t>I am happy to take your questions.</w:t>
-      </w:r>
-    </w:p>
-    <w:p>
-      <w:pPr>
-        <w:spacing w:after="160"/>
+        <w:t>That for Feature Envy even two experts agree no better than chance. So part of the difficulty is in the definition of the smell, not only in the tools.</w:t>
+      </w:r>
+    </w:p>
+    <w:p>
+      <w:pPr>
+        <w:spacing w:after="200"/>
         <w:ind w:left="360"/>
       </w:pPr>
       <w:r>
@@ -4760,7 +6565,1588 @@
           <w:color w:val="4C5560"/>
           <w:sz w:val="20"/>
         </w:rPr>
-        <w:t>Me kënaqësi i pres pyetjet tuaja.</w:t>
+        <w:t>Që për Feature Envy edhe dy ekspertë pajtohen jo më shumë se me hamendje. Pra një pjesë e vështirësisë është te përkufizimi i erës, jo vetëm te mjetet.</w:t>
+      </w:r>
+    </w:p>
+    <w:p>
+      <w:pPr>
+        <w:pStyle w:val="Heading2"/>
+      </w:pPr>
+      <w:r>
+        <w:t>Niveli 2: Student i informatikës</w:t>
+      </w:r>
+    </w:p>
+    <w:p>
+      <w:r>
+        <w:rPr>
+          <w:i/>
+        </w:rPr>
+        <w:t>E di çka është një klasë dhe një model, por jo detajet. Pyet si funksionon.</w:t>
+      </w:r>
+    </w:p>
+    <w:p>
+      <w:pPr>
+        <w:spacing w:after="0"/>
+      </w:pPr>
+      <w:r>
+        <w:rPr>
+          <w:b/>
+        </w:rPr>
+        <w:t>What is MCC, and why not accuracy?</w:t>
+      </w:r>
+      <w:r>
+        <w:rPr>
+          <w:i/>
+          <w:color w:val="4C5560"/>
+        </w:rPr>
+        <w:t xml:space="preserve">   (Çka është MCC-ja, dhe pse jo saktësia?)</w:t>
+      </w:r>
+    </w:p>
+    <w:p>
+      <w:pPr>
+        <w:spacing w:after="0"/>
+      </w:pPr>
+      <w:r>
+        <w:rPr>
+          <w:sz w:val="24"/>
+        </w:rPr>
+        <w:t>MCC is a score from minus one to one: zero means guessing, one means perfect. Most code is clean, so on Feature Envy a detector that always says “clean” is 93% accurate, but its MCC is zero.</w:t>
+      </w:r>
+    </w:p>
+    <w:p>
+      <w:pPr>
+        <w:spacing w:after="200"/>
+        <w:ind w:left="360"/>
+      </w:pPr>
+      <w:r>
+        <w:rPr>
+          <w:i/>
+          <w:color w:val="4C5560"/>
+          <w:sz w:val="20"/>
+        </w:rPr>
+        <w:t>MCC-ja është një notë nga minus një deri në një: zero do të thotë hamendje, një përsosmëri. Shumica e kodit është i pastër, ndaj te Feature Envy një detektor që thotë gjithmonë «i pastër» është 93% i saktë, por MCC-ja e tij është zero.</w:t>
+      </w:r>
+    </w:p>
+    <w:p>
+      <w:pPr>
+        <w:spacing w:after="0"/>
+      </w:pPr>
+      <w:r>
+        <w:rPr>
+          <w:b/>
+        </w:rPr>
+        <w:t>What are the 26 metrics?</w:t>
+      </w:r>
+      <w:r>
+        <w:rPr>
+          <w:i/>
+          <w:color w:val="4C5560"/>
+        </w:rPr>
+        <w:t xml:space="preserve">   (Cilat janë 26 metrikat?)</w:t>
+      </w:r>
+    </w:p>
+    <w:p>
+      <w:pPr>
+        <w:spacing w:after="0"/>
+      </w:pPr>
+      <w:r>
+        <w:rPr>
+          <w:sz w:val="24"/>
+        </w:rPr>
+        <w:t>Simple numbers about the code: 17 for classes and 9 for methods. For example lines of code, number of methods, how many paths the code has, how deep the blocks are nested, and how much a method uses data from other classes.</w:t>
+      </w:r>
+    </w:p>
+    <w:p>
+      <w:pPr>
+        <w:spacing w:after="200"/>
+        <w:ind w:left="360"/>
+      </w:pPr>
+      <w:r>
+        <w:rPr>
+          <w:i/>
+          <w:color w:val="4C5560"/>
+          <w:sz w:val="20"/>
+        </w:rPr>
+        <w:t>Numra të thjeshtë për kodin: 17 për klasat dhe 9 për metodat. Për shembull rreshtat e kodit, numri i metodave, sa rrugë ka kodi, sa thellë futen blloqet, dhe sa përdor një metodë të dhëna nga klasa të tjera.</w:t>
+      </w:r>
+    </w:p>
+    <w:p>
+      <w:pPr>
+        <w:spacing w:after="0"/>
+      </w:pPr>
+      <w:r>
+        <w:rPr>
+          <w:b/>
+        </w:rPr>
+        <w:t>Which rules did you use?</w:t>
+      </w:r>
+      <w:r>
+        <w:rPr>
+          <w:i/>
+          <w:color w:val="4C5560"/>
+        </w:rPr>
+        <w:t xml:space="preserve">   (Cilat rregulla përdore?)</w:t>
+      </w:r>
+    </w:p>
+    <w:p>
+      <w:pPr>
+        <w:spacing w:after="0"/>
+      </w:pPr>
+      <w:r>
+        <w:rPr>
+          <w:sz w:val="24"/>
+        </w:rPr>
+        <w:t>8 detection strategies, mostly from Lanza and Marinescu's book Object-Oriented Metrics in Practice, and from Fowler for Long Method and Long Parameter List.</w:t>
+      </w:r>
+    </w:p>
+    <w:p>
+      <w:pPr>
+        <w:spacing w:after="200"/>
+        <w:ind w:left="360"/>
+      </w:pPr>
+      <w:r>
+        <w:rPr>
+          <w:i/>
+          <w:color w:val="4C5560"/>
+          <w:sz w:val="20"/>
+        </w:rPr>
+        <w:t>8 strategji gjetjeje, kryesisht nga libri i Lanza-s dhe Marinescu-t, «Object-Oriented Metrics in Practice», dhe nga Fowler-i për Long Method dhe Long Parameter List.</w:t>
+      </w:r>
+    </w:p>
+    <w:p>
+      <w:pPr>
+        <w:spacing w:after="0"/>
+      </w:pPr>
+      <w:r>
+        <w:rPr>
+          <w:b/>
+        </w:rPr>
+        <w:t>Which machine learning model was the best?</w:t>
+      </w:r>
+      <w:r>
+        <w:rPr>
+          <w:i/>
+          <w:color w:val="4C5560"/>
+        </w:rPr>
+        <w:t xml:space="preserve">   (Cili model i mësimit makinerik doli më i miri?)</w:t>
+      </w:r>
+    </w:p>
+    <w:p>
+      <w:pPr>
+        <w:spacing w:after="0"/>
+      </w:pPr>
+      <w:r>
+        <w:rPr>
+          <w:sz w:val="24"/>
+        </w:rPr>
+        <w:t>It depends on the smell: logistic regression for Blob; gradient boosting for Data Class and Feature Envy; random forest for Long Method. The backup slide shows all of them.</w:t>
+      </w:r>
+    </w:p>
+    <w:p>
+      <w:pPr>
+        <w:spacing w:after="80"/>
+        <w:ind w:left="360"/>
+      </w:pPr>
+      <w:r>
+        <w:rPr>
+          <w:i/>
+          <w:color w:val="4C5560"/>
+          <w:sz w:val="20"/>
+        </w:rPr>
+        <w:t>Varet nga era: logistic regression për Blob; gradient boosting për Data Class dhe Feature Envy; random forest për Long Method. Sllajdi rezervë i tregon të gjithë.</w:t>
+      </w:r>
+    </w:p>
+    <w:p>
+      <w:pPr>
+        <w:spacing w:after="200"/>
+        <w:ind w:left="360"/>
+      </w:pPr>
+      <w:r>
+        <w:rPr>
+          <w:color w:val="2F6F45"/>
+          <w:sz w:val="20"/>
+        </w:rPr>
+        <w:t>Sllajdi rezervë 13 · Every algorithm: 1, 3, Enter.</w:t>
+      </w:r>
+    </w:p>
+    <w:p>
+      <w:pPr>
+        <w:spacing w:after="0"/>
+      </w:pPr>
+      <w:r>
+        <w:rPr>
+          <w:b/>
+        </w:rPr>
+        <w:t>What are precision and recall?</w:t>
+      </w:r>
+      <w:r>
+        <w:rPr>
+          <w:i/>
+          <w:color w:val="4C5560"/>
+        </w:rPr>
+        <w:t xml:space="preserve">   (Çka janë precision dhe recall?)</w:t>
+      </w:r>
+    </w:p>
+    <w:p>
+      <w:pPr>
+        <w:spacing w:after="0"/>
+      </w:pPr>
+      <w:r>
+        <w:rPr>
+          <w:sz w:val="24"/>
+        </w:rPr>
+        <w:t>Precision: when the tool says “smell”, how often it is right. Recall: of all the real smells, how many it finds. The rules have high precision but low recall.</w:t>
+      </w:r>
+    </w:p>
+    <w:p>
+      <w:pPr>
+        <w:spacing w:after="80"/>
+        <w:ind w:left="360"/>
+      </w:pPr>
+      <w:r>
+        <w:rPr>
+          <w:i/>
+          <w:color w:val="4C5560"/>
+          <w:sz w:val="20"/>
+        </w:rPr>
+        <w:t>Precision: kur mjeti thotë «erë», sa shpesh ka të drejtë. Recall: nga të gjitha erërat e vërteta, sa i gjen. Rregullat kanë precision të lartë, por recall të ulët.</w:t>
+      </w:r>
+    </w:p>
+    <w:p>
+      <w:pPr>
+        <w:spacing w:after="200"/>
+        <w:ind w:left="360"/>
+      </w:pPr>
+      <w:r>
+        <w:rPr>
+          <w:color w:val="2F6F45"/>
+          <w:sz w:val="20"/>
+        </w:rPr>
+        <w:t>Sllajdi rezervë 11 · Full detection results: 1, 1, Enter.</w:t>
+      </w:r>
+    </w:p>
+    <w:p>
+      <w:pPr>
+        <w:spacing w:after="0"/>
+      </w:pPr>
+      <w:r>
+        <w:rPr>
+          <w:b/>
+        </w:rPr>
+        <w:t>Why do the models give more false alarms?</w:t>
+      </w:r>
+      <w:r>
+        <w:rPr>
+          <w:i/>
+          <w:color w:val="4C5560"/>
+        </w:rPr>
+        <w:t xml:space="preserve">   (Pse modelet japin më shumë alarme të rreme?)</w:t>
+      </w:r>
+    </w:p>
+    <w:p>
+      <w:pPr>
+        <w:spacing w:after="0"/>
+      </w:pPr>
+      <w:r>
+        <w:rPr>
+          <w:sz w:val="24"/>
+        </w:rPr>
+        <w:t>Because they find many more real smells, and the price is more alarms that turn out wrong. On 3 of the 4 smells their precision is lower than the rules'.</w:t>
+      </w:r>
+    </w:p>
+    <w:p>
+      <w:pPr>
+        <w:spacing w:after="80"/>
+        <w:ind w:left="360"/>
+      </w:pPr>
+      <w:r>
+        <w:rPr>
+          <w:i/>
+          <w:color w:val="4C5560"/>
+          <w:sz w:val="20"/>
+        </w:rPr>
+        <w:t>Sepse gjejnë shumë më tepër erëra të vërteta, dhe çmimi është më shumë alarme që dalin të gabuara. Te 3 nga 4 erërat precision-i i tyre është më i ulët se i rregullave.</w:t>
+      </w:r>
+    </w:p>
+    <w:p>
+      <w:pPr>
+        <w:spacing w:after="200"/>
+        <w:ind w:left="360"/>
+      </w:pPr>
+      <w:r>
+        <w:rPr>
+          <w:color w:val="2F6F45"/>
+          <w:sz w:val="20"/>
+        </w:rPr>
+        <w:t>Sllajdi rezervë 11 · Full detection results: 1, 1, Enter.</w:t>
+      </w:r>
+    </w:p>
+    <w:p>
+      <w:pPr>
+        <w:spacing w:after="0"/>
+      </w:pPr>
+      <w:r>
+        <w:rPr>
+          <w:b/>
+        </w:rPr>
+        <w:t>Why were only 22% of the places changed?</w:t>
+      </w:r>
+      <w:r>
+        <w:rPr>
+          <w:i/>
+          <w:color w:val="4C5560"/>
+        </w:rPr>
+        <w:t xml:space="preserve">   (Pse u ndryshuan vetëm 22% e vendeve?)</w:t>
+      </w:r>
+    </w:p>
+    <w:p>
+      <w:pPr>
+        <w:spacing w:after="0"/>
+      </w:pPr>
+      <w:r>
+        <w:rPr>
+          <w:sz w:val="24"/>
+        </w:rPr>
+        <w:t>Because the engine refuses whenever it cannot prove the change is safe. The main reasons: the code does not have the right shape (45%), or a return or break would leave the moved block (26%).</w:t>
+      </w:r>
+    </w:p>
+    <w:p>
+      <w:pPr>
+        <w:spacing w:after="80"/>
+        <w:ind w:left="360"/>
+      </w:pPr>
+      <w:r>
+        <w:rPr>
+          <w:i/>
+          <w:color w:val="4C5560"/>
+          <w:sz w:val="20"/>
+        </w:rPr>
+        <w:t>Sepse motori refuzon sa herë nuk e vërteton dot që ndryshimi është i sigurt. Arsyet kryesore: kodi nuk ka formën e duhur (45%), ose një return a break do të dilte nga blloku i zhvendosur (26%).</w:t>
+      </w:r>
+    </w:p>
+    <w:p>
+      <w:pPr>
+        <w:spacing w:after="200"/>
+        <w:ind w:left="360"/>
+      </w:pPr>
+      <w:r>
+        <w:rPr>
+          <w:color w:val="2F6F45"/>
+          <w:sz w:val="20"/>
+        </w:rPr>
+        <w:t>Sllajdi rezervë 15 · Verification in detail: 1, 5, Enter.</w:t>
+      </w:r>
+    </w:p>
+    <w:p>
+      <w:pPr>
+        <w:spacing w:after="0"/>
+      </w:pPr>
+      <w:r>
+        <w:rPr>
+          <w:b/>
+        </w:rPr>
+        <w:t>What does “compiles” mean, if the projects cannot be built?</w:t>
+      </w:r>
+      <w:r>
+        <w:rPr>
+          <w:i/>
+          <w:color w:val="4C5560"/>
+        </w:rPr>
+        <w:t xml:space="preserve">   (Çka do të thotë «kompilohet», nëse projektet nuk ndërtohen dot?)</w:t>
+      </w:r>
+    </w:p>
+    <w:p>
+      <w:pPr>
+        <w:spacing w:after="0"/>
+      </w:pPr>
+      <w:r>
+        <w:rPr>
+          <w:sz w:val="24"/>
+        </w:rPr>
+        <w:t>The projects come without their build files, so many files do not compile alone even before the change. So I compile before and after, and a change counts only if it adds no new kind of error.</w:t>
+      </w:r>
+    </w:p>
+    <w:p>
+      <w:pPr>
+        <w:spacing w:after="80"/>
+        <w:ind w:left="360"/>
+      </w:pPr>
+      <w:r>
+        <w:rPr>
+          <w:i/>
+          <w:color w:val="4C5560"/>
+          <w:sz w:val="20"/>
+        </w:rPr>
+        <w:t>Projektet vijnë pa skedarët e ndërtimit, ndaj shumë skedarë nuk kompilohen të vetëm as para ndryshimit. Prandaj kompiloj para dhe pas, dhe një ndryshim pranohet vetëm nëse nuk shton asnjë lloj të ri gabimi.</w:t>
+      </w:r>
+    </w:p>
+    <w:p>
+      <w:pPr>
+        <w:spacing w:after="200"/>
+        <w:ind w:left="360"/>
+      </w:pPr>
+      <w:r>
+        <w:rPr>
+          <w:color w:val="2F6F45"/>
+          <w:sz w:val="20"/>
+        </w:rPr>
+        <w:t>Sllajdi rezervë 15 · Verification in detail: 1, 5, Enter.</w:t>
+      </w:r>
+    </w:p>
+    <w:p>
+      <w:pPr>
+        <w:spacing w:after="0"/>
+      </w:pPr>
+      <w:r>
+        <w:rPr>
+          <w:b/>
+        </w:rPr>
+        <w:t>Which three fixes, exactly?</w:t>
+      </w:r>
+      <w:r>
+        <w:rPr>
+          <w:i/>
+          <w:color w:val="4C5560"/>
+        </w:rPr>
+        <w:t xml:space="preserve">   (Cilat janë saktësisht tri ndreqjet?)</w:t>
+      </w:r>
+    </w:p>
+    <w:p>
+      <w:pPr>
+        <w:spacing w:after="0"/>
+      </w:pPr>
+      <w:r>
+        <w:rPr>
+          <w:sz w:val="24"/>
+        </w:rPr>
+        <w:t>Extract Method moves part of a long method into a new method. Guard Clauses turns a big if around the whole method into an early return. Introduce Parameter Object groups many parameters into one object.</w:t>
+      </w:r>
+    </w:p>
+    <w:p>
+      <w:pPr>
+        <w:spacing w:after="200"/>
+        <w:ind w:left="360"/>
+      </w:pPr>
+      <w:r>
+        <w:rPr>
+          <w:i/>
+          <w:color w:val="4C5560"/>
+          <w:sz w:val="20"/>
+        </w:rPr>
+        <w:t>Extract Method e zhvendos një pjesë të një metode të gjatë në një metodë të re. Guard Clauses e kthen një if të madh rreth gjithë metodës në një dalje të hershme. Introduce Parameter Object i mbledh shumë parametra në një objekt.</w:t>
+      </w:r>
+    </w:p>
+    <w:p>
+      <w:pPr>
+        <w:spacing w:after="0"/>
+      </w:pPr>
+      <w:r>
+        <w:rPr>
+          <w:b/>
+        </w:rPr>
+        <w:t>What is MLCQ?</w:t>
+      </w:r>
+      <w:r>
+        <w:rPr>
+          <w:i/>
+          <w:color w:val="4C5560"/>
+        </w:rPr>
+        <w:t xml:space="preserve">   (Çka është MLCQ?)</w:t>
+      </w:r>
+    </w:p>
+    <w:p>
+      <w:pPr>
+        <w:spacing w:after="0"/>
+      </w:pPr>
+      <w:r>
+        <w:rPr>
+          <w:sz w:val="24"/>
+        </w:rPr>
+        <w:t>A public dataset by Madeyski and Lewowski, 2020: about fifteen thousand reviews of real open-source Java code by twenty-six professional developers, for four smells.</w:t>
+      </w:r>
+    </w:p>
+    <w:p>
+      <w:pPr>
+        <w:spacing w:after="200"/>
+        <w:ind w:left="360"/>
+      </w:pPr>
+      <w:r>
+        <w:rPr>
+          <w:i/>
+          <w:color w:val="4C5560"/>
+          <w:sz w:val="20"/>
+        </w:rPr>
+        <w:t>Një bazë publike të dhënash nga Madeyski dhe Lewowski, 2020: rreth pesëmbëdhjetë mijë vlerësime të kodit të vërtetë Java me burim të hapur, nga njëzet e gjashtë programues profesionistë, për katër erëra.</w:t>
+      </w:r>
+    </w:p>
+    <w:p>
+      <w:pPr>
+        <w:pStyle w:val="Heading2"/>
+      </w:pPr>
+      <w:r>
+        <w:t>Niveli 3: Pedagog</w:t>
+      </w:r>
+    </w:p>
+    <w:p>
+      <w:r>
+        <w:rPr>
+          <w:i/>
+        </w:rPr>
+        <w:t>Pyet për metodën: si e provove, pse kështu dhe jo ndryshe, me çka krahasohet.</w:t>
+      </w:r>
+    </w:p>
+    <w:p>
+      <w:pPr>
+        <w:spacing w:after="0"/>
+      </w:pPr>
+      <w:r>
+        <w:rPr>
+          <w:b/>
+        </w:rPr>
+        <w:t>How did you avoid data leakage?</w:t>
+      </w:r>
+      <w:r>
+        <w:rPr>
+          <w:i/>
+          <w:color w:val="4C5560"/>
+        </w:rPr>
+        <w:t xml:space="preserve">   (Si e shmange rrjedhjen e të dhënave?)</w:t>
+      </w:r>
+    </w:p>
+    <w:p>
+      <w:pPr>
+        <w:spacing w:after="0"/>
+      </w:pPr>
+      <w:r>
+        <w:rPr>
+          <w:sz w:val="24"/>
+        </w:rPr>
+        <w:t>I grouped the data by project, with 5-fold grouped cross-validation. A project is never in training and testing at the same time, because code from one project is very similar.</w:t>
+      </w:r>
+    </w:p>
+    <w:p>
+      <w:pPr>
+        <w:spacing w:after="200"/>
+        <w:ind w:left="360"/>
+      </w:pPr>
+      <w:r>
+        <w:rPr>
+          <w:i/>
+          <w:color w:val="4C5560"/>
+          <w:sz w:val="20"/>
+        </w:rPr>
+        <w:t>I grupova të dhënat sipas projektit, me provë të kryqëzuar në 5 grupe. Një projekt nuk është kurrë njëkohësisht në mësim dhe në provë, sepse kodi i një projekti ngjan shumë.</w:t>
+      </w:r>
+    </w:p>
+    <w:p>
+      <w:pPr>
+        <w:spacing w:after="0"/>
+      </w:pPr>
+      <w:r>
+        <w:rPr>
+          <w:b/>
+        </w:rPr>
+        <w:t>How do you know the improvement is not luck?</w:t>
+      </w:r>
+      <w:r>
+        <w:rPr>
+          <w:i/>
+          <w:color w:val="4C5560"/>
+        </w:rPr>
+        <w:t xml:space="preserve">   (Si e di që përmirësimi nuk është fat?)</w:t>
+      </w:r>
+    </w:p>
+    <w:p>
+      <w:pPr>
+        <w:spacing w:after="0"/>
+      </w:pPr>
+      <w:r>
+        <w:rPr>
+          <w:sz w:val="24"/>
+        </w:rPr>
+        <w:t>I resampled whole projects 2,000 times and recomputed the difference each time. For Blob, Data Class and Long Method the 95 percent interval stays above zero; for Feature Envy it includes zero, so I do not claim it.</w:t>
+      </w:r>
+    </w:p>
+    <w:p>
+      <w:pPr>
+        <w:spacing w:after="80"/>
+        <w:ind w:left="360"/>
+      </w:pPr>
+      <w:r>
+        <w:rPr>
+          <w:i/>
+          <w:color w:val="4C5560"/>
+          <w:sz w:val="20"/>
+        </w:rPr>
+        <w:t>I rizgjodha projektet e plota 2,000 herë dhe e rillogarita ndryshimin çdo herë. Për Blob, Data Class dhe Long Method intervali 95 për qind mbetet mbi zero; për Feature Envy e përfshin zeron, ndaj nuk e pretendoj.</w:t>
+      </w:r>
+    </w:p>
+    <w:p>
+      <w:pPr>
+        <w:spacing w:after="200"/>
+        <w:ind w:left="360"/>
+      </w:pPr>
+      <w:r>
+        <w:rPr>
+          <w:color w:val="2F6F45"/>
+          <w:sz w:val="20"/>
+        </w:rPr>
+        <w:t>Sllajdi rezervë 12 · Confidence intervals: 1, 2, Enter.</w:t>
+      </w:r>
+    </w:p>
+    <w:p>
+      <w:pPr>
+        <w:spacing w:after="0"/>
+      </w:pPr>
+      <w:r>
+        <w:rPr>
+          <w:b/>
+        </w:rPr>
+        <w:t>Why not deep learning?</w:t>
+      </w:r>
+      <w:r>
+        <w:rPr>
+          <w:i/>
+          <w:color w:val="4C5560"/>
+        </w:rPr>
+        <w:t xml:space="preserve">   (Pse jo deep learning?)</w:t>
+      </w:r>
+    </w:p>
+    <w:p>
+      <w:pPr>
+        <w:spacing w:after="0"/>
+      </w:pPr>
+      <w:r>
+        <w:rPr>
+          <w:sz w:val="24"/>
+        </w:rPr>
+        <w:t>The data is small and it is a table of numbers, the models must be explainable, and everything had to run on a laptop at zero cost. Simple models were already enough to beat the rules.</w:t>
+      </w:r>
+    </w:p>
+    <w:p>
+      <w:pPr>
+        <w:spacing w:after="200"/>
+        <w:ind w:left="360"/>
+      </w:pPr>
+      <w:r>
+        <w:rPr>
+          <w:i/>
+          <w:color w:val="4C5560"/>
+          <w:sz w:val="20"/>
+        </w:rPr>
+        <w:t>Të dhënat janë të pakta dhe janë një tabelë numrash, modelet duhet të shpjegohen, dhe gjithçka duhej të punonte në një laptop pa kosto. Modelet e thjeshta mjaftuan për t'i mundur rregullat.</w:t>
+      </w:r>
+    </w:p>
+    <w:p>
+      <w:pPr>
+        <w:spacing w:after="0"/>
+      </w:pPr>
+      <w:r>
+        <w:rPr>
+          <w:b/>
+        </w:rPr>
+        <w:t>How does it compare with tools like PMD or SonarQube?</w:t>
+      </w:r>
+      <w:r>
+        <w:rPr>
+          <w:i/>
+          <w:color w:val="4C5560"/>
+        </w:rPr>
+        <w:t xml:space="preserve">   (Si krahasohet me mjete si PMD ose SonarQube?)</w:t>
+      </w:r>
+    </w:p>
+    <w:p>
+      <w:pPr>
+        <w:spacing w:after="0"/>
+      </w:pPr>
+      <w:r>
+        <w:rPr>
+          <w:sz w:val="24"/>
+        </w:rPr>
+        <w:t>I compared with PMD on the same samples: once the confidence interval is considered it is never ahead, and for Long Method my rules are clearly better. I did not compare with SonarQube; that is a good next step.</w:t>
+      </w:r>
+    </w:p>
+    <w:p>
+      <w:pPr>
+        <w:spacing w:after="80"/>
+        <w:ind w:left="360"/>
+      </w:pPr>
+      <w:r>
+        <w:rPr>
+          <w:i/>
+          <w:color w:val="4C5560"/>
+          <w:sz w:val="20"/>
+        </w:rPr>
+        <w:t>E krahasova me PMD-në mbi të njëjtat mostra: kur merret parasysh intervali i besimit nuk del kurrë përpara, dhe për Long Method rregullat e mia janë qartë më të mira. Me SonarQube nuk e krahasova; ai është një hap i mirë për më pas.</w:t>
+      </w:r>
+    </w:p>
+    <w:p>
+      <w:pPr>
+        <w:spacing w:after="200"/>
+        <w:ind w:left="360"/>
+      </w:pPr>
+      <w:r>
+        <w:rPr>
+          <w:color w:val="2F6F45"/>
+          <w:sz w:val="20"/>
+        </w:rPr>
+        <w:t>Sllajdi rezervë 14 · Comparison with PMD: 1, 4, Enter.</w:t>
+      </w:r>
+    </w:p>
+    <w:p>
+      <w:pPr>
+        <w:spacing w:after="0"/>
+      </w:pPr>
+      <w:r>
+        <w:rPr>
+          <w:b/>
+        </w:rPr>
+        <w:t>Where do the thresholds come from?</w:t>
+      </w:r>
+      <w:r>
+        <w:rPr>
+          <w:i/>
+          <w:color w:val="4C5560"/>
+        </w:rPr>
+        <w:t xml:space="preserve">   (Nga vijnë pragjet?)</w:t>
+      </w:r>
+    </w:p>
+    <w:p>
+      <w:pPr>
+        <w:spacing w:after="0"/>
+      </w:pPr>
+      <w:r>
+        <w:rPr>
+          <w:sz w:val="24"/>
+        </w:rPr>
+        <w:t>Mostly from Lanza and Marinescu. Four values have no published source, for example 30 lines for Long Method. I say so in the thesis, and I tested how sensitive the results are to that one.</w:t>
+      </w:r>
+    </w:p>
+    <w:p>
+      <w:pPr>
+        <w:spacing w:after="200"/>
+        <w:ind w:left="360"/>
+      </w:pPr>
+      <w:r>
+        <w:rPr>
+          <w:i/>
+          <w:color w:val="4C5560"/>
+          <w:sz w:val="20"/>
+        </w:rPr>
+        <w:t>Kryesisht nga Lanza dhe Marinescu. Katër vlera nuk kanë burim të botuar, për shembull 30 rreshta për Long Method. Këtë e them hapur në punim, dhe provova sa ndikon ajo vlerë te rezultatet.</w:t>
+      </w:r>
+    </w:p>
+    <w:p>
+      <w:pPr>
+        <w:spacing w:after="0"/>
+      </w:pPr>
+      <w:r>
+        <w:rPr>
+          <w:b/>
+        </w:rPr>
+        <w:t>How does the tool decide how serious a smell is?</w:t>
+      </w:r>
+      <w:r>
+        <w:rPr>
+          <w:i/>
+          <w:color w:val="4C5560"/>
+        </w:rPr>
+        <w:t xml:space="preserve">   (Si vendos mjeti sa e rëndë është një erë?)</w:t>
+      </w:r>
+    </w:p>
+    <w:p>
+      <w:pPr>
+        <w:spacing w:after="0"/>
+      </w:pPr>
+      <w:r>
+        <w:rPr>
+          <w:sz w:val="24"/>
+        </w:rPr>
+        <w:t>It measures how far each value is past its limit, as a ratio, and takes the average. Below 1.5 it is minor, below 2.5 major, above that critical: the same scale as MLCQ.</w:t>
+      </w:r>
+    </w:p>
+    <w:p>
+      <w:pPr>
+        <w:spacing w:after="200"/>
+        <w:ind w:left="360"/>
+      </w:pPr>
+      <w:r>
+        <w:rPr>
+          <w:i/>
+          <w:color w:val="4C5560"/>
+          <w:sz w:val="20"/>
+        </w:rPr>
+        <w:t>Mat sa larg kufirit është secila vlerë, si raport, dhe merr mesataren. Nën 1.5 është e lehtë, nën 2.5 e mesme, mbi të e rëndë: e njëjta shkallë si në MLCQ.</w:t>
+      </w:r>
+    </w:p>
+    <w:p>
+      <w:pPr>
+        <w:spacing w:after="0"/>
+      </w:pPr>
+      <w:r>
+        <w:rPr>
+          <w:b/>
+        </w:rPr>
+        <w:t>Do the new smells after a fix cancel the benefit?</w:t>
+      </w:r>
+      <w:r>
+        <w:rPr>
+          <w:i/>
+          <w:color w:val="4C5560"/>
+        </w:rPr>
+        <w:t xml:space="preserve">   (A e anulojnë dobinë erërat e reja pas ndreqjes?)</w:t>
+      </w:r>
+    </w:p>
+    <w:p>
+      <w:pPr>
+        <w:spacing w:after="0"/>
+      </w:pPr>
+      <w:r>
+        <w:rPr>
+          <w:sz w:val="24"/>
+        </w:rPr>
+        <w:t>They are a real cost, and I report them: 865 new smells appeared, most often Long Parameter List, mostly from Extract Method. But the targeted smell disappeared in 65% of the cases.</w:t>
+      </w:r>
+    </w:p>
+    <w:p>
+      <w:pPr>
+        <w:spacing w:after="200"/>
+        <w:ind w:left="360"/>
+      </w:pPr>
+      <w:r>
+        <w:rPr>
+          <w:i/>
+          <w:color w:val="4C5560"/>
+          <w:sz w:val="20"/>
+        </w:rPr>
+        <w:t>Janë një kosto e vërtetë, dhe i raportoj: u shfaqën 865 erëra të reja, më shpesh Long Parameter List, kryesisht nga Extract Method. Por era që synohej u zhduk në 65% të rasteve.</w:t>
+      </w:r>
+    </w:p>
+    <w:p>
+      <w:pPr>
+        <w:spacing w:after="0"/>
+      </w:pPr>
+      <w:r>
+        <w:rPr>
+          <w:b/>
+        </w:rPr>
+        <w:t>How did you review the changes by hand?</w:t>
+      </w:r>
+      <w:r>
+        <w:rPr>
+          <w:i/>
+          <w:color w:val="4C5560"/>
+        </w:rPr>
+        <w:t xml:space="preserve">   (Si i rishikove ndryshimet me dorë?)</w:t>
+      </w:r>
+    </w:p>
+    <w:p>
+      <w:pPr>
+        <w:spacing w:after="0"/>
+      </w:pPr>
+      <w:r>
+        <w:rPr>
+          <w:sz w:val="24"/>
+        </w:rPr>
+        <w:t>I sampled 20 changes for each of the three fixes, 60 in total, and judged each as acceptable, acceptable after a small edit, or rejected. Extract Method is most of the changes, so the total is weighted by how common each fix is.</w:t>
+      </w:r>
+    </w:p>
+    <w:p>
+      <w:pPr>
+        <w:spacing w:after="200"/>
+        <w:ind w:left="360"/>
+      </w:pPr>
+      <w:r>
+        <w:rPr>
+          <w:i/>
+          <w:color w:val="4C5560"/>
+          <w:sz w:val="20"/>
+        </w:rPr>
+        <w:t>Zgjodha 20 ndryshime për secilën nga tri ndreqjet, 60 gjithsej, dhe secilin e gjykova si të pranueshëm, të pranueshëm pas një ndreqjeje të vogël, ose të refuzuar. Extract Method përbën shumicën e ndryshimeve, ndaj totali peshohet sipas sa i shpeshtë është secili.</w:t>
+      </w:r>
+    </w:p>
+    <w:p>
+      <w:pPr>
+        <w:spacing w:after="0"/>
+      </w:pPr>
+      <w:r>
+        <w:rPr>
+          <w:b/>
+        </w:rPr>
+        <w:t>How fast is it? Can it handle a real project?</w:t>
+      </w:r>
+      <w:r>
+        <w:rPr>
+          <w:i/>
+          <w:color w:val="4C5560"/>
+        </w:rPr>
+        <w:t xml:space="preserve">   (Sa i shpejtë është? A e përballon një projekt të vërtetë?)</w:t>
+      </w:r>
+    </w:p>
+    <w:p>
+      <w:pPr>
+        <w:spacing w:after="0"/>
+      </w:pPr>
+      <w:r>
+        <w:rPr>
+          <w:sz w:val="24"/>
+        </w:rPr>
+        <w:t>On jsoup, about 35 thousand lines in 199 files, the rules run in about two seconds on a laptop. The whole corpus of hundreds of projects was analyzed the same way.</w:t>
+      </w:r>
+    </w:p>
+    <w:p>
+      <w:pPr>
+        <w:spacing w:after="200"/>
+        <w:ind w:left="360"/>
+      </w:pPr>
+      <w:r>
+        <w:rPr>
+          <w:i/>
+          <w:color w:val="4C5560"/>
+          <w:sz w:val="20"/>
+        </w:rPr>
+        <w:t>Te jsoup-i, rreth 35 mijë rreshta në 199 skedarë, rregullat punojnë rreth dy sekonda në një laptop. I gjithë korpusi me qindra projekte u analizua njësoj.</w:t>
+      </w:r>
+    </w:p>
+    <w:p>
+      <w:pPr>
+        <w:spacing w:after="0"/>
+      </w:pPr>
+      <w:r>
+        <w:rPr>
+          <w:b/>
+        </w:rPr>
+        <w:t>What does a developer actually see in the tool?</w:t>
+      </w:r>
+      <w:r>
+        <w:rPr>
+          <w:i/>
+          <w:color w:val="4C5560"/>
+        </w:rPr>
+        <w:t xml:space="preserve">   (Çka sheh në të vërtetë një programues te mjeti?)</w:t>
+      </w:r>
+    </w:p>
+    <w:p>
+      <w:pPr>
+        <w:spacing w:after="0"/>
+      </w:pPr>
+      <w:r>
+        <w:rPr>
+          <w:sz w:val="24"/>
+        </w:rPr>
+        <w:t>For each finding: the smell, how serious it is, the conditions that fired with the measured values, and where possible a preview of the fix before any file changes. There is also a plain-language mode in Albanian.</w:t>
+      </w:r>
+    </w:p>
+    <w:p>
+      <w:pPr>
+        <w:spacing w:after="80"/>
+        <w:ind w:left="360"/>
+      </w:pPr>
+      <w:r>
+        <w:rPr>
+          <w:i/>
+          <w:color w:val="4C5560"/>
+          <w:sz w:val="20"/>
+        </w:rPr>
+        <w:t>Për çdo gjetje: erën, sa e rëndë është, kushtet që e shkaktuan me vlerat e matura, dhe kur mundet një pamje paraprake të ndreqjes para se të preket ndonjë skedar. Ka edhe një mënyrë me gjuhë të thjeshtë, shqip.</w:t>
+      </w:r>
+    </w:p>
+    <w:p>
+      <w:pPr>
+        <w:spacing w:after="200"/>
+        <w:ind w:left="360"/>
+      </w:pPr>
+      <w:r>
+        <w:rPr>
+          <w:color w:val="2F6F45"/>
+          <w:sz w:val="20"/>
+        </w:rPr>
+        <w:t>Sllajdi rezervë 16 · Extract Method in the interface: 1, 6, Enter.</w:t>
+      </w:r>
+    </w:p>
+    <w:p>
+      <w:pPr>
+        <w:pStyle w:val="Heading2"/>
+      </w:pPr>
+      <w:r>
+        <w:t>Niveli 4: Recensent i rreptë</w:t>
+      </w:r>
+    </w:p>
+    <w:p>
+      <w:r>
+        <w:rPr>
+          <w:i/>
+        </w:rPr>
+        <w:t>Kërkon dobësitë: çka mund të jetë e gabuar, e fryrë ose e pavërtetuar.</w:t>
+      </w:r>
+    </w:p>
+    <w:p>
+      <w:pPr>
+        <w:spacing w:after="0"/>
+      </w:pPr>
+      <w:r>
+        <w:rPr>
+          <w:b/>
+        </w:rPr>
+        <w:t>Isn't choosing the best model on the same predictions optimistic?</w:t>
+      </w:r>
+      <w:r>
+        <w:rPr>
+          <w:i/>
+          <w:color w:val="4C5560"/>
+        </w:rPr>
+        <w:t xml:space="preserve">   (A nuk është optimiste të zgjedhësh modelin më të mirë mbi të njëjtat parashikime?)</w:t>
+      </w:r>
+    </w:p>
+    <w:p>
+      <w:pPr>
+        <w:spacing w:after="0"/>
+      </w:pPr>
+      <w:r>
+        <w:rPr>
+          <w:sz w:val="24"/>
+        </w:rPr>
+        <w:t>Yes, slightly, and I say so. That is why I report every algorithm: even the weakest one beats the rules on 3 of 4 smells, so the conclusion does not depend on the choice.</w:t>
+      </w:r>
+    </w:p>
+    <w:p>
+      <w:pPr>
+        <w:spacing w:after="80"/>
+        <w:ind w:left="360"/>
+      </w:pPr>
+      <w:r>
+        <w:rPr>
+          <w:i/>
+          <w:color w:val="4C5560"/>
+          <w:sz w:val="20"/>
+        </w:rPr>
+        <w:t>Po, pak, dhe e them hapur. Prandaj i raportoj të gjithë algoritmet: edhe më i dobëti i mund rregullat te 3 nga 4 erërat, ndaj përfundimi nuk varet nga zgjedhja.</w:t>
+      </w:r>
+    </w:p>
+    <w:p>
+      <w:pPr>
+        <w:spacing w:after="200"/>
+        <w:ind w:left="360"/>
+      </w:pPr>
+      <w:r>
+        <w:rPr>
+          <w:color w:val="2F6F45"/>
+          <w:sz w:val="20"/>
+        </w:rPr>
+        <w:t>Sllajdi rezervë 13 · Every algorithm: 1, 3, Enter.</w:t>
+      </w:r>
+    </w:p>
+    <w:p>
+      <w:pPr>
+        <w:spacing w:after="0"/>
+      </w:pPr>
+      <w:r>
+        <w:rPr>
+          <w:b/>
+        </w:rPr>
+        <w:t>If reviewers disagree, are your labels reliable at all?</w:t>
+      </w:r>
+      <w:r>
+        <w:rPr>
+          <w:i/>
+          <w:color w:val="4C5560"/>
+        </w:rPr>
+        <w:t xml:space="preserve">   (Nëse rishikuesit nuk pajtohen, a janë fare të besueshme etiketat?)</w:t>
+      </w:r>
+    </w:p>
+    <w:p>
+      <w:pPr>
+        <w:spacing w:after="0"/>
+      </w:pPr>
+      <w:r>
+        <w:rPr>
+          <w:sz w:val="24"/>
+        </w:rPr>
+        <w:t>For Feature Envy, not really: the reviewers' MCC is -0.07, and I report that as a limit. For the other three it is 0.31 to 0.57, so the labels carry real signal, and each label is the average of its reviewers.</w:t>
+      </w:r>
+    </w:p>
+    <w:p>
+      <w:pPr>
+        <w:spacing w:after="200"/>
+        <w:ind w:left="360"/>
+      </w:pPr>
+      <w:r>
+        <w:rPr>
+          <w:i/>
+          <w:color w:val="4C5560"/>
+          <w:sz w:val="20"/>
+        </w:rPr>
+        <w:t>Për Feature Envy, jo vërtet: MCC-ja mes rishikuesve është -0.07, dhe këtë e raportoj si kufizim. Për tri të tjerat është 0.31 deri 0.57, ndaj etiketat kanë sinjal të vërtetë, dhe çdo etiketë është mesatarja e rishikuesve të saj.</w:t>
+      </w:r>
+    </w:p>
+    <w:p>
+      <w:pPr>
+        <w:spacing w:after="0"/>
+      </w:pPr>
+      <w:r>
+        <w:rPr>
+          <w:b/>
+        </w:rPr>
+        <w:t>How can you call a change safe without running tests?</w:t>
+      </w:r>
+      <w:r>
+        <w:rPr>
+          <w:i/>
+          <w:color w:val="4C5560"/>
+        </w:rPr>
+        <w:t xml:space="preserve">   (Si mund ta quash një ndryshim të sigurt pa ekzekutuar teste?)</w:t>
+      </w:r>
+    </w:p>
+    <w:p>
+      <w:pPr>
+        <w:spacing w:after="0"/>
+      </w:pPr>
+      <w:r>
+        <w:rPr>
+          <w:sz w:val="24"/>
+        </w:rPr>
+        <w:t>I do not claim that behavior is preserved. I claim two things: the preconditions are proven on the syntax tree, and the result adds no new compile error. In my manual review 1 Extract Method change still seemed to change behavior, which is exactly why I do not claim more.</w:t>
+      </w:r>
+    </w:p>
+    <w:p>
+      <w:pPr>
+        <w:spacing w:after="200"/>
+        <w:ind w:left="360"/>
+      </w:pPr>
+      <w:r>
+        <w:rPr>
+          <w:i/>
+          <w:color w:val="4C5560"/>
+          <w:sz w:val="20"/>
+        </w:rPr>
+        <w:t>Nuk pretendoj që sjellja ruhet. Pretendoj dy gjëra: kushtet paraprake vërtetohen në pemën e sintaksës, dhe rezultati nuk shton gabim të ri kompilimi. Në rishikimin tim 1 ndryshim Extract Method dukej se e ndryshonte sjelljen, dhe pikërisht prandaj nuk pretendoj më shumë.</w:t>
+      </w:r>
+    </w:p>
+    <w:p>
+      <w:pPr>
+        <w:spacing w:after="0"/>
+      </w:pPr>
+      <w:r>
+        <w:rPr>
+          <w:b/>
+        </w:rPr>
+        <w:t>Why tree-sitter, and not a compiler front end that resolves names?</w:t>
+      </w:r>
+      <w:r>
+        <w:rPr>
+          <w:i/>
+          <w:color w:val="4C5560"/>
+        </w:rPr>
+        <w:t xml:space="preserve">   (Pse tree-sitter, dhe jo një pjesë kompajleri që i zgjidh emrat?)</w:t>
+      </w:r>
+    </w:p>
+    <w:p>
+      <w:pPr>
+        <w:spacing w:after="0"/>
+      </w:pPr>
+      <w:r>
+        <w:rPr>
+          <w:sz w:val="24"/>
+        </w:rPr>
+        <w:t>Tree-sitter is fast, it works on code that does not compile, and it needs no build setup. The price is that names are not resolved, so the engine refuses when a name is ambiguous instead of guessing.</w:t>
+      </w:r>
+    </w:p>
+    <w:p>
+      <w:pPr>
+        <w:spacing w:after="200"/>
+        <w:ind w:left="360"/>
+      </w:pPr>
+      <w:r>
+        <w:rPr>
+          <w:i/>
+          <w:color w:val="4C5560"/>
+          <w:sz w:val="20"/>
+        </w:rPr>
+        <w:t>Tree-sitter është i shpejtë, punon edhe me kod që nuk kompilohet, dhe nuk kërkon konfigurim ndërtimi. Çmimi është që emrat nuk zgjidhen, ndaj motori refuzon kur një emër është i paqartë, në vend që të hamendësojë.</w:t>
+      </w:r>
+    </w:p>
+    <w:p>
+      <w:pPr>
+        <w:spacing w:after="0"/>
+      </w:pPr>
+      <w:r>
+        <w:rPr>
+          <w:b/>
+        </w:rPr>
+        <w:t>Could the model just learn size or project style instead of smells?</w:t>
+      </w:r>
+      <w:r>
+        <w:rPr>
+          <w:i/>
+          <w:color w:val="4C5560"/>
+        </w:rPr>
+        <w:t xml:space="preserve">   (A mund të mësojë modeli thjesht madhësinë ose stilin e projektit, jo erërat?)</w:t>
+      </w:r>
+    </w:p>
+    <w:p>
+      <w:pPr>
+        <w:spacing w:after="0"/>
+      </w:pPr>
+      <w:r>
+        <w:rPr>
+          <w:sz w:val="24"/>
+        </w:rPr>
+        <w:t>Grouping by project stops it from memorizing projects. Size does matter for some smells: for Blob the strongest features are CLOC and NOM, which fits the definition of a class that does too much.</w:t>
+      </w:r>
+    </w:p>
+    <w:p>
+      <w:pPr>
+        <w:spacing w:after="200"/>
+        <w:ind w:left="360"/>
+      </w:pPr>
+      <w:r>
+        <w:rPr>
+          <w:i/>
+          <w:color w:val="4C5560"/>
+          <w:sz w:val="20"/>
+        </w:rPr>
+        <w:t>Grupimi sipas projektit e pengon të mësojë përmendësh projektet. Madhësia ka rëndësi për disa erëra: për Blob tiparet më të forta janë CLOC dhe NOM, që përputhet me përkufizimin e një klase që bën shumë.</w:t>
+      </w:r>
+    </w:p>
+    <w:p>
+      <w:pPr>
+        <w:spacing w:after="0"/>
+      </w:pPr>
+      <w:r>
+        <w:rPr>
+          <w:b/>
+        </w:rPr>
+        <w:t>How did you handle the imbalance, with so few smelly samples?</w:t>
+      </w:r>
+      <w:r>
+        <w:rPr>
+          <w:i/>
+          <w:color w:val="4C5560"/>
+        </w:rPr>
+        <w:t xml:space="preserve">   (Si e trajtove pabarazinë, me kaq pak mostra me erë?)</w:t>
+      </w:r>
+    </w:p>
+    <w:p>
+      <w:pPr>
+        <w:spacing w:after="0"/>
+      </w:pPr>
+      <w:r>
+        <w:rPr>
+          <w:sz w:val="24"/>
+        </w:rPr>
+        <w:t>Every model that supports it uses balanced class weights. I did not oversample, because copying rows could cross the project groups and undo the grouping. And the score is MCC, which is not fooled by imbalance.</w:t>
+      </w:r>
+    </w:p>
+    <w:p>
+      <w:pPr>
+        <w:spacing w:after="200"/>
+        <w:ind w:left="360"/>
+      </w:pPr>
+      <w:r>
+        <w:rPr>
+          <w:i/>
+          <w:color w:val="4C5560"/>
+          <w:sz w:val="20"/>
+        </w:rPr>
+        <w:t>Çdo model që e lejon përdor pesha të balancuara për klasat. Nuk shumëfishova mostra, sepse kopjimi i rreshtave mund t'i kalonte grupet e projekteve dhe ta prishte ndarjen. Dhe nota është MCC, që nuk mashtrohet nga pabarazia.</w:t>
+      </w:r>
+    </w:p>
+    <w:p>
+      <w:pPr>
+        <w:spacing w:after="0"/>
+      </w:pPr>
+      <w:r>
+        <w:rPr>
+          <w:b/>
+        </w:rPr>
+        <w:t>How do your numbers compare with the literature?</w:t>
+      </w:r>
+      <w:r>
+        <w:rPr>
+          <w:i/>
+          <w:color w:val="4C5560"/>
+        </w:rPr>
+        <w:t xml:space="preserve">   (Si krahasohen numrat e tu me literaturën?)</w:t>
+      </w:r>
+    </w:p>
+    <w:p>
+      <w:pPr>
+        <w:spacing w:after="0"/>
+      </w:pPr>
+      <w:r>
+        <w:rPr>
+          <w:sz w:val="24"/>
+        </w:rPr>
+        <w:t>They are in the same range as Madeyski and Lewowski 2023 on the same dataset: for Feature Envy they report 0.31 (FDA) and I get 0.32. They used a random split and tuned models, which usually gives higher numbers, and I grouped by project.</w:t>
+      </w:r>
+    </w:p>
+    <w:p>
+      <w:pPr>
+        <w:spacing w:after="80"/>
+        <w:ind w:left="360"/>
+      </w:pPr>
+      <w:r>
+        <w:rPr>
+          <w:i/>
+          <w:color w:val="4C5560"/>
+          <w:sz w:val="20"/>
+        </w:rPr>
+        <w:t>Janë në të njëjtin rang me Madeyski dhe Lewowski 2023, mbi të njëjtën bazë: për Feature Envy ata raportojnë 0.31 (FDA) dhe unë marr 0.32. Ata përdorën ndarje rastësore dhe modele të akorduara, që zakonisht japin numra më të lartë, ndërsa unë ndava sipas projektit.</w:t>
+      </w:r>
+    </w:p>
+    <w:p>
+      <w:pPr>
+        <w:spacing w:after="200"/>
+        <w:ind w:left="360"/>
+      </w:pPr>
+      <w:r>
+        <w:rPr>
+          <w:color w:val="2F6F45"/>
+          <w:sz w:val="20"/>
+        </w:rPr>
+        <w:t>Sllajdi rezervë 17 · Comparison with the literature: 1, 7, Enter.</w:t>
+      </w:r>
+    </w:p>
+    <w:p>
+      <w:pPr>
+        <w:spacing w:after="0"/>
+      </w:pPr>
+      <w:r>
+        <w:rPr>
+          <w:b/>
+        </w:rPr>
+        <w:t>Why keep Introduce Parameter Object if none of its changes were acceptable?</w:t>
+      </w:r>
+      <w:r>
+        <w:rPr>
+          <w:i/>
+          <w:color w:val="4C5560"/>
+        </w:rPr>
+        <w:t xml:space="preserve">   (Pse e mban Introduce Parameter Object, nëse asnjë ndryshim i tij nuk ishte i pranueshëm?)</w:t>
+      </w:r>
+    </w:p>
+    <w:p>
+      <w:pPr>
+        <w:spacing w:after="0"/>
+      </w:pPr>
+      <w:r>
+        <w:rPr>
+          <w:sz w:val="24"/>
+        </w:rPr>
+        <w:t>To report a negative result honestly. It does remove the Long Parameter List smell, but a developer gains nothing, because the long list only moves into a new class.</w:t>
+      </w:r>
+    </w:p>
+    <w:p>
+      <w:pPr>
+        <w:spacing w:after="200"/>
+        <w:ind w:left="360"/>
+      </w:pPr>
+      <w:r>
+        <w:rPr>
+          <w:i/>
+          <w:color w:val="4C5560"/>
+          <w:sz w:val="20"/>
+        </w:rPr>
+        <w:t>Për ta raportuar me ndershmëri një rezultat negativ. E heq erën Long Parameter List, por programuesi nuk fiton asgjë, sepse lista e gjatë thjesht kalon në një klasë të re.</w:t>
+      </w:r>
+    </w:p>
+    <w:p>
+      <w:pPr>
+        <w:spacing w:after="0"/>
+      </w:pPr>
+      <w:r>
+        <w:rPr>
+          <w:b/>
+        </w:rPr>
+        <w:t>Can someone else reproduce your numbers?</w:t>
+      </w:r>
+      <w:r>
+        <w:rPr>
+          <w:i/>
+          <w:color w:val="4C5560"/>
+        </w:rPr>
+        <w:t xml:space="preserve">   (A mund t'i riprodhojë dikush tjetër numrat e tu?)</w:t>
+      </w:r>
+    </w:p>
+    <w:p>
+      <w:pPr>
+        <w:spacing w:after="0"/>
+      </w:pPr>
+      <w:r>
+        <w:rPr>
+          <w:sz w:val="24"/>
+        </w:rPr>
+        <w:t>Yes. Every number comes from a script and is stored with fixed random seeds and pinned versions, so a clean copy of the project can regenerate every table.</w:t>
+      </w:r>
+    </w:p>
+    <w:p>
+      <w:pPr>
+        <w:spacing w:after="200"/>
+        <w:ind w:left="360"/>
+      </w:pPr>
+      <w:r>
+        <w:rPr>
+          <w:i/>
+          <w:color w:val="4C5560"/>
+          <w:sz w:val="20"/>
+        </w:rPr>
+        <w:t>Po. Çdo numër vjen nga një skript dhe ruhet me fara të fiksuara të rastit dhe me versione të fiksuara, ndaj një kopje e pastër e projektit mund ta rikrijojë çdo tabelë.</w:t>
+      </w:r>
+    </w:p>
+    <w:p>
+      <w:pPr>
+        <w:spacing w:after="0"/>
+      </w:pPr>
+      <w:r>
+        <w:rPr>
+          <w:b/>
+        </w:rPr>
+        <w:t>Would this work on industrial code, not open source?</w:t>
+      </w:r>
+      <w:r>
+        <w:rPr>
+          <w:i/>
+          <w:color w:val="4C5560"/>
+        </w:rPr>
+        <w:t xml:space="preserve">   (A do të punonte kjo për kod industrial, jo me burim të hapur?)</w:t>
+      </w:r>
+    </w:p>
+    <w:p>
+      <w:pPr>
+        <w:spacing w:after="0"/>
+      </w:pPr>
+      <w:r>
+        <w:rPr>
+          <w:sz w:val="24"/>
+        </w:rPr>
+        <w:t>Probably with recalibration: MLCQ is open-source code, so the thresholds and the models may need new data. That is a limit I state, and the pipeline is scripted so it can be rerun on another dataset.</w:t>
+      </w:r>
+    </w:p>
+    <w:p>
+      <w:pPr>
+        <w:spacing w:after="200"/>
+        <w:ind w:left="360"/>
+      </w:pPr>
+      <w:r>
+        <w:rPr>
+          <w:i/>
+          <w:color w:val="4C5560"/>
+          <w:sz w:val="20"/>
+        </w:rPr>
+        <w:t>Ndoshta, por me rikalibrim: MLCQ është kod me burim të hapur, ndaj pragjet dhe modelet mund të kenë nevojë për të dhëna të reja. Këtë e them si kufizim, dhe rrjedha është me skripte, ndaj mund të riekzekutohet mbi një bazë tjetër.</w:t>
+      </w:r>
+    </w:p>
+    <w:p>
+      <w:pPr>
+        <w:pStyle w:val="Heading1"/>
+      </w:pPr>
+      <w:r>
+        <w:t>Hyrja dhe mbyllja, përmendësh</w:t>
+      </w:r>
+    </w:p>
+    <w:p>
+      <w:r>
+        <w:t>Këto janë fjalitë e vetme që ia vlen t'i mësosh fjalë për fjalë: fillimi i sigurt e qetëson zërin, dhe mbyllja e sigurt lë përshtypjen e fundit.</w:t>
+      </w:r>
+    </w:p>
+    <w:p>
+      <w:pPr>
+        <w:spacing w:after="0"/>
+      </w:pPr>
+      <w:r>
+        <w:rPr>
+          <w:sz w:val="24"/>
+        </w:rPr>
+        <w:t>Good morning, everyone.</w:t>
+      </w:r>
+    </w:p>
+    <w:p>
+      <w:pPr>
+        <w:spacing w:after="160"/>
+        <w:ind w:left="360"/>
+      </w:pPr>
+      <w:r>
+        <w:rPr>
+          <w:i/>
+          <w:color w:val="4C5560"/>
+          <w:sz w:val="20"/>
+        </w:rPr>
+        <w:t>Mirëmëngjes të gjithëve.</w:t>
+      </w:r>
+    </w:p>
+    <w:p>
+      <w:pPr>
+        <w:spacing w:after="0"/>
+      </w:pPr>
+      <w:r>
+        <w:rPr>
+          <w:sz w:val="24"/>
+        </w:rPr>
+        <w:t>My name is Florent Latifi. This is my bachelor thesis at UBT, with my supervisor Altina Salihu.</w:t>
+      </w:r>
+    </w:p>
+    <w:p>
+      <w:pPr>
+        <w:spacing w:after="160"/>
+        <w:ind w:left="360"/>
+      </w:pPr>
+      <w:r>
+        <w:rPr>
+          <w:i/>
+          <w:color w:val="4C5560"/>
+          <w:sz w:val="20"/>
+        </w:rPr>
+        <w:t>Unë quhem Florent Latifi. Kjo është teza ime e bachelorit në UBT, me mentoren time Altina Salihu.</w:t>
+      </w:r>
+    </w:p>
+    <w:p>
+      <w:pPr>
+        <w:spacing w:after="0"/>
+      </w:pPr>
+      <w:r>
+        <w:rPr>
+          <w:sz w:val="24"/>
+        </w:rPr>
+        <w:t>Everything is open source, and every number here can be recreated with a script.</w:t>
+      </w:r>
+    </w:p>
+    <w:p>
+      <w:pPr>
+        <w:spacing w:after="160"/>
+        <w:ind w:left="360"/>
+      </w:pPr>
+      <w:r>
+        <w:rPr>
+          <w:i/>
+          <w:color w:val="4C5560"/>
+          <w:sz w:val="20"/>
+        </w:rPr>
+        <w:t>Gjithçka është me burim të hapur, dhe çdo numër këtu mund të rikrijohet me një skript.</w:t>
+      </w:r>
+    </w:p>
+    <w:p>
+      <w:pPr>
+        <w:spacing w:after="0"/>
+      </w:pPr>
+      <w:r>
+        <w:rPr>
+          <w:sz w:val="24"/>
+        </w:rPr>
+        <w:t>Thank you. I am happy to answer your questions.</w:t>
+      </w:r>
+    </w:p>
+    <w:p>
+      <w:pPr>
+        <w:spacing w:after="160"/>
+        <w:ind w:left="360"/>
+      </w:pPr>
+      <w:r>
+        <w:rPr>
+          <w:i/>
+          <w:color w:val="4C5560"/>
+          <w:sz w:val="20"/>
+        </w:rPr>
+        <w:t>Faleminderit. Me kënaqësi u përgjigjem pyetjeve tuaja.</w:t>
       </w:r>
     </w:p>
     <w:sectPr>

--- a/docs/konferenca/UBT2026_cka_te_flas.docx
+++ b/docs/konferenca/UBT2026_cka_te_flas.docx
@@ -246,7 +246,7 @@
           </w:tcPr>
           <w:p>
             <w:r>
-              <w:t>1:18</w:t>
+              <w:t>1:29</w:t>
             </w:r>
           </w:p>
         </w:tc>
@@ -256,7 +256,7 @@
           </w:tcPr>
           <w:p>
             <w:r>
-              <w:t>1:18</w:t>
+              <w:t>1:29</w:t>
             </w:r>
           </w:p>
         </w:tc>
@@ -298,7 +298,7 @@
           </w:tcPr>
           <w:p>
             <w:r>
-              <w:t>1:50</w:t>
+              <w:t>2:10</w:t>
             </w:r>
           </w:p>
         </w:tc>
@@ -308,7 +308,7 @@
           </w:tcPr>
           <w:p>
             <w:r>
-              <w:t>1:50</w:t>
+              <w:t>2:10</w:t>
             </w:r>
           </w:p>
         </w:tc>
@@ -350,7 +350,7 @@
           </w:tcPr>
           <w:p>
             <w:r>
-              <w:t>2:19</w:t>
+              <w:t>2:41</w:t>
             </w:r>
           </w:p>
         </w:tc>
@@ -360,7 +360,7 @@
           </w:tcPr>
           <w:p>
             <w:r>
-              <w:t>2:19</w:t>
+              <w:t>2:41</w:t>
             </w:r>
           </w:p>
         </w:tc>
@@ -402,7 +402,7 @@
           </w:tcPr>
           <w:p>
             <w:r>
-              <w:t>3:05</w:t>
+              <w:t>3:37</w:t>
             </w:r>
           </w:p>
         </w:tc>
@@ -412,7 +412,7 @@
           </w:tcPr>
           <w:p>
             <w:r>
-              <w:t>3:14</w:t>
+              <w:t>3:46</w:t>
             </w:r>
           </w:p>
         </w:tc>
@@ -454,7 +454,7 @@
           </w:tcPr>
           <w:p>
             <w:r>
-              <w:t>3:53</w:t>
+              <w:t>4:35</w:t>
             </w:r>
           </w:p>
         </w:tc>
@@ -464,7 +464,7 @@
           </w:tcPr>
           <w:p>
             <w:r>
-              <w:t>4:16</w:t>
+              <w:t>4:59</w:t>
             </w:r>
           </w:p>
         </w:tc>
@@ -506,7 +506,7 @@
           </w:tcPr>
           <w:p>
             <w:r>
-              <w:t>4:39</w:t>
+              <w:t>5:28</w:t>
             </w:r>
           </w:p>
         </w:tc>
@@ -516,7 +516,7 @@
           </w:tcPr>
           <w:p>
             <w:r>
-              <w:t>5:18</w:t>
+              <w:t>6:08</w:t>
             </w:r>
           </w:p>
         </w:tc>
@@ -558,7 +558,7 @@
           </w:tcPr>
           <w:p>
             <w:r>
-              <w:t>5:13</w:t>
+              <w:t>6:07</w:t>
             </w:r>
           </w:p>
         </w:tc>
@@ -568,7 +568,7 @@
           </w:tcPr>
           <w:p>
             <w:r>
-              <w:t>5:55</w:t>
+              <w:t>6:51</w:t>
             </w:r>
           </w:p>
         </w:tc>
@@ -610,7 +610,7 @@
           </w:tcPr>
           <w:p>
             <w:r>
-              <w:t>6:02</w:t>
+              <w:t>7:10</w:t>
             </w:r>
           </w:p>
         </w:tc>
@@ -620,7 +620,7 @@
           </w:tcPr>
           <w:p>
             <w:r>
-              <w:t>6:53</w:t>
+              <w:t>8:03</w:t>
             </w:r>
           </w:p>
         </w:tc>
@@ -662,7 +662,7 @@
           </w:tcPr>
           <w:p>
             <w:r>
-              <w:t>6:54</w:t>
+              <w:t>8:07</w:t>
             </w:r>
           </w:p>
         </w:tc>
@@ -672,7 +672,7 @@
           </w:tcPr>
           <w:p>
             <w:r>
-              <w:t>7:59</w:t>
+              <w:t>9:14</w:t>
             </w:r>
           </w:p>
         </w:tc>
@@ -714,7 +714,7 @@
           </w:tcPr>
           <w:p>
             <w:r>
-              <w:t>7:24</w:t>
+              <w:t>8:43</w:t>
             </w:r>
           </w:p>
         </w:tc>
@@ -724,7 +724,7 @@
           </w:tcPr>
           <w:p>
             <w:r>
-              <w:t>8:39</w:t>
+              <w:t>9:59</w:t>
             </w:r>
           </w:p>
         </w:tc>
@@ -766,7 +766,7 @@
           </w:tcPr>
           <w:p>
             <w:r>
-              <w:t>8:26</w:t>
+              <w:t>9:53</w:t>
             </w:r>
           </w:p>
         </w:tc>
@@ -776,7 +776,7 @@
           </w:tcPr>
           <w:p>
             <w:r>
-              <w:t>9:55</w:t>
+              <w:t>11:24</w:t>
             </w:r>
           </w:p>
         </w:tc>
@@ -818,7 +818,7 @@
           </w:tcPr>
           <w:p>
             <w:r>
-              <w:t>8:26</w:t>
+              <w:t>9:53</w:t>
             </w:r>
           </w:p>
         </w:tc>
@@ -828,7 +828,7 @@
           </w:tcPr>
           <w:p>
             <w:r>
-              <w:t>9:55</w:t>
+              <w:t>11:24</w:t>
             </w:r>
           </w:p>
         </w:tc>
@@ -1034,7 +1034,7 @@
         <w:rPr>
           <w:sz w:val="24"/>
         </w:rPr>
-        <w:t>In the next minutes I will show three things: how a tool can find design problems in Java code, how accurate it is, and whether it can also fix them.</w:t>
+        <w:t>Today I want to show you three things: how a tool can find design problems in Java code, how accurate it is, and whether it can also fix them.</w:t>
       </w:r>
     </w:p>
     <w:p>
@@ -1048,7 +1048,7 @@
           <w:color w:val="4C5560"/>
           <w:sz w:val="20"/>
         </w:rPr>
-        <w:t>Në minutat në vijim do të tregoj tri gjëra: si mund t'i gjejë një mjet problemet e ndërtimit në kodin Java, sa i saktë është, dhe a mund t'i ndreqë edhe vetë.</w:t>
+        <w:t>Sot dua t'ju tregoj tri gjëra: si mund t'i gjejë një mjet problemet e ndërtimit në kodin Java, sa i saktë është, dhe a mund t'i ndreqë edhe vetë.</w:t>
       </w:r>
     </w:p>
     <w:p>
@@ -1090,7 +1090,7 @@
     </w:p>
     <w:p>
       <w:r>
-        <w:t>Koha: rreth 52 sekonda në versionin e shkurtër, 52 në atë 9-minutësh.</w:t>
+        <w:t>Koha: rreth 63 sekonda në versionin e shkurtër, 63 në atë 9-minutësh.</w:t>
       </w:r>
     </w:p>
     <w:p>
@@ -1189,7 +1189,7 @@
         <w:rPr>
           <w:sz w:val="24"/>
         </w:rPr>
-        <w:t>Every developer knows the class that nobody wants to touch.</w:t>
+        <w:t>Let me start with a problem that every developer knows.</w:t>
       </w:r>
     </w:p>
     <w:p>
@@ -1203,7 +1203,7 @@
           <w:color w:val="4C5560"/>
           <w:sz w:val="20"/>
         </w:rPr>
-        <w:t>Çdo programues e njeh klasën që askush nuk do ta prekë.</w:t>
+        <w:t>Po filloj me një problem që e njeh çdo programues.</w:t>
       </w:r>
     </w:p>
     <w:p>
@@ -1214,7 +1214,7 @@
         <w:rPr>
           <w:sz w:val="24"/>
         </w:rPr>
-        <w:t>The program works, but every small change takes too long.</w:t>
+        <w:t>There is always one class that nobody wants to touch.</w:t>
       </w:r>
     </w:p>
     <w:p>
@@ -1228,7 +1228,7 @@
           <w:color w:val="4C5560"/>
           <w:sz w:val="20"/>
         </w:rPr>
-        <w:t>Programi punon, por çdo ndryshim i vogël zgjat shumë.</w:t>
+        <w:t>Gjithmonë ka një klasë që askush nuk do ta prekë.</w:t>
       </w:r>
     </w:p>
     <w:p>
@@ -1239,7 +1239,7 @@
         <w:rPr>
           <w:sz w:val="24"/>
         </w:rPr>
-        <w:t>We call these design problems code smells.</w:t>
+        <w:t>The program works, but every small change takes too long.</w:t>
       </w:r>
     </w:p>
     <w:p>
@@ -1253,7 +1253,7 @@
           <w:color w:val="4C5560"/>
           <w:sz w:val="20"/>
         </w:rPr>
-        <w:t>Këto probleme të ndërtimit i quajmë erëra të kodit.</w:t>
+        <w:t>Programi punon, por çdo ndryshim i vogël zgjat shumë.</w:t>
       </w:r>
     </w:p>
     <w:p>
@@ -1264,7 +1264,7 @@
         <w:rPr>
           <w:sz w:val="24"/>
         </w:rPr>
-        <w:t>They are not bugs. They make the code expensive to change.</w:t>
+        <w:t>We call these design problems code smells.</w:t>
       </w:r>
     </w:p>
     <w:p>
@@ -1278,7 +1278,7 @@
           <w:color w:val="4C5560"/>
           <w:sz w:val="20"/>
         </w:rPr>
-        <w:t>Nuk janë gabime. E bëjnë kodin të shtrenjtë për t'u ndryshuar.</w:t>
+        <w:t>Këto probleme të ndërtimit i quajmë erëra të kodit.</w:t>
       </w:r>
     </w:p>
     <w:p>
@@ -1289,7 +1289,7 @@
         <w:rPr>
           <w:sz w:val="24"/>
         </w:rPr>
-        <w:t>Most tools use fixed numbers: if a method has more than 30 lines, it is a Long Method.</w:t>
+        <w:t>They are not bugs. They just make the code expensive to change.</w:t>
       </w:r>
     </w:p>
     <w:p>
@@ -1303,7 +1303,7 @@
           <w:color w:val="4C5560"/>
           <w:sz w:val="20"/>
         </w:rPr>
-        <w:t>Shumica e mjeteve përdorin numra fiksë: nëse një metodë ka më shumë se 30 rreshta, ajo është Long Method.</w:t>
+        <w:t>Nuk janë gabime. Thjesht e bëjnë kodin të shtrenjtë për t'u ndryshuar.</w:t>
       </w:r>
     </w:p>
     <w:p>
@@ -1314,7 +1314,7 @@
         <w:rPr>
           <w:sz w:val="24"/>
         </w:rPr>
-        <w:t>But these numbers come from other projects, and the tools do not fix anything.</w:t>
+        <w:t>Most tools find them with fixed numbers. For example: if a method has more than 30 lines, it is a Long Method.</w:t>
       </w:r>
     </w:p>
     <w:p>
@@ -1328,7 +1328,7 @@
           <w:color w:val="4C5560"/>
           <w:sz w:val="20"/>
         </w:rPr>
-        <w:t>Por këta numra vijnë nga projekte të tjera, dhe mjetet nuk ndreqin asgjë.</w:t>
+        <w:t>Shumica e mjeteve i gjejnë me numra fiksë. Për shembull: nëse një metodë ka më shumë se 30 rreshta, ajo është Long Method.</w:t>
       </w:r>
     </w:p>
     <w:p>
@@ -1339,7 +1339,7 @@
         <w:rPr>
           <w:sz w:val="24"/>
         </w:rPr>
-        <w:t>So I asked three questions.</w:t>
+        <w:t>But these numbers come from other projects, and the tools only point at the problem. They do not fix it.</w:t>
       </w:r>
     </w:p>
     <w:p>
@@ -1353,7 +1353,7 @@
           <w:color w:val="4C5560"/>
           <w:sz w:val="20"/>
         </w:rPr>
-        <w:t>Prandaj bëra tri pyetje.</w:t>
+        <w:t>Por këta numra vijnë nga projekte të tjera, dhe mjetet vetëm e tregojnë problemin. Nuk e ndreqin.</w:t>
       </w:r>
     </w:p>
     <w:p>
@@ -1364,7 +1364,7 @@
         <w:rPr>
           <w:sz w:val="24"/>
         </w:rPr>
-        <w:t>One: how accurate are the published rules?</w:t>
+        <w:t>So I asked three questions.</w:t>
       </w:r>
     </w:p>
     <w:p>
@@ -1378,7 +1378,7 @@
           <w:color w:val="4C5560"/>
           <w:sz w:val="20"/>
         </w:rPr>
-        <w:t>Një: sa të sakta janë rregullat e botuara?</w:t>
+        <w:t>Prandaj bëra tri pyetje.</w:t>
       </w:r>
     </w:p>
     <w:p>
@@ -1389,7 +1389,7 @@
         <w:rPr>
           <w:sz w:val="24"/>
         </w:rPr>
-        <w:t>Two: can machine learning do better?</w:t>
+        <w:t>One: how accurate are the published rules?</w:t>
       </w:r>
     </w:p>
     <w:p>
@@ -1403,7 +1403,7 @@
           <w:color w:val="4C5560"/>
           <w:sz w:val="20"/>
         </w:rPr>
-        <w:t>Dy: a mund të bëjë më mirë mësimi makinerik?</w:t>
+        <w:t>Një: sa të sakta janë rregullat e botuara?</w:t>
       </w:r>
     </w:p>
     <w:p>
@@ -1414,7 +1414,7 @@
         <w:rPr>
           <w:sz w:val="24"/>
         </w:rPr>
-        <w:t>Three: can a tool fix these smells automatically, without breaking the code?</w:t>
+        <w:t>Two: can machine learning do better?</w:t>
       </w:r>
     </w:p>
     <w:p>
@@ -1428,28 +1428,7 @@
           <w:color w:val="4C5560"/>
           <w:sz w:val="20"/>
         </w:rPr>
-        <w:t>Tre: a mund t'i ndreqë një mjet këto erëra automatikisht, pa e prishur kodin?</w:t>
-      </w:r>
-    </w:p>
-    <w:p>
-      <w:pPr>
-        <w:pStyle w:val="Heading2"/>
-      </w:pPr>
-      <w:r>
-        <w:t>Nëse të ngec mendja</w:t>
-      </w:r>
-    </w:p>
-    <w:p>
-      <w:r>
-        <w:t>punon, por kushton · pragje fikse · nuk ndreqin · tri pyetje</w:t>
-      </w:r>
-    </w:p>
-    <w:p>
-      <w:pPr>
-        <w:pStyle w:val="Heading2"/>
-      </w:pPr>
-      <w:r>
-        <w:t>Nëse të pyesin për këtë sllajd</w:t>
+        <w:t>Dy: a mund të bëjë më mirë mësimi makinerik?</w:t>
       </w:r>
     </w:p>
     <w:p>
@@ -1458,32 +1437,14 @@
       </w:pPr>
       <w:r>
         <w:rPr>
-          <w:b/>
-        </w:rPr>
-        <w:t>What is a code smell?</w:t>
-      </w:r>
-      <w:r>
-        <w:rPr>
-          <w:i/>
-          <w:color w:val="4C5560"/>
-        </w:rPr>
-        <w:t xml:space="preserve">   (Çka është një erë e kodit?)</w:t>
-      </w:r>
-    </w:p>
-    <w:p>
-      <w:pPr>
-        <w:spacing w:after="0"/>
-      </w:pPr>
-      <w:r>
-        <w:rPr>
           <w:sz w:val="24"/>
         </w:rPr>
-        <w:t>A sign that code is badly organized: it works, but it is hard to change. Like a smell in the fridge, it does not prove something is rotten, but it tells you to look.</w:t>
-      </w:r>
-    </w:p>
-    <w:p>
-      <w:pPr>
-        <w:spacing w:after="200"/>
+        <w:t>Three: can a tool fix these smells automatically, without breaking the code?</w:t>
+      </w:r>
+    </w:p>
+    <w:p>
+      <w:pPr>
+        <w:spacing w:after="160"/>
         <w:ind w:left="360"/>
       </w:pPr>
       <w:r>
@@ -1492,7 +1453,28 @@
           <w:color w:val="4C5560"/>
           <w:sz w:val="20"/>
         </w:rPr>
-        <w:t>Shenjë që kodi është i organizuar keq: punon, por ndryshohet me vështirësi. Si era në frigorifer: nuk vërteton që diçka është prishur, por të thotë të shikosh.</w:t>
+        <w:t>Tre: a mund t'i ndreqë një mjet këto erëra automatikisht, pa e prishur kodin?</w:t>
+      </w:r>
+    </w:p>
+    <w:p>
+      <w:pPr>
+        <w:pStyle w:val="Heading2"/>
+      </w:pPr>
+      <w:r>
+        <w:t>Nëse të ngec mendja</w:t>
+      </w:r>
+    </w:p>
+    <w:p>
+      <w:r>
+        <w:t>punon, por kushton · pragje fikse · nuk ndreqin · tri pyetje</w:t>
+      </w:r>
+    </w:p>
+    <w:p>
+      <w:pPr>
+        <w:pStyle w:val="Heading2"/>
+      </w:pPr>
+      <w:r>
+        <w:t>Nëse të pyesin për këtë sllajd</w:t>
       </w:r>
     </w:p>
     <w:p>
@@ -1503,14 +1485,14 @@
         <w:rPr>
           <w:b/>
         </w:rPr>
-        <w:t>If the program works, why does it matter?</w:t>
+        <w:t>What is a code smell?</w:t>
       </w:r>
       <w:r>
         <w:rPr>
           <w:i/>
           <w:color w:val="4C5560"/>
         </w:rPr>
-        <w:t xml:space="preserve">   (Nëse programi punon, pse ka rëndësi?)</w:t>
+        <w:t xml:space="preserve">   (Çka është një erë e kodit?)</w:t>
       </w:r>
     </w:p>
     <w:p>
@@ -1521,7 +1503,7 @@
         <w:rPr>
           <w:sz w:val="24"/>
         </w:rPr>
-        <w:t>Because most of the cost of software comes after it is written: fixing it, changing it, adding features. Smelly code makes every change slower and riskier.</w:t>
+        <w:t>A sign that code is badly organized: it works, but it is hard to change. Like a smell in the fridge, it does not prove something is rotten, but it tells you to look.</w:t>
       </w:r>
     </w:p>
     <w:p>
@@ -1535,7 +1517,7 @@
           <w:color w:val="4C5560"/>
           <w:sz w:val="20"/>
         </w:rPr>
-        <w:t>Sepse shumica e kostos së një programi vjen pasi shkruhet: ndreqjet, ndryshimet, veçoritë e reja. Kodi me erë e bën çdo ndryshim më të ngadaltë dhe më të rrezikshëm.</w:t>
+        <w:t>Shenjë që kodi është i organizuar keq: punon, por ndryshohet me vështirësi. Si era në frigorifer: nuk vërteton që diçka është prishur, por të thotë të shikosh.</w:t>
       </w:r>
     </w:p>
     <w:p>
@@ -1546,14 +1528,14 @@
         <w:rPr>
           <w:b/>
         </w:rPr>
-        <w:t>Where do the thresholds come from?</w:t>
+        <w:t>If the program works, why does it matter?</w:t>
       </w:r>
       <w:r>
         <w:rPr>
           <w:i/>
           <w:color w:val="4C5560"/>
         </w:rPr>
-        <w:t xml:space="preserve">   (Nga vijnë pragjet?)</w:t>
+        <w:t xml:space="preserve">   (Nëse programi punon, pse ka rëndësi?)</w:t>
       </w:r>
     </w:p>
     <w:p>
@@ -1564,7 +1546,7 @@
         <w:rPr>
           <w:sz w:val="24"/>
         </w:rPr>
-        <w:t>Mostly from Lanza and Marinescu. Four values have no published source, for example 30 lines for Long Method. I say so in the thesis, and I tested how sensitive the results are to that one.</w:t>
+        <w:t>Because most of the cost of software comes after it is written: fixing it, changing it, adding features. Smelly code makes every change slower and riskier.</w:t>
       </w:r>
     </w:p>
     <w:p>
@@ -1578,108 +1560,25 @@
           <w:color w:val="4C5560"/>
           <w:sz w:val="20"/>
         </w:rPr>
-        <w:t>Kryesisht nga Lanza dhe Marinescu. Katër vlera nuk kanë burim të botuar, për shembull 30 rreshta për Long Method. Këtë e them hapur në punim, dhe provova sa ndikon ajo vlerë te rezultatet.</w:t>
-      </w:r>
-    </w:p>
-    <w:p>
-      <w:r>
-        <w:br w:type="page"/>
-      </w:r>
-    </w:p>
-    <w:p>
-      <w:pPr>
-        <w:pStyle w:val="Heading1"/>
-      </w:pPr>
-      <w:r>
-        <w:t>Sllajdi 3 · What this work adds to earlier studies</w:t>
-      </w:r>
-    </w:p>
-    <w:p>
+        <w:t>Sepse shumica e kostos së një programi vjen pasi shkruhet: ndreqjet, ndryshimet, veçoritë e reja. Kodi me erë e bën çdo ndryshim më të ngadaltë dhe më të rrezikshëm.</w:t>
+      </w:r>
+    </w:p>
+    <w:p>
+      <w:pPr>
+        <w:spacing w:after="0"/>
+      </w:pPr>
       <w:r>
         <w:rPr>
           <w:b/>
         </w:rPr>
-        <w:t xml:space="preserve">Mesazhi: </w:t>
-      </w:r>
-      <w:r>
-        <w:t>Çka e dallon punimin: tri mangësi të studimeve të mëparshme dhe si e trajton secilën, plus një mjet i hapur.</w:t>
-      </w:r>
-    </w:p>
-    <w:p>
-      <w:r>
-        <w:t>Koha: rreth 32 sekonda në versionin e shkurtër, 32 në atë 9-minutësh.</w:t>
-      </w:r>
-    </w:p>
-    <w:p>
-      <w:pPr>
-        <w:pStyle w:val="Heading2"/>
-      </w:pPr>
-      <w:r>
-        <w:t>Çka shihet në sllajd</w:t>
-      </w:r>
-    </w:p>
-    <w:p>
-      <w:pPr>
-        <w:pStyle w:val="ListBullet"/>
-      </w:pPr>
-      <w:r>
-        <w:t>Dy kolona: majtas, me gri, «Earlier studies»; djathtas, me blu të çelët dhe shkronja të trasha, «This work». Shigjeta mes tyre e lidh secilën mangësi me përgjigjen e punimit.</w:t>
-      </w:r>
-    </w:p>
-    <w:p>
-      <w:pPr>
-        <w:pStyle w:val="ListBullet"/>
-      </w:pPr>
-      <w:r>
-        <w:t>Rreshti 1: rregullat e botuara merren si të sakta, me pragje të vendosura mbi sisteme të tjera [2] → këtu maten kundrejt 26 programuesve profesionistë të MLCQ-së [3].</w:t>
-      </w:r>
-    </w:p>
-    <w:p>
-      <w:pPr>
-        <w:pStyle w:val="ListBullet"/>
-      </w:pPr>
-      <w:r>
-        <w:t>Rreshti 2: rregullat dhe mësimi makinerik rrallë krahasohen mbi të njëjtat të dhëna, dhe notat varen nga mënyra si ndërtohen të dhënat [4], [5] → këtu të njëjtat 9,046 mostra, e njëjta notë (MCC), ndarje sipas projektit, me intervale 95%.</w:t>
-      </w:r>
-    </w:p>
-    <w:p>
-      <w:pPr>
-        <w:pStyle w:val="ListBullet"/>
-      </w:pPr>
-      <w:r>
-        <w:t>Rreshti 3: gjetja dhe ndreqja studiohen veç e veç; ndreqja propozohet dhe vendimi i lihet programuesit [6] → këtu një zinxhir: gjej → rishkruaj → kompilo → mat sërish, me parakushtet të vërtetuara më parë [7].</w:t>
-      </w:r>
-    </w:p>
-    <w:p>
-      <w:pPr>
-        <w:pStyle w:val="ListBullet"/>
-      </w:pPr>
-      <w:r>
-        <w:t>Poshtë djathtas, me blu: mjeti është i hapur, me ndërfaqe në shqip të thjeshtë, dhe çdo numër rikrijohet me një skript.</w:t>
-      </w:r>
-    </w:p>
-    <w:p>
-      <w:pPr>
-        <w:pStyle w:val="Heading2"/>
-      </w:pPr>
-      <w:r>
-        <w:t>Ku të tregosh</w:t>
-      </w:r>
-    </w:p>
-    <w:p>
-      <w:pPr>
-        <w:pStyle w:val="ListBullet"/>
-      </w:pPr>
-      <w:r>
-        <w:t>Te «First…», «Second…» dhe «Third…», trego rreshtin përkatës: fillo te kutia gri majtas, pastaj kalo me dorë te kutia blu djathtas.</w:t>
-      </w:r>
-    </w:p>
-    <w:p>
-      <w:pPr>
-        <w:pStyle w:val="Heading2"/>
-      </w:pPr>
-      <w:r>
-        <w:t>Çka thua</w:t>
+        <w:t>Where do the thresholds come from?</w:t>
+      </w:r>
+      <w:r>
+        <w:rPr>
+          <w:i/>
+          <w:color w:val="4C5560"/>
+        </w:rPr>
+        <w:t xml:space="preserve">   (Nga vijnë pragjet?)</w:t>
       </w:r>
     </w:p>
     <w:p>
@@ -1690,12 +1589,12 @@
         <w:rPr>
           <w:sz w:val="24"/>
         </w:rPr>
-        <w:t>What is new, compared with earlier studies? Three things.</w:t>
-      </w:r>
-    </w:p>
-    <w:p>
-      <w:pPr>
-        <w:spacing w:after="160"/>
+        <w:t>Mostly from Lanza and Marinescu. Four values have no published source, for example 30 lines for Long Method. I say so in the thesis, and I tested how sensitive the results are to that one.</w:t>
+      </w:r>
+    </w:p>
+    <w:p>
+      <w:pPr>
+        <w:spacing w:after="200"/>
         <w:ind w:left="360"/>
       </w:pPr>
       <w:r>
@@ -1704,7 +1603,108 @@
           <w:color w:val="4C5560"/>
           <w:sz w:val="20"/>
         </w:rPr>
-        <w:t>Çka është e re, krahasuar me studimet e mëparshme? Tri gjëra.</w:t>
+        <w:t>Kryesisht nga Lanza dhe Marinescu. Katër vlera nuk kanë burim të botuar, për shembull 30 rreshta për Long Method. Këtë e them hapur në punim, dhe provova sa ndikon ajo vlerë te rezultatet.</w:t>
+      </w:r>
+    </w:p>
+    <w:p>
+      <w:r>
+        <w:br w:type="page"/>
+      </w:r>
+    </w:p>
+    <w:p>
+      <w:pPr>
+        <w:pStyle w:val="Heading1"/>
+      </w:pPr>
+      <w:r>
+        <w:t>Sllajdi 3 · What this work adds to earlier studies</w:t>
+      </w:r>
+    </w:p>
+    <w:p>
+      <w:r>
+        <w:rPr>
+          <w:b/>
+        </w:rPr>
+        <w:t xml:space="preserve">Mesazhi: </w:t>
+      </w:r>
+      <w:r>
+        <w:t>Çka e dallon punimin: tri mangësi të studimeve të mëparshme dhe si e trajton secilën, plus një mjet i hapur.</w:t>
+      </w:r>
+    </w:p>
+    <w:p>
+      <w:r>
+        <w:t>Koha: rreth 41 sekonda në versionin e shkurtër, 41 në atë 9-minutësh.</w:t>
+      </w:r>
+    </w:p>
+    <w:p>
+      <w:pPr>
+        <w:pStyle w:val="Heading2"/>
+      </w:pPr>
+      <w:r>
+        <w:t>Çka shihet në sllajd</w:t>
+      </w:r>
+    </w:p>
+    <w:p>
+      <w:pPr>
+        <w:pStyle w:val="ListBullet"/>
+      </w:pPr>
+      <w:r>
+        <w:t>Dy kolona: majtas, me gri, «Earlier studies»; djathtas, me blu të çelët dhe shkronja të trasha, «This work». Shigjeta mes tyre e lidh secilën mangësi me përgjigjen e punimit.</w:t>
+      </w:r>
+    </w:p>
+    <w:p>
+      <w:pPr>
+        <w:pStyle w:val="ListBullet"/>
+      </w:pPr>
+      <w:r>
+        <w:t>Rreshti 1: rregullat e botuara merren si të sakta, me pragje të vendosura mbi sisteme të tjera [2] → këtu maten kundrejt 26 programuesve profesionistë të MLCQ-së [3].</w:t>
+      </w:r>
+    </w:p>
+    <w:p>
+      <w:pPr>
+        <w:pStyle w:val="ListBullet"/>
+      </w:pPr>
+      <w:r>
+        <w:t>Rreshti 2: rregullat dhe mësimi makinerik rrallë krahasohen mbi të njëjtat të dhëna, dhe notat varen nga mënyra si ndërtohen të dhënat [4], [5] → këtu të njëjtat 9,046 mostra, e njëjta notë (MCC), ndarje sipas projektit, me intervale 95%.</w:t>
+      </w:r>
+    </w:p>
+    <w:p>
+      <w:pPr>
+        <w:pStyle w:val="ListBullet"/>
+      </w:pPr>
+      <w:r>
+        <w:t>Rreshti 3: gjetja dhe ndreqja studiohen veç e veç; ndreqja propozohet dhe vendimi i lihet programuesit [6] → këtu një zinxhir: gjej → rishkruaj → kompilo → mat sërish, me parakushtet të vërtetuara më parë [7].</w:t>
+      </w:r>
+    </w:p>
+    <w:p>
+      <w:pPr>
+        <w:pStyle w:val="ListBullet"/>
+      </w:pPr>
+      <w:r>
+        <w:t>Poshtë djathtas, me blu: mjeti është i hapur, me ndërfaqe në shqip të thjeshtë, dhe çdo numër rikrijohet me një skript.</w:t>
+      </w:r>
+    </w:p>
+    <w:p>
+      <w:pPr>
+        <w:pStyle w:val="Heading2"/>
+      </w:pPr>
+      <w:r>
+        <w:t>Ku të tregosh</w:t>
+      </w:r>
+    </w:p>
+    <w:p>
+      <w:pPr>
+        <w:pStyle w:val="ListBullet"/>
+      </w:pPr>
+      <w:r>
+        <w:t>Te «First…», «Second…» dhe «Third…», trego rreshtin përkatës: fillo te kutia gri majtas, pastaj kalo me dorë te kutia blu djathtas.</w:t>
+      </w:r>
+    </w:p>
+    <w:p>
+      <w:pPr>
+        <w:pStyle w:val="Heading2"/>
+      </w:pPr>
+      <w:r>
+        <w:t>Çka thua</w:t>
       </w:r>
     </w:p>
     <w:p>
@@ -1715,7 +1715,7 @@
         <w:rPr>
           <w:sz w:val="24"/>
         </w:rPr>
-        <w:t>First, I measure the published rules against professional developers, instead of taking them as correct.</w:t>
+        <w:t>Other researchers have worked on these questions before. So what is new in my work? Three things.</w:t>
       </w:r>
     </w:p>
     <w:p>
@@ -1729,7 +1729,7 @@
           <w:color w:val="4C5560"/>
           <w:sz w:val="20"/>
         </w:rPr>
-        <w:t>E para, i mat rregullat e botuara kundrejt programuesve profesionistë, në vend që t'i marr si të sakta.</w:t>
+        <w:t>Studiues të tjerë janë marrë me këto pyetje edhe më parë. Atëherë, çka është e re në punën time? Tri gjëra.</w:t>
       </w:r>
     </w:p>
     <w:p>
@@ -1740,7 +1740,7 @@
         <w:rPr>
           <w:sz w:val="24"/>
         </w:rPr>
-        <w:t>Second, rules and machine learning are compared on the same samples, with the same score and a split by project.</w:t>
+        <w:t>First, earlier studies take the published rules as correct. I measure them against professional developers.</w:t>
       </w:r>
     </w:p>
     <w:p>
@@ -1754,7 +1754,7 @@
           <w:color w:val="4C5560"/>
           <w:sz w:val="20"/>
         </w:rPr>
-        <w:t>E dyta, rregullat dhe mësimi makinerik krahasohen mbi të njëjtat mostra, me të njëjtën notë dhe me ndarje sipas projektit.</w:t>
+        <w:t>E para, studimet e mëparshme i marrin rregullat e botuara si të sakta. Unë i mat kundrejt programuesve profesionistë.</w:t>
       </w:r>
     </w:p>
     <w:p>
@@ -1765,7 +1765,7 @@
         <w:rPr>
           <w:sz w:val="24"/>
         </w:rPr>
-        <w:t>Third, one tool finds a smell, fixes it, checks it with the compiler, and measures it again.</w:t>
+        <w:t>Second, I compare rules and machine learning in a fair way: on the same samples, with the same score, and with a split by project.</w:t>
       </w:r>
     </w:p>
     <w:p>
@@ -1779,121 +1779,7 @@
           <w:color w:val="4C5560"/>
           <w:sz w:val="20"/>
         </w:rPr>
-        <w:t>E treta, një mjet e gjen erën, e ndreq, e kontrollon me kompajlerin, dhe e mat sërish.</w:t>
-      </w:r>
-    </w:p>
-    <w:p>
-      <w:pPr>
-        <w:pStyle w:val="Heading2"/>
-      </w:pPr>
-      <w:r>
-        <w:t>Nëse të ngec mendja</w:t>
-      </w:r>
-    </w:p>
-    <w:p>
-      <w:r>
-        <w:t>tri mangësi · rregullat maten · e njëjta provë · një zinxhir · mjet i hapur</w:t>
-      </w:r>
-    </w:p>
-    <w:p>
-      <w:r>
-        <w:br w:type="page"/>
-      </w:r>
-    </w:p>
-    <w:p>
-      <w:pPr>
-        <w:pStyle w:val="Heading1"/>
-      </w:pPr>
-      <w:r>
-        <w:t>Sllajdi 4 · Four code smells, each a different design problem</w:t>
-      </w:r>
-    </w:p>
-    <w:p>
-      <w:r>
-        <w:rPr>
-          <w:b/>
-        </w:rPr>
-        <w:t xml:space="preserve">Mesazhi: </w:t>
-      </w:r>
-      <w:r>
-        <w:t>Katër erërat që mat studimi, të vizatuara: salla e sheh çka është secila para se të dëgjojë një numër.</w:t>
-      </w:r>
-    </w:p>
-    <w:p>
-      <w:r>
-        <w:t>Koha: rreth 29 sekonda në versionin e shkurtër, 29 në atë 9-minutësh.</w:t>
-      </w:r>
-    </w:p>
-    <w:p>
-      <w:pPr>
-        <w:pStyle w:val="Heading2"/>
-      </w:pPr>
-      <w:r>
-        <w:t>Çka shihet në sllajd</w:t>
-      </w:r>
-    </w:p>
-    <w:p>
-      <w:pPr>
-        <w:pStyle w:val="ListBullet"/>
-      </w:pPr>
-      <w:r>
-        <w:t>Katër karta, një për çdo erë. Në secilën: një vizatim, emri dhe një fjali që e përkufizon.</w:t>
-      </w:r>
-    </w:p>
-    <w:p>
-      <w:pPr>
-        <w:pStyle w:val="ListBullet"/>
-      </w:pPr>
-      <w:r>
-        <w:t>Si lexohen vizatimet: kutia është një klasë, vija blu një metodë, pika gri një fushë (një e dhënë). Kjo shkruhet edhe poshtë kartave.</w:t>
-      </w:r>
-    </w:p>
-    <w:p>
-      <w:pPr>
-        <w:pStyle w:val="ListBullet"/>
-      </w:pPr>
-      <w:r>
-        <w:t>Blob: një kuti e madhe plot metoda, që merr të dhëna edhe nga dy klasa të vogla. Data Class: një kuti vetëm me fusha, dhe një klasë tjetër me metodën që punon me to. Long Method: një kolonë e gjatë rreshtash kodi. Feature Envy: një metodë në klasën e vet («own class») që zgjatet me tri vija te fushat e një klase tjetër.</w:t>
-      </w:r>
-    </w:p>
-    <w:p>
-      <w:pPr>
-        <w:pStyle w:val="ListBullet"/>
-      </w:pPr>
-      <w:r>
-        <w:t>Nëntitulli: përkufizimet sipas Fowler-it [1], dhe të katërat janë të etiketuara nga programues profesionistë në MLCQ [3].</w:t>
-      </w:r>
-    </w:p>
-    <w:p>
-      <w:pPr>
-        <w:pStyle w:val="Heading2"/>
-      </w:pPr>
-      <w:r>
-        <w:t>Ku të tregosh</w:t>
-      </w:r>
-    </w:p>
-    <w:p>
-      <w:pPr>
-        <w:pStyle w:val="ListBullet"/>
-      </w:pPr>
-      <w:r>
-        <w:t>Trego kartat me radhë, nga e majta në të djathtë, kur thua emrin e secilës.</w:t>
-      </w:r>
-    </w:p>
-    <w:p>
-      <w:pPr>
-        <w:pStyle w:val="ListBullet"/>
-      </w:pPr>
-      <w:r>
-        <w:t>Te Feature Envy, ndiq me gisht vijat blu nga «own class» te «other class».</w:t>
-      </w:r>
-    </w:p>
-    <w:p>
-      <w:pPr>
-        <w:pStyle w:val="Heading2"/>
-      </w:pPr>
-      <w:r>
-        <w:t>Çka thua</w:t>
+        <w:t>E dyta, i krahasoj rregullat dhe mësimin makinerik në mënyrë të drejtë: mbi të njëjtat mostra, me të njëjtën notë, dhe me ndarje sipas projektit.</w:t>
       </w:r>
     </w:p>
     <w:p>
@@ -1904,7 +1790,7 @@
         <w:rPr>
           <w:sz w:val="24"/>
         </w:rPr>
-        <w:t>In this study I look at four smells.</w:t>
+        <w:t>Third, earlier tools only suggest a fix. Mine finds a smell, fixes it, checks it with the compiler, and measures it again.</w:t>
       </w:r>
     </w:p>
     <w:p>
@@ -1918,7 +1804,121 @@
           <w:color w:val="4C5560"/>
           <w:sz w:val="20"/>
         </w:rPr>
-        <w:t>Në këtë studim shqyrtoj katër erëra.</w:t>
+        <w:t>E treta, mjetet e mëparshme vetëm sugjerojnë një ndreqje. Imi e gjen erën, e ndreq, e kontrollon me kompajlerin, dhe e mat sërish.</w:t>
+      </w:r>
+    </w:p>
+    <w:p>
+      <w:pPr>
+        <w:pStyle w:val="Heading2"/>
+      </w:pPr>
+      <w:r>
+        <w:t>Nëse të ngec mendja</w:t>
+      </w:r>
+    </w:p>
+    <w:p>
+      <w:r>
+        <w:t>tri mangësi · rregullat maten · e njëjta provë · një zinxhir · mjet i hapur</w:t>
+      </w:r>
+    </w:p>
+    <w:p>
+      <w:r>
+        <w:br w:type="page"/>
+      </w:r>
+    </w:p>
+    <w:p>
+      <w:pPr>
+        <w:pStyle w:val="Heading1"/>
+      </w:pPr>
+      <w:r>
+        <w:t>Sllajdi 4 · Four code smells, each a different design problem</w:t>
+      </w:r>
+    </w:p>
+    <w:p>
+      <w:r>
+        <w:rPr>
+          <w:b/>
+        </w:rPr>
+        <w:t xml:space="preserve">Mesazhi: </w:t>
+      </w:r>
+      <w:r>
+        <w:t>Katër erërat që mat studimi, të vizatuara: salla e sheh çka është secila para se të dëgjojë një numër.</w:t>
+      </w:r>
+    </w:p>
+    <w:p>
+      <w:r>
+        <w:t>Koha: rreth 31 sekonda në versionin e shkurtër, 31 në atë 9-minutësh.</w:t>
+      </w:r>
+    </w:p>
+    <w:p>
+      <w:pPr>
+        <w:pStyle w:val="Heading2"/>
+      </w:pPr>
+      <w:r>
+        <w:t>Çka shihet në sllajd</w:t>
+      </w:r>
+    </w:p>
+    <w:p>
+      <w:pPr>
+        <w:pStyle w:val="ListBullet"/>
+      </w:pPr>
+      <w:r>
+        <w:t>Katër karta, një për çdo erë. Në secilën: një vizatim, emri dhe një fjali që e përkufizon.</w:t>
+      </w:r>
+    </w:p>
+    <w:p>
+      <w:pPr>
+        <w:pStyle w:val="ListBullet"/>
+      </w:pPr>
+      <w:r>
+        <w:t>Si lexohen vizatimet: kutia është një klasë, vija blu një metodë, pika gri një fushë (një e dhënë). Kjo shkruhet edhe poshtë kartave.</w:t>
+      </w:r>
+    </w:p>
+    <w:p>
+      <w:pPr>
+        <w:pStyle w:val="ListBullet"/>
+      </w:pPr>
+      <w:r>
+        <w:t>Blob: një kuti e madhe plot metoda, që merr të dhëna edhe nga dy klasa të vogla. Data Class: një kuti vetëm me fusha, dhe një klasë tjetër me metodën që punon me to. Long Method: një kolonë e gjatë rreshtash kodi. Feature Envy: një metodë në klasën e vet («own class») që zgjatet me tri vija te fushat e një klase tjetër.</w:t>
+      </w:r>
+    </w:p>
+    <w:p>
+      <w:pPr>
+        <w:pStyle w:val="ListBullet"/>
+      </w:pPr>
+      <w:r>
+        <w:t>Nëntitulli: përkufizimet sipas Fowler-it [1], dhe të katërat janë të etiketuara nga programues profesionistë në MLCQ [3].</w:t>
+      </w:r>
+    </w:p>
+    <w:p>
+      <w:pPr>
+        <w:pStyle w:val="Heading2"/>
+      </w:pPr>
+      <w:r>
+        <w:t>Ku të tregosh</w:t>
+      </w:r>
+    </w:p>
+    <w:p>
+      <w:pPr>
+        <w:pStyle w:val="ListBullet"/>
+      </w:pPr>
+      <w:r>
+        <w:t>Trego kartat me radhë, nga e majta në të djathtë, kur thua emrin e secilës.</w:t>
+      </w:r>
+    </w:p>
+    <w:p>
+      <w:pPr>
+        <w:pStyle w:val="ListBullet"/>
+      </w:pPr>
+      <w:r>
+        <w:t>Te Feature Envy, ndiq me gisht vijat blu nga «own class» te «other class».</w:t>
+      </w:r>
+    </w:p>
+    <w:p>
+      <w:pPr>
+        <w:pStyle w:val="Heading2"/>
+      </w:pPr>
+      <w:r>
+        <w:t>Çka thua</w:t>
       </w:r>
     </w:p>
     <w:p>
@@ -1929,7 +1929,7 @@
         <w:rPr>
           <w:sz w:val="24"/>
         </w:rPr>
-        <w:t>A Blob is a class that does too much.</w:t>
+        <w:t>Before the results, let me show you the four smells I studied.</w:t>
       </w:r>
     </w:p>
     <w:p>
@@ -1943,7 +1943,7 @@
           <w:color w:val="4C5560"/>
           <w:sz w:val="20"/>
         </w:rPr>
-        <w:t>Blob është një klasë që bën shumë gjëra.</w:t>
+        <w:t>Para rezultateve, po ju tregoj katër erërat që studiova.</w:t>
       </w:r>
     </w:p>
     <w:p>
@@ -1954,7 +1954,7 @@
         <w:rPr>
           <w:sz w:val="24"/>
         </w:rPr>
-        <w:t>A Data Class only holds data and does almost nothing with it.</w:t>
+        <w:t>A Blob is a class that does too much.</w:t>
       </w:r>
     </w:p>
     <w:p>
@@ -1968,7 +1968,7 @@
           <w:color w:val="4C5560"/>
           <w:sz w:val="20"/>
         </w:rPr>
-        <w:t>Data Class vetëm mban të dhëna dhe nuk bën pothuajse asgjë me to.</w:t>
+        <w:t>Blob është një klasë që bën shumë gjëra.</w:t>
       </w:r>
     </w:p>
     <w:p>
@@ -1979,7 +1979,7 @@
         <w:rPr>
           <w:sz w:val="24"/>
         </w:rPr>
-        <w:t>A Long Method is a method that has grown too long.</w:t>
+        <w:t>A Data Class only holds data, and does almost nothing with it.</w:t>
       </w:r>
     </w:p>
     <w:p>
@@ -1993,7 +1993,7 @@
           <w:color w:val="4C5560"/>
           <w:sz w:val="20"/>
         </w:rPr>
-        <w:t>Long Method është një metodë që është zgjatur shumë.</w:t>
+        <w:t>Data Class vetëm mban të dhëna, dhe nuk bën pothuajse asgjë me to.</w:t>
       </w:r>
     </w:p>
     <w:p>
@@ -2004,7 +2004,7 @@
         <w:rPr>
           <w:sz w:val="24"/>
         </w:rPr>
-        <w:t>And Feature Envy is a method that works more with another class than with its own.</w:t>
+        <w:t>A Long Method is a method that has grown too long.</w:t>
       </w:r>
     </w:p>
     <w:p>
@@ -2018,113 +2018,7 @@
           <w:color w:val="4C5560"/>
           <w:sz w:val="20"/>
         </w:rPr>
-        <w:t>Dhe Feature Envy është një metodë që punon më shumë me një klasë tjetër se me klasën e vet.</w:t>
-      </w:r>
-    </w:p>
-    <w:p>
-      <w:pPr>
-        <w:pStyle w:val="Heading2"/>
-      </w:pPr>
-      <w:r>
-        <w:t>Nëse të ngec mendja</w:t>
-      </w:r>
-    </w:p>
-    <w:p>
-      <w:r>
-        <w:t>Blob bën shumë · Data Class vetëm të dhëna · Long Method e gjatë · Feature Envy te klasa tjetër</w:t>
-      </w:r>
-    </w:p>
-    <w:p>
-      <w:r>
-        <w:br w:type="page"/>
-      </w:r>
-    </w:p>
-    <w:p>
-      <w:pPr>
-        <w:pStyle w:val="Heading1"/>
-      </w:pPr>
-      <w:r>
-        <w:t>Sllajdi 5 · JavaSmell measures 26 metrics once and answers with three approaches</w:t>
-      </w:r>
-    </w:p>
-    <w:p>
-      <w:r>
-        <w:rPr>
-          <w:b/>
-        </w:rPr>
-        <w:t xml:space="preserve">Mesazhi: </w:t>
-      </w:r>
-      <w:r>
-        <w:t>Një mjet, 26 metrika, tri qasje: A rregulla, B modele, C një motor që ndreq dhe çdo ndreqje e kontrollon me javac.</w:t>
-      </w:r>
-    </w:p>
-    <w:p>
-      <w:r>
-        <w:t>Koha: rreth 45 sekonda në versionin e shkurtër, 54 në atë 9-minutësh.</w:t>
-      </w:r>
-    </w:p>
-    <w:p>
-      <w:pPr>
-        <w:pStyle w:val="Heading2"/>
-      </w:pPr>
-      <w:r>
-        <w:t>Çka shihet në sllajd</w:t>
-      </w:r>
-    </w:p>
-    <w:p>
-      <w:pPr>
-        <w:pStyle w:val="ListBullet"/>
-      </w:pPr>
-      <w:r>
-        <w:t>Majtas, rrjedha e mjetit nga lart poshtë: kodi Java → 26 metrika për çdo klasë e metodë → dy kuti krah për krah, A (8 rregulla të botuara) dhe B (mësimi makinerik) → erërat, secila me kushtet që e shkaktuan → C, motori që rishkruan vetëm atë që vërteton → kontrolli me javac dhe një patch, pa e prekur origjinalin.</w:t>
-      </w:r>
-    </w:p>
-    <w:p>
-      <w:pPr>
-        <w:pStyle w:val="ListBullet"/>
-      </w:pPr>
-      <w:r>
-        <w:t>AST është pema e sintaksës: kodi i kthyer në pemë, si analiza gramatikore e një fjalie. javac është kompajleri i Java-s: programi që e kthen kodin në program të ekzekutueshëm dhe tregon gabimet.</w:t>
-      </w:r>
-    </w:p>
-    <w:p>
-      <w:pPr>
-        <w:pStyle w:val="ListBullet"/>
-      </w:pPr>
-      <w:r>
-        <w:t>Djathtas, një copë e zmadhuar e ndërfaqes web gjatë analizës së jsoup-it (një librari e njohur Java për faqet HTML), shqip: dy gjetje, secila me kushtet e veta, p.sh. «Rreshtat e kodit të metodës: 53 (problem kur është mbi 30)».</w:t>
-      </w:r>
-    </w:p>
-    <w:p>
-      <w:pPr>
-        <w:pStyle w:val="Heading2"/>
-      </w:pPr>
-      <w:r>
-        <w:t>Ku të tregosh</w:t>
-      </w:r>
-    </w:p>
-    <w:p>
-      <w:pPr>
-        <w:pStyle w:val="ListBullet"/>
-      </w:pPr>
-      <w:r>
-        <w:t>Ndiqe rrjedhën me dorë nga lart poshtë: te «Part A…» kutia A, te «Part B…» kutia B, te «Part C…» kutia C.</w:t>
-      </w:r>
-    </w:p>
-    <w:p>
-      <w:pPr>
-        <w:pStyle w:val="ListBullet"/>
-      </w:pPr>
-      <w:r>
-        <w:t>Te «On the right you see the web interface», trego foton djathtas.</w:t>
-      </w:r>
-    </w:p>
-    <w:p>
-      <w:pPr>
-        <w:pStyle w:val="Heading2"/>
-      </w:pPr>
-      <w:r>
-        <w:t>Çka thua</w:t>
+        <w:t>Long Method është një metodë që është zgjatur shumë.</w:t>
       </w:r>
     </w:p>
     <w:p>
@@ -2135,7 +2029,7 @@
         <w:rPr>
           <w:sz w:val="24"/>
         </w:rPr>
-        <w:t>To answer the three questions, I built a tool called JavaSmell.</w:t>
+        <w:t>And Feature Envy is a method that works more with another class than with its own.</w:t>
       </w:r>
     </w:p>
     <w:p>
@@ -2149,7 +2043,113 @@
           <w:color w:val="4C5560"/>
           <w:sz w:val="20"/>
         </w:rPr>
-        <w:t>Për t'iu përgjigjur tri pyetjeve, ndërtova një mjet që quhet JavaSmell.</w:t>
+        <w:t>Dhe Feature Envy është një metodë që punon më shumë me një klasë tjetër se me klasën e vet.</w:t>
+      </w:r>
+    </w:p>
+    <w:p>
+      <w:pPr>
+        <w:pStyle w:val="Heading2"/>
+      </w:pPr>
+      <w:r>
+        <w:t>Nëse të ngec mendja</w:t>
+      </w:r>
+    </w:p>
+    <w:p>
+      <w:r>
+        <w:t>Blob bën shumë · Data Class vetëm të dhëna · Long Method e gjatë · Feature Envy te klasa tjetër</w:t>
+      </w:r>
+    </w:p>
+    <w:p>
+      <w:r>
+        <w:br w:type="page"/>
+      </w:r>
+    </w:p>
+    <w:p>
+      <w:pPr>
+        <w:pStyle w:val="Heading1"/>
+      </w:pPr>
+      <w:r>
+        <w:t>Sllajdi 5 · JavaSmell measures 26 metrics once and answers with three approaches</w:t>
+      </w:r>
+    </w:p>
+    <w:p>
+      <w:r>
+        <w:rPr>
+          <w:b/>
+        </w:rPr>
+        <w:t xml:space="preserve">Mesazhi: </w:t>
+      </w:r>
+      <w:r>
+        <w:t>Një mjet, 26 metrika, tri qasje: A rregulla, B modele, C një motor që ndreq dhe çdo ndreqje e kontrollon me javac.</w:t>
+      </w:r>
+    </w:p>
+    <w:p>
+      <w:r>
+        <w:t>Koha: rreth 56 sekonda në versionin e shkurtër, 65 në atë 9-minutësh.</w:t>
+      </w:r>
+    </w:p>
+    <w:p>
+      <w:pPr>
+        <w:pStyle w:val="Heading2"/>
+      </w:pPr>
+      <w:r>
+        <w:t>Çka shihet në sllajd</w:t>
+      </w:r>
+    </w:p>
+    <w:p>
+      <w:pPr>
+        <w:pStyle w:val="ListBullet"/>
+      </w:pPr>
+      <w:r>
+        <w:t>Majtas, rrjedha e mjetit nga lart poshtë: kodi Java → 26 metrika për çdo klasë e metodë → dy kuti krah për krah, A (8 rregulla të botuara) dhe B (mësimi makinerik) → erërat, secila me kushtet që e shkaktuan → C, motori që rishkruan vetëm atë që vërteton → kontrolli me javac dhe një patch, pa e prekur origjinalin.</w:t>
+      </w:r>
+    </w:p>
+    <w:p>
+      <w:pPr>
+        <w:pStyle w:val="ListBullet"/>
+      </w:pPr>
+      <w:r>
+        <w:t>AST është pema e sintaksës: kodi i kthyer në pemë, si analiza gramatikore e një fjalie. javac është kompajleri i Java-s: programi që e kthen kodin në program të ekzekutueshëm dhe tregon gabimet.</w:t>
+      </w:r>
+    </w:p>
+    <w:p>
+      <w:pPr>
+        <w:pStyle w:val="ListBullet"/>
+      </w:pPr>
+      <w:r>
+        <w:t>Djathtas, një copë e zmadhuar e ndërfaqes web gjatë analizës së jsoup-it (një librari e njohur Java për faqet HTML), shqip: dy gjetje, secila me kushtet e veta, p.sh. «Rreshtat e kodit të metodës: 53 (problem kur është mbi 30)».</w:t>
+      </w:r>
+    </w:p>
+    <w:p>
+      <w:pPr>
+        <w:pStyle w:val="Heading2"/>
+      </w:pPr>
+      <w:r>
+        <w:t>Ku të tregosh</w:t>
+      </w:r>
+    </w:p>
+    <w:p>
+      <w:pPr>
+        <w:pStyle w:val="ListBullet"/>
+      </w:pPr>
+      <w:r>
+        <w:t>Ndiqe rrjedhën me dorë nga lart poshtë: te «Part A…» kutia A, te «Part B…» kutia B, te «Part C…» kutia C.</w:t>
+      </w:r>
+    </w:p>
+    <w:p>
+      <w:pPr>
+        <w:pStyle w:val="ListBullet"/>
+      </w:pPr>
+      <w:r>
+        <w:t>Te «On the right you see the web interface», trego foton djathtas.</w:t>
+      </w:r>
+    </w:p>
+    <w:p>
+      <w:pPr>
+        <w:pStyle w:val="Heading2"/>
+      </w:pPr>
+      <w:r>
+        <w:t>Çka thua</w:t>
       </w:r>
     </w:p>
     <w:p>
@@ -2160,7 +2160,7 @@
         <w:rPr>
           <w:sz w:val="24"/>
         </w:rPr>
-        <w:t>It reads Java code and measures 26 numbers for every class and method, like the number of lines or how complex the code is.</w:t>
+        <w:t>To find these smells, and to fix them, I built a tool called JavaSmell.</w:t>
       </w:r>
     </w:p>
     <w:p>
@@ -2174,7 +2174,7 @@
           <w:color w:val="4C5560"/>
           <w:sz w:val="20"/>
         </w:rPr>
-        <w:t>E lexon kodin Java dhe mat 26 numra për çdo klasë dhe metodë, si numri i rreshtave ose sa i ndërlikuar është kodi.</w:t>
+        <w:t>Për t'i gjetur këto erëra, dhe për t'i ndrequr, ndërtova një mjet që quhet JavaSmell.</w:t>
       </w:r>
     </w:p>
     <w:p>
@@ -2185,7 +2185,7 @@
         <w:rPr>
           <w:sz w:val="24"/>
         </w:rPr>
-        <w:t>Part A uses 8 rules from well-known books and papers.</w:t>
+        <w:t>First, it reads the Java code and measures 26 numbers for every class and method, like the number of lines, or how complex the code is.</w:t>
       </w:r>
     </w:p>
     <w:p>
@@ -2199,7 +2199,7 @@
           <w:color w:val="4C5560"/>
           <w:sz w:val="20"/>
         </w:rPr>
-        <w:t>Pjesa A përdor 8 rregulla nga libra dhe artikuj të njohur.</w:t>
+        <w:t>Së pari, e lexon kodin Java dhe mat 26 numra për çdo klasë dhe metodë, si numri i rreshtave, ose sa i ndërlikuar është kodi.</w:t>
       </w:r>
     </w:p>
     <w:p>
@@ -2210,7 +2210,7 @@
         <w:rPr>
           <w:sz w:val="24"/>
         </w:rPr>
-        <w:t>Part B uses machine learning on the same numbers.</w:t>
+        <w:t>Then it uses these numbers in three ways.</w:t>
       </w:r>
     </w:p>
     <w:p>
@@ -2224,7 +2224,7 @@
           <w:color w:val="4C5560"/>
           <w:sz w:val="20"/>
         </w:rPr>
-        <w:t>Pjesa B përdor mësimin makinerik mbi të njëjtët numra.</w:t>
+        <w:t>Pastaj këta numra i përdor në tri mënyra.</w:t>
       </w:r>
     </w:p>
     <w:p>
@@ -2235,7 +2235,7 @@
         <w:rPr>
           <w:sz w:val="24"/>
         </w:rPr>
-        <w:t>Part C fixes the code, but only when it can prove that the change is safe.</w:t>
+        <w:t>Part A uses 8 rules from well-known books and papers.</w:t>
       </w:r>
     </w:p>
     <w:p>
@@ -2249,7 +2249,57 @@
           <w:color w:val="4C5560"/>
           <w:sz w:val="20"/>
         </w:rPr>
-        <w:t>Pjesa C e ndreq kodin, por vetëm kur mund ta vërtetojë që ndryshimi është i sigurt.</w:t>
+        <w:t>Pjesa A përdor 8 rregulla nga libra dhe artikuj të njohur.</w:t>
+      </w:r>
+    </w:p>
+    <w:p>
+      <w:pPr>
+        <w:spacing w:after="0"/>
+      </w:pPr>
+      <w:r>
+        <w:rPr>
+          <w:sz w:val="24"/>
+        </w:rPr>
+        <w:t>Part B uses machine learning on the same numbers.</w:t>
+      </w:r>
+    </w:p>
+    <w:p>
+      <w:pPr>
+        <w:spacing w:after="160"/>
+        <w:ind w:left="360"/>
+      </w:pPr>
+      <w:r>
+        <w:rPr>
+          <w:i/>
+          <w:color w:val="4C5560"/>
+          <w:sz w:val="20"/>
+        </w:rPr>
+        <w:t>Pjesa B përdor mësimin makinerik mbi të njëjtët numra.</w:t>
+      </w:r>
+    </w:p>
+    <w:p>
+      <w:pPr>
+        <w:spacing w:after="0"/>
+      </w:pPr>
+      <w:r>
+        <w:rPr>
+          <w:sz w:val="24"/>
+        </w:rPr>
+        <w:t>And Part C fixes the code, but only when it can prove that the change is safe.</w:t>
+      </w:r>
+    </w:p>
+    <w:p>
+      <w:pPr>
+        <w:spacing w:after="160"/>
+        <w:ind w:left="360"/>
+      </w:pPr>
+      <w:r>
+        <w:rPr>
+          <w:i/>
+          <w:color w:val="4C5560"/>
+          <w:sz w:val="20"/>
+        </w:rPr>
+        <w:t>Dhe pjesa C e ndreq kodin, por vetëm kur mund ta vërtetojë që ndryshimi është i sigurt.</w:t>
       </w:r>
     </w:p>
     <w:p>
@@ -2269,7 +2319,7 @@
           <w:color w:val="2F6F45"/>
           <w:sz w:val="24"/>
         </w:rPr>
-        <w:t>Every finding also says why, for example: this method has 53 lines, and the limit is 30.</w:t>
+        <w:t>Every finding also says why. For example: this method has 53 lines, and the limit is 30.</w:t>
       </w:r>
     </w:p>
     <w:p>
@@ -2283,7 +2333,7 @@
           <w:color w:val="4C5560"/>
           <w:sz w:val="20"/>
         </w:rPr>
-        <w:t>Çdo gjetje thotë edhe pse, për shembull: kjo metodë ka 53 rreshta, dhe kufiri është 30.</w:t>
+        <w:t>Çdo gjetje thotë edhe pse. Për shembull: kjo metodë ka 53 rreshta, dhe kufiri është 30.</w:t>
       </w:r>
     </w:p>
     <w:p>
@@ -2294,7 +2344,7 @@
         <w:rPr>
           <w:sz w:val="24"/>
         </w:rPr>
-        <w:t>On the right you see the web interface, in plain Albanian, for people who are not experts.</w:t>
+        <w:t>On the right you see the web interface. It explains everything in plain Albanian, so you do not need to be an expert.</w:t>
       </w:r>
     </w:p>
     <w:p>
@@ -2308,7 +2358,7 @@
           <w:color w:val="4C5560"/>
           <w:sz w:val="20"/>
         </w:rPr>
-        <w:t>Djathtas shihni ndërfaqen web, në shqip të thjeshtë, për njerëzit që nuk janë ekspertë.</w:t>
+        <w:t>Djathtas shihni ndërfaqen web. Gjithçka e shpjegon në shqip të thjeshtë, ndaj nuk ke nevojë të jesh ekspert.</w:t>
       </w:r>
     </w:p>
     <w:p>
@@ -2728,7 +2778,7 @@
     </w:p>
     <w:p>
       <w:r>
-        <w:t>Koha: rreth 48 sekonda në versionin e shkurtër, 62 në atë 9-minutësh.</w:t>
+        <w:t>Koha: rreth 58 sekonda në versionin e shkurtër, 73 në atë 9-minutësh.</w:t>
       </w:r>
     </w:p>
     <w:p>
@@ -2819,7 +2869,7 @@
         <w:rPr>
           <w:sz w:val="24"/>
         </w:rPr>
-        <w:t>To test the tool fairly, I need answers from real people.</w:t>
+        <w:t>But a tool is only useful if its answers are right. To check that, I need answers from real people.</w:t>
       </w:r>
     </w:p>
     <w:p>
@@ -2833,7 +2883,7 @@
           <w:color w:val="4C5560"/>
           <w:sz w:val="20"/>
         </w:rPr>
-        <w:t>Për ta provuar mjetin në mënyrë të drejtë, më duhen përgjigje nga njerëz të vërtetë.</w:t>
+        <w:t>Por një mjet vlen vetëm nëse përgjigjet e tij janë të sakta. Për ta kontrolluar këtë, më duhen përgjigje nga njerëz të vërtetë.</w:t>
       </w:r>
     </w:p>
     <w:p>
@@ -2844,7 +2894,7 @@
         <w:rPr>
           <w:sz w:val="24"/>
         </w:rPr>
-        <w:t>I used MLCQ, a public dataset where professional developers judged real Java code.</w:t>
+        <w:t>So I used MLCQ, a public dataset where professional developers judged real Java code.</w:t>
       </w:r>
     </w:p>
     <w:p>
@@ -2858,7 +2908,7 @@
           <w:color w:val="4C5560"/>
           <w:sz w:val="20"/>
         </w:rPr>
-        <w:t>Përdora MLCQ, një bazë publike të dhënash ku programues profesionistë gjykuan kod të vërtetë Java.</w:t>
+        <w:t>Prandaj përdora MLCQ, një bazë publike të dhënash ku programues profesionistë gjykuan kod të vërtetë Java.</w:t>
       </w:r>
     </w:p>
     <w:p>
@@ -2869,7 +2919,7 @@
         <w:rPr>
           <w:sz w:val="24"/>
         </w:rPr>
-        <w:t>In total I have 9,046 pieces of code from 512 open-source projects.</w:t>
+        <w:t>In total, I have 9,046 pieces of code from 512 open-source projects.</w:t>
       </w:r>
     </w:p>
     <w:p>
@@ -2894,7 +2944,7 @@
         <w:rPr>
           <w:sz w:val="24"/>
         </w:rPr>
-        <w:t>A model is never tested on a project it has already seen: it learns from four groups of projects and is tested on the fifth.</w:t>
+        <w:t>And the test is fair: a model is never tested on a project it has already seen. It learns from four groups of projects, and it is tested on the fifth.</w:t>
       </w:r>
     </w:p>
     <w:p>
@@ -2908,7 +2958,7 @@
           <w:color w:val="4C5560"/>
           <w:sz w:val="20"/>
         </w:rPr>
-        <w:t>Një model nuk provohet kurrë mbi një projekt që e ka parë: mëson nga katër grupe projektesh dhe provohet te i pesti.</w:t>
+        <w:t>Dhe prova është e drejtë: një model nuk provohet kurrë mbi një projekt që e ka parë. Mëson nga katër grupe projektesh, dhe provohet te i pesti.</w:t>
       </w:r>
     </w:p>
     <w:p>
@@ -2928,7 +2978,7 @@
           <w:color w:val="2F6F45"/>
           <w:sz w:val="24"/>
         </w:rPr>
-        <w:t>Code from the same project looks very similar, so testing on a project it has seen would be like an exam where you already know the answers.</w:t>
+        <w:t>This matters, because code from the same project looks very similar. Testing on a project it has seen would be like an exam where you already know the answers.</w:t>
       </w:r>
     </w:p>
     <w:p>
@@ -2942,7 +2992,7 @@
           <w:color w:val="4C5560"/>
           <w:sz w:val="20"/>
         </w:rPr>
-        <w:t>Kodi i të njëjtit projekt ngjan shumë, ndaj provimi mbi një projekt të parë do të ishte si një provim ku i di përgjigjet që më parë.</w:t>
+        <w:t>Kjo ka rëndësi, sepse kodi i të njëjtit projekt ngjan shumë. Provimi mbi një projekt të parë do të ishte si një provim ku i di përgjigjet që më parë.</w:t>
       </w:r>
     </w:p>
     <w:p>
@@ -2953,7 +3003,7 @@
         <w:rPr>
           <w:sz w:val="24"/>
         </w:rPr>
-        <w:t>To score the results I use MCC, not simple accuracy.</w:t>
+        <w:t>To score the results, I use MCC, not simple accuracy. Here is why.</w:t>
       </w:r>
     </w:p>
     <w:p>
@@ -2967,7 +3017,7 @@
           <w:color w:val="4C5560"/>
           <w:sz w:val="20"/>
         </w:rPr>
-        <w:t>Për t'i vlerësuar rezultatet përdor MCC-në, jo saktësinë e thjeshtë.</w:t>
+        <w:t>Për t'i vlerësuar rezultatet, përdor MCC-në, jo saktësinë e thjeshtë. Ja pse.</w:t>
       </w:r>
     </w:p>
     <w:p>
@@ -3257,7 +3307,7 @@
     </w:p>
     <w:p>
       <w:r>
-        <w:t>Koha: rreth 46 sekonda në versionin e shkurtër, 62 në atë 9-minutësh.</w:t>
+        <w:t>Koha: rreth 53 sekonda në versionin e shkurtër, 69 në atë 9-minutësh.</w:t>
       </w:r>
     </w:p>
     <w:p>
@@ -3364,7 +3414,7 @@
         <w:rPr>
           <w:sz w:val="24"/>
         </w:rPr>
-        <w:t>Here are the main results.</w:t>
+        <w:t>So, how good are the rules, and can machine learning do better? Here are the main results.</w:t>
       </w:r>
     </w:p>
     <w:p>
@@ -3378,7 +3428,7 @@
           <w:color w:val="4C5560"/>
           <w:sz w:val="20"/>
         </w:rPr>
-        <w:t>Ja rezultatet kryesore.</w:t>
+        <w:t>Pra, sa të mira janë rregullat, dhe a bën më mirë mësimi makinerik? Ja rezultatet kryesore.</w:t>
       </w:r>
     </w:p>
     <w:p>
@@ -3414,7 +3464,7 @@
         <w:rPr>
           <w:sz w:val="24"/>
         </w:rPr>
-        <w:t>Higher is better: zero means guessing, one means perfect.</w:t>
+        <w:t>Higher is better: zero means guessing, and one means perfect.</w:t>
       </w:r>
     </w:p>
     <w:p>
@@ -3428,7 +3478,7 @@
           <w:color w:val="4C5560"/>
           <w:sz w:val="20"/>
         </w:rPr>
-        <w:t>Sa më lart, aq më mirë: zero do të thotë hamendje, një do të thotë përsosmëri.</w:t>
+        <w:t>Sa më lart, aq më mirë: zero do të thotë hamendje, dhe një do të thotë përsosmëri.</w:t>
       </w:r>
     </w:p>
     <w:p>
@@ -3439,7 +3489,7 @@
         <w:rPr>
           <w:sz w:val="24"/>
         </w:rPr>
-        <w:t>The rules are usually right when they raise an alarm, but out of every 100 real smells, they find only 17 to 47.</w:t>
+        <w:t>The rules are usually right when they raise an alarm. But out of every 100 real smells, they find only 17 to 47.</w:t>
       </w:r>
     </w:p>
     <w:p>
@@ -3453,7 +3503,7 @@
           <w:color w:val="4C5560"/>
           <w:sz w:val="20"/>
         </w:rPr>
-        <w:t>Rregullat zakonisht kanë të drejtë kur alarmojnë, por nga çdo 100 erëra të vërteta gjejnë vetëm 17 deri 47.</w:t>
+        <w:t>Rregullat zakonisht kanë të drejtë kur alarmojnë. Por nga çdo 100 erëra të vërteta, gjejnë vetëm 17 deri 47.</w:t>
       </w:r>
     </w:p>
     <w:p>
@@ -4111,7 +4161,7 @@
     </w:p>
     <w:p>
       <w:r>
-        <w:t>Koha: rreth 34 sekonda në versionin e shkurtër, 38 në atë 9-minutësh.</w:t>
+        <w:t>Koha: rreth 40 sekonda në versionin e shkurtër, 43 në atë 9-minutësh.</w:t>
       </w:r>
     </w:p>
     <w:p>
@@ -4194,7 +4244,7 @@
         <w:rPr>
           <w:sz w:val="24"/>
         </w:rPr>
-        <w:t>Why is Feature Envy so hard?</w:t>
+        <w:t>You may ask: why is Feature Envy so hard, even for machine learning?</w:t>
       </w:r>
     </w:p>
     <w:p>
@@ -4208,7 +4258,7 @@
           <w:color w:val="4C5560"/>
           <w:sz w:val="20"/>
         </w:rPr>
-        <w:t>Pse është Feature Envy kaq e vështirë?</w:t>
+        <w:t>Mund të pyesni: pse është Feature Envy kaq e vështirë, edhe për mësimin makinerik?</w:t>
       </w:r>
     </w:p>
     <w:p>
@@ -4219,7 +4269,7 @@
         <w:rPr>
           <w:sz w:val="24"/>
         </w:rPr>
-        <w:t>I looked at code that two developers judged, and checked how often they agree.</w:t>
+        <w:t>To find out, I looked at code that two developers judged, and checked how often they agree.</w:t>
       </w:r>
     </w:p>
     <w:p>
@@ -4233,7 +4283,7 @@
           <w:color w:val="4C5560"/>
           <w:sz w:val="20"/>
         </w:rPr>
-        <w:t>Shikova kodin që e gjykuan dy programues, dhe kontrollova sa shpesh pajtohen.</w:t>
+        <w:t>Për ta gjetur, shikova kodin që e gjykuan dy programues, dhe kontrollova sa shpesh pajtohen.</w:t>
       </w:r>
     </w:p>
     <w:p>
@@ -4503,7 +4553,7 @@
     </w:p>
     <w:p>
       <w:r>
-        <w:t>Koha: rreth 49 sekonda në versionin e shkurtër, 58 në atë 9-minutësh.</w:t>
+        <w:t>Koha: rreth 63 sekonda në versionin e shkurtër, 72 në atë 9-minutësh.</w:t>
       </w:r>
     </w:p>
     <w:p>
@@ -4591,7 +4641,7 @@
         <w:pStyle w:val="ListBullet"/>
       </w:pPr>
       <w:r>
-        <w:t>Te «The other 16…», trego rreshtin e vogël nën shirit, me shumën.</w:t>
+        <w:t>Te «The last 16…», trego rreshtin e vogël nën shirit, me shumën.</w:t>
       </w:r>
     </w:p>
     <w:p>
@@ -4618,7 +4668,7 @@
         <w:rPr>
           <w:sz w:val="24"/>
         </w:rPr>
-        <w:t>Now the third question: can we fix smells automatically?</w:t>
+        <w:t>So much for finding smells. Now the third question: once we find a smell, can the tool fix it?</w:t>
       </w:r>
     </w:p>
     <w:p>
@@ -4632,7 +4682,7 @@
           <w:color w:val="4C5560"/>
           <w:sz w:val="20"/>
         </w:rPr>
-        <w:t>Tani pyetja e tretë: a mund t'i ndreqim erërat automatikisht?</w:t>
+        <w:t>Kaq për gjetjen e erërave. Tani pyetja e tretë: kur e gjejmë një erë, a mund ta ndreqë mjeti?</w:t>
       </w:r>
     </w:p>
     <w:p>
@@ -4643,7 +4693,7 @@
         <w:rPr>
           <w:sz w:val="24"/>
         </w:rPr>
-        <w:t>The tool knows three fixes: split a long method, turn a big if into an early exit, and group many parameters into one object.</w:t>
+        <w:t>The tool knows three fixes: it can split a long method, turn a big if into an early exit, or group many parameters into one object.</w:t>
       </w:r>
     </w:p>
     <w:p>
@@ -4657,7 +4707,7 @@
           <w:color w:val="4C5560"/>
           <w:sz w:val="20"/>
         </w:rPr>
-        <w:t>Mjeti di tri ndreqje: ndan një metodë të gjatë, kthen një if të madh në një dalje të hershme, dhe mbledh shumë parametra në një objekt.</w:t>
+        <w:t>Mjeti di tri ndreqje: mund ta ndajë një metodë të gjatë, ta kthejë një if të madh në një dalje të hershme, ose t'i mbledhë shumë parametra në një objekt.</w:t>
       </w:r>
     </w:p>
     <w:p>
@@ -4718,7 +4768,7 @@
         <w:rPr>
           <w:sz w:val="24"/>
         </w:rPr>
-        <w:t>It refused 12,252, because it could not prove the change was safe, and it always says why.</w:t>
+        <w:t>It refused 12,252, because it could not prove that the change was safe. And it always says why.</w:t>
       </w:r>
     </w:p>
     <w:p>
@@ -4732,7 +4782,7 @@
           <w:color w:val="4C5560"/>
           <w:sz w:val="20"/>
         </w:rPr>
-        <w:t>Refuzoi 12,252, sepse nuk mundi ta vërtetojë që ndryshimi ishte i sigurt, dhe gjithmonë thotë pse.</w:t>
+        <w:t>Refuzoi 12,252, sepse nuk mundi ta vërtetojë që ndryshimi ishte i sigurt. Dhe gjithmonë thotë pse.</w:t>
       </w:r>
     </w:p>
     <w:p>
@@ -4743,7 +4793,7 @@
         <w:rPr>
           <w:sz w:val="24"/>
         </w:rPr>
-        <w:t>The other 16 could not be found again in the file.</w:t>
+        <w:t>The last 16 could not be found again in the file. Together, that makes 15,800.</w:t>
       </w:r>
     </w:p>
     <w:p>
@@ -4757,7 +4807,7 @@
           <w:color w:val="4C5560"/>
           <w:sz w:val="20"/>
         </w:rPr>
-        <w:t>16 të tjerat nuk u gjetën dot sërish në skedar.</w:t>
+        <w:t>16 të fundit nuk u gjetën dot sërish në skedar. Bashkë, bëjnë 15,800.</w:t>
       </w:r>
     </w:p>
     <w:p>
@@ -4768,7 +4818,7 @@
         <w:rPr>
           <w:sz w:val="24"/>
         </w:rPr>
-        <w:t>For me, a refusal is a good result, not a failure.</w:t>
+        <w:t>For me, a refusal is a good result, not a failure. It is better to refuse than to break someone's code.</w:t>
       </w:r>
     </w:p>
     <w:p>
@@ -4782,7 +4832,7 @@
           <w:color w:val="4C5560"/>
           <w:sz w:val="20"/>
         </w:rPr>
-        <w:t>Për mua, refuzimi është rezultat i mirë, jo dështim.</w:t>
+        <w:t>Për mua, refuzimi është rezultat i mirë, jo dështim. Më mirë të refuzosh, se sa ta prishësh kodin e dikujt.</w:t>
       </w:r>
     </w:p>
     <w:p>
@@ -5150,7 +5200,7 @@
     </w:p>
     <w:p>
       <w:r>
-        <w:t>Koha: rreth 52 sekonda në versionin e shkurtër, 66 në atë 9-minutësh.</w:t>
+        <w:t>Koha: rreth 57 sekonda në versionin e shkurtër, 71 në atë 9-minutësh.</w:t>
       </w:r>
     </w:p>
     <w:p>
@@ -5257,7 +5307,7 @@
         <w:rPr>
           <w:sz w:val="24"/>
         </w:rPr>
-        <w:t>How do I know a rewrite is correct? I check it in steps.</w:t>
+        <w:t>But a rewrite is only useful if it is correct. So how do I check that? Step by step.</w:t>
       </w:r>
     </w:p>
     <w:p>
@@ -5271,7 +5321,7 @@
           <w:color w:val="4C5560"/>
           <w:sz w:val="20"/>
         </w:rPr>
-        <w:t>Si e di që një rishkrim është i saktë? E kontrolloj me hapa.</w:t>
+        <w:t>Por një rishkrim vlen vetëm nëse është i saktë. Atëherë, si e kontrolloj? Hap pas hapi.</w:t>
       </w:r>
     </w:p>
     <w:p>
@@ -5282,7 +5332,7 @@
         <w:rPr>
           <w:sz w:val="24"/>
         </w:rPr>
-        <w:t>Before the change, the tool must prove its conditions on the syntax tree, or it refuses.</w:t>
+        <w:t>First, before the change, the tool must prove its conditions on the syntax tree. If it cannot, it refuses.</w:t>
       </w:r>
     </w:p>
     <w:p>
@@ -5296,7 +5346,7 @@
           <w:color w:val="4C5560"/>
           <w:sz w:val="20"/>
         </w:rPr>
-        <w:t>Para ndryshimit, mjeti duhet t'i vërtetojë kushtet e veta mbi pemën e sintaksës, ose refuzon.</w:t>
+        <w:t>Së pari, para ndryshimit, mjeti duhet t'i vërtetojë kushtet e veta mbi pemën e sintaksës. Nëse nuk mundet, refuzon.</w:t>
       </w:r>
     </w:p>
     <w:p>
@@ -5307,7 +5357,7 @@
         <w:rPr>
           <w:sz w:val="24"/>
         </w:rPr>
-        <w:t>After the change, the compiler checks the file: 98 percent pass, and the 58 that fail are never written.</w:t>
+        <w:t>Second, after the change, the compiler checks the file. 98 percent pass, and the 58 that fail are never written.</w:t>
       </w:r>
     </w:p>
     <w:p>
@@ -5321,7 +5371,7 @@
           <w:color w:val="4C5560"/>
           <w:sz w:val="20"/>
         </w:rPr>
-        <w:t>Pas ndryshimit, kompajleri e kontrollon skedarin: 98 për qind kalojnë, dhe ato 58 që dështojnë nuk shkruhen kurrë.</w:t>
+        <w:t>Së dyti, pas ndryshimit, kompajleri e kontrollon skedarin. 98 për qind kalojnë, dhe ato 58 që dështojnë nuk shkruhen kurrë.</w:t>
       </w:r>
     </w:p>
     <w:p>
@@ -5332,7 +5382,7 @@
         <w:rPr>
           <w:sz w:val="24"/>
         </w:rPr>
-        <w:t>Then the smell is measured again: it is gone after 65 percent of the rewrites.</w:t>
+        <w:t>Third, the smell is measured again. It is gone after 65 percent of the rewrites.</w:t>
       </w:r>
     </w:p>
     <w:p>
@@ -5346,7 +5396,7 @@
           <w:color w:val="4C5560"/>
           <w:sz w:val="20"/>
         </w:rPr>
-        <w:t>Pastaj era matet sërish: zhduket pas 65 për qind të rishkrimeve.</w:t>
+        <w:t>Së treti, era matet sërish. Zhduket pas 65 për qind të rishkrimeve.</w:t>
       </w:r>
     </w:p>
     <w:p>
@@ -5366,7 +5416,7 @@
           <w:color w:val="2F6F45"/>
           <w:sz w:val="24"/>
         </w:rPr>
-        <w:t>On a sample of 201 rewrites, I also compiled the whole project: 66 compiled fully, and 2 had an error that the single file had hidden.</w:t>
+        <w:t>I also took a sample of 201 rewrites and compiled the whole project: 66 compiled fully, and 2 had an error that the single file had hidden.</w:t>
       </w:r>
     </w:p>
     <w:p>
@@ -5380,7 +5430,7 @@
           <w:color w:val="4C5560"/>
           <w:sz w:val="20"/>
         </w:rPr>
-        <w:t>Te një mostër prej 201 rishkrimesh, kompilova edhe gjithë projektin: 66 u kompiluan plotësisht, dhe 2 kishin një gabim që skedari i vetëm e kishte fshehur.</w:t>
+        <w:t>Mora edhe një mostër prej 201 rishkrimesh dhe kompilova gjithë projektin: 66 u kompiluan plotësisht, dhe 2 kishin një gabim që skedari i vetëm e kishte fshehur.</w:t>
       </w:r>
     </w:p>
     <w:p>
@@ -5391,7 +5441,7 @@
         <w:rPr>
           <w:sz w:val="24"/>
         </w:rPr>
-        <w:t>Finally, I read 60 rewrites by hand: about 63 percent were acceptable, and one changed the behavior.</w:t>
+        <w:t>Finally, I read 60 rewrites by hand. About 63 percent were acceptable, and one changed the behavior.</w:t>
       </w:r>
     </w:p>
     <w:p>
@@ -5405,7 +5455,7 @@
           <w:color w:val="4C5560"/>
           <w:sz w:val="20"/>
         </w:rPr>
-        <w:t>Në fund, lexova 60 rishkrime me dorë: rreth 63 për qind ishin të pranueshme, dhe 1 e ndryshonte sjelljen.</w:t>
+        <w:t>Në fund, lexova 60 rishkrime me dorë. Rreth 63 për qind ishin të pranueshme, dhe 1 e ndryshonte sjelljen.</w:t>
       </w:r>
     </w:p>
     <w:p>
@@ -5472,7 +5522,7 @@
     </w:p>
     <w:p>
       <w:r>
-        <w:t>Koha: rreth 30 sekonda në versionin e shkurtër, 40 në atë 9-minutësh.</w:t>
+        <w:t>Koha: rreth 35 sekonda në versionin e shkurtër, 45 në atë 9-minutësh.</w:t>
       </w:r>
     </w:p>
     <w:p>
@@ -5563,7 +5613,7 @@
         <w:rPr>
           <w:sz w:val="24"/>
         </w:rPr>
-        <w:t>Here is one real example, from the Apache Geode project.</w:t>
+        <w:t>Let me show you what one of these rewrites looks like. This is real code, from the Apache Geode project.</w:t>
       </w:r>
     </w:p>
     <w:p>
@@ -5577,7 +5627,7 @@
           <w:color w:val="4C5560"/>
           <w:sz w:val="20"/>
         </w:rPr>
-        <w:t>Ja një shembull i vërtetë, nga projekti Apache Geode.</w:t>
+        <w:t>Po ju tregoj si duket një nga këto rishkrime. Ky është kod i vërtetë, nga projekti Apache Geode.</w:t>
       </w:r>
     </w:p>
     <w:p>
@@ -5647,7 +5697,7 @@
           <w:color w:val="2F6F45"/>
           <w:sz w:val="24"/>
         </w:rPr>
-        <w:t>The tool only does this when the method returns nothing and its whole body is one if, without else.</w:t>
+        <w:t>The tool only does this when the method returns nothing, and its whole body is one if, without else.</w:t>
       </w:r>
     </w:p>
     <w:p>
@@ -5661,7 +5711,7 @@
           <w:color w:val="4C5560"/>
           <w:sz w:val="20"/>
         </w:rPr>
-        <w:t>Mjeti e bën këtë vetëm kur metoda nuk kthen asgjë dhe i gjithë trupi i saj është një if, pa else.</w:t>
+        <w:t>Mjeti e bën këtë vetëm kur metoda nuk kthen asgjë, dhe i gjithë trupi i saj është një if, pa else.</w:t>
       </w:r>
     </w:p>
     <w:p>
@@ -5728,7 +5778,7 @@
     </w:p>
     <w:p>
       <w:r>
-        <w:t>Koha: rreth 62 sekonda në versionin e shkurtër, 76 në atë 9-minutësh.</w:t>
+        <w:t>Koha: rreth 70 sekonda në versionin e shkurtër, 85 në atë 9-minutësh.</w:t>
       </w:r>
     </w:p>
     <w:p>
@@ -5792,7 +5842,7 @@
         <w:pStyle w:val="ListBullet"/>
       </w:pPr>
       <w:r>
-        <w:t>Te «So, the three answers», trego Q1, Q2 dhe Q3 me radhë.</w:t>
+        <w:t>Te «My three questions have three answers», trego Q1, Q2 dhe Q3 me radhë.</w:t>
       </w:r>
     </w:p>
     <w:p>
@@ -5800,7 +5850,7 @@
         <w:pStyle w:val="ListBullet"/>
       </w:pPr>
       <w:r>
-        <w:t>Te «In practice…», trego «Why it matters»; te «Next…», «Future research».</w:t>
+        <w:t>Te «Why does this matter in practice?», trego «Why it matters»; te «And what comes next?», «Future research».</w:t>
       </w:r>
     </w:p>
     <w:p>
@@ -5827,7 +5877,7 @@
         <w:rPr>
           <w:sz w:val="24"/>
         </w:rPr>
-        <w:t>So, the three answers.</w:t>
+        <w:t>Let me bring it all together. My three questions have three answers.</w:t>
       </w:r>
     </w:p>
     <w:p>
@@ -5841,7 +5891,7 @@
           <w:color w:val="4C5560"/>
           <w:sz w:val="20"/>
         </w:rPr>
-        <w:t>Pra, tri përgjigjet.</w:t>
+        <w:t>Po i bashkoj të gjitha. Tri pyetjet e mia kanë tri përgjigje.</w:t>
       </w:r>
     </w:p>
     <w:p>
@@ -5927,7 +5977,7 @@
         <w:rPr>
           <w:sz w:val="24"/>
         </w:rPr>
-        <w:t>In practice, published thresholds are a starting point, not a final answer, and an automatic fix is a proposal that a developer reviews.</w:t>
+        <w:t>Why does this matter in practice? Published thresholds are a starting point, not a final answer. And an automatic fix is a proposal that a developer still reviews.</w:t>
       </w:r>
     </w:p>
     <w:p>
@@ -5941,7 +5991,7 @@
           <w:color w:val="4C5560"/>
           <w:sz w:val="20"/>
         </w:rPr>
-        <w:t>Në praktikë, pragjet e botuara janë pikënisje, jo përgjigje përfundimtare, dhe një ndreqje automatike është propozim që programuesi e rishikon.</w:t>
+        <w:t>Pse ka rëndësi kjo në praktikë? Pragjet e botuara janë pikënisje, jo përgjigje përfundimtare. Dhe një ndreqje automatike është propozim që programuesi e rishikon prapë.</w:t>
       </w:r>
     </w:p>
     <w:p>
@@ -5952,7 +6002,7 @@
         <w:rPr>
           <w:sz w:val="24"/>
         </w:rPr>
-        <w:t>Next, I want to run the projects' own tests, support more fixes, and ask other developers to judge the changes.</w:t>
+        <w:t>And what comes next? I want to run the projects' own tests, support more fixes, and ask other developers to judge the changes.</w:t>
       </w:r>
     </w:p>
     <w:p>
@@ -5966,7 +6016,7 @@
           <w:color w:val="4C5560"/>
           <w:sz w:val="20"/>
         </w:rPr>
-        <w:t>Më pas dua t'i ekzekutoj testet e vetë projekteve, të shtoj më shumë ndreqje, dhe t'u kërkoj programuesve të tjerë t'i gjykojnë ndryshimet.</w:t>
+        <w:t>Dhe çka vjen më pas? Dua t'i ekzekutoj testet e vetë projekteve, të shtoj më shumë ndreqje, dhe t'u kërkoj programuesve të tjerë t'i gjykojnë ndryshimet.</w:t>
       </w:r>
     </w:p>
     <w:p>
